--- a/WebContent/docx/肺癌11基因报告-苏州市立医院.docx
+++ b/WebContent/docx/肺癌11基因报告-苏州市立医院.docx
@@ -2470,13 +2470,13 @@
       <w:bookmarkStart w:id="2" w:name="_Toc16449"/>
       <w:bookmarkStart w:id="3" w:name="_Toc20532"/>
       <w:bookmarkStart w:id="4" w:name="_Toc30629"/>
-      <w:bookmarkStart w:id="5" w:name="_Toc15567"/>
-      <w:bookmarkStart w:id="6" w:name="_Toc24686"/>
-      <w:bookmarkStart w:id="7" w:name="_Toc6195"/>
+      <w:bookmarkStart w:id="5" w:name="_Toc6195"/>
+      <w:bookmarkStart w:id="6" w:name="_Toc21253"/>
+      <w:bookmarkStart w:id="7" w:name="_Toc10575"/>
       <w:bookmarkStart w:id="8" w:name="_Toc23010"/>
       <w:bookmarkStart w:id="9" w:name="_Toc13044"/>
-      <w:bookmarkStart w:id="10" w:name="_Toc10575"/>
-      <w:bookmarkStart w:id="11" w:name="_Toc21253"/>
+      <w:bookmarkStart w:id="10" w:name="_Toc15567"/>
+      <w:bookmarkStart w:id="11" w:name="_Toc24686"/>
       <w:r>
         <w:t>样本信息</w:t>
       </w:r>
@@ -2689,6 +2689,7 @@
             <w:insideH w:val="single" w:color="BEBEBE" w:themeColor="background1" w:themeShade="BF" w:sz="4" w:space="0"/>
             <w:insideV w:val="single" w:color="BEBEBE" w:themeColor="background1" w:themeShade="BF" w:sz="4" w:space="0"/>
           </w:tblBorders>
+          <w:shd w:val="clear" w:color="auto" w:fill="FFFFFF" w:themeFill="background1"/>
           <w:tblCellMar>
             <w:top w:w="0" w:type="dxa"/>
             <w:left w:w="108" w:type="dxa"/>
@@ -2832,6 +2833,164 @@
                 <w:lang w:eastAsia="zh-CN"/>
               </w:rPr>
               <w:t>{{ subbarcode }}</w:t>
+            </w:r>
+          </w:p>
+        </w:tc>
+      </w:tr>
+      <w:tr>
+        <w:tblPrEx>
+          <w:tblBorders>
+            <w:top w:val="single" w:color="5A9D46" w:sz="24" w:space="0"/>
+            <w:left w:val="none" w:color="auto" w:sz="0" w:space="0"/>
+            <w:bottom w:val="none" w:color="auto" w:sz="0" w:space="0"/>
+            <w:right w:val="none" w:color="auto" w:sz="0" w:space="0"/>
+            <w:insideH w:val="single" w:color="BEBEBE" w:themeColor="background1" w:themeShade="BF" w:sz="4" w:space="0"/>
+            <w:insideV w:val="single" w:color="BEBEBE" w:themeColor="background1" w:themeShade="BF" w:sz="4" w:space="0"/>
+          </w:tblBorders>
+          <w:shd w:val="clear" w:color="auto" w:fill="FFFFFF" w:themeFill="background1"/>
+          <w:tblCellMar>
+            <w:top w:w="0" w:type="dxa"/>
+            <w:left w:w="108" w:type="dxa"/>
+            <w:bottom w:w="0" w:type="dxa"/>
+            <w:right w:w="108" w:type="dxa"/>
+          </w:tblCellMar>
+        </w:tblPrEx>
+        <w:trPr>
+          <w:trHeight w:val="397" w:hRule="atLeast"/>
+          <w:jc w:val="center"/>
+        </w:trPr>
+        <w:tc>
+          <w:tcPr>
+            <w:tcW w:w="3231" w:type="dxa"/>
+            <w:tcBorders>
+              <w:tl2br w:val="nil"/>
+              <w:tr2bl w:val="nil"/>
+            </w:tcBorders>
+            <w:shd w:val="clear" w:color="auto" w:fill="auto"/>
+            <w:vAlign w:val="center"/>
+          </w:tcPr>
+          <w:p>
+            <w:pPr>
+              <w:jc w:val="both"/>
+              <w:rPr>
+                <w:rFonts w:ascii="Times New Roman" w:hAnsi="Times New Roman" w:eastAsia="微软雅黑" w:cs="Times New Roman"/>
+                <w:bCs/>
+                <w:color w:val="000000"/>
+                <w:sz w:val="21"/>
+                <w:szCs w:val="21"/>
+                <w:lang w:eastAsia="zh-CN"/>
+              </w:rPr>
+            </w:pPr>
+            <w:r>
+              <w:rPr>
+                <w:rFonts w:ascii="Times New Roman" w:hAnsi="Times New Roman" w:eastAsia="微软雅黑" w:cs="Times New Roman"/>
+                <w:bCs/>
+                <w:color w:val="000000"/>
+                <w:sz w:val="21"/>
+                <w:szCs w:val="21"/>
+                <w:lang w:eastAsia="zh-CN"/>
+              </w:rPr>
+              <w:t>年龄：</w:t>
+            </w:r>
+            <w:r>
+              <w:rPr>
+                <w:rFonts w:hint="eastAsia" w:ascii="Times New Roman" w:hAnsi="Times New Roman" w:eastAsia="微软雅黑" w:cs="Times New Roman"/>
+                <w:bCs/>
+                <w:color w:val="000000"/>
+                <w:sz w:val="21"/>
+                <w:szCs w:val="21"/>
+                <w:lang w:eastAsia="zh-CN"/>
+              </w:rPr>
+              <w:t>{{ age }}</w:t>
+            </w:r>
+          </w:p>
+        </w:tc>
+        <w:tc>
+          <w:tcPr>
+            <w:tcW w:w="3323" w:type="dxa"/>
+            <w:tcBorders>
+              <w:tl2br w:val="nil"/>
+              <w:tr2bl w:val="nil"/>
+            </w:tcBorders>
+            <w:shd w:val="clear" w:color="auto" w:fill="auto"/>
+            <w:vAlign w:val="center"/>
+          </w:tcPr>
+          <w:p>
+            <w:pPr>
+              <w:jc w:val="both"/>
+              <w:rPr>
+                <w:rFonts w:ascii="Times New Roman" w:hAnsi="Times New Roman" w:eastAsia="微软雅黑" w:cs="Times New Roman"/>
+                <w:color w:val="000000"/>
+                <w:sz w:val="21"/>
+                <w:szCs w:val="21"/>
+                <w:lang w:eastAsia="zh-CN"/>
+              </w:rPr>
+            </w:pPr>
+            <w:r>
+              <w:rPr>
+                <w:rFonts w:ascii="Times New Roman" w:hAnsi="Times New Roman" w:eastAsia="微软雅黑" w:cs="Times New Roman"/>
+                <w:color w:val="000000"/>
+                <w:sz w:val="21"/>
+                <w:szCs w:val="21"/>
+                <w:lang w:eastAsia="zh-CN"/>
+              </w:rPr>
+              <w:t>送检医生：</w:t>
+            </w:r>
+            <w:r>
+              <w:rPr>
+                <w:rFonts w:hint="eastAsia" w:ascii="Times New Roman" w:hAnsi="Times New Roman" w:eastAsia="微软雅黑" w:cs="Times New Roman"/>
+                <w:color w:val="000000"/>
+                <w:sz w:val="21"/>
+                <w:szCs w:val="21"/>
+                <w:lang w:eastAsia="zh-CN"/>
+              </w:rPr>
+              <w:t>{{ doctorname }}</w:t>
+            </w:r>
+          </w:p>
+        </w:tc>
+        <w:tc>
+          <w:tcPr>
+            <w:tcW w:w="3316" w:type="dxa"/>
+            <w:tcBorders>
+              <w:tl2br w:val="nil"/>
+              <w:tr2bl w:val="nil"/>
+            </w:tcBorders>
+            <w:shd w:val="clear" w:color="auto" w:fill="auto"/>
+            <w:vAlign w:val="center"/>
+          </w:tcPr>
+          <w:p>
+            <w:pPr>
+              <w:jc w:val="both"/>
+              <w:rPr>
+                <w:rFonts w:ascii="Times New Roman" w:hAnsi="Times New Roman" w:eastAsia="微软雅黑" w:cs="Times New Roman"/>
+                <w:bCs/>
+                <w:color w:val="000000"/>
+                <w:sz w:val="21"/>
+                <w:szCs w:val="21"/>
+                <w:lang w:eastAsia="zh-CN"/>
+              </w:rPr>
+            </w:pPr>
+            <w:r>
+              <w:rPr>
+                <w:rFonts w:ascii="Times New Roman" w:hAnsi="Times New Roman" w:eastAsia="微软雅黑" w:cs="Times New Roman"/>
+                <w:bCs/>
+                <w:color w:val="000000"/>
+                <w:sz w:val="21"/>
+                <w:szCs w:val="21"/>
+                <w:lang w:eastAsia="zh-CN"/>
+              </w:rPr>
+              <w:t>门诊/住院号：</w:t>
+            </w:r>
+            <w:r>
+              <w:rPr>
+                <w:rFonts w:hint="eastAsia" w:ascii="Times New Roman" w:hAnsi="Times New Roman" w:eastAsia="微软雅黑" w:cs="Times New Roman"/>
+                <w:bCs/>
+                <w:color w:val="000000"/>
+                <w:sz w:val="21"/>
+                <w:szCs w:val="21"/>
+                <w:lang w:eastAsia="zh-CN"/>
+              </w:rPr>
+              <w:t>{{ room }}</w:t>
             </w:r>
           </w:p>
         </w:tc>
@@ -2888,7 +3047,7 @@
                 <w:szCs w:val="21"/>
                 <w:lang w:eastAsia="zh-CN"/>
               </w:rPr>
-              <w:t>年龄：</w:t>
+              <w:t>联系电话：</w:t>
             </w:r>
             <w:r>
               <w:rPr>
@@ -2899,7 +3058,7 @@
                 <w:szCs w:val="21"/>
                 <w:lang w:eastAsia="zh-CN"/>
               </w:rPr>
-              <w:t>{{ age }}</w:t>
+              <w:t>{{ patient_phone }}</w:t>
             </w:r>
           </w:p>
         </w:tc>
@@ -2932,7 +3091,7 @@
                 <w:szCs w:val="21"/>
                 <w:lang w:eastAsia="zh-CN"/>
               </w:rPr>
-              <w:t>送检医生：</w:t>
+              <w:t>标本类型：</w:t>
             </w:r>
             <w:r>
               <w:rPr>
@@ -2942,7 +3101,7 @@
                 <w:szCs w:val="21"/>
                 <w:lang w:eastAsia="zh-CN"/>
               </w:rPr>
-              <w:t>{{ doctorname }}</w:t>
+              <w:t>{{ specimentype }}</w:t>
             </w:r>
           </w:p>
         </w:tc>
@@ -2977,7 +3136,7 @@
                 <w:szCs w:val="21"/>
                 <w:lang w:eastAsia="zh-CN"/>
               </w:rPr>
-              <w:t>门诊/住院号：</w:t>
+              <w:t>送检时间：</w:t>
             </w:r>
             <w:r>
               <w:rPr>
@@ -2988,7 +3147,7 @@
                 <w:szCs w:val="21"/>
                 <w:lang w:eastAsia="zh-CN"/>
               </w:rPr>
-              <w:t>{{ room }}</w:t>
+              <w:t>{{ commission_date }}</w:t>
             </w:r>
           </w:p>
         </w:tc>
@@ -3018,163 +3177,6 @@
           <w:tcPr>
             <w:tcW w:w="3231" w:type="dxa"/>
             <w:tcBorders>
-              <w:tl2br w:val="nil"/>
-              <w:tr2bl w:val="nil"/>
-            </w:tcBorders>
-            <w:shd w:val="clear" w:color="auto" w:fill="auto"/>
-            <w:vAlign w:val="center"/>
-          </w:tcPr>
-          <w:p>
-            <w:pPr>
-              <w:jc w:val="both"/>
-              <w:rPr>
-                <w:rFonts w:ascii="Times New Roman" w:hAnsi="Times New Roman" w:eastAsia="微软雅黑" w:cs="Times New Roman"/>
-                <w:bCs/>
-                <w:color w:val="000000"/>
-                <w:sz w:val="21"/>
-                <w:szCs w:val="21"/>
-                <w:lang w:eastAsia="zh-CN"/>
-              </w:rPr>
-            </w:pPr>
-            <w:r>
-              <w:rPr>
-                <w:rFonts w:ascii="Times New Roman" w:hAnsi="Times New Roman" w:eastAsia="微软雅黑" w:cs="Times New Roman"/>
-                <w:bCs/>
-                <w:color w:val="000000"/>
-                <w:sz w:val="21"/>
-                <w:szCs w:val="21"/>
-                <w:lang w:eastAsia="zh-CN"/>
-              </w:rPr>
-              <w:t>联系电话：</w:t>
-            </w:r>
-            <w:r>
-              <w:rPr>
-                <w:rFonts w:hint="eastAsia" w:ascii="Times New Roman" w:hAnsi="Times New Roman" w:eastAsia="微软雅黑" w:cs="Times New Roman"/>
-                <w:bCs/>
-                <w:color w:val="000000"/>
-                <w:sz w:val="21"/>
-                <w:szCs w:val="21"/>
-                <w:lang w:eastAsia="zh-CN"/>
-              </w:rPr>
-              <w:t>{{ patient_phone }}</w:t>
-            </w:r>
-          </w:p>
-        </w:tc>
-        <w:tc>
-          <w:tcPr>
-            <w:tcW w:w="3323" w:type="dxa"/>
-            <w:tcBorders>
-              <w:tl2br w:val="nil"/>
-              <w:tr2bl w:val="nil"/>
-            </w:tcBorders>
-            <w:shd w:val="clear" w:color="auto" w:fill="auto"/>
-            <w:vAlign w:val="center"/>
-          </w:tcPr>
-          <w:p>
-            <w:pPr>
-              <w:jc w:val="both"/>
-              <w:rPr>
-                <w:rFonts w:ascii="Times New Roman" w:hAnsi="Times New Roman" w:eastAsia="微软雅黑" w:cs="Times New Roman"/>
-                <w:color w:val="000000"/>
-                <w:sz w:val="21"/>
-                <w:szCs w:val="21"/>
-                <w:lang w:eastAsia="zh-CN"/>
-              </w:rPr>
-            </w:pPr>
-            <w:r>
-              <w:rPr>
-                <w:rFonts w:ascii="Times New Roman" w:hAnsi="Times New Roman" w:eastAsia="微软雅黑" w:cs="Times New Roman"/>
-                <w:color w:val="000000"/>
-                <w:sz w:val="21"/>
-                <w:szCs w:val="21"/>
-                <w:lang w:eastAsia="zh-CN"/>
-              </w:rPr>
-              <w:t>标本类型：</w:t>
-            </w:r>
-            <w:r>
-              <w:rPr>
-                <w:rFonts w:hint="eastAsia" w:ascii="Times New Roman" w:hAnsi="Times New Roman" w:eastAsia="微软雅黑" w:cs="Times New Roman"/>
-                <w:color w:val="000000"/>
-                <w:sz w:val="21"/>
-                <w:szCs w:val="21"/>
-                <w:lang w:eastAsia="zh-CN"/>
-              </w:rPr>
-              <w:t>{{ specimentype }}</w:t>
-            </w:r>
-          </w:p>
-        </w:tc>
-        <w:tc>
-          <w:tcPr>
-            <w:tcW w:w="3316" w:type="dxa"/>
-            <w:tcBorders>
-              <w:tl2br w:val="nil"/>
-              <w:tr2bl w:val="nil"/>
-            </w:tcBorders>
-            <w:shd w:val="clear" w:color="auto" w:fill="auto"/>
-            <w:vAlign w:val="center"/>
-          </w:tcPr>
-          <w:p>
-            <w:pPr>
-              <w:jc w:val="both"/>
-              <w:rPr>
-                <w:rFonts w:ascii="Times New Roman" w:hAnsi="Times New Roman" w:eastAsia="微软雅黑" w:cs="Times New Roman"/>
-                <w:bCs/>
-                <w:color w:val="000000"/>
-                <w:sz w:val="21"/>
-                <w:szCs w:val="21"/>
-                <w:lang w:eastAsia="zh-CN"/>
-              </w:rPr>
-            </w:pPr>
-            <w:r>
-              <w:rPr>
-                <w:rFonts w:ascii="Times New Roman" w:hAnsi="Times New Roman" w:eastAsia="微软雅黑" w:cs="Times New Roman"/>
-                <w:bCs/>
-                <w:color w:val="000000"/>
-                <w:sz w:val="21"/>
-                <w:szCs w:val="21"/>
-                <w:lang w:eastAsia="zh-CN"/>
-              </w:rPr>
-              <w:t>送检时间：</w:t>
-            </w:r>
-            <w:r>
-              <w:rPr>
-                <w:rFonts w:hint="eastAsia" w:ascii="Times New Roman" w:hAnsi="Times New Roman" w:eastAsia="微软雅黑" w:cs="Times New Roman"/>
-                <w:bCs/>
-                <w:color w:val="000000"/>
-                <w:sz w:val="21"/>
-                <w:szCs w:val="21"/>
-                <w:lang w:eastAsia="zh-CN"/>
-              </w:rPr>
-              <w:t>{{ commission_date }}</w:t>
-            </w:r>
-          </w:p>
-        </w:tc>
-      </w:tr>
-      <w:tr>
-        <w:tblPrEx>
-          <w:tblBorders>
-            <w:top w:val="single" w:color="5A9D46" w:sz="24" w:space="0"/>
-            <w:left w:val="none" w:color="auto" w:sz="0" w:space="0"/>
-            <w:bottom w:val="none" w:color="auto" w:sz="0" w:space="0"/>
-            <w:right w:val="none" w:color="auto" w:sz="0" w:space="0"/>
-            <w:insideH w:val="single" w:color="BEBEBE" w:themeColor="background1" w:themeShade="BF" w:sz="4" w:space="0"/>
-            <w:insideV w:val="single" w:color="BEBEBE" w:themeColor="background1" w:themeShade="BF" w:sz="4" w:space="0"/>
-          </w:tblBorders>
-          <w:tblCellMar>
-            <w:top w:w="0" w:type="dxa"/>
-            <w:left w:w="108" w:type="dxa"/>
-            <w:bottom w:w="0" w:type="dxa"/>
-            <w:right w:w="108" w:type="dxa"/>
-          </w:tblCellMar>
-        </w:tblPrEx>
-        <w:trPr>
-          <w:trHeight w:val="397" w:hRule="atLeast"/>
-          <w:jc w:val="center"/>
-        </w:trPr>
-        <w:tc>
-          <w:tcPr>
-            <w:tcW w:w="3231" w:type="dxa"/>
-            <w:tcBorders>
               <w:bottom w:val="single" w:color="A4A4A4" w:sz="4" w:space="0"/>
               <w:tl2br w:val="nil"/>
               <w:tr2bl w:val="nil"/>
@@ -3333,14 +3335,14 @@
         </w:numPr>
         <w:jc w:val="left"/>
       </w:pPr>
-      <w:bookmarkStart w:id="12" w:name="_Toc17451"/>
-      <w:bookmarkStart w:id="13" w:name="_Toc11465"/>
-      <w:bookmarkStart w:id="14" w:name="_Toc18062_WPSOffice_Level1"/>
+      <w:bookmarkStart w:id="12" w:name="_Toc25706"/>
+      <w:bookmarkStart w:id="13" w:name="_Toc17451"/>
+      <w:bookmarkStart w:id="14" w:name="_Toc11465"/>
       <w:bookmarkStart w:id="15" w:name="_Toc11015_WPSOffice_Level1"/>
-      <w:bookmarkStart w:id="16" w:name="_Toc25706"/>
+      <w:bookmarkStart w:id="16" w:name="_Toc18062_WPSOffice_Level1"/>
       <w:bookmarkStart w:id="17" w:name="_Toc19594"/>
-      <w:bookmarkStart w:id="18" w:name="_Toc10518"/>
-      <w:bookmarkStart w:id="19" w:name="_Toc7021_WPSOffice_Level1"/>
+      <w:bookmarkStart w:id="18" w:name="_Toc7021_WPSOffice_Level1"/>
+      <w:bookmarkStart w:id="19" w:name="_Toc10518"/>
       <w:r>
         <w:t>检测项目</w:t>
       </w:r>
@@ -3928,13 +3930,13 @@
       <w:bookmarkStart w:id="23" w:name="_Toc149832727"/>
       <w:bookmarkStart w:id="24" w:name="_Toc11859"/>
       <w:bookmarkStart w:id="25" w:name="_Toc11230"/>
-      <w:bookmarkStart w:id="26" w:name="_Toc25920"/>
-      <w:bookmarkStart w:id="27" w:name="_Toc3871"/>
-      <w:bookmarkStart w:id="28" w:name="_Toc4088"/>
-      <w:bookmarkStart w:id="29" w:name="_Toc1410"/>
-      <w:bookmarkStart w:id="30" w:name="_Toc23369_WPSOffice_Level1"/>
-      <w:bookmarkStart w:id="31" w:name="_Toc6221_WPSOffice_Level1"/>
-      <w:bookmarkStart w:id="32" w:name="_Toc18058"/>
+      <w:bookmarkStart w:id="26" w:name="_Toc4088"/>
+      <w:bookmarkStart w:id="27" w:name="_Toc23369_WPSOffice_Level1"/>
+      <w:bookmarkStart w:id="28" w:name="_Toc1410"/>
+      <w:bookmarkStart w:id="29" w:name="_Toc18058"/>
+      <w:bookmarkStart w:id="30" w:name="_Toc6221_WPSOffice_Level1"/>
+      <w:bookmarkStart w:id="31" w:name="_Toc3871"/>
+      <w:bookmarkStart w:id="32" w:name="_Toc25920"/>
       <w:r>
         <w:rPr>
           <w:rStyle w:val="45"/>
@@ -3988,8 +3990,8 @@
       </w:pPr>
       <w:bookmarkStart w:id="33" w:name="_Toc149826003"/>
       <w:bookmarkStart w:id="34" w:name="_Toc11674"/>
-      <w:bookmarkStart w:id="35" w:name="_Toc149832728"/>
-      <w:bookmarkStart w:id="36" w:name="_Toc28467"/>
+      <w:bookmarkStart w:id="35" w:name="_Toc28467"/>
+      <w:bookmarkStart w:id="36" w:name="_Toc149832728"/>
       <w:r>
         <w:rPr>
           <w:rFonts w:hint="eastAsia"/>
@@ -4047,6 +4049,12 @@
             <w:insideH w:val="single" w:color="A4A4A4" w:sz="4" w:space="0"/>
             <w:insideV w:val="single" w:color="A4A4A4" w:sz="4" w:space="0"/>
           </w:tblBorders>
+          <w:tblCellMar>
+            <w:top w:w="0" w:type="dxa"/>
+            <w:left w:w="0" w:type="dxa"/>
+            <w:bottom w:w="0" w:type="dxa"/>
+            <w:right w:w="0" w:type="dxa"/>
+          </w:tblCellMar>
         </w:tblPrEx>
         <w:trPr>
           <w:trHeight w:val="510" w:hRule="atLeast"/>
@@ -4961,19 +4969,18 @@
           <w:ilvl w:val="0"/>
           <w:numId w:val="0"/>
         </w:numPr>
-        <w:ind w:leftChars="0"/>
         <w:rPr>
           <w:rFonts w:hint="eastAsia" w:ascii="Times New Roman" w:hAnsi="Times New Roman" w:eastAsia="微软雅黑" w:cs="Times New Roman"/>
-          <w:sz w:val="24"/>
-          <w:szCs w:val="24"/>
+          <w:sz w:val="18"/>
+          <w:szCs w:val="18"/>
           <w:lang w:eastAsia="zh-CN"/>
         </w:rPr>
       </w:pPr>
       <w:r>
         <w:rPr>
           <w:rFonts w:hint="eastAsia" w:ascii="Times New Roman" w:hAnsi="Times New Roman" w:eastAsia="微软雅黑" w:cs="Times New Roman"/>
-          <w:sz w:val="24"/>
-          <w:szCs w:val="24"/>
+          <w:sz w:val="18"/>
+          <w:szCs w:val="18"/>
           <w:lang w:eastAsia="zh-CN"/>
         </w:rPr>
         <w:t xml:space="preserve">{% if testedby == </w:t>
@@ -4981,8 +4988,8 @@
       <w:r>
         <w:rPr>
           <w:rFonts w:ascii="Times New Roman" w:hAnsi="Times New Roman" w:eastAsia="微软雅黑" w:cs="Times New Roman"/>
-          <w:sz w:val="24"/>
-          <w:szCs w:val="24"/>
+          <w:sz w:val="18"/>
+          <w:szCs w:val="18"/>
           <w:lang w:eastAsia="zh-CN"/>
         </w:rPr>
         <w:t>“</w:t>
@@ -4990,8 +4997,8 @@
       <w:r>
         <w:rPr>
           <w:rFonts w:hint="eastAsia" w:ascii="Times New Roman" w:hAnsi="Times New Roman" w:eastAsia="微软雅黑" w:cs="Times New Roman"/>
-          <w:sz w:val="24"/>
-          <w:szCs w:val="24"/>
+          <w:sz w:val="18"/>
+          <w:szCs w:val="18"/>
           <w:lang w:eastAsia="zh-CN"/>
         </w:rPr>
         <w:t>1</w:t>
@@ -4999,8 +5006,8 @@
       <w:r>
         <w:rPr>
           <w:rFonts w:ascii="Times New Roman" w:hAnsi="Times New Roman" w:eastAsia="微软雅黑" w:cs="Times New Roman"/>
-          <w:sz w:val="24"/>
-          <w:szCs w:val="24"/>
+          <w:sz w:val="18"/>
+          <w:szCs w:val="18"/>
           <w:lang w:eastAsia="zh-CN"/>
         </w:rPr>
         <w:t>”</w:t>
@@ -5008,8 +5015,8 @@
       <w:r>
         <w:rPr>
           <w:rFonts w:hint="eastAsia" w:ascii="Times New Roman" w:hAnsi="Times New Roman" w:eastAsia="微软雅黑" w:cs="Times New Roman"/>
-          <w:sz w:val="24"/>
-          <w:szCs w:val="24"/>
+          <w:sz w:val="18"/>
+          <w:szCs w:val="18"/>
           <w:lang w:eastAsia="zh-CN"/>
         </w:rPr>
         <w:t xml:space="preserve"> %}</w:t>
@@ -5110,7 +5117,7 @@
             </w:pPr>
             <w:r>
               <w:rPr>
-                <w:sz w:val="18"/>
+                <w:sz w:val="22"/>
               </w:rPr>
               <mc:AlternateContent>
                 <mc:Choice Requires="wpg">
@@ -5118,15 +5125,15 @@
                     <wp:anchor distT="0" distB="0" distL="114300" distR="114300" simplePos="0" relativeHeight="251664384" behindDoc="0" locked="0" layoutInCell="1" allowOverlap="1">
                       <wp:simplePos x="0" y="0"/>
                       <wp:positionH relativeFrom="column">
-                        <wp:posOffset>-366395</wp:posOffset>
+                        <wp:posOffset>-149860</wp:posOffset>
                       </wp:positionH>
                       <wp:positionV relativeFrom="paragraph">
-                        <wp:posOffset>-487680</wp:posOffset>
+                        <wp:posOffset>-505460</wp:posOffset>
                       </wp:positionV>
-                      <wp:extent cx="1442085" cy="1442085"/>
-                      <wp:effectExtent l="0" t="0" r="5715" b="5715"/>
+                      <wp:extent cx="1442720" cy="1442720"/>
+                      <wp:effectExtent l="0" t="0" r="5080" b="5080"/>
                       <wp:wrapNone/>
-                      <wp:docPr id="7" name="组合 7"/>
+                      <wp:docPr id="8" name="组合 8"/>
                       <wp:cNvGraphicFramePr/>
                       <a:graphic xmlns:a="http://schemas.openxmlformats.org/drawingml/2006/main">
                         <a:graphicData uri="http://schemas.microsoft.com/office/word/2010/wordprocessingGroup">
@@ -5135,20 +5142,44 @@
                             <wpg:grpSpPr>
                               <a:xfrm>
                                 <a:off x="0" y="0"/>
-                                <a:ext cx="1442085" cy="1442085"/>
-                                <a:chOff x="3757" y="89141"/>
-                                <a:chExt cx="2271" cy="2271"/>
+                                <a:ext cx="1442720" cy="1442720"/>
+                                <a:chOff x="20702" y="14472"/>
+                                <a:chExt cx="2272" cy="2272"/>
                               </a:xfrm>
                             </wpg:grpSpPr>
                             <pic:pic xmlns:pic="http://schemas.openxmlformats.org/drawingml/2006/picture">
                               <pic:nvPicPr>
-                                <pic:cNvPr id="18" name="图片 8"/>
+                                <pic:cNvPr id="9" name="图片 15" descr="c9514d16fd70679bf0495aeebb03c72d_compress"/>
+                                <pic:cNvPicPr>
+                                  <a:picLocks noChangeAspect="1"/>
+                                </pic:cNvPicPr>
+                              </pic:nvPicPr>
+                              <pic:blipFill>
+                                <a:blip r:embed="rId10"/>
+                                <a:srcRect l="21003" t="56913" r="27176" b="26386"/>
+                                <a:stretch>
+                                  <a:fillRect/>
+                                </a:stretch>
+                              </pic:blipFill>
+                              <pic:spPr>
+                                <a:xfrm>
+                                  <a:off x="21019" y="15216"/>
+                                  <a:ext cx="1550" cy="475"/>
+                                </a:xfrm>
+                                <a:prstGeom prst="rect">
+                                  <a:avLst/>
+                                </a:prstGeom>
+                              </pic:spPr>
+                            </pic:pic>
+                            <pic:pic xmlns:pic="http://schemas.openxmlformats.org/drawingml/2006/picture">
+                              <pic:nvPicPr>
+                                <pic:cNvPr id="18" name="图片 25"/>
                                 <pic:cNvPicPr>
                                   <a:picLocks noChangeAspect="1" noChangeArrowheads="1"/>
                                 </pic:cNvPicPr>
                               </pic:nvPicPr>
                               <pic:blipFill>
-                                <a:blip r:embed="rId10">
+                                <a:blip r:embed="rId11">
                                   <a:extLst>
                                     <a:ext uri="{28A0092B-C50C-407E-A947-70E740481C1C}">
                                       <a14:useLocalDpi xmlns:a14="http://schemas.microsoft.com/office/drawing/2010/main" val="0"/>
@@ -5162,8 +5193,8 @@
                               </pic:blipFill>
                               <pic:spPr>
                                 <a:xfrm>
-                                  <a:off x="3757" y="89141"/>
-                                  <a:ext cx="2271" cy="2271"/>
+                                  <a:off x="20702" y="14472"/>
+                                  <a:ext cx="2273" cy="2273"/>
                                 </a:xfrm>
                                 <a:prstGeom prst="rect">
                                   <a:avLst/>
@@ -5174,44 +5205,6 @@
                                 </a:ln>
                               </pic:spPr>
                             </pic:pic>
-                            <pic:pic xmlns:pic="http://schemas.openxmlformats.org/drawingml/2006/picture">
-                              <pic:nvPicPr>
-                                <pic:cNvPr id="30" name="图片 30" descr="微信图片_20220215110121"/>
-                                <pic:cNvPicPr>
-                                  <a:picLocks noChangeAspect="1"/>
-                                </pic:cNvPicPr>
-                              </pic:nvPicPr>
-                              <pic:blipFill>
-                                <a:blip r:embed="rId11">
-                                  <a:clrChange>
-                                    <a:clrFrom>
-                                      <a:srgbClr val="A09D98">
-                                        <a:alpha val="100000"/>
-                                      </a:srgbClr>
-                                    </a:clrFrom>
-                                    <a:clrTo>
-                                      <a:srgbClr val="A09D98">
-                                        <a:alpha val="100000"/>
-                                        <a:alpha val="0"/>
-                                      </a:srgbClr>
-                                    </a:clrTo>
-                                  </a:clrChange>
-                                  <a:biLevel thresh="50000"/>
-                                </a:blip>
-                                <a:stretch>
-                                  <a:fillRect/>
-                                </a:stretch>
-                              </pic:blipFill>
-                              <pic:spPr>
-                                <a:xfrm>
-                                  <a:off x="4304" y="89723"/>
-                                  <a:ext cx="1234" cy="715"/>
-                                </a:xfrm>
-                                <a:prstGeom prst="rect">
-                                  <a:avLst/>
-                                </a:prstGeom>
-                              </pic:spPr>
-                            </pic:pic>
                           </wpg:wgp>
                         </a:graphicData>
                       </a:graphic>
@@ -5220,18 +5213,18 @@
                 </mc:Choice>
                 <mc:Fallback>
                   <w:pict>
-                    <v:group id="_x0000_s1026" o:spid="_x0000_s1026" o:spt="203" style="position:absolute;left:0pt;margin-left:-28.85pt;margin-top:-38.4pt;height:113.55pt;width:113.55pt;z-index:251664384;mso-width-relative:page;mso-height-relative:page;" coordorigin="3757,89141" coordsize="2271,2271" o:gfxdata="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">
+                    <v:group id="_x0000_s1026" o:spid="_x0000_s1026" o:spt="203" style="position:absolute;left:0pt;margin-left:-11.8pt;margin-top:-39.8pt;height:113.6pt;width:113.6pt;z-index:251664384;mso-width-relative:page;mso-height-relative:page;" coordorigin="20702,14472" coordsize="2272,2272" o:gfxdata="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">
                       <o:lock v:ext="edit" aspectratio="f"/>
-                      <v:shape id="图片 8" o:spid="_x0000_s1026" o:spt="75" type="#_x0000_t75" style="position:absolute;left:3757;top:89141;height:2271;width:2271;" filled="f" o:preferrelative="t" stroked="f" coordsize="21600,21600" o:gfxdata="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">
+                      <v:shape id="图片 15" o:spid="_x0000_s1026" o:spt="75" alt="c9514d16fd70679bf0495aeebb03c72d_compress" type="#_x0000_t75" style="position:absolute;left:21019;top:15216;height:475;width:1550;" filled="f" o:preferrelative="t" stroked="f" coordsize="21600,21600" o:gfxdata="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">
                         <v:fill on="f" focussize="0,0"/>
                         <v:stroke on="f"/>
-                        <v:imagedata r:id="rId10" o:title=""/>
+                        <v:imagedata r:id="rId10" cropleft="13765f" croptop="37299f" cropright="17810f" cropbottom="17292f" o:title=""/>
                         <o:lock v:ext="edit" aspectratio="t"/>
                       </v:shape>
-                      <v:shape id="_x0000_s1026" o:spid="_x0000_s1026" o:spt="75" alt="微信图片_20220215110121" type="#_x0000_t75" style="position:absolute;left:4304;top:89723;height:715;width:1234;" filled="f" o:preferrelative="t" stroked="f" coordsize="21600,21600" o:gfxdata="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">
+                      <v:shape id="图片 25" o:spid="_x0000_s1026" o:spt="75" type="#_x0000_t75" style="position:absolute;left:20702;top:14472;height:2273;width:2273;" filled="f" o:preferrelative="t" stroked="f" coordsize="21600,21600" o:gfxdata="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">
                         <v:fill on="f" focussize="0,0"/>
                         <v:stroke on="f"/>
-                        <v:imagedata r:id="rId11" grayscale="t" bilevel="t" chromakey="#A09D98" o:title=""/>
+                        <v:imagedata r:id="rId11" o:title=""/>
                         <o:lock v:ext="edit" aspectratio="t"/>
                       </v:shape>
                     </v:group>
@@ -5485,12 +5478,30 @@
     <w:p>
       <w:pPr>
         <w:rPr>
+          <w:rFonts w:hint="eastAsia" w:ascii="Times New Roman" w:hAnsi="Times New Roman" w:eastAsia="微软雅黑" w:cs="Times New Roman"/>
+          <w:sz w:val="24"/>
+          <w:szCs w:val="24"/>
+          <w:lang w:eastAsia="zh-CN"/>
+        </w:rPr>
+      </w:pPr>
+      <w:r>
+        <w:rPr>
+          <w:rFonts w:hint="eastAsia" w:ascii="Times New Roman" w:hAnsi="Times New Roman" w:eastAsia="微软雅黑" w:cs="Times New Roman"/>
+          <w:sz w:val="24"/>
+          <w:szCs w:val="24"/>
+          <w:lang w:eastAsia="zh-CN"/>
+        </w:rPr>
+        <w:t xml:space="preserve">{% endif %}{% if testedby == </w:t>
+      </w:r>
+      <w:r>
+        <w:rPr>
           <w:rFonts w:ascii="Times New Roman" w:hAnsi="Times New Roman" w:eastAsia="微软雅黑" w:cs="Times New Roman"/>
           <w:sz w:val="24"/>
           <w:szCs w:val="24"/>
           <w:lang w:eastAsia="zh-CN"/>
         </w:rPr>
-      </w:pPr>
+        <w:t>“</w:t>
+      </w:r>
       <w:r>
         <w:rPr>
           <w:rFonts w:hint="eastAsia" w:ascii="Times New Roman" w:hAnsi="Times New Roman" w:eastAsia="微软雅黑" w:cs="Times New Roman"/>
@@ -5498,7 +5509,7 @@
           <w:szCs w:val="24"/>
           <w:lang w:eastAsia="zh-CN"/>
         </w:rPr>
-        <w:t xml:space="preserve">{% endif %}{% if testedby == </w:t>
+        <w:t>2</w:t>
       </w:r>
       <w:r>
         <w:rPr>
@@ -5507,7 +5518,7 @@
           <w:szCs w:val="24"/>
           <w:lang w:eastAsia="zh-CN"/>
         </w:rPr>
-        <w:t>“</w:t>
+        <w:t>”</w:t>
       </w:r>
       <w:r>
         <w:rPr>
@@ -5516,31 +5527,15 @@
           <w:szCs w:val="24"/>
           <w:lang w:eastAsia="zh-CN"/>
         </w:rPr>
-        <w:t>2</w:t>
-      </w:r>
-      <w:r>
-        <w:rPr>
-          <w:rFonts w:ascii="Times New Roman" w:hAnsi="Times New Roman" w:eastAsia="微软雅黑" w:cs="Times New Roman"/>
-          <w:sz w:val="24"/>
-          <w:szCs w:val="24"/>
-          <w:lang w:eastAsia="zh-CN"/>
-        </w:rPr>
-        <w:t>”</w:t>
-      </w:r>
-      <w:r>
+        <w:t xml:space="preserve"> %}</w:t>
+      </w:r>
+    </w:p>
+    <w:p>
+      <w:pPr>
         <w:rPr>
           <w:rFonts w:hint="eastAsia" w:ascii="Times New Roman" w:hAnsi="Times New Roman" w:eastAsia="微软雅黑" w:cs="Times New Roman"/>
           <w:sz w:val="24"/>
           <w:szCs w:val="24"/>
-          <w:lang w:eastAsia="zh-CN"/>
-        </w:rPr>
-        <w:t xml:space="preserve"> %}</w:t>
-      </w:r>
-    </w:p>
-    <w:p>
-      <w:pPr>
-        <w:rPr>
-          <w:sz w:val="24"/>
           <w:lang w:eastAsia="zh-CN"/>
         </w:rPr>
       </w:pPr>
@@ -5548,7 +5543,9 @@
     <w:p>
       <w:pPr>
         <w:rPr>
+          <w:rFonts w:hint="eastAsia" w:ascii="Times New Roman" w:hAnsi="Times New Roman" w:eastAsia="微软雅黑" w:cs="Times New Roman"/>
           <w:sz w:val="24"/>
+          <w:szCs w:val="24"/>
           <w:lang w:eastAsia="zh-CN"/>
         </w:rPr>
       </w:pPr>
@@ -5632,6 +5629,123 @@
                 <w:szCs w:val="24"/>
               </w:rPr>
             </w:pPr>
+            <w:r>
+              <w:rPr>
+                <w:sz w:val="22"/>
+              </w:rPr>
+              <mc:AlternateContent>
+                <mc:Choice Requires="wpg">
+                  <w:drawing>
+                    <wp:anchor distT="0" distB="0" distL="114300" distR="114300" simplePos="0" relativeHeight="251665408" behindDoc="0" locked="0" layoutInCell="1" allowOverlap="1">
+                      <wp:simplePos x="0" y="0"/>
+                      <wp:positionH relativeFrom="column">
+                        <wp:posOffset>-181610</wp:posOffset>
+                      </wp:positionH>
+                      <wp:positionV relativeFrom="paragraph">
+                        <wp:posOffset>-455295</wp:posOffset>
+                      </wp:positionV>
+                      <wp:extent cx="1442720" cy="1442720"/>
+                      <wp:effectExtent l="0" t="0" r="5080" b="5080"/>
+                      <wp:wrapNone/>
+                      <wp:docPr id="10" name="组合 10"/>
+                      <wp:cNvGraphicFramePr/>
+                      <a:graphic xmlns:a="http://schemas.openxmlformats.org/drawingml/2006/main">
+                        <a:graphicData uri="http://schemas.microsoft.com/office/word/2010/wordprocessingGroup">
+                          <wpg:wgp>
+                            <wpg:cNvGrpSpPr/>
+                            <wpg:grpSpPr>
+                              <a:xfrm>
+                                <a:off x="0" y="0"/>
+                                <a:ext cx="1442720" cy="1442720"/>
+                                <a:chOff x="14555" y="19046"/>
+                                <a:chExt cx="2272" cy="2272"/>
+                              </a:xfrm>
+                            </wpg:grpSpPr>
+                            <pic:pic xmlns:pic="http://schemas.openxmlformats.org/drawingml/2006/picture">
+                              <pic:nvPicPr>
+                                <pic:cNvPr id="19" name="图片 1" descr="24f613a0-66be-430b-9e80-270d3393fac5"/>
+                                <pic:cNvPicPr>
+                                  <a:picLocks noChangeAspect="1"/>
+                                </pic:cNvPicPr>
+                              </pic:nvPicPr>
+                              <pic:blipFill>
+                                <a:blip r:embed="rId12"/>
+                                <a:srcRect l="43292" t="26660" r="21693" b="24394"/>
+                                <a:stretch>
+                                  <a:fillRect/>
+                                </a:stretch>
+                              </pic:blipFill>
+                              <pic:spPr>
+                                <a:xfrm rot="16200000">
+                                  <a:off x="15453" y="19290"/>
+                                  <a:ext cx="506" cy="1327"/>
+                                </a:xfrm>
+                                <a:prstGeom prst="rect">
+                                  <a:avLst/>
+                                </a:prstGeom>
+                              </pic:spPr>
+                            </pic:pic>
+                            <pic:pic xmlns:pic="http://schemas.openxmlformats.org/drawingml/2006/picture">
+                              <pic:nvPicPr>
+                                <pic:cNvPr id="31" name="图片 25"/>
+                                <pic:cNvPicPr>
+                                  <a:picLocks noChangeAspect="1" noChangeArrowheads="1"/>
+                                </pic:cNvPicPr>
+                              </pic:nvPicPr>
+                              <pic:blipFill>
+                                <a:blip r:embed="rId11">
+                                  <a:extLst>
+                                    <a:ext uri="{28A0092B-C50C-407E-A947-70E740481C1C}">
+                                      <a14:useLocalDpi xmlns:a14="http://schemas.microsoft.com/office/drawing/2010/main" val="0"/>
+                                    </a:ext>
+                                  </a:extLst>
+                                </a:blip>
+                                <a:srcRect/>
+                                <a:stretch>
+                                  <a:fillRect/>
+                                </a:stretch>
+                              </pic:blipFill>
+                              <pic:spPr>
+                                <a:xfrm>
+                                  <a:off x="14555" y="19046"/>
+                                  <a:ext cx="2273" cy="2273"/>
+                                </a:xfrm>
+                                <a:prstGeom prst="rect">
+                                  <a:avLst/>
+                                </a:prstGeom>
+                                <a:noFill/>
+                                <a:ln>
+                                  <a:noFill/>
+                                </a:ln>
+                              </pic:spPr>
+                            </pic:pic>
+                          </wpg:wgp>
+                        </a:graphicData>
+                      </a:graphic>
+                    </wp:anchor>
+                  </w:drawing>
+                </mc:Choice>
+                <mc:Fallback>
+                  <w:pict>
+                    <v:group id="_x0000_s1026" o:spid="_x0000_s1026" o:spt="203" style="position:absolute;left:0pt;margin-left:-14.3pt;margin-top:-35.85pt;height:113.6pt;width:113.6pt;z-index:251665408;mso-width-relative:page;mso-height-relative:page;" coordorigin="14555,19046" coordsize="2272,2272" o:gfxdata="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">
+                      <o:lock v:ext="edit" aspectratio="f"/>
+                      <v:shape id="图片 1" o:spid="_x0000_s1026" o:spt="75" alt="24f613a0-66be-430b-9e80-270d3393fac5" type="#_x0000_t75" style="position:absolute;left:15453;top:19290;height:1327;width:506;rotation:-5898240f;" filled="f" o:preferrelative="t" stroked="f" coordsize="21600,21600" o:gfxdata="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">
+                        <v:fill on="f" focussize="0,0"/>
+                        <v:stroke on="f"/>
+                        <v:imagedata r:id="rId12" cropleft="28372f" croptop="17472f" cropright="14217f" cropbottom="15987f" o:title=""/>
+                        <o:lock v:ext="edit" aspectratio="t"/>
+                      </v:shape>
+                      <v:shape id="图片 25" o:spid="_x0000_s1026" o:spt="75" type="#_x0000_t75" style="position:absolute;left:14555;top:19046;height:2273;width:2273;" filled="f" o:preferrelative="t" stroked="f" coordsize="21600,21600" o:gfxdata="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">
+                        <v:fill on="f" focussize="0,0"/>
+                        <v:stroke on="f"/>
+                        <v:imagedata r:id="rId11" o:title=""/>
+                        <o:lock v:ext="edit" aspectratio="t"/>
+                      </v:shape>
+                    </v:group>
+                  </w:pict>
+                </mc:Fallback>
+              </mc:AlternateContent>
+            </w:r>
           </w:p>
         </w:tc>
         <w:tc>
@@ -6045,7 +6159,7 @@
                       <wp:extent cx="1443355" cy="1475740"/>
                       <wp:effectExtent l="0" t="0" r="4445" b="2540"/>
                       <wp:wrapNone/>
-                      <wp:docPr id="14" name="组合 14"/>
+                      <wp:docPr id="11" name="组合 11"/>
                       <wp:cNvGraphicFramePr/>
                       <a:graphic xmlns:a="http://schemas.openxmlformats.org/drawingml/2006/main">
                         <a:graphicData uri="http://schemas.microsoft.com/office/word/2010/wordprocessingGroup">
@@ -6067,7 +6181,7 @@
                                 </pic:cNvPicPr>
                               </pic:nvPicPr>
                               <pic:blipFill>
-                                <a:blip r:embed="rId12">
+                                <a:blip r:embed="rId13">
                                   <a:biLevel thresh="50000"/>
                                 </a:blip>
                                 <a:srcRect l="7865" t="11797" r="5322" b="19074"/>
@@ -6094,7 +6208,7 @@
                                 </pic:cNvPicPr>
                               </pic:nvPicPr>
                               <pic:blipFill>
-                                <a:blip r:embed="rId10">
+                                <a:blip r:embed="rId11">
                                   <a:extLst>
                                     <a:ext uri="{28A0092B-C50C-407E-A947-70E740481C1C}">
                                       <a14:useLocalDpi xmlns:a14="http://schemas.microsoft.com/office/drawing/2010/main" val="0"/>
@@ -6128,18 +6242,18 @@
                 </mc:Choice>
                 <mc:Fallback>
                   <w:pict>
-                    <v:group id="_x0000_s1026" o:spid="_x0000_s1026" o:spt="203" style="position:absolute;left:0pt;margin-left:-30.6pt;margin-top:-36.45pt;height:116.2pt;width:113.65pt;z-index:251662336;mso-width-relative:page;mso-height-relative:page;" coordorigin="3722,92738" coordsize="2273,2273" o:gfxdata="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">
+                    <v:group id="_x0000_s1026" o:spid="_x0000_s1026" o:spt="203" style="position:absolute;left:0pt;margin-left:-30.6pt;margin-top:-36.45pt;height:116.2pt;width:113.65pt;z-index:251662336;mso-width-relative:page;mso-height-relative:page;" coordorigin="3722,92738" coordsize="2273,2273" o:gfxdata="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">
                       <o:lock v:ext="edit" aspectratio="f"/>
                       <v:shape id="图片 59" o:spid="_x0000_s1026" o:spt="75" alt="图片1" type="#_x0000_t75" style="position:absolute;left:4057;top:93343;height:627;width:1468;" filled="f" o:preferrelative="t" stroked="f" coordsize="21600,21600" o:gfxdata="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">
                         <v:fill on="f" focussize="0,0"/>
                         <v:stroke on="f"/>
-                        <v:imagedata r:id="rId12" cropleft="5154f" croptop="7731f" cropright="3488f" cropbottom="12500f" grayscale="t" bilevel="t" o:title=""/>
+                        <v:imagedata r:id="rId13" cropleft="5154f" croptop="7731f" cropright="3488f" cropbottom="12500f" grayscale="t" bilevel="t" o:title=""/>
                         <o:lock v:ext="edit" aspectratio="t"/>
                       </v:shape>
                       <v:shape id="图片 23" o:spid="_x0000_s1026" o:spt="75" type="#_x0000_t75" style="position:absolute;left:3722;top:92738;height:2273;width:2273;" filled="f" o:preferrelative="t" stroked="f" coordsize="21600,21600" o:gfxdata="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">
                         <v:fill on="f" focussize="0,0"/>
                         <v:stroke on="f"/>
-                        <v:imagedata r:id="rId10" o:title=""/>
+                        <v:imagedata r:id="rId11" o:title=""/>
                         <o:lock v:ext="edit" aspectratio="t"/>
                       </v:shape>
                     </v:group>
@@ -6562,7 +6676,7 @@
                       <wp:extent cx="1443355" cy="1443355"/>
                       <wp:effectExtent l="0" t="0" r="4445" b="4445"/>
                       <wp:wrapNone/>
-                      <wp:docPr id="13" name="组合 13"/>
+                      <wp:docPr id="12" name="组合 12"/>
                       <wp:cNvGraphicFramePr/>
                       <a:graphic xmlns:a="http://schemas.openxmlformats.org/drawingml/2006/main">
                         <a:graphicData uri="http://schemas.microsoft.com/office/word/2010/wordprocessingGroup">
@@ -6584,7 +6698,7 @@
                                 </pic:cNvPicPr>
                               </pic:nvPicPr>
                               <pic:blipFill>
-                                <a:blip r:embed="rId13">
+                                <a:blip r:embed="rId14">
                                   <a:clrChange>
                                     <a:clrFrom>
                                       <a:srgbClr val="FFFFFF">
@@ -6619,13 +6733,13 @@
                             </pic:pic>
                             <pic:pic xmlns:pic="http://schemas.openxmlformats.org/drawingml/2006/picture">
                               <pic:nvPicPr>
-                                <pic:cNvPr id="6" name="图片 25"/>
+                                <pic:cNvPr id="16" name="图片 25"/>
                                 <pic:cNvPicPr>
                                   <a:picLocks noChangeAspect="1" noChangeArrowheads="1"/>
                                 </pic:cNvPicPr>
                               </pic:nvPicPr>
                               <pic:blipFill>
-                                <a:blip r:embed="rId10">
+                                <a:blip r:embed="rId11">
                                   <a:extLst>
                                     <a:ext uri="{28A0092B-C50C-407E-A947-70E740481C1C}">
                                       <a14:useLocalDpi xmlns:a14="http://schemas.microsoft.com/office/drawing/2010/main" val="0"/>
@@ -6659,18 +6773,18 @@
                 </mc:Choice>
                 <mc:Fallback>
                   <w:pict>
-                    <v:group id="_x0000_s1026" o:spid="_x0000_s1026" o:spt="203" style="position:absolute;left:0pt;margin-left:-41.05pt;margin-top:-37.2pt;height:113.65pt;width:113.65pt;z-index:251661312;mso-width-relative:page;mso-height-relative:page;" coordorigin="3513,94449" coordsize="2273,2273" o:gfxdata="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">
+                    <v:group id="_x0000_s1026" o:spid="_x0000_s1026" o:spt="203" style="position:absolute;left:0pt;margin-left:-41.05pt;margin-top:-37.2pt;height:113.65pt;width:113.65pt;z-index:251661312;mso-width-relative:page;mso-height-relative:page;" coordorigin="3513,94449" coordsize="2273,2273" o:gfxdata="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">
                       <o:lock v:ext="edit" aspectratio="f"/>
                       <v:shape id="图片 29" o:spid="_x0000_s1026" o:spt="75" alt="IMG_256" type="#_x0000_t75" style="position:absolute;left:4208;top:95052;height:570;width:975;" filled="f" o:preferrelative="t" stroked="f" coordsize="21600,21600" o:gfxdata="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">
                         <v:fill on="f" focussize="0,0"/>
                         <v:stroke on="f"/>
-                        <v:imagedata r:id="rId13" chromakey="#FFFFFF" o:title=""/>
+                        <v:imagedata r:id="rId14" chromakey="#FFFFFF" o:title=""/>
                         <o:lock v:ext="edit" aspectratio="t"/>
                       </v:shape>
-                      <v:shape id="图片 25" o:spid="_x0000_s1026" o:spt="75" type="#_x0000_t75" style="position:absolute;left:3513;top:94449;height:2273;width:2273;" filled="f" o:preferrelative="t" stroked="f" coordsize="21600,21600" o:gfxdata="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">
+                      <v:shape id="图片 25" o:spid="_x0000_s1026" o:spt="75" type="#_x0000_t75" style="position:absolute;left:3513;top:94449;height:2273;width:2273;" filled="f" o:preferrelative="t" stroked="f" coordsize="21600,21600" o:gfxdata="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">
                         <v:fill on="f" focussize="0,0"/>
                         <v:stroke on="f"/>
-                        <v:imagedata r:id="rId10" o:title=""/>
+                        <v:imagedata r:id="rId11" o:title=""/>
                         <o:lock v:ext="edit" aspectratio="t"/>
                       </v:shape>
                     </v:group>
@@ -6986,6 +7100,395 @@
     <w:p>
       <w:pPr>
         <w:rPr>
+          <w:lang w:eastAsia="zh-CN"/>
+        </w:rPr>
+      </w:pPr>
+    </w:p>
+    <w:tbl>
+      <w:tblPr>
+        <w:tblStyle w:val="33"/>
+        <w:tblW w:w="9066" w:type="dxa"/>
+        <w:jc w:val="right"/>
+        <w:tblLayout w:type="fixed"/>
+        <w:tblCellMar>
+          <w:top w:w="0" w:type="dxa"/>
+          <w:left w:w="0" w:type="dxa"/>
+          <w:bottom w:w="0" w:type="dxa"/>
+          <w:right w:w="0" w:type="dxa"/>
+        </w:tblCellMar>
+      </w:tblPr>
+      <w:tblGrid>
+        <w:gridCol w:w="1272"/>
+        <w:gridCol w:w="2306"/>
+        <w:gridCol w:w="1373"/>
+        <w:gridCol w:w="1640"/>
+        <w:gridCol w:w="2475"/>
+      </w:tblGrid>
+      <w:tr>
+        <w:trPr>
+          <w:trHeight w:val="441" w:hRule="exact"/>
+          <w:jc w:val="right"/>
+        </w:trPr>
+        <w:tc>
+          <w:tcPr>
+            <w:tcW w:w="1272" w:type="dxa"/>
+            <w:vAlign w:val="center"/>
+          </w:tcPr>
+          <w:p>
+            <w:pPr>
+              <w:pStyle w:val="22"/>
+              <w:spacing w:before="13"/>
+              <w:ind w:left="13" w:right="95"/>
+              <w:jc w:val="both"/>
+              <w:rPr>
+                <w:rFonts w:ascii="Times New Roman" w:hAnsi="Times New Roman" w:cs="Times New Roman"/>
+                <w:b/>
+                <w:sz w:val="24"/>
+                <w:szCs w:val="24"/>
+              </w:rPr>
+            </w:pPr>
+            <w:r>
+              <w:rPr>
+                <w:rFonts w:ascii="Times New Roman" w:hAnsi="Times New Roman" w:cs="Times New Roman"/>
+                <w:b/>
+                <w:sz w:val="24"/>
+                <w:szCs w:val="24"/>
+              </w:rPr>
+              <w:t>检测人：</w:t>
+            </w:r>
+          </w:p>
+        </w:tc>
+        <w:tc>
+          <w:tcPr>
+            <w:tcW w:w="2306" w:type="dxa"/>
+            <w:vAlign w:val="center"/>
+          </w:tcPr>
+          <w:p>
+            <w:pPr>
+              <w:pStyle w:val="22"/>
+              <w:spacing w:before="13"/>
+              <w:jc w:val="both"/>
+              <w:rPr>
+                <w:rFonts w:ascii="Times New Roman" w:hAnsi="Times New Roman" w:cs="Times New Roman"/>
+                <w:b/>
+                <w:sz w:val="24"/>
+                <w:szCs w:val="24"/>
+              </w:rPr>
+            </w:pPr>
+          </w:p>
+        </w:tc>
+        <w:tc>
+          <w:tcPr>
+            <w:tcW w:w="1373" w:type="dxa"/>
+            <w:vAlign w:val="center"/>
+          </w:tcPr>
+          <w:p>
+            <w:pPr>
+              <w:pStyle w:val="22"/>
+              <w:spacing w:before="13"/>
+              <w:jc w:val="both"/>
+              <w:rPr>
+                <w:rFonts w:ascii="Times New Roman" w:hAnsi="Times New Roman" w:cs="Times New Roman"/>
+                <w:b/>
+                <w:sz w:val="24"/>
+                <w:szCs w:val="24"/>
+              </w:rPr>
+            </w:pPr>
+            <w:r>
+              <w:rPr>
+                <w:rFonts w:hint="eastAsia" w:ascii="Times New Roman" w:hAnsi="Times New Roman" w:cs="Times New Roman"/>
+                <w:b/>
+                <w:sz w:val="24"/>
+                <w:szCs w:val="24"/>
+                <w:lang w:val="en-US" w:eastAsia="zh-CN"/>
+              </w:rPr>
+              <w:t>报告医生</w:t>
+            </w:r>
+            <w:r>
+              <w:rPr>
+                <w:rFonts w:ascii="Times New Roman" w:hAnsi="Times New Roman" w:cs="Times New Roman"/>
+                <w:b/>
+                <w:sz w:val="24"/>
+                <w:szCs w:val="24"/>
+                <w:lang w:eastAsia="zh-CN"/>
+              </w:rPr>
+              <w:t>：</w:t>
+            </w:r>
+          </w:p>
+        </w:tc>
+        <w:tc>
+          <w:tcPr>
+            <w:tcW w:w="1640" w:type="dxa"/>
+            <w:vAlign w:val="center"/>
+          </w:tcPr>
+          <w:p>
+            <w:pPr>
+              <w:pStyle w:val="22"/>
+              <w:spacing w:before="13"/>
+              <w:ind w:right="15"/>
+              <w:jc w:val="both"/>
+              <w:rPr>
+                <w:rFonts w:ascii="Times New Roman" w:hAnsi="Times New Roman" w:cs="Times New Roman"/>
+                <w:b/>
+                <w:sz w:val="24"/>
+                <w:szCs w:val="24"/>
+              </w:rPr>
+            </w:pPr>
+          </w:p>
+        </w:tc>
+        <w:tc>
+          <w:tcPr>
+            <w:tcW w:w="2475" w:type="dxa"/>
+            <w:vAlign w:val="center"/>
+          </w:tcPr>
+          <w:p>
+            <w:pPr>
+              <w:pStyle w:val="22"/>
+              <w:spacing w:before="13"/>
+              <w:ind w:right="15"/>
+              <w:jc w:val="both"/>
+              <w:rPr>
+                <w:rFonts w:hint="eastAsia" w:ascii="Times New Roman" w:hAnsi="Times New Roman" w:eastAsia="宋体" w:cs="Times New Roman"/>
+                <w:b/>
+                <w:sz w:val="24"/>
+                <w:szCs w:val="24"/>
+                <w:lang w:val="en-US" w:eastAsia="zh-CN"/>
+              </w:rPr>
+            </w:pPr>
+            <w:r>
+              <w:rPr>
+                <w:rFonts w:hint="eastAsia" w:ascii="Times New Roman" w:hAnsi="Times New Roman" w:cs="Times New Roman"/>
+                <w:b/>
+                <w:sz w:val="24"/>
+                <w:szCs w:val="24"/>
+                <w:lang w:val="en-US" w:eastAsia="zh-CN"/>
+              </w:rPr>
+              <w:t>审核医生：</w:t>
+            </w:r>
+          </w:p>
+        </w:tc>
+      </w:tr>
+      <w:tr>
+        <w:tblPrEx>
+          <w:tblCellMar>
+            <w:top w:w="0" w:type="dxa"/>
+            <w:left w:w="0" w:type="dxa"/>
+            <w:bottom w:w="0" w:type="dxa"/>
+            <w:right w:w="0" w:type="dxa"/>
+          </w:tblCellMar>
+        </w:tblPrEx>
+        <w:trPr>
+          <w:trHeight w:val="457" w:hRule="exact"/>
+          <w:jc w:val="right"/>
+        </w:trPr>
+        <w:tc>
+          <w:tcPr>
+            <w:tcW w:w="1272" w:type="dxa"/>
+            <w:vAlign w:val="center"/>
+          </w:tcPr>
+          <w:p>
+            <w:pPr>
+              <w:pStyle w:val="22"/>
+              <w:spacing w:line="341" w:lineRule="exact"/>
+              <w:ind w:left="13" w:right="165"/>
+              <w:jc w:val="both"/>
+              <w:rPr>
+                <w:rFonts w:ascii="Times New Roman" w:hAnsi="Times New Roman" w:cs="Times New Roman"/>
+                <w:b/>
+                <w:sz w:val="24"/>
+                <w:szCs w:val="24"/>
+              </w:rPr>
+            </w:pPr>
+            <w:r>
+              <w:rPr>
+                <w:rFonts w:ascii="Times New Roman" w:hAnsi="Times New Roman" w:cs="Times New Roman"/>
+                <w:b/>
+                <w:sz w:val="24"/>
+                <w:szCs w:val="24"/>
+              </w:rPr>
+              <w:t>日</w:t>
+            </w:r>
+            <w:r>
+              <w:rPr>
+                <w:rFonts w:ascii="Times New Roman" w:hAnsi="Times New Roman" w:cs="Times New Roman"/>
+                <w:b/>
+                <w:sz w:val="24"/>
+                <w:szCs w:val="24"/>
+                <w:lang w:eastAsia="zh-CN"/>
+              </w:rPr>
+              <w:t xml:space="preserve">  </w:t>
+            </w:r>
+            <w:r>
+              <w:rPr>
+                <w:rFonts w:ascii="Times New Roman" w:hAnsi="Times New Roman" w:cs="Times New Roman"/>
+                <w:b/>
+                <w:sz w:val="24"/>
+                <w:szCs w:val="24"/>
+              </w:rPr>
+              <w:t>期：</w:t>
+            </w:r>
+          </w:p>
+        </w:tc>
+        <w:tc>
+          <w:tcPr>
+            <w:tcW w:w="2306" w:type="dxa"/>
+            <w:vAlign w:val="center"/>
+          </w:tcPr>
+          <w:p>
+            <w:pPr>
+              <w:pStyle w:val="22"/>
+              <w:spacing w:line="363" w:lineRule="exact"/>
+              <w:jc w:val="both"/>
+              <w:rPr>
+                <w:rFonts w:ascii="Times New Roman" w:hAnsi="Times New Roman" w:cs="Times New Roman"/>
+                <w:sz w:val="24"/>
+                <w:szCs w:val="24"/>
+              </w:rPr>
+            </w:pPr>
+            <w:r>
+              <w:rPr>
+                <w:rFonts w:ascii="Times New Roman" w:hAnsi="Times New Roman" w:cs="Times New Roman"/>
+                <w:kern w:val="2"/>
+                <w:sz w:val="24"/>
+                <w:szCs w:val="24"/>
+                <w:lang w:eastAsia="zh-CN"/>
+              </w:rPr>
+              <w:t>{{ reportdate }}</w:t>
+            </w:r>
+          </w:p>
+        </w:tc>
+        <w:tc>
+          <w:tcPr>
+            <w:tcW w:w="1373" w:type="dxa"/>
+            <w:vAlign w:val="center"/>
+          </w:tcPr>
+          <w:p>
+            <w:pPr>
+              <w:pStyle w:val="22"/>
+              <w:spacing w:line="341" w:lineRule="exact"/>
+              <w:jc w:val="both"/>
+              <w:rPr>
+                <w:rFonts w:ascii="Times New Roman" w:hAnsi="Times New Roman" w:cs="Times New Roman"/>
+                <w:b/>
+                <w:sz w:val="24"/>
+                <w:szCs w:val="24"/>
+              </w:rPr>
+            </w:pPr>
+          </w:p>
+        </w:tc>
+        <w:tc>
+          <w:tcPr>
+            <w:tcW w:w="1640" w:type="dxa"/>
+            <w:vAlign w:val="center"/>
+          </w:tcPr>
+          <w:p>
+            <w:pPr>
+              <w:pStyle w:val="22"/>
+              <w:spacing w:line="363" w:lineRule="exact"/>
+              <w:ind w:right="15"/>
+              <w:jc w:val="both"/>
+              <w:rPr>
+                <w:rFonts w:ascii="Times New Roman" w:hAnsi="Times New Roman" w:cs="Times New Roman"/>
+                <w:sz w:val="24"/>
+                <w:szCs w:val="24"/>
+              </w:rPr>
+            </w:pPr>
+          </w:p>
+        </w:tc>
+        <w:tc>
+          <w:tcPr>
+            <w:tcW w:w="2475" w:type="dxa"/>
+            <w:vAlign w:val="center"/>
+          </w:tcPr>
+          <w:p>
+            <w:pPr>
+              <w:pStyle w:val="22"/>
+              <w:spacing w:line="363" w:lineRule="exact"/>
+              <w:ind w:right="15"/>
+              <w:jc w:val="both"/>
+              <w:rPr>
+                <w:rFonts w:ascii="Times New Roman" w:hAnsi="Times New Roman" w:cs="Times New Roman"/>
+                <w:kern w:val="2"/>
+                <w:sz w:val="24"/>
+                <w:szCs w:val="24"/>
+                <w:lang w:eastAsia="zh-CN"/>
+              </w:rPr>
+            </w:pPr>
+          </w:p>
+        </w:tc>
+      </w:tr>
+    </w:tbl>
+    <w:p>
+      <w:pPr>
+        <w:rPr>
+          <w:rFonts w:ascii="Times New Roman" w:hAnsi="Times New Roman" w:eastAsia="微软雅黑" w:cs="Times New Roman"/>
+          <w:sz w:val="24"/>
+          <w:szCs w:val="24"/>
+          <w:lang w:eastAsia="zh-CN"/>
+        </w:rPr>
+      </w:pPr>
+      <w:r>
+        <w:rPr>
+          <w:rFonts w:hint="eastAsia" w:ascii="Times New Roman" w:hAnsi="Times New Roman" w:eastAsia="微软雅黑" w:cs="Times New Roman"/>
+          <w:sz w:val="24"/>
+          <w:szCs w:val="24"/>
+          <w:lang w:eastAsia="zh-CN"/>
+        </w:rPr>
+        <w:t xml:space="preserve">{% endif %}{% if testedby == </w:t>
+      </w:r>
+      <w:r>
+        <w:rPr>
+          <w:rFonts w:ascii="Times New Roman" w:hAnsi="Times New Roman" w:eastAsia="微软雅黑" w:cs="Times New Roman"/>
+          <w:sz w:val="24"/>
+          <w:szCs w:val="24"/>
+          <w:lang w:eastAsia="zh-CN"/>
+        </w:rPr>
+        <w:t>“</w:t>
+      </w:r>
+      <w:r>
+        <w:rPr>
+          <w:rFonts w:hint="eastAsia" w:ascii="Times New Roman" w:hAnsi="Times New Roman" w:eastAsia="微软雅黑" w:cs="Times New Roman"/>
+          <w:sz w:val="24"/>
+          <w:szCs w:val="24"/>
+          <w:lang w:eastAsia="zh-CN"/>
+        </w:rPr>
+        <w:t>6</w:t>
+      </w:r>
+      <w:r>
+        <w:rPr>
+          <w:rFonts w:ascii="Times New Roman" w:hAnsi="Times New Roman" w:eastAsia="微软雅黑" w:cs="Times New Roman"/>
+          <w:sz w:val="24"/>
+          <w:szCs w:val="24"/>
+          <w:lang w:eastAsia="zh-CN"/>
+        </w:rPr>
+        <w:t>”</w:t>
+      </w:r>
+      <w:r>
+        <w:rPr>
+          <w:rFonts w:hint="eastAsia" w:ascii="Times New Roman" w:hAnsi="Times New Roman" w:eastAsia="微软雅黑" w:cs="Times New Roman"/>
+          <w:sz w:val="24"/>
+          <w:szCs w:val="24"/>
+          <w:lang w:eastAsia="zh-CN"/>
+        </w:rPr>
+        <w:t xml:space="preserve"> %}</w:t>
+      </w:r>
+    </w:p>
+    <w:p>
+      <w:pPr>
+        <w:rPr>
+          <w:rFonts w:ascii="Times New Roman" w:hAnsi="Times New Roman" w:eastAsia="微软雅黑" w:cs="Times New Roman"/>
+          <w:sz w:val="24"/>
+          <w:szCs w:val="24"/>
+          <w:lang w:eastAsia="zh-CN"/>
+        </w:rPr>
+      </w:pPr>
+    </w:p>
+    <w:p>
+      <w:pPr>
+        <w:rPr>
+          <w:rFonts w:ascii="Times New Roman" w:hAnsi="Times New Roman" w:eastAsia="微软雅黑" w:cs="Times New Roman"/>
+          <w:sz w:val="24"/>
+          <w:szCs w:val="24"/>
           <w:lang w:eastAsia="zh-CN"/>
         </w:rPr>
       </w:pPr>
@@ -7315,30 +7818,12 @@
     <w:p>
       <w:pPr>
         <w:rPr>
-          <w:rFonts w:ascii="Times New Roman" w:hAnsi="Times New Roman" w:eastAsia="微软雅黑" w:cs="Times New Roman"/>
-          <w:sz w:val="24"/>
-          <w:szCs w:val="24"/>
-          <w:lang w:eastAsia="zh-CN"/>
-        </w:rPr>
-      </w:pPr>
-      <w:r>
-        <w:rPr>
           <w:rFonts w:hint="eastAsia" w:ascii="Times New Roman" w:hAnsi="Times New Roman" w:eastAsia="微软雅黑" w:cs="Times New Roman"/>
           <w:sz w:val="24"/>
           <w:szCs w:val="24"/>
           <w:lang w:eastAsia="zh-CN"/>
         </w:rPr>
-        <w:t xml:space="preserve">{% endif %}{% if testedby == </w:t>
-      </w:r>
-      <w:r>
-        <w:rPr>
-          <w:rFonts w:ascii="Times New Roman" w:hAnsi="Times New Roman" w:eastAsia="微软雅黑" w:cs="Times New Roman"/>
-          <w:sz w:val="24"/>
-          <w:szCs w:val="24"/>
-          <w:lang w:eastAsia="zh-CN"/>
-        </w:rPr>
-        <w:t>“</w:t>
-      </w:r>
+      </w:pPr>
       <w:r>
         <w:rPr>
           <w:rFonts w:hint="eastAsia" w:ascii="Times New Roman" w:hAnsi="Times New Roman" w:eastAsia="微软雅黑" w:cs="Times New Roman"/>
@@ -7346,532 +7831,20 @@
           <w:szCs w:val="24"/>
           <w:lang w:eastAsia="zh-CN"/>
         </w:rPr>
-        <w:t>6</w:t>
-      </w:r>
-      <w:r>
-        <w:rPr>
-          <w:rFonts w:ascii="Times New Roman" w:hAnsi="Times New Roman" w:eastAsia="微软雅黑" w:cs="Times New Roman"/>
-          <w:sz w:val="24"/>
-          <w:szCs w:val="24"/>
-          <w:lang w:eastAsia="zh-CN"/>
-        </w:rPr>
-        <w:t>”</w:t>
-      </w:r>
-      <w:r>
+        <w:t>{% endif %}</w:t>
+      </w:r>
+    </w:p>
+    <w:p>
+      <w:pPr>
         <w:rPr>
           <w:rFonts w:hint="eastAsia" w:ascii="Times New Roman" w:hAnsi="Times New Roman" w:eastAsia="微软雅黑" w:cs="Times New Roman"/>
           <w:sz w:val="24"/>
           <w:szCs w:val="24"/>
-          <w:lang w:eastAsia="zh-CN"/>
-        </w:rPr>
-        <w:t xml:space="preserve"> %}</w:t>
-      </w:r>
-    </w:p>
-    <w:p>
-      <w:pPr>
-        <w:rPr>
-          <w:rFonts w:ascii="Times New Roman" w:hAnsi="Times New Roman" w:eastAsia="微软雅黑" w:cs="Times New Roman"/>
-          <w:sz w:val="24"/>
-          <w:szCs w:val="24"/>
-          <w:lang w:eastAsia="zh-CN"/>
+          <w:lang w:val="en-US" w:eastAsia="zh-CN"/>
         </w:rPr>
       </w:pPr>
-    </w:p>
-    <w:p>
-      <w:pPr>
-        <w:rPr>
-          <w:rFonts w:ascii="Times New Roman" w:hAnsi="Times New Roman" w:eastAsia="微软雅黑" w:cs="Times New Roman"/>
-          <w:sz w:val="24"/>
-          <w:szCs w:val="24"/>
-          <w:lang w:eastAsia="zh-CN"/>
-        </w:rPr>
-      </w:pPr>
-    </w:p>
-    <w:tbl>
-      <w:tblPr>
-        <w:tblStyle w:val="33"/>
-        <w:tblW w:w="9066" w:type="dxa"/>
-        <w:jc w:val="right"/>
-        <w:tblLayout w:type="fixed"/>
-        <w:tblCellMar>
-          <w:top w:w="0" w:type="dxa"/>
-          <w:left w:w="0" w:type="dxa"/>
-          <w:bottom w:w="0" w:type="dxa"/>
-          <w:right w:w="0" w:type="dxa"/>
-        </w:tblCellMar>
-      </w:tblPr>
-      <w:tblGrid>
-        <w:gridCol w:w="1272"/>
-        <w:gridCol w:w="2306"/>
-        <w:gridCol w:w="1373"/>
-        <w:gridCol w:w="1640"/>
-        <w:gridCol w:w="2475"/>
-      </w:tblGrid>
-      <w:tr>
-        <w:tblPrEx>
-          <w:tblCellMar>
-            <w:top w:w="0" w:type="dxa"/>
-            <w:left w:w="0" w:type="dxa"/>
-            <w:bottom w:w="0" w:type="dxa"/>
-            <w:right w:w="0" w:type="dxa"/>
-          </w:tblCellMar>
-        </w:tblPrEx>
-        <w:trPr>
-          <w:trHeight w:val="441" w:hRule="exact"/>
-          <w:jc w:val="right"/>
-        </w:trPr>
-        <w:tc>
-          <w:tcPr>
-            <w:tcW w:w="1272" w:type="dxa"/>
-            <w:vAlign w:val="center"/>
-          </w:tcPr>
-          <w:p>
-            <w:pPr>
-              <w:pStyle w:val="22"/>
-              <w:spacing w:before="13"/>
-              <w:ind w:left="13" w:right="95"/>
-              <w:jc w:val="both"/>
-              <w:rPr>
-                <w:rFonts w:ascii="Times New Roman" w:hAnsi="Times New Roman" w:cs="Times New Roman"/>
-                <w:b/>
-                <w:sz w:val="24"/>
-                <w:szCs w:val="24"/>
-              </w:rPr>
-            </w:pPr>
-            <w:r>
-              <w:rPr>
-                <w:rFonts w:ascii="Times New Roman" w:hAnsi="Times New Roman" w:cs="Times New Roman"/>
-                <w:b/>
-                <w:sz w:val="24"/>
-                <w:szCs w:val="24"/>
-              </w:rPr>
-              <w:t>检测人：</w:t>
-            </w:r>
-          </w:p>
-        </w:tc>
-        <w:tc>
-          <w:tcPr>
-            <w:tcW w:w="2306" w:type="dxa"/>
-            <w:vAlign w:val="center"/>
-          </w:tcPr>
-          <w:p>
-            <w:pPr>
-              <w:pStyle w:val="22"/>
-              <w:spacing w:before="13"/>
-              <w:jc w:val="both"/>
-              <w:rPr>
-                <w:rFonts w:ascii="Times New Roman" w:hAnsi="Times New Roman" w:cs="Times New Roman"/>
-                <w:b/>
-                <w:sz w:val="24"/>
-                <w:szCs w:val="24"/>
-              </w:rPr>
-            </w:pPr>
-            <w:r>
-              <w:rPr>
-                <w:sz w:val="24"/>
-              </w:rPr>
-              <mc:AlternateContent>
-                <mc:Choice Requires="wpg">
-                  <w:drawing>
-                    <wp:anchor distT="0" distB="0" distL="114300" distR="114300" simplePos="0" relativeHeight="251663360" behindDoc="0" locked="0" layoutInCell="1" allowOverlap="1">
-                      <wp:simplePos x="0" y="0"/>
-                      <wp:positionH relativeFrom="column">
-                        <wp:posOffset>-563245</wp:posOffset>
-                      </wp:positionH>
-                      <wp:positionV relativeFrom="paragraph">
-                        <wp:posOffset>-597535</wp:posOffset>
-                      </wp:positionV>
-                      <wp:extent cx="1443355" cy="1443355"/>
-                      <wp:effectExtent l="0" t="0" r="4445" b="4445"/>
-                      <wp:wrapNone/>
-                      <wp:docPr id="15" name="组合 15"/>
-                      <wp:cNvGraphicFramePr/>
-                      <a:graphic xmlns:a="http://schemas.openxmlformats.org/drawingml/2006/main">
-                        <a:graphicData uri="http://schemas.microsoft.com/office/word/2010/wordprocessingGroup">
-                          <wpg:wgp>
-                            <wpg:cNvGrpSpPr/>
-                            <wpg:grpSpPr>
-                              <a:xfrm>
-                                <a:off x="0" y="0"/>
-                                <a:ext cx="1443355" cy="1443355"/>
-                                <a:chOff x="3447" y="97780"/>
-                                <a:chExt cx="2273" cy="2273"/>
-                              </a:xfrm>
-                            </wpg:grpSpPr>
-                            <pic:pic xmlns:pic="http://schemas.openxmlformats.org/drawingml/2006/picture">
-                              <pic:nvPicPr>
-                                <pic:cNvPr id="50" name="图片 1" descr="IMG_256"/>
-                                <pic:cNvPicPr>
-                                  <a:picLocks noChangeAspect="1"/>
-                                </pic:cNvPicPr>
-                              </pic:nvPicPr>
-                              <pic:blipFill>
-                                <a:blip r:embed="rId14">
-                                  <a:clrChange>
-                                    <a:clrFrom>
-                                      <a:srgbClr val="AAA9A5">
-                                        <a:alpha val="100000"/>
-                                      </a:srgbClr>
-                                    </a:clrFrom>
-                                    <a:clrTo>
-                                      <a:srgbClr val="AAA9A5">
-                                        <a:alpha val="100000"/>
-                                        <a:alpha val="0"/>
-                                      </a:srgbClr>
-                                    </a:clrTo>
-                                  </a:clrChange>
-                                </a:blip>
-                                <a:srcRect l="27431" t="30452" r="31962" b="18126"/>
-                                <a:stretch>
-                                  <a:fillRect/>
-                                </a:stretch>
-                              </pic:blipFill>
-                              <pic:spPr>
-                                <a:xfrm>
-                                  <a:off x="4190" y="98395"/>
-                                  <a:ext cx="781" cy="989"/>
-                                </a:xfrm>
-                                <a:prstGeom prst="rect">
-                                  <a:avLst/>
-                                </a:prstGeom>
-                                <a:noFill/>
-                                <a:ln w="9525">
-                                  <a:noFill/>
-                                </a:ln>
-                              </pic:spPr>
-                            </pic:pic>
-                            <pic:pic xmlns:pic="http://schemas.openxmlformats.org/drawingml/2006/picture">
-                              <pic:nvPicPr>
-                                <pic:cNvPr id="11" name="图片 25"/>
-                                <pic:cNvPicPr>
-                                  <a:picLocks noChangeAspect="1" noChangeArrowheads="1"/>
-                                </pic:cNvPicPr>
-                              </pic:nvPicPr>
-                              <pic:blipFill>
-                                <a:blip r:embed="rId10">
-                                  <a:extLst>
-                                    <a:ext uri="{28A0092B-C50C-407E-A947-70E740481C1C}">
-                                      <a14:useLocalDpi xmlns:a14="http://schemas.microsoft.com/office/drawing/2010/main" val="0"/>
-                                    </a:ext>
-                                  </a:extLst>
-                                </a:blip>
-                                <a:srcRect/>
-                                <a:stretch>
-                                  <a:fillRect/>
-                                </a:stretch>
-                              </pic:blipFill>
-                              <pic:spPr>
-                                <a:xfrm>
-                                  <a:off x="3447" y="97780"/>
-                                  <a:ext cx="2273" cy="2273"/>
-                                </a:xfrm>
-                                <a:prstGeom prst="rect">
-                                  <a:avLst/>
-                                </a:prstGeom>
-                                <a:noFill/>
-                                <a:ln>
-                                  <a:noFill/>
-                                </a:ln>
-                              </pic:spPr>
-                            </pic:pic>
-                          </wpg:wgp>
-                        </a:graphicData>
-                      </a:graphic>
-                    </wp:anchor>
-                  </w:drawing>
-                </mc:Choice>
-                <mc:Fallback>
-                  <w:pict>
-                    <v:group id="_x0000_s1026" o:spid="_x0000_s1026" o:spt="203" style="position:absolute;left:0pt;margin-left:-44.35pt;margin-top:-47.05pt;height:113.65pt;width:113.65pt;z-index:251663360;mso-width-relative:page;mso-height-relative:page;" coordorigin="3447,97780" coordsize="2273,2273" o:gfxdata="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">
-                      <o:lock v:ext="edit" aspectratio="f"/>
-                      <v:shape id="图片 1" o:spid="_x0000_s1026" o:spt="75" alt="IMG_256" type="#_x0000_t75" style="position:absolute;left:4190;top:98395;height:989;width:781;" filled="f" o:preferrelative="t" stroked="f" coordsize="21600,21600" o:gfxdata="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">
-                        <v:fill on="f" focussize="0,0"/>
-                        <v:stroke on="f"/>
-                        <v:imagedata r:id="rId14" cropleft="17977f" croptop="19957f" cropright="20947f" cropbottom="11879f" chromakey="#AAA9A5" o:title=""/>
-                        <o:lock v:ext="edit" aspectratio="t"/>
-                      </v:shape>
-                      <v:shape id="图片 25" o:spid="_x0000_s1026" o:spt="75" type="#_x0000_t75" style="position:absolute;left:3447;top:97780;height:2273;width:2273;" filled="f" o:preferrelative="t" stroked="f" coordsize="21600,21600" o:gfxdata="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">
-                        <v:fill on="f" focussize="0,0"/>
-                        <v:stroke on="f"/>
-                        <v:imagedata r:id="rId10" o:title=""/>
-                        <o:lock v:ext="edit" aspectratio="t"/>
-                      </v:shape>
-                    </v:group>
-                  </w:pict>
-                </mc:Fallback>
-              </mc:AlternateContent>
-            </w:r>
-          </w:p>
-        </w:tc>
-        <w:tc>
-          <w:tcPr>
-            <w:tcW w:w="1373" w:type="dxa"/>
-            <w:vAlign w:val="center"/>
-          </w:tcPr>
-          <w:p>
-            <w:pPr>
-              <w:pStyle w:val="22"/>
-              <w:spacing w:before="13"/>
-              <w:jc w:val="both"/>
-              <w:rPr>
-                <w:rFonts w:ascii="Times New Roman" w:hAnsi="Times New Roman" w:cs="Times New Roman"/>
-                <w:b/>
-                <w:sz w:val="24"/>
-                <w:szCs w:val="24"/>
-              </w:rPr>
-            </w:pPr>
-            <w:r>
-              <w:rPr>
-                <w:rFonts w:hint="eastAsia" w:ascii="Times New Roman" w:hAnsi="Times New Roman" w:cs="Times New Roman"/>
-                <w:b/>
-                <w:sz w:val="24"/>
-                <w:szCs w:val="24"/>
-                <w:lang w:val="en-US" w:eastAsia="zh-CN"/>
-              </w:rPr>
-              <w:t>报告医生</w:t>
-            </w:r>
-            <w:r>
-              <w:rPr>
-                <w:rFonts w:ascii="Times New Roman" w:hAnsi="Times New Roman" w:cs="Times New Roman"/>
-                <w:b/>
-                <w:sz w:val="24"/>
-                <w:szCs w:val="24"/>
-                <w:lang w:eastAsia="zh-CN"/>
-              </w:rPr>
-              <w:t>：</w:t>
-            </w:r>
-          </w:p>
-        </w:tc>
-        <w:tc>
-          <w:tcPr>
-            <w:tcW w:w="1640" w:type="dxa"/>
-            <w:vAlign w:val="center"/>
-          </w:tcPr>
-          <w:p>
-            <w:pPr>
-              <w:pStyle w:val="22"/>
-              <w:spacing w:before="13"/>
-              <w:ind w:right="15"/>
-              <w:jc w:val="both"/>
-              <w:rPr>
-                <w:rFonts w:ascii="Times New Roman" w:hAnsi="Times New Roman" w:cs="Times New Roman"/>
-                <w:b/>
-                <w:sz w:val="24"/>
-                <w:szCs w:val="24"/>
-              </w:rPr>
-            </w:pPr>
-          </w:p>
-        </w:tc>
-        <w:tc>
-          <w:tcPr>
-            <w:tcW w:w="2475" w:type="dxa"/>
-            <w:vAlign w:val="center"/>
-          </w:tcPr>
-          <w:p>
-            <w:pPr>
-              <w:pStyle w:val="22"/>
-              <w:spacing w:before="13"/>
-              <w:ind w:right="15"/>
-              <w:jc w:val="both"/>
-              <w:rPr>
-                <w:rFonts w:hint="eastAsia" w:ascii="Times New Roman" w:hAnsi="Times New Roman" w:eastAsia="宋体" w:cs="Times New Roman"/>
-                <w:b/>
-                <w:sz w:val="24"/>
-                <w:szCs w:val="24"/>
-                <w:lang w:val="en-US" w:eastAsia="zh-CN"/>
-              </w:rPr>
-            </w:pPr>
-            <w:r>
-              <w:rPr>
-                <w:rFonts w:hint="eastAsia" w:ascii="Times New Roman" w:hAnsi="Times New Roman" w:cs="Times New Roman"/>
-                <w:b/>
-                <w:sz w:val="24"/>
-                <w:szCs w:val="24"/>
-                <w:lang w:val="en-US" w:eastAsia="zh-CN"/>
-              </w:rPr>
-              <w:t>审核医生：</w:t>
-            </w:r>
-          </w:p>
-        </w:tc>
-      </w:tr>
-      <w:tr>
-        <w:tblPrEx>
-          <w:tblCellMar>
-            <w:top w:w="0" w:type="dxa"/>
-            <w:left w:w="0" w:type="dxa"/>
-            <w:bottom w:w="0" w:type="dxa"/>
-            <w:right w:w="0" w:type="dxa"/>
-          </w:tblCellMar>
-        </w:tblPrEx>
-        <w:trPr>
-          <w:trHeight w:val="457" w:hRule="exact"/>
-          <w:jc w:val="right"/>
-        </w:trPr>
-        <w:tc>
-          <w:tcPr>
-            <w:tcW w:w="1272" w:type="dxa"/>
-            <w:vAlign w:val="center"/>
-          </w:tcPr>
-          <w:p>
-            <w:pPr>
-              <w:pStyle w:val="22"/>
-              <w:spacing w:line="341" w:lineRule="exact"/>
-              <w:ind w:left="13" w:right="165"/>
-              <w:jc w:val="both"/>
-              <w:rPr>
-                <w:rFonts w:ascii="Times New Roman" w:hAnsi="Times New Roman" w:cs="Times New Roman"/>
-                <w:b/>
-                <w:sz w:val="24"/>
-                <w:szCs w:val="24"/>
-              </w:rPr>
-            </w:pPr>
-            <w:r>
-              <w:rPr>
-                <w:rFonts w:ascii="Times New Roman" w:hAnsi="Times New Roman" w:cs="Times New Roman"/>
-                <w:b/>
-                <w:sz w:val="24"/>
-                <w:szCs w:val="24"/>
-              </w:rPr>
-              <w:t>日</w:t>
-            </w:r>
-            <w:r>
-              <w:rPr>
-                <w:rFonts w:ascii="Times New Roman" w:hAnsi="Times New Roman" w:cs="Times New Roman"/>
-                <w:b/>
-                <w:sz w:val="24"/>
-                <w:szCs w:val="24"/>
-                <w:lang w:eastAsia="zh-CN"/>
-              </w:rPr>
-              <w:t xml:space="preserve">  </w:t>
-            </w:r>
-            <w:r>
-              <w:rPr>
-                <w:rFonts w:ascii="Times New Roman" w:hAnsi="Times New Roman" w:cs="Times New Roman"/>
-                <w:b/>
-                <w:sz w:val="24"/>
-                <w:szCs w:val="24"/>
-              </w:rPr>
-              <w:t>期：</w:t>
-            </w:r>
-          </w:p>
-        </w:tc>
-        <w:tc>
-          <w:tcPr>
-            <w:tcW w:w="2306" w:type="dxa"/>
-            <w:vAlign w:val="center"/>
-          </w:tcPr>
-          <w:p>
-            <w:pPr>
-              <w:pStyle w:val="22"/>
-              <w:spacing w:line="363" w:lineRule="exact"/>
-              <w:jc w:val="both"/>
-              <w:rPr>
-                <w:rFonts w:ascii="Times New Roman" w:hAnsi="Times New Roman" w:cs="Times New Roman"/>
-                <w:sz w:val="24"/>
-                <w:szCs w:val="24"/>
-              </w:rPr>
-            </w:pPr>
-            <w:r>
-              <w:rPr>
-                <w:rFonts w:ascii="Times New Roman" w:hAnsi="Times New Roman" w:cs="Times New Roman"/>
-                <w:kern w:val="2"/>
-                <w:sz w:val="24"/>
-                <w:szCs w:val="24"/>
-                <w:lang w:eastAsia="zh-CN"/>
-              </w:rPr>
-              <w:t>{{ reportdate }}</w:t>
-            </w:r>
-          </w:p>
-        </w:tc>
-        <w:tc>
-          <w:tcPr>
-            <w:tcW w:w="1373" w:type="dxa"/>
-            <w:vAlign w:val="center"/>
-          </w:tcPr>
-          <w:p>
-            <w:pPr>
-              <w:pStyle w:val="22"/>
-              <w:spacing w:line="341" w:lineRule="exact"/>
-              <w:jc w:val="both"/>
-              <w:rPr>
-                <w:rFonts w:ascii="Times New Roman" w:hAnsi="Times New Roman" w:cs="Times New Roman"/>
-                <w:b/>
-                <w:sz w:val="24"/>
-                <w:szCs w:val="24"/>
-              </w:rPr>
-            </w:pPr>
-          </w:p>
-        </w:tc>
-        <w:tc>
-          <w:tcPr>
-            <w:tcW w:w="1640" w:type="dxa"/>
-            <w:vAlign w:val="center"/>
-          </w:tcPr>
-          <w:p>
-            <w:pPr>
-              <w:pStyle w:val="22"/>
-              <w:spacing w:line="363" w:lineRule="exact"/>
-              <w:ind w:right="15"/>
-              <w:jc w:val="both"/>
-              <w:rPr>
-                <w:rFonts w:ascii="Times New Roman" w:hAnsi="Times New Roman" w:cs="Times New Roman"/>
-                <w:sz w:val="24"/>
-                <w:szCs w:val="24"/>
-              </w:rPr>
-            </w:pPr>
-          </w:p>
-        </w:tc>
-        <w:tc>
-          <w:tcPr>
-            <w:tcW w:w="2475" w:type="dxa"/>
-            <w:vAlign w:val="center"/>
-          </w:tcPr>
-          <w:p>
-            <w:pPr>
-              <w:pStyle w:val="22"/>
-              <w:spacing w:line="363" w:lineRule="exact"/>
-              <w:ind w:right="15"/>
-              <w:jc w:val="both"/>
-              <w:rPr>
-                <w:rFonts w:ascii="Times New Roman" w:hAnsi="Times New Roman" w:cs="Times New Roman"/>
-                <w:kern w:val="2"/>
-                <w:sz w:val="24"/>
-                <w:szCs w:val="24"/>
-                <w:lang w:eastAsia="zh-CN"/>
-              </w:rPr>
-            </w:pPr>
-          </w:p>
-        </w:tc>
-      </w:tr>
-    </w:tbl>
-    <w:p>
-      <w:pPr>
-        <w:rPr>
-          <w:rFonts w:hint="eastAsia" w:ascii="Times New Roman" w:hAnsi="Times New Roman" w:eastAsia="微软雅黑" w:cs="Times New Roman"/>
-          <w:sz w:val="24"/>
-          <w:szCs w:val="24"/>
-          <w:lang w:eastAsia="zh-CN"/>
-        </w:rPr>
-      </w:pPr>
-      <w:r>
-        <w:rPr>
-          <w:rFonts w:hint="eastAsia" w:ascii="Times New Roman" w:hAnsi="Times New Roman" w:eastAsia="微软雅黑" w:cs="Times New Roman"/>
-          <w:sz w:val="24"/>
-          <w:szCs w:val="24"/>
-          <w:lang w:eastAsia="zh-CN"/>
-        </w:rPr>
-        <w:t>{% endif %}</w:t>
-      </w:r>
-    </w:p>
-    <w:p>
-      <w:pPr>
-        <w:rPr>
-          <w:rFonts w:hint="eastAsia" w:eastAsia="宋体"/>
-          <w:b/>
-          <w:bCs/>
-          <w:lang w:val="en-US" w:eastAsia="zh-CN"/>
-        </w:rPr>
-      </w:pPr>
+      <w:bookmarkStart w:id="145" w:name="_GoBack"/>
+      <w:bookmarkEnd w:id="145"/>
     </w:p>
     <w:p>
       <w:pPr>
@@ -7912,25 +7885,25 @@
           <w:lang w:eastAsia="zh-CN"/>
         </w:rPr>
       </w:pPr>
-      <w:bookmarkStart w:id="37" w:name="_Toc31425"/>
-      <w:bookmarkStart w:id="38" w:name="_Toc18428"/>
+      <w:bookmarkStart w:id="37" w:name="_Toc18428"/>
+      <w:bookmarkStart w:id="38" w:name="_Toc31425"/>
       <w:bookmarkStart w:id="39" w:name="_Toc149832729"/>
-      <w:bookmarkStart w:id="40" w:name="_Toc20136_WPSOffice_Level1"/>
-      <w:bookmarkStart w:id="41" w:name="_Toc2866"/>
-      <w:bookmarkStart w:id="42" w:name="_Toc19898_WPSOffice_Level1"/>
-      <w:bookmarkStart w:id="43" w:name="_Toc24235"/>
+      <w:bookmarkStart w:id="40" w:name="_Toc19898_WPSOffice_Level1"/>
+      <w:bookmarkStart w:id="41" w:name="_Toc24235"/>
+      <w:bookmarkStart w:id="42" w:name="_Toc107825550"/>
+      <w:bookmarkStart w:id="43" w:name="_Toc2866"/>
       <w:bookmarkStart w:id="44" w:name="_Toc6237"/>
-      <w:bookmarkStart w:id="45" w:name="_Toc22132"/>
-      <w:bookmarkStart w:id="46" w:name="_Toc2781"/>
-      <w:bookmarkStart w:id="47" w:name="_Toc107825550"/>
-      <w:bookmarkStart w:id="48" w:name="_Toc107825552"/>
-      <w:bookmarkStart w:id="49" w:name="_Toc9088"/>
-      <w:bookmarkStart w:id="50" w:name="_Toc18062_WPSOffice_Level2"/>
-      <w:bookmarkStart w:id="51" w:name="_Toc27379"/>
-      <w:bookmarkStart w:id="52" w:name="_Toc15063"/>
-      <w:bookmarkStart w:id="53" w:name="_Toc5728"/>
-      <w:bookmarkStart w:id="54" w:name="_Toc11015_WPSOffice_Level2"/>
-      <w:bookmarkStart w:id="55" w:name="_Toc23375"/>
+      <w:bookmarkStart w:id="45" w:name="_Toc20136_WPSOffice_Level1"/>
+      <w:bookmarkStart w:id="46" w:name="_Toc22132"/>
+      <w:bookmarkStart w:id="47" w:name="_Toc2781"/>
+      <w:bookmarkStart w:id="48" w:name="_Toc5728"/>
+      <w:bookmarkStart w:id="49" w:name="_Toc107825552"/>
+      <w:bookmarkStart w:id="50" w:name="_Toc11015_WPSOffice_Level2"/>
+      <w:bookmarkStart w:id="51" w:name="_Toc23375"/>
+      <w:bookmarkStart w:id="52" w:name="_Toc27379"/>
+      <w:bookmarkStart w:id="53" w:name="_Toc9088"/>
+      <w:bookmarkStart w:id="54" w:name="_Toc18062_WPSOffice_Level2"/>
+      <w:bookmarkStart w:id="55" w:name="_Toc15063"/>
       <w:r>
         <w:rPr>
           <w:rFonts w:hint="eastAsia"/>
@@ -9639,10 +9612,10 @@
           <w:lang w:eastAsia="zh-CN"/>
         </w:rPr>
       </w:pPr>
-      <w:bookmarkStart w:id="57" w:name="_Toc26774"/>
-      <w:bookmarkStart w:id="58" w:name="_Toc13052"/>
-      <w:bookmarkStart w:id="59" w:name="_Toc149832732"/>
-      <w:bookmarkStart w:id="60" w:name="_Toc149826007"/>
+      <w:bookmarkStart w:id="57" w:name="_Toc13052"/>
+      <w:bookmarkStart w:id="58" w:name="_Toc149832732"/>
+      <w:bookmarkStart w:id="59" w:name="_Toc149826007"/>
+      <w:bookmarkStart w:id="60" w:name="_Toc26774"/>
       <w:r>
         <w:rPr>
           <w:rFonts w:hint="eastAsia"/>
@@ -14464,10 +14437,10 @@
           <w:lang w:eastAsia="zh-CN"/>
         </w:rPr>
       </w:pPr>
-      <w:bookmarkStart w:id="61" w:name="_Toc149832733"/>
-      <w:bookmarkStart w:id="62" w:name="_Toc22117"/>
-      <w:bookmarkStart w:id="63" w:name="_Toc149826009"/>
-      <w:bookmarkStart w:id="64" w:name="_Toc8134"/>
+      <w:bookmarkStart w:id="61" w:name="_Toc22117"/>
+      <w:bookmarkStart w:id="62" w:name="_Toc149832733"/>
+      <w:bookmarkStart w:id="63" w:name="_Toc8134"/>
+      <w:bookmarkStart w:id="64" w:name="_Toc149826009"/>
       <w:r>
         <w:rPr>
           <w:rFonts w:hint="eastAsia"/>
@@ -14987,15 +14960,15 @@
           <w:lang w:eastAsia="zh-CN"/>
         </w:rPr>
       </w:pPr>
-      <w:bookmarkStart w:id="65" w:name="_Toc107825555"/>
-      <w:bookmarkStart w:id="66" w:name="_Toc23903"/>
-      <w:bookmarkStart w:id="67" w:name="_Toc29372"/>
+      <w:bookmarkStart w:id="65" w:name="_Toc4331_WPSOffice_Level1"/>
+      <w:bookmarkStart w:id="66" w:name="_Toc23846_WPSOffice_Level1"/>
+      <w:bookmarkStart w:id="67" w:name="_Toc23903"/>
       <w:bookmarkStart w:id="68" w:name="_Toc25727"/>
-      <w:bookmarkStart w:id="69" w:name="_Toc180"/>
-      <w:bookmarkStart w:id="70" w:name="_Toc24960"/>
-      <w:bookmarkStart w:id="71" w:name="_Toc4331_WPSOffice_Level1"/>
-      <w:bookmarkStart w:id="72" w:name="_Toc23846_WPSOffice_Level1"/>
-      <w:bookmarkStart w:id="73" w:name="_Toc32443_WPSOffice_Level1"/>
+      <w:bookmarkStart w:id="69" w:name="_Toc24960"/>
+      <w:bookmarkStart w:id="70" w:name="_Toc107825555"/>
+      <w:bookmarkStart w:id="71" w:name="_Toc32443_WPSOffice_Level1"/>
+      <w:bookmarkStart w:id="72" w:name="_Toc29372"/>
+      <w:bookmarkStart w:id="73" w:name="_Toc180"/>
       <w:bookmarkStart w:id="74" w:name="_Toc2749"/>
       <w:r>
         <w:rPr>
@@ -18280,7 +18253,6 @@
             <w:insideH w:val="dotted" w:color="A5A5A5" w:sz="4" w:space="0"/>
             <w:insideV w:val="dotted" w:color="A5A5A5" w:sz="4" w:space="0"/>
           </w:tblBorders>
-          <w:shd w:val="clear" w:color="auto" w:fill="auto"/>
           <w:tblCellMar>
             <w:top w:w="0" w:type="dxa"/>
             <w:left w:w="108" w:type="dxa"/>
@@ -18341,7 +18313,6 @@
             <w:insideH w:val="dotted" w:color="A5A5A5" w:sz="4" w:space="0"/>
             <w:insideV w:val="dotted" w:color="A5A5A5" w:sz="4" w:space="0"/>
           </w:tblBorders>
-          <w:shd w:val="clear" w:color="auto" w:fill="auto"/>
           <w:tblCellMar>
             <w:top w:w="0" w:type="dxa"/>
             <w:left w:w="108" w:type="dxa"/>
@@ -18832,7 +18803,6 @@
             <w:insideH w:val="dotted" w:color="A5A5A5" w:sz="4" w:space="0"/>
             <w:insideV w:val="dotted" w:color="A5A5A5" w:sz="4" w:space="0"/>
           </w:tblBorders>
-          <w:shd w:val="clear" w:color="auto" w:fill="auto"/>
           <w:tblCellMar>
             <w:top w:w="0" w:type="dxa"/>
             <w:left w:w="108" w:type="dxa"/>
@@ -18897,7 +18867,6 @@
             <w:insideH w:val="dotted" w:color="A5A5A5" w:sz="4" w:space="0"/>
             <w:insideV w:val="dotted" w:color="A5A5A5" w:sz="4" w:space="0"/>
           </w:tblBorders>
-          <w:shd w:val="clear" w:color="auto" w:fill="auto"/>
           <w:tblCellMar>
             <w:top w:w="0" w:type="dxa"/>
             <w:left w:w="108" w:type="dxa"/>
@@ -19486,7 +19455,6 @@
             <w:insideH w:val="dotted" w:color="A5A5A5" w:sz="4" w:space="0"/>
             <w:insideV w:val="dotted" w:color="A5A5A5" w:sz="4" w:space="0"/>
           </w:tblBorders>
-          <w:shd w:val="clear" w:color="auto" w:fill="auto"/>
           <w:tblCellMar>
             <w:top w:w="0" w:type="dxa"/>
             <w:left w:w="108" w:type="dxa"/>
@@ -19550,7 +19518,6 @@
             <w:insideH w:val="dotted" w:color="A5A5A5" w:sz="4" w:space="0"/>
             <w:insideV w:val="dotted" w:color="A5A5A5" w:sz="4" w:space="0"/>
           </w:tblBorders>
-          <w:shd w:val="clear" w:color="auto" w:fill="auto"/>
           <w:tblCellMar>
             <w:top w:w="0" w:type="dxa"/>
             <w:left w:w="108" w:type="dxa"/>
@@ -19609,8 +19576,6 @@
           <w:lang w:eastAsia="zh-CN"/>
         </w:rPr>
       </w:pPr>
-      <w:bookmarkStart w:id="145" w:name="_GoBack"/>
-      <w:bookmarkEnd w:id="145"/>
     </w:p>
     <w:p>
       <w:pPr>
@@ -19717,9 +19682,9 @@
       </w:pPr>
       <w:bookmarkStart w:id="82" w:name="_Toc2837"/>
       <w:bookmarkStart w:id="83" w:name="_Toc32302"/>
-      <w:bookmarkStart w:id="84" w:name="_Toc8516"/>
+      <w:bookmarkStart w:id="84" w:name="_Toc149826013"/>
       <w:bookmarkStart w:id="85" w:name="_Toc149832737"/>
-      <w:bookmarkStart w:id="86" w:name="_Toc149826013"/>
+      <w:bookmarkStart w:id="86" w:name="_Toc8516"/>
       <w:r>
         <w:rPr>
           <w:rFonts w:hint="eastAsia"/>
@@ -28685,22 +28650,22 @@
         </w:numPr>
         <w:jc w:val="left"/>
       </w:pPr>
-      <w:bookmarkStart w:id="87" w:name="_Toc107825561"/>
-      <w:bookmarkStart w:id="88" w:name="_Toc21764_WPSOffice_Level1"/>
-      <w:bookmarkStart w:id="89" w:name="_Toc27302"/>
-      <w:bookmarkStart w:id="90" w:name="_Toc20571"/>
+      <w:bookmarkStart w:id="87" w:name="_Toc21764_WPSOffice_Level1"/>
+      <w:bookmarkStart w:id="88" w:name="_Toc27302"/>
+      <w:bookmarkStart w:id="89" w:name="_Toc20571"/>
+      <w:bookmarkStart w:id="90" w:name="_Toc107825561"/>
       <w:bookmarkStart w:id="91" w:name="_Toc28240"/>
-      <w:bookmarkStart w:id="92" w:name="_Toc11294"/>
-      <w:bookmarkStart w:id="93" w:name="_Toc13196_WPSOffice_Level1"/>
-      <w:bookmarkStart w:id="94" w:name="_Toc13698"/>
-      <w:bookmarkStart w:id="95" w:name="_Toc1707_WPSOffice_Level1"/>
+      <w:bookmarkStart w:id="92" w:name="_Toc1707_WPSOffice_Level1"/>
+      <w:bookmarkStart w:id="93" w:name="_Toc13698"/>
+      <w:bookmarkStart w:id="94" w:name="_Toc11294"/>
+      <w:bookmarkStart w:id="95" w:name="_Toc13196_WPSOffice_Level1"/>
       <w:bookmarkStart w:id="96" w:name="_Toc16835"/>
       <w:bookmarkStart w:id="97" w:name="_Toc1779"/>
-      <w:bookmarkStart w:id="98" w:name="_Toc11193_WPSOffice_Level1"/>
-      <w:bookmarkStart w:id="99" w:name="_Toc28810_WPSOffice_Level1"/>
+      <w:bookmarkStart w:id="98" w:name="_Toc11896_WPSOffice_Level1"/>
+      <w:bookmarkStart w:id="99" w:name="_Toc20303"/>
       <w:bookmarkStart w:id="100" w:name="_Toc11812"/>
-      <w:bookmarkStart w:id="101" w:name="_Toc11896_WPSOffice_Level1"/>
-      <w:bookmarkStart w:id="102" w:name="_Toc20303"/>
+      <w:bookmarkStart w:id="101" w:name="_Toc11193_WPSOffice_Level1"/>
+      <w:bookmarkStart w:id="102" w:name="_Toc28810_WPSOffice_Level1"/>
       <w:r>
         <w:rPr>
           <w:rFonts w:hint="eastAsia"/>
@@ -28731,15 +28696,15 @@
           <w:lang w:eastAsia="zh-CN"/>
         </w:rPr>
       </w:pPr>
-      <w:bookmarkStart w:id="103" w:name="_Toc3674"/>
-      <w:bookmarkStart w:id="104" w:name="_Toc24085_WPSOffice_Level1"/>
-      <w:bookmarkStart w:id="105" w:name="_Toc3853"/>
-      <w:bookmarkStart w:id="106" w:name="_Toc28605"/>
+      <w:bookmarkStart w:id="103" w:name="_Toc15840_WPSOffice_Level1"/>
+      <w:bookmarkStart w:id="104" w:name="_Toc32150"/>
+      <w:bookmarkStart w:id="105" w:name="_Toc3674"/>
+      <w:bookmarkStart w:id="106" w:name="_Toc14255_WPSOffice_Level1"/>
       <w:bookmarkStart w:id="107" w:name="_Toc27230"/>
-      <w:bookmarkStart w:id="108" w:name="_Toc9066"/>
-      <w:bookmarkStart w:id="109" w:name="_Toc15840_WPSOffice_Level1"/>
-      <w:bookmarkStart w:id="110" w:name="_Toc32150"/>
-      <w:bookmarkStart w:id="111" w:name="_Toc14255_WPSOffice_Level1"/>
+      <w:bookmarkStart w:id="108" w:name="_Toc24085_WPSOffice_Level1"/>
+      <w:bookmarkStart w:id="109" w:name="_Toc3853"/>
+      <w:bookmarkStart w:id="110" w:name="_Toc28605"/>
+      <w:bookmarkStart w:id="111" w:name="_Toc9066"/>
       <w:r>
         <w:rPr>
           <w:rFonts w:hint="eastAsia"/>
@@ -31061,8 +31026,8 @@
         </w:rPr>
       </w:pPr>
       <w:bookmarkStart w:id="112" w:name="_Toc14871"/>
-      <w:bookmarkStart w:id="113" w:name="_Toc30346"/>
-      <w:bookmarkStart w:id="114" w:name="_Toc11406"/>
+      <w:bookmarkStart w:id="113" w:name="_Toc11406"/>
+      <w:bookmarkStart w:id="114" w:name="_Toc30346"/>
       <w:r>
         <w:rPr>
           <w:rFonts w:hint="eastAsia"/>
@@ -31636,23 +31601,23 @@
       <w:bookmarkStart w:id="115" w:name="_Toc2950"/>
       <w:bookmarkStart w:id="116" w:name="_Toc15114"/>
       <w:bookmarkStart w:id="117" w:name="_Toc3409"/>
-      <w:bookmarkStart w:id="118" w:name="_Toc8550"/>
-      <w:bookmarkStart w:id="119" w:name="_Toc24462"/>
-      <w:bookmarkStart w:id="120" w:name="_Toc11535"/>
-      <w:bookmarkStart w:id="121" w:name="_Toc5457"/>
+      <w:bookmarkStart w:id="118" w:name="_Toc2699"/>
+      <w:bookmarkStart w:id="119" w:name="_Toc28557"/>
+      <w:bookmarkStart w:id="120" w:name="_Toc16663"/>
+      <w:bookmarkStart w:id="121" w:name="_Toc699"/>
       <w:bookmarkStart w:id="122" w:name="_Toc30512"/>
-      <w:bookmarkStart w:id="123" w:name="_Toc11925"/>
-      <w:bookmarkStart w:id="124" w:name="_Toc16663"/>
-      <w:bookmarkStart w:id="125" w:name="_Toc32447"/>
-      <w:bookmarkStart w:id="126" w:name="_Toc2699"/>
-      <w:bookmarkStart w:id="127" w:name="_Toc28557"/>
-      <w:bookmarkStart w:id="128" w:name="_Toc2482"/>
-      <w:bookmarkStart w:id="129" w:name="_Toc13498"/>
-      <w:bookmarkStart w:id="130" w:name="_Toc29105"/>
-      <w:bookmarkStart w:id="131" w:name="_Toc699"/>
-      <w:bookmarkStart w:id="132" w:name="_Toc18811"/>
-      <w:bookmarkStart w:id="133" w:name="_Toc10759"/>
-      <w:bookmarkStart w:id="134" w:name="_Toc18198"/>
+      <w:bookmarkStart w:id="123" w:name="_Toc18811"/>
+      <w:bookmarkStart w:id="124" w:name="_Toc18198"/>
+      <w:bookmarkStart w:id="125" w:name="_Toc10759"/>
+      <w:bookmarkStart w:id="126" w:name="_Toc8550"/>
+      <w:bookmarkStart w:id="127" w:name="_Toc11535"/>
+      <w:bookmarkStart w:id="128" w:name="_Toc11925"/>
+      <w:bookmarkStart w:id="129" w:name="_Toc32447"/>
+      <w:bookmarkStart w:id="130" w:name="_Toc2482"/>
+      <w:bookmarkStart w:id="131" w:name="_Toc13498"/>
+      <w:bookmarkStart w:id="132" w:name="_Toc29105"/>
+      <w:bookmarkStart w:id="133" w:name="_Toc24462"/>
+      <w:bookmarkStart w:id="134" w:name="_Toc5457"/>
       <w:r>
         <w:rPr>
           <w:rFonts w:hint="eastAsia"/>
@@ -31883,10 +31848,10 @@
       </w:pPr>
       <w:bookmarkStart w:id="135" w:name="_Toc4503"/>
       <w:bookmarkStart w:id="136" w:name="_Toc11901"/>
-      <w:bookmarkStart w:id="137" w:name="_Toc27809"/>
-      <w:bookmarkStart w:id="138" w:name="_Toc18372"/>
-      <w:bookmarkStart w:id="139" w:name="_Toc13275"/>
-      <w:bookmarkStart w:id="140" w:name="_Toc14611_WPSOffice_Level1"/>
+      <w:bookmarkStart w:id="137" w:name="_Toc18372"/>
+      <w:bookmarkStart w:id="138" w:name="_Toc27809"/>
+      <w:bookmarkStart w:id="139" w:name="_Toc14611_WPSOffice_Level1"/>
+      <w:bookmarkStart w:id="140" w:name="_Toc13275"/>
       <w:bookmarkStart w:id="141" w:name="_Toc19584_WPSOffice_Level1"/>
       <w:bookmarkStart w:id="142" w:name="_Toc22623"/>
       <w:bookmarkStart w:id="143" w:name="_Toc17792_WPSOffice_Level2"/>
@@ -33713,7 +33678,7 @@
         <w:lang w:eastAsia="zh-CN"/>
       </w:rPr>
       <w:drawing>
-        <wp:anchor distT="0" distB="0" distL="0" distR="0" simplePos="0" relativeHeight="251665408" behindDoc="0" locked="0" layoutInCell="1" allowOverlap="1">
+        <wp:anchor distT="0" distB="0" distL="0" distR="0" simplePos="0" relativeHeight="251664384" behindDoc="0" locked="0" layoutInCell="1" allowOverlap="1">
           <wp:simplePos x="0" y="0"/>
           <wp:positionH relativeFrom="column">
             <wp:posOffset>4582160</wp:posOffset>
@@ -33820,7 +33785,7 @@
         <w:lang w:eastAsia="zh-CN"/>
       </w:rPr>
       <w:drawing>
-        <wp:anchor distT="0" distB="0" distL="0" distR="0" simplePos="0" relativeHeight="251666432" behindDoc="0" locked="0" layoutInCell="1" allowOverlap="1">
+        <wp:anchor distT="0" distB="0" distL="0" distR="0" simplePos="0" relativeHeight="251665408" behindDoc="0" locked="0" layoutInCell="1" allowOverlap="1">
           <wp:simplePos x="0" y="0"/>
           <wp:positionH relativeFrom="column">
             <wp:posOffset>4582160</wp:posOffset>
@@ -35376,7 +35341,7 @@
     </w:pPr>
     <w:rPr>
       <w:rFonts w:ascii="Times New Roman" w:hAnsi="Times New Roman" w:eastAsia="微软雅黑"/>
-      <w:color w:val="7F7F7F" w:themeColor="background1" w:themeShade="80"/>
+      <w:color w:val="808080" w:themeColor="background1" w:themeShade="80"/>
       <w:sz w:val="28"/>
       <w:szCs w:val="28"/>
     </w:rPr>
@@ -36134,7 +36099,6 @@
     <customSectPr/>
     <customSectPr/>
     <customSectPr/>
-    <customSectPr/>
   </customSectProps>
   <customShpExts>
     <customShpInfo spid="_x0000_s1026" textRotate="1"/>

--- a/WebContent/docx/肺癌11基因报告-苏州市立医院.docx
+++ b/WebContent/docx/肺癌11基因报告-苏州市立医院.docx
@@ -2466,17 +2466,17 @@
         <w:jc w:val="left"/>
       </w:pPr>
       <w:bookmarkStart w:id="0" w:name="_Toc28946"/>
-      <w:bookmarkStart w:id="1" w:name="_Toc15112"/>
-      <w:bookmarkStart w:id="2" w:name="_Toc16449"/>
-      <w:bookmarkStart w:id="3" w:name="_Toc20532"/>
-      <w:bookmarkStart w:id="4" w:name="_Toc30629"/>
-      <w:bookmarkStart w:id="5" w:name="_Toc15567"/>
-      <w:bookmarkStart w:id="6" w:name="_Toc24686"/>
-      <w:bookmarkStart w:id="7" w:name="_Toc6195"/>
-      <w:bookmarkStart w:id="8" w:name="_Toc23010"/>
-      <w:bookmarkStart w:id="9" w:name="_Toc13044"/>
-      <w:bookmarkStart w:id="10" w:name="_Toc10575"/>
-      <w:bookmarkStart w:id="11" w:name="_Toc21253"/>
+      <w:bookmarkStart w:id="1" w:name="_Toc30629"/>
+      <w:bookmarkStart w:id="2" w:name="_Toc10575"/>
+      <w:bookmarkStart w:id="3" w:name="_Toc24686"/>
+      <w:bookmarkStart w:id="4" w:name="_Toc15112"/>
+      <w:bookmarkStart w:id="5" w:name="_Toc23010"/>
+      <w:bookmarkStart w:id="6" w:name="_Toc20532"/>
+      <w:bookmarkStart w:id="7" w:name="_Toc15567"/>
+      <w:bookmarkStart w:id="8" w:name="_Toc13044"/>
+      <w:bookmarkStart w:id="9" w:name="_Toc16449"/>
+      <w:bookmarkStart w:id="10" w:name="_Toc21253"/>
+      <w:bookmarkStart w:id="11" w:name="_Toc6195"/>
       <w:r>
         <w:t>样本信息</w:t>
       </w:r>
@@ -2689,6 +2689,7 @@
             <w:insideH w:val="single" w:color="BEBEBE" w:themeColor="background1" w:themeShade="BF" w:sz="4" w:space="0"/>
             <w:insideV w:val="single" w:color="BEBEBE" w:themeColor="background1" w:themeShade="BF" w:sz="4" w:space="0"/>
           </w:tblBorders>
+          <w:shd w:val="clear" w:color="auto" w:fill="FFFFFF" w:themeFill="background1"/>
           <w:tblCellMar>
             <w:top w:w="0" w:type="dxa"/>
             <w:left w:w="108" w:type="dxa"/>
@@ -3333,14 +3334,14 @@
         </w:numPr>
         <w:jc w:val="left"/>
       </w:pPr>
-      <w:bookmarkStart w:id="12" w:name="_Toc17451"/>
-      <w:bookmarkStart w:id="13" w:name="_Toc11465"/>
-      <w:bookmarkStart w:id="14" w:name="_Toc18062_WPSOffice_Level1"/>
-      <w:bookmarkStart w:id="15" w:name="_Toc11015_WPSOffice_Level1"/>
-      <w:bookmarkStart w:id="16" w:name="_Toc25706"/>
-      <w:bookmarkStart w:id="17" w:name="_Toc19594"/>
-      <w:bookmarkStart w:id="18" w:name="_Toc10518"/>
-      <w:bookmarkStart w:id="19" w:name="_Toc7021_WPSOffice_Level1"/>
+      <w:bookmarkStart w:id="12" w:name="_Toc11465"/>
+      <w:bookmarkStart w:id="13" w:name="_Toc19594"/>
+      <w:bookmarkStart w:id="14" w:name="_Toc7021_WPSOffice_Level1"/>
+      <w:bookmarkStart w:id="15" w:name="_Toc17451"/>
+      <w:bookmarkStart w:id="16" w:name="_Toc10518"/>
+      <w:bookmarkStart w:id="17" w:name="_Toc25706"/>
+      <w:bookmarkStart w:id="18" w:name="_Toc11015_WPSOffice_Level1"/>
+      <w:bookmarkStart w:id="19" w:name="_Toc18062_WPSOffice_Level1"/>
       <w:r>
         <w:t>检测项目</w:t>
       </w:r>
@@ -3929,12 +3930,12 @@
       <w:bookmarkStart w:id="24" w:name="_Toc11859"/>
       <w:bookmarkStart w:id="25" w:name="_Toc11230"/>
       <w:bookmarkStart w:id="26" w:name="_Toc25920"/>
-      <w:bookmarkStart w:id="27" w:name="_Toc3871"/>
+      <w:bookmarkStart w:id="27" w:name="_Toc18058"/>
       <w:bookmarkStart w:id="28" w:name="_Toc4088"/>
-      <w:bookmarkStart w:id="29" w:name="_Toc1410"/>
-      <w:bookmarkStart w:id="30" w:name="_Toc23369_WPSOffice_Level1"/>
+      <w:bookmarkStart w:id="29" w:name="_Toc23369_WPSOffice_Level1"/>
+      <w:bookmarkStart w:id="30" w:name="_Toc3871"/>
       <w:bookmarkStart w:id="31" w:name="_Toc6221_WPSOffice_Level1"/>
-      <w:bookmarkStart w:id="32" w:name="_Toc18058"/>
+      <w:bookmarkStart w:id="32" w:name="_Toc1410"/>
       <w:r>
         <w:rPr>
           <w:rStyle w:val="45"/>
@@ -3986,10 +3987,10 @@
           <w:lang w:eastAsia="zh-CN"/>
         </w:rPr>
       </w:pPr>
-      <w:bookmarkStart w:id="33" w:name="_Toc149826003"/>
-      <w:bookmarkStart w:id="34" w:name="_Toc11674"/>
-      <w:bookmarkStart w:id="35" w:name="_Toc149832728"/>
-      <w:bookmarkStart w:id="36" w:name="_Toc28467"/>
+      <w:bookmarkStart w:id="33" w:name="_Toc11674"/>
+      <w:bookmarkStart w:id="34" w:name="_Toc149832728"/>
+      <w:bookmarkStart w:id="35" w:name="_Toc28467"/>
+      <w:bookmarkStart w:id="36" w:name="_Toc149826003"/>
       <w:r>
         <w:rPr>
           <w:rFonts w:hint="eastAsia"/>
@@ -4047,6 +4048,12 @@
             <w:insideH w:val="single" w:color="A4A4A4" w:sz="4" w:space="0"/>
             <w:insideV w:val="single" w:color="A4A4A4" w:sz="4" w:space="0"/>
           </w:tblBorders>
+          <w:tblCellMar>
+            <w:top w:w="0" w:type="dxa"/>
+            <w:left w:w="0" w:type="dxa"/>
+            <w:bottom w:w="0" w:type="dxa"/>
+            <w:right w:w="0" w:type="dxa"/>
+          </w:tblCellMar>
         </w:tblPrEx>
         <w:trPr>
           <w:trHeight w:val="510" w:hRule="atLeast"/>
@@ -7912,25 +7919,25 @@
           <w:lang w:eastAsia="zh-CN"/>
         </w:rPr>
       </w:pPr>
-      <w:bookmarkStart w:id="37" w:name="_Toc31425"/>
-      <w:bookmarkStart w:id="38" w:name="_Toc18428"/>
+      <w:bookmarkStart w:id="37" w:name="_Toc18428"/>
+      <w:bookmarkStart w:id="38" w:name="_Toc31425"/>
       <w:bookmarkStart w:id="39" w:name="_Toc149832729"/>
-      <w:bookmarkStart w:id="40" w:name="_Toc20136_WPSOffice_Level1"/>
-      <w:bookmarkStart w:id="41" w:name="_Toc2866"/>
-      <w:bookmarkStart w:id="42" w:name="_Toc19898_WPSOffice_Level1"/>
-      <w:bookmarkStart w:id="43" w:name="_Toc24235"/>
-      <w:bookmarkStart w:id="44" w:name="_Toc6237"/>
-      <w:bookmarkStart w:id="45" w:name="_Toc22132"/>
-      <w:bookmarkStart w:id="46" w:name="_Toc2781"/>
+      <w:bookmarkStart w:id="40" w:name="_Toc24235"/>
+      <w:bookmarkStart w:id="41" w:name="_Toc19898_WPSOffice_Level1"/>
+      <w:bookmarkStart w:id="42" w:name="_Toc22132"/>
+      <w:bookmarkStart w:id="43" w:name="_Toc6237"/>
+      <w:bookmarkStart w:id="44" w:name="_Toc20136_WPSOffice_Level1"/>
+      <w:bookmarkStart w:id="45" w:name="_Toc2781"/>
+      <w:bookmarkStart w:id="46" w:name="_Toc2866"/>
       <w:bookmarkStart w:id="47" w:name="_Toc107825550"/>
-      <w:bookmarkStart w:id="48" w:name="_Toc107825552"/>
-      <w:bookmarkStart w:id="49" w:name="_Toc9088"/>
-      <w:bookmarkStart w:id="50" w:name="_Toc18062_WPSOffice_Level2"/>
-      <w:bookmarkStart w:id="51" w:name="_Toc27379"/>
-      <w:bookmarkStart w:id="52" w:name="_Toc15063"/>
-      <w:bookmarkStart w:id="53" w:name="_Toc5728"/>
-      <w:bookmarkStart w:id="54" w:name="_Toc11015_WPSOffice_Level2"/>
-      <w:bookmarkStart w:id="55" w:name="_Toc23375"/>
+      <w:bookmarkStart w:id="48" w:name="_Toc18062_WPSOffice_Level2"/>
+      <w:bookmarkStart w:id="49" w:name="_Toc15063"/>
+      <w:bookmarkStart w:id="50" w:name="_Toc11015_WPSOffice_Level2"/>
+      <w:bookmarkStart w:id="51" w:name="_Toc23375"/>
+      <w:bookmarkStart w:id="52" w:name="_Toc5728"/>
+      <w:bookmarkStart w:id="53" w:name="_Toc107825552"/>
+      <w:bookmarkStart w:id="54" w:name="_Toc27379"/>
+      <w:bookmarkStart w:id="55" w:name="_Toc9088"/>
       <w:r>
         <w:rPr>
           <w:rFonts w:hint="eastAsia"/>
@@ -9639,10 +9646,10 @@
           <w:lang w:eastAsia="zh-CN"/>
         </w:rPr>
       </w:pPr>
-      <w:bookmarkStart w:id="57" w:name="_Toc26774"/>
-      <w:bookmarkStart w:id="58" w:name="_Toc13052"/>
-      <w:bookmarkStart w:id="59" w:name="_Toc149832732"/>
-      <w:bookmarkStart w:id="60" w:name="_Toc149826007"/>
+      <w:bookmarkStart w:id="57" w:name="_Toc149826007"/>
+      <w:bookmarkStart w:id="58" w:name="_Toc26774"/>
+      <w:bookmarkStart w:id="59" w:name="_Toc13052"/>
+      <w:bookmarkStart w:id="60" w:name="_Toc149832732"/>
       <w:r>
         <w:rPr>
           <w:rFonts w:hint="eastAsia"/>
@@ -12238,12 +12245,6 @@
             <w:insideH w:val="single" w:color="A4A4A4" w:sz="4" w:space="0"/>
             <w:insideV w:val="single" w:color="A4A4A4" w:sz="4" w:space="0"/>
           </w:tblBorders>
-          <w:tblCellMar>
-            <w:top w:w="0" w:type="dxa"/>
-            <w:left w:w="0" w:type="dxa"/>
-            <w:bottom w:w="0" w:type="dxa"/>
-            <w:right w:w="0" w:type="dxa"/>
-          </w:tblCellMar>
         </w:tblPrEx>
         <w:trPr>
           <w:trHeight w:val="1404" w:hRule="atLeast"/>
@@ -14464,10 +14465,10 @@
           <w:lang w:eastAsia="zh-CN"/>
         </w:rPr>
       </w:pPr>
-      <w:bookmarkStart w:id="61" w:name="_Toc149832733"/>
-      <w:bookmarkStart w:id="62" w:name="_Toc22117"/>
+      <w:bookmarkStart w:id="61" w:name="_Toc8134"/>
+      <w:bookmarkStart w:id="62" w:name="_Toc149832733"/>
       <w:bookmarkStart w:id="63" w:name="_Toc149826009"/>
-      <w:bookmarkStart w:id="64" w:name="_Toc8134"/>
+      <w:bookmarkStart w:id="64" w:name="_Toc22117"/>
       <w:r>
         <w:rPr>
           <w:rFonts w:hint="eastAsia"/>
@@ -14988,14 +14989,14 @@
         </w:rPr>
       </w:pPr>
       <w:bookmarkStart w:id="65" w:name="_Toc107825555"/>
-      <w:bookmarkStart w:id="66" w:name="_Toc23903"/>
-      <w:bookmarkStart w:id="67" w:name="_Toc29372"/>
-      <w:bookmarkStart w:id="68" w:name="_Toc25727"/>
-      <w:bookmarkStart w:id="69" w:name="_Toc180"/>
-      <w:bookmarkStart w:id="70" w:name="_Toc24960"/>
-      <w:bookmarkStart w:id="71" w:name="_Toc4331_WPSOffice_Level1"/>
-      <w:bookmarkStart w:id="72" w:name="_Toc23846_WPSOffice_Level1"/>
-      <w:bookmarkStart w:id="73" w:name="_Toc32443_WPSOffice_Level1"/>
+      <w:bookmarkStart w:id="66" w:name="_Toc25727"/>
+      <w:bookmarkStart w:id="67" w:name="_Toc24960"/>
+      <w:bookmarkStart w:id="68" w:name="_Toc23846_WPSOffice_Level1"/>
+      <w:bookmarkStart w:id="69" w:name="_Toc29372"/>
+      <w:bookmarkStart w:id="70" w:name="_Toc180"/>
+      <w:bookmarkStart w:id="71" w:name="_Toc32443_WPSOffice_Level1"/>
+      <w:bookmarkStart w:id="72" w:name="_Toc23903"/>
+      <w:bookmarkStart w:id="73" w:name="_Toc4331_WPSOffice_Level1"/>
       <w:bookmarkStart w:id="74" w:name="_Toc2749"/>
       <w:r>
         <w:rPr>
@@ -15058,8 +15059,8 @@
       </w:pPr>
       <w:bookmarkStart w:id="75" w:name="_Toc106719764"/>
       <w:bookmarkStart w:id="76" w:name="_Toc20034"/>
-      <w:bookmarkStart w:id="77" w:name="_Toc17335"/>
-      <w:bookmarkStart w:id="78" w:name="_Toc10223"/>
+      <w:bookmarkStart w:id="77" w:name="_Toc10223"/>
+      <w:bookmarkStart w:id="78" w:name="_Toc17335"/>
       <w:r>
         <w:rPr>
           <w:rFonts w:hint="eastAsia"/>
@@ -18128,8 +18129,8 @@
           <w:lang w:eastAsia="zh-CN"/>
         </w:rPr>
       </w:pPr>
-      <w:bookmarkStart w:id="79" w:name="_Toc2667"/>
-      <w:bookmarkStart w:id="80" w:name="_Toc26760"/>
+      <w:bookmarkStart w:id="79" w:name="_Toc26760"/>
+      <w:bookmarkStart w:id="80" w:name="_Toc2667"/>
       <w:r>
         <w:rPr>
           <w:rFonts w:hint="eastAsia"/>
@@ -19486,7 +19487,6 @@
             <w:insideH w:val="dotted" w:color="A5A5A5" w:sz="4" w:space="0"/>
             <w:insideV w:val="dotted" w:color="A5A5A5" w:sz="4" w:space="0"/>
           </w:tblBorders>
-          <w:shd w:val="clear" w:color="auto" w:fill="auto"/>
           <w:tblCellMar>
             <w:top w:w="0" w:type="dxa"/>
             <w:left w:w="108" w:type="dxa"/>
@@ -19609,8 +19609,6 @@
           <w:lang w:eastAsia="zh-CN"/>
         </w:rPr>
       </w:pPr>
-      <w:bookmarkStart w:id="145" w:name="_GoBack"/>
-      <w:bookmarkEnd w:id="145"/>
     </w:p>
     <w:p>
       <w:pPr>
@@ -28686,17 +28684,17 @@
         <w:jc w:val="left"/>
       </w:pPr>
       <w:bookmarkStart w:id="87" w:name="_Toc107825561"/>
-      <w:bookmarkStart w:id="88" w:name="_Toc21764_WPSOffice_Level1"/>
-      <w:bookmarkStart w:id="89" w:name="_Toc27302"/>
-      <w:bookmarkStart w:id="90" w:name="_Toc20571"/>
-      <w:bookmarkStart w:id="91" w:name="_Toc28240"/>
-      <w:bookmarkStart w:id="92" w:name="_Toc11294"/>
-      <w:bookmarkStart w:id="93" w:name="_Toc13196_WPSOffice_Level1"/>
-      <w:bookmarkStart w:id="94" w:name="_Toc13698"/>
-      <w:bookmarkStart w:id="95" w:name="_Toc1707_WPSOffice_Level1"/>
+      <w:bookmarkStart w:id="88" w:name="_Toc13698"/>
+      <w:bookmarkStart w:id="89" w:name="_Toc1707_WPSOffice_Level1"/>
+      <w:bookmarkStart w:id="90" w:name="_Toc11294"/>
+      <w:bookmarkStart w:id="91" w:name="_Toc27302"/>
+      <w:bookmarkStart w:id="92" w:name="_Toc28240"/>
+      <w:bookmarkStart w:id="93" w:name="_Toc20571"/>
+      <w:bookmarkStart w:id="94" w:name="_Toc13196_WPSOffice_Level1"/>
+      <w:bookmarkStart w:id="95" w:name="_Toc21764_WPSOffice_Level1"/>
       <w:bookmarkStart w:id="96" w:name="_Toc16835"/>
-      <w:bookmarkStart w:id="97" w:name="_Toc1779"/>
-      <w:bookmarkStart w:id="98" w:name="_Toc11193_WPSOffice_Level1"/>
+      <w:bookmarkStart w:id="97" w:name="_Toc11193_WPSOffice_Level1"/>
+      <w:bookmarkStart w:id="98" w:name="_Toc1779"/>
       <w:bookmarkStart w:id="99" w:name="_Toc28810_WPSOffice_Level1"/>
       <w:bookmarkStart w:id="100" w:name="_Toc11812"/>
       <w:bookmarkStart w:id="101" w:name="_Toc11896_WPSOffice_Level1"/>
@@ -28731,15 +28729,15 @@
           <w:lang w:eastAsia="zh-CN"/>
         </w:rPr>
       </w:pPr>
-      <w:bookmarkStart w:id="103" w:name="_Toc3674"/>
-      <w:bookmarkStart w:id="104" w:name="_Toc24085_WPSOffice_Level1"/>
+      <w:bookmarkStart w:id="103" w:name="_Toc24085_WPSOffice_Level1"/>
+      <w:bookmarkStart w:id="104" w:name="_Toc3674"/>
       <w:bookmarkStart w:id="105" w:name="_Toc3853"/>
-      <w:bookmarkStart w:id="106" w:name="_Toc28605"/>
-      <w:bookmarkStart w:id="107" w:name="_Toc27230"/>
-      <w:bookmarkStart w:id="108" w:name="_Toc9066"/>
-      <w:bookmarkStart w:id="109" w:name="_Toc15840_WPSOffice_Level1"/>
-      <w:bookmarkStart w:id="110" w:name="_Toc32150"/>
-      <w:bookmarkStart w:id="111" w:name="_Toc14255_WPSOffice_Level1"/>
+      <w:bookmarkStart w:id="106" w:name="_Toc32150"/>
+      <w:bookmarkStart w:id="107" w:name="_Toc28605"/>
+      <w:bookmarkStart w:id="108" w:name="_Toc15840_WPSOffice_Level1"/>
+      <w:bookmarkStart w:id="109" w:name="_Toc14255_WPSOffice_Level1"/>
+      <w:bookmarkStart w:id="110" w:name="_Toc27230"/>
+      <w:bookmarkStart w:id="111" w:name="_Toc9066"/>
       <w:r>
         <w:rPr>
           <w:rFonts w:hint="eastAsia"/>
@@ -31005,7 +31003,19 @@
           <w:szCs w:val="18"/>
           <w:lang w:eastAsia="zh-CN"/>
         </w:rPr>
-        <w:t>总体质量评估：总体质量评估：根据DNA平均测序深度进行评估，分为“合格”、“警戒“、”不合格”三个等级。总体质量评估为“警戒“或者“不合格”时，均会影响检测的准确性和敏感性。</w:t>
+        <w:t>总体质量评估：</w:t>
+      </w:r>
+      <w:bookmarkStart w:id="145" w:name="_GoBack"/>
+      <w:bookmarkEnd w:id="145"/>
+      <w:r>
+        <w:rPr>
+          <w:rFonts w:hint="eastAsia" w:ascii="Times New Roman" w:hAnsi="Times New Roman" w:eastAsia="微软雅黑" w:cs="Times New Roman"/>
+          <w:bCs/>
+          <w:sz w:val="18"/>
+          <w:szCs w:val="18"/>
+          <w:lang w:eastAsia="zh-CN"/>
+        </w:rPr>
+        <w:t>根据DNA平均测序深度进行评估，分为“合格”、“警戒“、”不合格”三个等级。总体质量评估为“警戒“或者“不合格”时，均会影响检测的准确性和敏感性。</w:t>
       </w:r>
     </w:p>
     <w:p>
@@ -31633,25 +31643,25 @@
           <w:lang w:eastAsia="zh-CN"/>
         </w:rPr>
       </w:pPr>
-      <w:bookmarkStart w:id="115" w:name="_Toc2950"/>
-      <w:bookmarkStart w:id="116" w:name="_Toc15114"/>
+      <w:bookmarkStart w:id="115" w:name="_Toc15114"/>
+      <w:bookmarkStart w:id="116" w:name="_Toc2950"/>
       <w:bookmarkStart w:id="117" w:name="_Toc3409"/>
-      <w:bookmarkStart w:id="118" w:name="_Toc8550"/>
-      <w:bookmarkStart w:id="119" w:name="_Toc24462"/>
-      <w:bookmarkStart w:id="120" w:name="_Toc11535"/>
-      <w:bookmarkStart w:id="121" w:name="_Toc5457"/>
-      <w:bookmarkStart w:id="122" w:name="_Toc30512"/>
-      <w:bookmarkStart w:id="123" w:name="_Toc11925"/>
-      <w:bookmarkStart w:id="124" w:name="_Toc16663"/>
-      <w:bookmarkStart w:id="125" w:name="_Toc32447"/>
-      <w:bookmarkStart w:id="126" w:name="_Toc2699"/>
-      <w:bookmarkStart w:id="127" w:name="_Toc28557"/>
-      <w:bookmarkStart w:id="128" w:name="_Toc2482"/>
-      <w:bookmarkStart w:id="129" w:name="_Toc13498"/>
-      <w:bookmarkStart w:id="130" w:name="_Toc29105"/>
+      <w:bookmarkStart w:id="118" w:name="_Toc2699"/>
+      <w:bookmarkStart w:id="119" w:name="_Toc29105"/>
+      <w:bookmarkStart w:id="120" w:name="_Toc28557"/>
+      <w:bookmarkStart w:id="121" w:name="_Toc2482"/>
+      <w:bookmarkStart w:id="122" w:name="_Toc11535"/>
+      <w:bookmarkStart w:id="123" w:name="_Toc32447"/>
+      <w:bookmarkStart w:id="124" w:name="_Toc8550"/>
+      <w:bookmarkStart w:id="125" w:name="_Toc11925"/>
+      <w:bookmarkStart w:id="126" w:name="_Toc5457"/>
+      <w:bookmarkStart w:id="127" w:name="_Toc10759"/>
+      <w:bookmarkStart w:id="128" w:name="_Toc24462"/>
+      <w:bookmarkStart w:id="129" w:name="_Toc16663"/>
+      <w:bookmarkStart w:id="130" w:name="_Toc13498"/>
       <w:bookmarkStart w:id="131" w:name="_Toc699"/>
-      <w:bookmarkStart w:id="132" w:name="_Toc18811"/>
-      <w:bookmarkStart w:id="133" w:name="_Toc10759"/>
+      <w:bookmarkStart w:id="132" w:name="_Toc30512"/>
+      <w:bookmarkStart w:id="133" w:name="_Toc18811"/>
       <w:bookmarkStart w:id="134" w:name="_Toc18198"/>
       <w:r>
         <w:rPr>
@@ -31887,10 +31897,10 @@
       <w:bookmarkStart w:id="138" w:name="_Toc18372"/>
       <w:bookmarkStart w:id="139" w:name="_Toc13275"/>
       <w:bookmarkStart w:id="140" w:name="_Toc14611_WPSOffice_Level1"/>
-      <w:bookmarkStart w:id="141" w:name="_Toc19584_WPSOffice_Level1"/>
-      <w:bookmarkStart w:id="142" w:name="_Toc22623"/>
-      <w:bookmarkStart w:id="143" w:name="_Toc17792_WPSOffice_Level2"/>
-      <w:bookmarkStart w:id="144" w:name="_Toc22162_WPSOffice_Level1"/>
+      <w:bookmarkStart w:id="141" w:name="_Toc22162_WPSOffice_Level1"/>
+      <w:bookmarkStart w:id="142" w:name="_Toc19584_WPSOffice_Level1"/>
+      <w:bookmarkStart w:id="143" w:name="_Toc22623"/>
+      <w:bookmarkStart w:id="144" w:name="_Toc17792_WPSOffice_Level2"/>
       <w:r>
         <w:rPr>
           <w:rFonts w:hint="eastAsia"/>
@@ -35376,7 +35386,7 @@
     </w:pPr>
     <w:rPr>
       <w:rFonts w:ascii="Times New Roman" w:hAnsi="Times New Roman" w:eastAsia="微软雅黑"/>
-      <w:color w:val="7F7F7F" w:themeColor="background1" w:themeShade="80"/>
+      <w:color w:val="808080" w:themeColor="background1" w:themeShade="80"/>
       <w:sz w:val="28"/>
       <w:szCs w:val="28"/>
     </w:rPr>
@@ -36134,7 +36144,6 @@
     <customSectPr/>
     <customSectPr/>
     <customSectPr/>
-    <customSectPr/>
   </customSectProps>
   <customShpExts>
     <customShpInfo spid="_x0000_s1026" textRotate="1"/>

--- a/WebContent/docx/肺癌11基因报告-苏州市立医院.docx
+++ b/WebContent/docx/肺癌11基因报告-苏州市立医院.docx
@@ -2466,17 +2466,17 @@
         <w:jc w:val="left"/>
       </w:pPr>
       <w:bookmarkStart w:id="0" w:name="_Toc28946"/>
-      <w:bookmarkStart w:id="1" w:name="_Toc15112"/>
-      <w:bookmarkStart w:id="2" w:name="_Toc16449"/>
-      <w:bookmarkStart w:id="3" w:name="_Toc20532"/>
-      <w:bookmarkStart w:id="4" w:name="_Toc30629"/>
-      <w:bookmarkStart w:id="5" w:name="_Toc6195"/>
-      <w:bookmarkStart w:id="6" w:name="_Toc21253"/>
-      <w:bookmarkStart w:id="7" w:name="_Toc10575"/>
-      <w:bookmarkStart w:id="8" w:name="_Toc23010"/>
-      <w:bookmarkStart w:id="9" w:name="_Toc13044"/>
-      <w:bookmarkStart w:id="10" w:name="_Toc15567"/>
-      <w:bookmarkStart w:id="11" w:name="_Toc24686"/>
+      <w:bookmarkStart w:id="1" w:name="_Toc30629"/>
+      <w:bookmarkStart w:id="2" w:name="_Toc10575"/>
+      <w:bookmarkStart w:id="3" w:name="_Toc24686"/>
+      <w:bookmarkStart w:id="4" w:name="_Toc15112"/>
+      <w:bookmarkStart w:id="5" w:name="_Toc23010"/>
+      <w:bookmarkStart w:id="6" w:name="_Toc20532"/>
+      <w:bookmarkStart w:id="7" w:name="_Toc15567"/>
+      <w:bookmarkStart w:id="8" w:name="_Toc13044"/>
+      <w:bookmarkStart w:id="9" w:name="_Toc16449"/>
+      <w:bookmarkStart w:id="10" w:name="_Toc21253"/>
+      <w:bookmarkStart w:id="11" w:name="_Toc6195"/>
       <w:r>
         <w:t>样本信息</w:t>
       </w:r>
@@ -2847,7 +2847,6 @@
             <w:insideH w:val="single" w:color="BEBEBE" w:themeColor="background1" w:themeShade="BF" w:sz="4" w:space="0"/>
             <w:insideV w:val="single" w:color="BEBEBE" w:themeColor="background1" w:themeShade="BF" w:sz="4" w:space="0"/>
           </w:tblBorders>
-          <w:shd w:val="clear" w:color="auto" w:fill="FFFFFF" w:themeFill="background1"/>
           <w:tblCellMar>
             <w:top w:w="0" w:type="dxa"/>
             <w:left w:w="108" w:type="dxa"/>
@@ -3335,14 +3334,14 @@
         </w:numPr>
         <w:jc w:val="left"/>
       </w:pPr>
-      <w:bookmarkStart w:id="12" w:name="_Toc25706"/>
-      <w:bookmarkStart w:id="13" w:name="_Toc17451"/>
-      <w:bookmarkStart w:id="14" w:name="_Toc11465"/>
-      <w:bookmarkStart w:id="15" w:name="_Toc11015_WPSOffice_Level1"/>
-      <w:bookmarkStart w:id="16" w:name="_Toc18062_WPSOffice_Level1"/>
-      <w:bookmarkStart w:id="17" w:name="_Toc19594"/>
-      <w:bookmarkStart w:id="18" w:name="_Toc7021_WPSOffice_Level1"/>
-      <w:bookmarkStart w:id="19" w:name="_Toc10518"/>
+      <w:bookmarkStart w:id="12" w:name="_Toc11465"/>
+      <w:bookmarkStart w:id="13" w:name="_Toc19594"/>
+      <w:bookmarkStart w:id="14" w:name="_Toc7021_WPSOffice_Level1"/>
+      <w:bookmarkStart w:id="15" w:name="_Toc17451"/>
+      <w:bookmarkStart w:id="16" w:name="_Toc10518"/>
+      <w:bookmarkStart w:id="17" w:name="_Toc25706"/>
+      <w:bookmarkStart w:id="18" w:name="_Toc11015_WPSOffice_Level1"/>
+      <w:bookmarkStart w:id="19" w:name="_Toc18062_WPSOffice_Level1"/>
       <w:r>
         <w:t>检测项目</w:t>
       </w:r>
@@ -3930,13 +3929,13 @@
       <w:bookmarkStart w:id="23" w:name="_Toc149832727"/>
       <w:bookmarkStart w:id="24" w:name="_Toc11859"/>
       <w:bookmarkStart w:id="25" w:name="_Toc11230"/>
-      <w:bookmarkStart w:id="26" w:name="_Toc4088"/>
-      <w:bookmarkStart w:id="27" w:name="_Toc23369_WPSOffice_Level1"/>
-      <w:bookmarkStart w:id="28" w:name="_Toc1410"/>
-      <w:bookmarkStart w:id="29" w:name="_Toc18058"/>
-      <w:bookmarkStart w:id="30" w:name="_Toc6221_WPSOffice_Level1"/>
-      <w:bookmarkStart w:id="31" w:name="_Toc3871"/>
-      <w:bookmarkStart w:id="32" w:name="_Toc25920"/>
+      <w:bookmarkStart w:id="26" w:name="_Toc25920"/>
+      <w:bookmarkStart w:id="27" w:name="_Toc18058"/>
+      <w:bookmarkStart w:id="28" w:name="_Toc4088"/>
+      <w:bookmarkStart w:id="29" w:name="_Toc23369_WPSOffice_Level1"/>
+      <w:bookmarkStart w:id="30" w:name="_Toc3871"/>
+      <w:bookmarkStart w:id="31" w:name="_Toc6221_WPSOffice_Level1"/>
+      <w:bookmarkStart w:id="32" w:name="_Toc1410"/>
       <w:r>
         <w:rPr>
           <w:rStyle w:val="45"/>
@@ -3988,10 +3987,10 @@
           <w:lang w:eastAsia="zh-CN"/>
         </w:rPr>
       </w:pPr>
-      <w:bookmarkStart w:id="33" w:name="_Toc149826003"/>
-      <w:bookmarkStart w:id="34" w:name="_Toc11674"/>
+      <w:bookmarkStart w:id="33" w:name="_Toc11674"/>
+      <w:bookmarkStart w:id="34" w:name="_Toc149832728"/>
       <w:bookmarkStart w:id="35" w:name="_Toc28467"/>
-      <w:bookmarkStart w:id="36" w:name="_Toc149832728"/>
+      <w:bookmarkStart w:id="36" w:name="_Toc149826003"/>
       <w:r>
         <w:rPr>
           <w:rFonts w:hint="eastAsia"/>
@@ -4969,18 +4968,19 @@
           <w:ilvl w:val="0"/>
           <w:numId w:val="0"/>
         </w:numPr>
+        <w:ind w:leftChars="0"/>
         <w:rPr>
           <w:rFonts w:hint="eastAsia" w:ascii="Times New Roman" w:hAnsi="Times New Roman" w:eastAsia="微软雅黑" w:cs="Times New Roman"/>
-          <w:sz w:val="18"/>
-          <w:szCs w:val="18"/>
+          <w:sz w:val="24"/>
+          <w:szCs w:val="24"/>
           <w:lang w:eastAsia="zh-CN"/>
         </w:rPr>
       </w:pPr>
       <w:r>
         <w:rPr>
           <w:rFonts w:hint="eastAsia" w:ascii="Times New Roman" w:hAnsi="Times New Roman" w:eastAsia="微软雅黑" w:cs="Times New Roman"/>
-          <w:sz w:val="18"/>
-          <w:szCs w:val="18"/>
+          <w:sz w:val="24"/>
+          <w:szCs w:val="24"/>
           <w:lang w:eastAsia="zh-CN"/>
         </w:rPr>
         <w:t xml:space="preserve">{% if testedby == </w:t>
@@ -4988,8 +4988,8 @@
       <w:r>
         <w:rPr>
           <w:rFonts w:ascii="Times New Roman" w:hAnsi="Times New Roman" w:eastAsia="微软雅黑" w:cs="Times New Roman"/>
-          <w:sz w:val="18"/>
-          <w:szCs w:val="18"/>
+          <w:sz w:val="24"/>
+          <w:szCs w:val="24"/>
           <w:lang w:eastAsia="zh-CN"/>
         </w:rPr>
         <w:t>“</w:t>
@@ -4997,8 +4997,8 @@
       <w:r>
         <w:rPr>
           <w:rFonts w:hint="eastAsia" w:ascii="Times New Roman" w:hAnsi="Times New Roman" w:eastAsia="微软雅黑" w:cs="Times New Roman"/>
-          <w:sz w:val="18"/>
-          <w:szCs w:val="18"/>
+          <w:sz w:val="24"/>
+          <w:szCs w:val="24"/>
           <w:lang w:eastAsia="zh-CN"/>
         </w:rPr>
         <w:t>1</w:t>
@@ -5006,8 +5006,8 @@
       <w:r>
         <w:rPr>
           <w:rFonts w:ascii="Times New Roman" w:hAnsi="Times New Roman" w:eastAsia="微软雅黑" w:cs="Times New Roman"/>
-          <w:sz w:val="18"/>
-          <w:szCs w:val="18"/>
+          <w:sz w:val="24"/>
+          <w:szCs w:val="24"/>
           <w:lang w:eastAsia="zh-CN"/>
         </w:rPr>
         <w:t>”</w:t>
@@ -5015,8 +5015,8 @@
       <w:r>
         <w:rPr>
           <w:rFonts w:hint="eastAsia" w:ascii="Times New Roman" w:hAnsi="Times New Roman" w:eastAsia="微软雅黑" w:cs="Times New Roman"/>
-          <w:sz w:val="18"/>
-          <w:szCs w:val="18"/>
+          <w:sz w:val="24"/>
+          <w:szCs w:val="24"/>
           <w:lang w:eastAsia="zh-CN"/>
         </w:rPr>
         <w:t xml:space="preserve"> %}</w:t>
@@ -5117,7 +5117,7 @@
             </w:pPr>
             <w:r>
               <w:rPr>
-                <w:sz w:val="22"/>
+                <w:sz w:val="18"/>
               </w:rPr>
               <mc:AlternateContent>
                 <mc:Choice Requires="wpg">
@@ -5125,15 +5125,15 @@
                     <wp:anchor distT="0" distB="0" distL="114300" distR="114300" simplePos="0" relativeHeight="251664384" behindDoc="0" locked="0" layoutInCell="1" allowOverlap="1">
                       <wp:simplePos x="0" y="0"/>
                       <wp:positionH relativeFrom="column">
-                        <wp:posOffset>-149860</wp:posOffset>
+                        <wp:posOffset>-366395</wp:posOffset>
                       </wp:positionH>
                       <wp:positionV relativeFrom="paragraph">
-                        <wp:posOffset>-505460</wp:posOffset>
+                        <wp:posOffset>-487680</wp:posOffset>
                       </wp:positionV>
-                      <wp:extent cx="1442720" cy="1442720"/>
-                      <wp:effectExtent l="0" t="0" r="5080" b="5080"/>
+                      <wp:extent cx="1442085" cy="1442085"/>
+                      <wp:effectExtent l="0" t="0" r="5715" b="5715"/>
                       <wp:wrapNone/>
-                      <wp:docPr id="8" name="组合 8"/>
+                      <wp:docPr id="7" name="组合 7"/>
                       <wp:cNvGraphicFramePr/>
                       <a:graphic xmlns:a="http://schemas.openxmlformats.org/drawingml/2006/main">
                         <a:graphicData uri="http://schemas.microsoft.com/office/word/2010/wordprocessingGroup">
@@ -5142,44 +5142,20 @@
                             <wpg:grpSpPr>
                               <a:xfrm>
                                 <a:off x="0" y="0"/>
-                                <a:ext cx="1442720" cy="1442720"/>
-                                <a:chOff x="20702" y="14472"/>
-                                <a:chExt cx="2272" cy="2272"/>
+                                <a:ext cx="1442085" cy="1442085"/>
+                                <a:chOff x="3757" y="89141"/>
+                                <a:chExt cx="2271" cy="2271"/>
                               </a:xfrm>
                             </wpg:grpSpPr>
                             <pic:pic xmlns:pic="http://schemas.openxmlformats.org/drawingml/2006/picture">
                               <pic:nvPicPr>
-                                <pic:cNvPr id="9" name="图片 15" descr="c9514d16fd70679bf0495aeebb03c72d_compress"/>
-                                <pic:cNvPicPr>
-                                  <a:picLocks noChangeAspect="1"/>
-                                </pic:cNvPicPr>
-                              </pic:nvPicPr>
-                              <pic:blipFill>
-                                <a:blip r:embed="rId10"/>
-                                <a:srcRect l="21003" t="56913" r="27176" b="26386"/>
-                                <a:stretch>
-                                  <a:fillRect/>
-                                </a:stretch>
-                              </pic:blipFill>
-                              <pic:spPr>
-                                <a:xfrm>
-                                  <a:off x="21019" y="15216"/>
-                                  <a:ext cx="1550" cy="475"/>
-                                </a:xfrm>
-                                <a:prstGeom prst="rect">
-                                  <a:avLst/>
-                                </a:prstGeom>
-                              </pic:spPr>
-                            </pic:pic>
-                            <pic:pic xmlns:pic="http://schemas.openxmlformats.org/drawingml/2006/picture">
-                              <pic:nvPicPr>
-                                <pic:cNvPr id="18" name="图片 25"/>
+                                <pic:cNvPr id="18" name="图片 8"/>
                                 <pic:cNvPicPr>
                                   <a:picLocks noChangeAspect="1" noChangeArrowheads="1"/>
                                 </pic:cNvPicPr>
                               </pic:nvPicPr>
                               <pic:blipFill>
-                                <a:blip r:embed="rId11">
+                                <a:blip r:embed="rId10">
                                   <a:extLst>
                                     <a:ext uri="{28A0092B-C50C-407E-A947-70E740481C1C}">
                                       <a14:useLocalDpi xmlns:a14="http://schemas.microsoft.com/office/drawing/2010/main" val="0"/>
@@ -5193,8 +5169,8 @@
                               </pic:blipFill>
                               <pic:spPr>
                                 <a:xfrm>
-                                  <a:off x="20702" y="14472"/>
-                                  <a:ext cx="2273" cy="2273"/>
+                                  <a:off x="3757" y="89141"/>
+                                  <a:ext cx="2271" cy="2271"/>
                                 </a:xfrm>
                                 <a:prstGeom prst="rect">
                                   <a:avLst/>
@@ -5205,6 +5181,44 @@
                                 </a:ln>
                               </pic:spPr>
                             </pic:pic>
+                            <pic:pic xmlns:pic="http://schemas.openxmlformats.org/drawingml/2006/picture">
+                              <pic:nvPicPr>
+                                <pic:cNvPr id="30" name="图片 30" descr="微信图片_20220215110121"/>
+                                <pic:cNvPicPr>
+                                  <a:picLocks noChangeAspect="1"/>
+                                </pic:cNvPicPr>
+                              </pic:nvPicPr>
+                              <pic:blipFill>
+                                <a:blip r:embed="rId11">
+                                  <a:clrChange>
+                                    <a:clrFrom>
+                                      <a:srgbClr val="A09D98">
+                                        <a:alpha val="100000"/>
+                                      </a:srgbClr>
+                                    </a:clrFrom>
+                                    <a:clrTo>
+                                      <a:srgbClr val="A09D98">
+                                        <a:alpha val="100000"/>
+                                        <a:alpha val="0"/>
+                                      </a:srgbClr>
+                                    </a:clrTo>
+                                  </a:clrChange>
+                                  <a:biLevel thresh="50000"/>
+                                </a:blip>
+                                <a:stretch>
+                                  <a:fillRect/>
+                                </a:stretch>
+                              </pic:blipFill>
+                              <pic:spPr>
+                                <a:xfrm>
+                                  <a:off x="4304" y="89723"/>
+                                  <a:ext cx="1234" cy="715"/>
+                                </a:xfrm>
+                                <a:prstGeom prst="rect">
+                                  <a:avLst/>
+                                </a:prstGeom>
+                              </pic:spPr>
+                            </pic:pic>
                           </wpg:wgp>
                         </a:graphicData>
                       </a:graphic>
@@ -5213,18 +5227,18 @@
                 </mc:Choice>
                 <mc:Fallback>
                   <w:pict>
-                    <v:group id="_x0000_s1026" o:spid="_x0000_s1026" o:spt="203" style="position:absolute;left:0pt;margin-left:-11.8pt;margin-top:-39.8pt;height:113.6pt;width:113.6pt;z-index:251664384;mso-width-relative:page;mso-height-relative:page;" coordorigin="20702,14472" coordsize="2272,2272" o:gfxdata="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">
+                    <v:group id="_x0000_s1026" o:spid="_x0000_s1026" o:spt="203" style="position:absolute;left:0pt;margin-left:-28.85pt;margin-top:-38.4pt;height:113.55pt;width:113.55pt;z-index:251664384;mso-width-relative:page;mso-height-relative:page;" coordorigin="3757,89141" coordsize="2271,2271" o:gfxdata="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">
                       <o:lock v:ext="edit" aspectratio="f"/>
-                      <v:shape id="图片 15" o:spid="_x0000_s1026" o:spt="75" alt="c9514d16fd70679bf0495aeebb03c72d_compress" type="#_x0000_t75" style="position:absolute;left:21019;top:15216;height:475;width:1550;" filled="f" o:preferrelative="t" stroked="f" coordsize="21600,21600" o:gfxdata="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">
+                      <v:shape id="图片 8" o:spid="_x0000_s1026" o:spt="75" type="#_x0000_t75" style="position:absolute;left:3757;top:89141;height:2271;width:2271;" filled="f" o:preferrelative="t" stroked="f" coordsize="21600,21600" o:gfxdata="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">
                         <v:fill on="f" focussize="0,0"/>
                         <v:stroke on="f"/>
-                        <v:imagedata r:id="rId10" cropleft="13765f" croptop="37299f" cropright="17810f" cropbottom="17292f" o:title=""/>
+                        <v:imagedata r:id="rId10" o:title=""/>
                         <o:lock v:ext="edit" aspectratio="t"/>
                       </v:shape>
-                      <v:shape id="图片 25" o:spid="_x0000_s1026" o:spt="75" type="#_x0000_t75" style="position:absolute;left:20702;top:14472;height:2273;width:2273;" filled="f" o:preferrelative="t" stroked="f" coordsize="21600,21600" o:gfxdata="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">
+                      <v:shape id="_x0000_s1026" o:spid="_x0000_s1026" o:spt="75" alt="微信图片_20220215110121" type="#_x0000_t75" style="position:absolute;left:4304;top:89723;height:715;width:1234;" filled="f" o:preferrelative="t" stroked="f" coordsize="21600,21600" o:gfxdata="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">
                         <v:fill on="f" focussize="0,0"/>
                         <v:stroke on="f"/>
-                        <v:imagedata r:id="rId11" o:title=""/>
+                        <v:imagedata r:id="rId11" grayscale="t" bilevel="t" chromakey="#A09D98" o:title=""/>
                         <o:lock v:ext="edit" aspectratio="t"/>
                       </v:shape>
                     </v:group>
@@ -5478,12 +5492,30 @@
     <w:p>
       <w:pPr>
         <w:rPr>
+          <w:rFonts w:ascii="Times New Roman" w:hAnsi="Times New Roman" w:eastAsia="微软雅黑" w:cs="Times New Roman"/>
+          <w:sz w:val="24"/>
+          <w:szCs w:val="24"/>
+          <w:lang w:eastAsia="zh-CN"/>
+        </w:rPr>
+      </w:pPr>
+      <w:r>
+        <w:rPr>
           <w:rFonts w:hint="eastAsia" w:ascii="Times New Roman" w:hAnsi="Times New Roman" w:eastAsia="微软雅黑" w:cs="Times New Roman"/>
           <w:sz w:val="24"/>
           <w:szCs w:val="24"/>
           <w:lang w:eastAsia="zh-CN"/>
         </w:rPr>
-      </w:pPr>
+        <w:t xml:space="preserve">{% endif %}{% if testedby == </w:t>
+      </w:r>
+      <w:r>
+        <w:rPr>
+          <w:rFonts w:ascii="Times New Roman" w:hAnsi="Times New Roman" w:eastAsia="微软雅黑" w:cs="Times New Roman"/>
+          <w:sz w:val="24"/>
+          <w:szCs w:val="24"/>
+          <w:lang w:eastAsia="zh-CN"/>
+        </w:rPr>
+        <w:t>“</w:t>
+      </w:r>
       <w:r>
         <w:rPr>
           <w:rFonts w:hint="eastAsia" w:ascii="Times New Roman" w:hAnsi="Times New Roman" w:eastAsia="微软雅黑" w:cs="Times New Roman"/>
@@ -5491,7 +5523,7 @@
           <w:szCs w:val="24"/>
           <w:lang w:eastAsia="zh-CN"/>
         </w:rPr>
-        <w:t xml:space="preserve">{% endif %}{% if testedby == </w:t>
+        <w:t>2</w:t>
       </w:r>
       <w:r>
         <w:rPr>
@@ -5500,7 +5532,7 @@
           <w:szCs w:val="24"/>
           <w:lang w:eastAsia="zh-CN"/>
         </w:rPr>
-        <w:t>“</w:t>
+        <w:t>”</w:t>
       </w:r>
       <w:r>
         <w:rPr>
@@ -5509,33 +5541,13 @@
           <w:szCs w:val="24"/>
           <w:lang w:eastAsia="zh-CN"/>
         </w:rPr>
-        <w:t>2</w:t>
-      </w:r>
-      <w:r>
-        <w:rPr>
-          <w:rFonts w:ascii="Times New Roman" w:hAnsi="Times New Roman" w:eastAsia="微软雅黑" w:cs="Times New Roman"/>
-          <w:sz w:val="24"/>
-          <w:szCs w:val="24"/>
-          <w:lang w:eastAsia="zh-CN"/>
-        </w:rPr>
-        <w:t>”</w:t>
-      </w:r>
-      <w:r>
-        <w:rPr>
-          <w:rFonts w:hint="eastAsia" w:ascii="Times New Roman" w:hAnsi="Times New Roman" w:eastAsia="微软雅黑" w:cs="Times New Roman"/>
-          <w:sz w:val="24"/>
-          <w:szCs w:val="24"/>
-          <w:lang w:eastAsia="zh-CN"/>
-        </w:rPr>
         <w:t xml:space="preserve"> %}</w:t>
       </w:r>
     </w:p>
     <w:p>
       <w:pPr>
         <w:rPr>
-          <w:rFonts w:hint="eastAsia" w:ascii="Times New Roman" w:hAnsi="Times New Roman" w:eastAsia="微软雅黑" w:cs="Times New Roman"/>
           <w:sz w:val="24"/>
-          <w:szCs w:val="24"/>
           <w:lang w:eastAsia="zh-CN"/>
         </w:rPr>
       </w:pPr>
@@ -5543,9 +5555,7 @@
     <w:p>
       <w:pPr>
         <w:rPr>
-          <w:rFonts w:hint="eastAsia" w:ascii="Times New Roman" w:hAnsi="Times New Roman" w:eastAsia="微软雅黑" w:cs="Times New Roman"/>
           <w:sz w:val="24"/>
-          <w:szCs w:val="24"/>
           <w:lang w:eastAsia="zh-CN"/>
         </w:rPr>
       </w:pPr>
@@ -5629,123 +5639,6 @@
                 <w:szCs w:val="24"/>
               </w:rPr>
             </w:pPr>
-            <w:r>
-              <w:rPr>
-                <w:sz w:val="22"/>
-              </w:rPr>
-              <mc:AlternateContent>
-                <mc:Choice Requires="wpg">
-                  <w:drawing>
-                    <wp:anchor distT="0" distB="0" distL="114300" distR="114300" simplePos="0" relativeHeight="251665408" behindDoc="0" locked="0" layoutInCell="1" allowOverlap="1">
-                      <wp:simplePos x="0" y="0"/>
-                      <wp:positionH relativeFrom="column">
-                        <wp:posOffset>-181610</wp:posOffset>
-                      </wp:positionH>
-                      <wp:positionV relativeFrom="paragraph">
-                        <wp:posOffset>-455295</wp:posOffset>
-                      </wp:positionV>
-                      <wp:extent cx="1442720" cy="1442720"/>
-                      <wp:effectExtent l="0" t="0" r="5080" b="5080"/>
-                      <wp:wrapNone/>
-                      <wp:docPr id="10" name="组合 10"/>
-                      <wp:cNvGraphicFramePr/>
-                      <a:graphic xmlns:a="http://schemas.openxmlformats.org/drawingml/2006/main">
-                        <a:graphicData uri="http://schemas.microsoft.com/office/word/2010/wordprocessingGroup">
-                          <wpg:wgp>
-                            <wpg:cNvGrpSpPr/>
-                            <wpg:grpSpPr>
-                              <a:xfrm>
-                                <a:off x="0" y="0"/>
-                                <a:ext cx="1442720" cy="1442720"/>
-                                <a:chOff x="14555" y="19046"/>
-                                <a:chExt cx="2272" cy="2272"/>
-                              </a:xfrm>
-                            </wpg:grpSpPr>
-                            <pic:pic xmlns:pic="http://schemas.openxmlformats.org/drawingml/2006/picture">
-                              <pic:nvPicPr>
-                                <pic:cNvPr id="19" name="图片 1" descr="24f613a0-66be-430b-9e80-270d3393fac5"/>
-                                <pic:cNvPicPr>
-                                  <a:picLocks noChangeAspect="1"/>
-                                </pic:cNvPicPr>
-                              </pic:nvPicPr>
-                              <pic:blipFill>
-                                <a:blip r:embed="rId12"/>
-                                <a:srcRect l="43292" t="26660" r="21693" b="24394"/>
-                                <a:stretch>
-                                  <a:fillRect/>
-                                </a:stretch>
-                              </pic:blipFill>
-                              <pic:spPr>
-                                <a:xfrm rot="16200000">
-                                  <a:off x="15453" y="19290"/>
-                                  <a:ext cx="506" cy="1327"/>
-                                </a:xfrm>
-                                <a:prstGeom prst="rect">
-                                  <a:avLst/>
-                                </a:prstGeom>
-                              </pic:spPr>
-                            </pic:pic>
-                            <pic:pic xmlns:pic="http://schemas.openxmlformats.org/drawingml/2006/picture">
-                              <pic:nvPicPr>
-                                <pic:cNvPr id="31" name="图片 25"/>
-                                <pic:cNvPicPr>
-                                  <a:picLocks noChangeAspect="1" noChangeArrowheads="1"/>
-                                </pic:cNvPicPr>
-                              </pic:nvPicPr>
-                              <pic:blipFill>
-                                <a:blip r:embed="rId11">
-                                  <a:extLst>
-                                    <a:ext uri="{28A0092B-C50C-407E-A947-70E740481C1C}">
-                                      <a14:useLocalDpi xmlns:a14="http://schemas.microsoft.com/office/drawing/2010/main" val="0"/>
-                                    </a:ext>
-                                  </a:extLst>
-                                </a:blip>
-                                <a:srcRect/>
-                                <a:stretch>
-                                  <a:fillRect/>
-                                </a:stretch>
-                              </pic:blipFill>
-                              <pic:spPr>
-                                <a:xfrm>
-                                  <a:off x="14555" y="19046"/>
-                                  <a:ext cx="2273" cy="2273"/>
-                                </a:xfrm>
-                                <a:prstGeom prst="rect">
-                                  <a:avLst/>
-                                </a:prstGeom>
-                                <a:noFill/>
-                                <a:ln>
-                                  <a:noFill/>
-                                </a:ln>
-                              </pic:spPr>
-                            </pic:pic>
-                          </wpg:wgp>
-                        </a:graphicData>
-                      </a:graphic>
-                    </wp:anchor>
-                  </w:drawing>
-                </mc:Choice>
-                <mc:Fallback>
-                  <w:pict>
-                    <v:group id="_x0000_s1026" o:spid="_x0000_s1026" o:spt="203" style="position:absolute;left:0pt;margin-left:-14.3pt;margin-top:-35.85pt;height:113.6pt;width:113.6pt;z-index:251665408;mso-width-relative:page;mso-height-relative:page;" coordorigin="14555,19046" coordsize="2272,2272" o:gfxdata="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">
-                      <o:lock v:ext="edit" aspectratio="f"/>
-                      <v:shape id="图片 1" o:spid="_x0000_s1026" o:spt="75" alt="24f613a0-66be-430b-9e80-270d3393fac5" type="#_x0000_t75" style="position:absolute;left:15453;top:19290;height:1327;width:506;rotation:-5898240f;" filled="f" o:preferrelative="t" stroked="f" coordsize="21600,21600" o:gfxdata="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">
-                        <v:fill on="f" focussize="0,0"/>
-                        <v:stroke on="f"/>
-                        <v:imagedata r:id="rId12" cropleft="28372f" croptop="17472f" cropright="14217f" cropbottom="15987f" o:title=""/>
-                        <o:lock v:ext="edit" aspectratio="t"/>
-                      </v:shape>
-                      <v:shape id="图片 25" o:spid="_x0000_s1026" o:spt="75" type="#_x0000_t75" style="position:absolute;left:14555;top:19046;height:2273;width:2273;" filled="f" o:preferrelative="t" stroked="f" coordsize="21600,21600" o:gfxdata="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">
-                        <v:fill on="f" focussize="0,0"/>
-                        <v:stroke on="f"/>
-                        <v:imagedata r:id="rId11" o:title=""/>
-                        <o:lock v:ext="edit" aspectratio="t"/>
-                      </v:shape>
-                    </v:group>
-                  </w:pict>
-                </mc:Fallback>
-              </mc:AlternateContent>
-            </w:r>
           </w:p>
         </w:tc>
         <w:tc>
@@ -6159,7 +6052,7 @@
                       <wp:extent cx="1443355" cy="1475740"/>
                       <wp:effectExtent l="0" t="0" r="4445" b="2540"/>
                       <wp:wrapNone/>
-                      <wp:docPr id="11" name="组合 11"/>
+                      <wp:docPr id="14" name="组合 14"/>
                       <wp:cNvGraphicFramePr/>
                       <a:graphic xmlns:a="http://schemas.openxmlformats.org/drawingml/2006/main">
                         <a:graphicData uri="http://schemas.microsoft.com/office/word/2010/wordprocessingGroup">
@@ -6181,7 +6074,7 @@
                                 </pic:cNvPicPr>
                               </pic:nvPicPr>
                               <pic:blipFill>
-                                <a:blip r:embed="rId13">
+                                <a:blip r:embed="rId12">
                                   <a:biLevel thresh="50000"/>
                                 </a:blip>
                                 <a:srcRect l="7865" t="11797" r="5322" b="19074"/>
@@ -6208,7 +6101,7 @@
                                 </pic:cNvPicPr>
                               </pic:nvPicPr>
                               <pic:blipFill>
-                                <a:blip r:embed="rId11">
+                                <a:blip r:embed="rId10">
                                   <a:extLst>
                                     <a:ext uri="{28A0092B-C50C-407E-A947-70E740481C1C}">
                                       <a14:useLocalDpi xmlns:a14="http://schemas.microsoft.com/office/drawing/2010/main" val="0"/>
@@ -6242,18 +6135,18 @@
                 </mc:Choice>
                 <mc:Fallback>
                   <w:pict>
-                    <v:group id="_x0000_s1026" o:spid="_x0000_s1026" o:spt="203" style="position:absolute;left:0pt;margin-left:-30.6pt;margin-top:-36.45pt;height:116.2pt;width:113.65pt;z-index:251662336;mso-width-relative:page;mso-height-relative:page;" coordorigin="3722,92738" coordsize="2273,2273" o:gfxdata="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">
+                    <v:group id="_x0000_s1026" o:spid="_x0000_s1026" o:spt="203" style="position:absolute;left:0pt;margin-left:-30.6pt;margin-top:-36.45pt;height:116.2pt;width:113.65pt;z-index:251662336;mso-width-relative:page;mso-height-relative:page;" coordorigin="3722,92738" coordsize="2273,2273" o:gfxdata="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">
                       <o:lock v:ext="edit" aspectratio="f"/>
                       <v:shape id="图片 59" o:spid="_x0000_s1026" o:spt="75" alt="图片1" type="#_x0000_t75" style="position:absolute;left:4057;top:93343;height:627;width:1468;" filled="f" o:preferrelative="t" stroked="f" coordsize="21600,21600" o:gfxdata="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">
                         <v:fill on="f" focussize="0,0"/>
                         <v:stroke on="f"/>
-                        <v:imagedata r:id="rId13" cropleft="5154f" croptop="7731f" cropright="3488f" cropbottom="12500f" grayscale="t" bilevel="t" o:title=""/>
+                        <v:imagedata r:id="rId12" cropleft="5154f" croptop="7731f" cropright="3488f" cropbottom="12500f" grayscale="t" bilevel="t" o:title=""/>
                         <o:lock v:ext="edit" aspectratio="t"/>
                       </v:shape>
                       <v:shape id="图片 23" o:spid="_x0000_s1026" o:spt="75" type="#_x0000_t75" style="position:absolute;left:3722;top:92738;height:2273;width:2273;" filled="f" o:preferrelative="t" stroked="f" coordsize="21600,21600" o:gfxdata="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">
                         <v:fill on="f" focussize="0,0"/>
                         <v:stroke on="f"/>
-                        <v:imagedata r:id="rId11" o:title=""/>
+                        <v:imagedata r:id="rId10" o:title=""/>
                         <o:lock v:ext="edit" aspectratio="t"/>
                       </v:shape>
                     </v:group>
@@ -6676,7 +6569,7 @@
                       <wp:extent cx="1443355" cy="1443355"/>
                       <wp:effectExtent l="0" t="0" r="4445" b="4445"/>
                       <wp:wrapNone/>
-                      <wp:docPr id="12" name="组合 12"/>
+                      <wp:docPr id="13" name="组合 13"/>
                       <wp:cNvGraphicFramePr/>
                       <a:graphic xmlns:a="http://schemas.openxmlformats.org/drawingml/2006/main">
                         <a:graphicData uri="http://schemas.microsoft.com/office/word/2010/wordprocessingGroup">
@@ -6698,7 +6591,7 @@
                                 </pic:cNvPicPr>
                               </pic:nvPicPr>
                               <pic:blipFill>
-                                <a:blip r:embed="rId14">
+                                <a:blip r:embed="rId13">
                                   <a:clrChange>
                                     <a:clrFrom>
                                       <a:srgbClr val="FFFFFF">
@@ -6733,13 +6626,13 @@
                             </pic:pic>
                             <pic:pic xmlns:pic="http://schemas.openxmlformats.org/drawingml/2006/picture">
                               <pic:nvPicPr>
-                                <pic:cNvPr id="16" name="图片 25"/>
+                                <pic:cNvPr id="6" name="图片 25"/>
                                 <pic:cNvPicPr>
                                   <a:picLocks noChangeAspect="1" noChangeArrowheads="1"/>
                                 </pic:cNvPicPr>
                               </pic:nvPicPr>
                               <pic:blipFill>
-                                <a:blip r:embed="rId11">
+                                <a:blip r:embed="rId10">
                                   <a:extLst>
                                     <a:ext uri="{28A0092B-C50C-407E-A947-70E740481C1C}">
                                       <a14:useLocalDpi xmlns:a14="http://schemas.microsoft.com/office/drawing/2010/main" val="0"/>
@@ -6773,18 +6666,18 @@
                 </mc:Choice>
                 <mc:Fallback>
                   <w:pict>
-                    <v:group id="_x0000_s1026" o:spid="_x0000_s1026" o:spt="203" style="position:absolute;left:0pt;margin-left:-41.05pt;margin-top:-37.2pt;height:113.65pt;width:113.65pt;z-index:251661312;mso-width-relative:page;mso-height-relative:page;" coordorigin="3513,94449" coordsize="2273,2273" o:gfxdata="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">
+                    <v:group id="_x0000_s1026" o:spid="_x0000_s1026" o:spt="203" style="position:absolute;left:0pt;margin-left:-41.05pt;margin-top:-37.2pt;height:113.65pt;width:113.65pt;z-index:251661312;mso-width-relative:page;mso-height-relative:page;" coordorigin="3513,94449" coordsize="2273,2273" o:gfxdata="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">
                       <o:lock v:ext="edit" aspectratio="f"/>
                       <v:shape id="图片 29" o:spid="_x0000_s1026" o:spt="75" alt="IMG_256" type="#_x0000_t75" style="position:absolute;left:4208;top:95052;height:570;width:975;" filled="f" o:preferrelative="t" stroked="f" coordsize="21600,21600" o:gfxdata="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">
                         <v:fill on="f" focussize="0,0"/>
                         <v:stroke on="f"/>
-                        <v:imagedata r:id="rId14" chromakey="#FFFFFF" o:title=""/>
+                        <v:imagedata r:id="rId13" chromakey="#FFFFFF" o:title=""/>
                         <o:lock v:ext="edit" aspectratio="t"/>
                       </v:shape>
-                      <v:shape id="图片 25" o:spid="_x0000_s1026" o:spt="75" type="#_x0000_t75" style="position:absolute;left:3513;top:94449;height:2273;width:2273;" filled="f" o:preferrelative="t" stroked="f" coordsize="21600,21600" o:gfxdata="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">
+                      <v:shape id="图片 25" o:spid="_x0000_s1026" o:spt="75" type="#_x0000_t75" style="position:absolute;left:3513;top:94449;height:2273;width:2273;" filled="f" o:preferrelative="t" stroked="f" coordsize="21600,21600" o:gfxdata="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">
                         <v:fill on="f" focussize="0,0"/>
                         <v:stroke on="f"/>
-                        <v:imagedata r:id="rId11" o:title=""/>
+                        <v:imagedata r:id="rId10" o:title=""/>
                         <o:lock v:ext="edit" aspectratio="t"/>
                       </v:shape>
                     </v:group>
@@ -7100,395 +6993,6 @@
     <w:p>
       <w:pPr>
         <w:rPr>
-          <w:lang w:eastAsia="zh-CN"/>
-        </w:rPr>
-      </w:pPr>
-    </w:p>
-    <w:tbl>
-      <w:tblPr>
-        <w:tblStyle w:val="33"/>
-        <w:tblW w:w="9066" w:type="dxa"/>
-        <w:jc w:val="right"/>
-        <w:tblLayout w:type="fixed"/>
-        <w:tblCellMar>
-          <w:top w:w="0" w:type="dxa"/>
-          <w:left w:w="0" w:type="dxa"/>
-          <w:bottom w:w="0" w:type="dxa"/>
-          <w:right w:w="0" w:type="dxa"/>
-        </w:tblCellMar>
-      </w:tblPr>
-      <w:tblGrid>
-        <w:gridCol w:w="1272"/>
-        <w:gridCol w:w="2306"/>
-        <w:gridCol w:w="1373"/>
-        <w:gridCol w:w="1640"/>
-        <w:gridCol w:w="2475"/>
-      </w:tblGrid>
-      <w:tr>
-        <w:trPr>
-          <w:trHeight w:val="441" w:hRule="exact"/>
-          <w:jc w:val="right"/>
-        </w:trPr>
-        <w:tc>
-          <w:tcPr>
-            <w:tcW w:w="1272" w:type="dxa"/>
-            <w:vAlign w:val="center"/>
-          </w:tcPr>
-          <w:p>
-            <w:pPr>
-              <w:pStyle w:val="22"/>
-              <w:spacing w:before="13"/>
-              <w:ind w:left="13" w:right="95"/>
-              <w:jc w:val="both"/>
-              <w:rPr>
-                <w:rFonts w:ascii="Times New Roman" w:hAnsi="Times New Roman" w:cs="Times New Roman"/>
-                <w:b/>
-                <w:sz w:val="24"/>
-                <w:szCs w:val="24"/>
-              </w:rPr>
-            </w:pPr>
-            <w:r>
-              <w:rPr>
-                <w:rFonts w:ascii="Times New Roman" w:hAnsi="Times New Roman" w:cs="Times New Roman"/>
-                <w:b/>
-                <w:sz w:val="24"/>
-                <w:szCs w:val="24"/>
-              </w:rPr>
-              <w:t>检测人：</w:t>
-            </w:r>
-          </w:p>
-        </w:tc>
-        <w:tc>
-          <w:tcPr>
-            <w:tcW w:w="2306" w:type="dxa"/>
-            <w:vAlign w:val="center"/>
-          </w:tcPr>
-          <w:p>
-            <w:pPr>
-              <w:pStyle w:val="22"/>
-              <w:spacing w:before="13"/>
-              <w:jc w:val="both"/>
-              <w:rPr>
-                <w:rFonts w:ascii="Times New Roman" w:hAnsi="Times New Roman" w:cs="Times New Roman"/>
-                <w:b/>
-                <w:sz w:val="24"/>
-                <w:szCs w:val="24"/>
-              </w:rPr>
-            </w:pPr>
-          </w:p>
-        </w:tc>
-        <w:tc>
-          <w:tcPr>
-            <w:tcW w:w="1373" w:type="dxa"/>
-            <w:vAlign w:val="center"/>
-          </w:tcPr>
-          <w:p>
-            <w:pPr>
-              <w:pStyle w:val="22"/>
-              <w:spacing w:before="13"/>
-              <w:jc w:val="both"/>
-              <w:rPr>
-                <w:rFonts w:ascii="Times New Roman" w:hAnsi="Times New Roman" w:cs="Times New Roman"/>
-                <w:b/>
-                <w:sz w:val="24"/>
-                <w:szCs w:val="24"/>
-              </w:rPr>
-            </w:pPr>
-            <w:r>
-              <w:rPr>
-                <w:rFonts w:hint="eastAsia" w:ascii="Times New Roman" w:hAnsi="Times New Roman" w:cs="Times New Roman"/>
-                <w:b/>
-                <w:sz w:val="24"/>
-                <w:szCs w:val="24"/>
-                <w:lang w:val="en-US" w:eastAsia="zh-CN"/>
-              </w:rPr>
-              <w:t>报告医生</w:t>
-            </w:r>
-            <w:r>
-              <w:rPr>
-                <w:rFonts w:ascii="Times New Roman" w:hAnsi="Times New Roman" w:cs="Times New Roman"/>
-                <w:b/>
-                <w:sz w:val="24"/>
-                <w:szCs w:val="24"/>
-                <w:lang w:eastAsia="zh-CN"/>
-              </w:rPr>
-              <w:t>：</w:t>
-            </w:r>
-          </w:p>
-        </w:tc>
-        <w:tc>
-          <w:tcPr>
-            <w:tcW w:w="1640" w:type="dxa"/>
-            <w:vAlign w:val="center"/>
-          </w:tcPr>
-          <w:p>
-            <w:pPr>
-              <w:pStyle w:val="22"/>
-              <w:spacing w:before="13"/>
-              <w:ind w:right="15"/>
-              <w:jc w:val="both"/>
-              <w:rPr>
-                <w:rFonts w:ascii="Times New Roman" w:hAnsi="Times New Roman" w:cs="Times New Roman"/>
-                <w:b/>
-                <w:sz w:val="24"/>
-                <w:szCs w:val="24"/>
-              </w:rPr>
-            </w:pPr>
-          </w:p>
-        </w:tc>
-        <w:tc>
-          <w:tcPr>
-            <w:tcW w:w="2475" w:type="dxa"/>
-            <w:vAlign w:val="center"/>
-          </w:tcPr>
-          <w:p>
-            <w:pPr>
-              <w:pStyle w:val="22"/>
-              <w:spacing w:before="13"/>
-              <w:ind w:right="15"/>
-              <w:jc w:val="both"/>
-              <w:rPr>
-                <w:rFonts w:hint="eastAsia" w:ascii="Times New Roman" w:hAnsi="Times New Roman" w:eastAsia="宋体" w:cs="Times New Roman"/>
-                <w:b/>
-                <w:sz w:val="24"/>
-                <w:szCs w:val="24"/>
-                <w:lang w:val="en-US" w:eastAsia="zh-CN"/>
-              </w:rPr>
-            </w:pPr>
-            <w:r>
-              <w:rPr>
-                <w:rFonts w:hint="eastAsia" w:ascii="Times New Roman" w:hAnsi="Times New Roman" w:cs="Times New Roman"/>
-                <w:b/>
-                <w:sz w:val="24"/>
-                <w:szCs w:val="24"/>
-                <w:lang w:val="en-US" w:eastAsia="zh-CN"/>
-              </w:rPr>
-              <w:t>审核医生：</w:t>
-            </w:r>
-          </w:p>
-        </w:tc>
-      </w:tr>
-      <w:tr>
-        <w:tblPrEx>
-          <w:tblCellMar>
-            <w:top w:w="0" w:type="dxa"/>
-            <w:left w:w="0" w:type="dxa"/>
-            <w:bottom w:w="0" w:type="dxa"/>
-            <w:right w:w="0" w:type="dxa"/>
-          </w:tblCellMar>
-        </w:tblPrEx>
-        <w:trPr>
-          <w:trHeight w:val="457" w:hRule="exact"/>
-          <w:jc w:val="right"/>
-        </w:trPr>
-        <w:tc>
-          <w:tcPr>
-            <w:tcW w:w="1272" w:type="dxa"/>
-            <w:vAlign w:val="center"/>
-          </w:tcPr>
-          <w:p>
-            <w:pPr>
-              <w:pStyle w:val="22"/>
-              <w:spacing w:line="341" w:lineRule="exact"/>
-              <w:ind w:left="13" w:right="165"/>
-              <w:jc w:val="both"/>
-              <w:rPr>
-                <w:rFonts w:ascii="Times New Roman" w:hAnsi="Times New Roman" w:cs="Times New Roman"/>
-                <w:b/>
-                <w:sz w:val="24"/>
-                <w:szCs w:val="24"/>
-              </w:rPr>
-            </w:pPr>
-            <w:r>
-              <w:rPr>
-                <w:rFonts w:ascii="Times New Roman" w:hAnsi="Times New Roman" w:cs="Times New Roman"/>
-                <w:b/>
-                <w:sz w:val="24"/>
-                <w:szCs w:val="24"/>
-              </w:rPr>
-              <w:t>日</w:t>
-            </w:r>
-            <w:r>
-              <w:rPr>
-                <w:rFonts w:ascii="Times New Roman" w:hAnsi="Times New Roman" w:cs="Times New Roman"/>
-                <w:b/>
-                <w:sz w:val="24"/>
-                <w:szCs w:val="24"/>
-                <w:lang w:eastAsia="zh-CN"/>
-              </w:rPr>
-              <w:t xml:space="preserve">  </w:t>
-            </w:r>
-            <w:r>
-              <w:rPr>
-                <w:rFonts w:ascii="Times New Roman" w:hAnsi="Times New Roman" w:cs="Times New Roman"/>
-                <w:b/>
-                <w:sz w:val="24"/>
-                <w:szCs w:val="24"/>
-              </w:rPr>
-              <w:t>期：</w:t>
-            </w:r>
-          </w:p>
-        </w:tc>
-        <w:tc>
-          <w:tcPr>
-            <w:tcW w:w="2306" w:type="dxa"/>
-            <w:vAlign w:val="center"/>
-          </w:tcPr>
-          <w:p>
-            <w:pPr>
-              <w:pStyle w:val="22"/>
-              <w:spacing w:line="363" w:lineRule="exact"/>
-              <w:jc w:val="both"/>
-              <w:rPr>
-                <w:rFonts w:ascii="Times New Roman" w:hAnsi="Times New Roman" w:cs="Times New Roman"/>
-                <w:sz w:val="24"/>
-                <w:szCs w:val="24"/>
-              </w:rPr>
-            </w:pPr>
-            <w:r>
-              <w:rPr>
-                <w:rFonts w:ascii="Times New Roman" w:hAnsi="Times New Roman" w:cs="Times New Roman"/>
-                <w:kern w:val="2"/>
-                <w:sz w:val="24"/>
-                <w:szCs w:val="24"/>
-                <w:lang w:eastAsia="zh-CN"/>
-              </w:rPr>
-              <w:t>{{ reportdate }}</w:t>
-            </w:r>
-          </w:p>
-        </w:tc>
-        <w:tc>
-          <w:tcPr>
-            <w:tcW w:w="1373" w:type="dxa"/>
-            <w:vAlign w:val="center"/>
-          </w:tcPr>
-          <w:p>
-            <w:pPr>
-              <w:pStyle w:val="22"/>
-              <w:spacing w:line="341" w:lineRule="exact"/>
-              <w:jc w:val="both"/>
-              <w:rPr>
-                <w:rFonts w:ascii="Times New Roman" w:hAnsi="Times New Roman" w:cs="Times New Roman"/>
-                <w:b/>
-                <w:sz w:val="24"/>
-                <w:szCs w:val="24"/>
-              </w:rPr>
-            </w:pPr>
-          </w:p>
-        </w:tc>
-        <w:tc>
-          <w:tcPr>
-            <w:tcW w:w="1640" w:type="dxa"/>
-            <w:vAlign w:val="center"/>
-          </w:tcPr>
-          <w:p>
-            <w:pPr>
-              <w:pStyle w:val="22"/>
-              <w:spacing w:line="363" w:lineRule="exact"/>
-              <w:ind w:right="15"/>
-              <w:jc w:val="both"/>
-              <w:rPr>
-                <w:rFonts w:ascii="Times New Roman" w:hAnsi="Times New Roman" w:cs="Times New Roman"/>
-                <w:sz w:val="24"/>
-                <w:szCs w:val="24"/>
-              </w:rPr>
-            </w:pPr>
-          </w:p>
-        </w:tc>
-        <w:tc>
-          <w:tcPr>
-            <w:tcW w:w="2475" w:type="dxa"/>
-            <w:vAlign w:val="center"/>
-          </w:tcPr>
-          <w:p>
-            <w:pPr>
-              <w:pStyle w:val="22"/>
-              <w:spacing w:line="363" w:lineRule="exact"/>
-              <w:ind w:right="15"/>
-              <w:jc w:val="both"/>
-              <w:rPr>
-                <w:rFonts w:ascii="Times New Roman" w:hAnsi="Times New Roman" w:cs="Times New Roman"/>
-                <w:kern w:val="2"/>
-                <w:sz w:val="24"/>
-                <w:szCs w:val="24"/>
-                <w:lang w:eastAsia="zh-CN"/>
-              </w:rPr>
-            </w:pPr>
-          </w:p>
-        </w:tc>
-      </w:tr>
-    </w:tbl>
-    <w:p>
-      <w:pPr>
-        <w:rPr>
-          <w:rFonts w:ascii="Times New Roman" w:hAnsi="Times New Roman" w:eastAsia="微软雅黑" w:cs="Times New Roman"/>
-          <w:sz w:val="24"/>
-          <w:szCs w:val="24"/>
-          <w:lang w:eastAsia="zh-CN"/>
-        </w:rPr>
-      </w:pPr>
-      <w:r>
-        <w:rPr>
-          <w:rFonts w:hint="eastAsia" w:ascii="Times New Roman" w:hAnsi="Times New Roman" w:eastAsia="微软雅黑" w:cs="Times New Roman"/>
-          <w:sz w:val="24"/>
-          <w:szCs w:val="24"/>
-          <w:lang w:eastAsia="zh-CN"/>
-        </w:rPr>
-        <w:t xml:space="preserve">{% endif %}{% if testedby == </w:t>
-      </w:r>
-      <w:r>
-        <w:rPr>
-          <w:rFonts w:ascii="Times New Roman" w:hAnsi="Times New Roman" w:eastAsia="微软雅黑" w:cs="Times New Roman"/>
-          <w:sz w:val="24"/>
-          <w:szCs w:val="24"/>
-          <w:lang w:eastAsia="zh-CN"/>
-        </w:rPr>
-        <w:t>“</w:t>
-      </w:r>
-      <w:r>
-        <w:rPr>
-          <w:rFonts w:hint="eastAsia" w:ascii="Times New Roman" w:hAnsi="Times New Roman" w:eastAsia="微软雅黑" w:cs="Times New Roman"/>
-          <w:sz w:val="24"/>
-          <w:szCs w:val="24"/>
-          <w:lang w:eastAsia="zh-CN"/>
-        </w:rPr>
-        <w:t>6</w:t>
-      </w:r>
-      <w:r>
-        <w:rPr>
-          <w:rFonts w:ascii="Times New Roman" w:hAnsi="Times New Roman" w:eastAsia="微软雅黑" w:cs="Times New Roman"/>
-          <w:sz w:val="24"/>
-          <w:szCs w:val="24"/>
-          <w:lang w:eastAsia="zh-CN"/>
-        </w:rPr>
-        <w:t>”</w:t>
-      </w:r>
-      <w:r>
-        <w:rPr>
-          <w:rFonts w:hint="eastAsia" w:ascii="Times New Roman" w:hAnsi="Times New Roman" w:eastAsia="微软雅黑" w:cs="Times New Roman"/>
-          <w:sz w:val="24"/>
-          <w:szCs w:val="24"/>
-          <w:lang w:eastAsia="zh-CN"/>
-        </w:rPr>
-        <w:t xml:space="preserve"> %}</w:t>
-      </w:r>
-    </w:p>
-    <w:p>
-      <w:pPr>
-        <w:rPr>
-          <w:rFonts w:ascii="Times New Roman" w:hAnsi="Times New Roman" w:eastAsia="微软雅黑" w:cs="Times New Roman"/>
-          <w:sz w:val="24"/>
-          <w:szCs w:val="24"/>
-          <w:lang w:eastAsia="zh-CN"/>
-        </w:rPr>
-      </w:pPr>
-    </w:p>
-    <w:p>
-      <w:pPr>
-        <w:rPr>
-          <w:rFonts w:ascii="Times New Roman" w:hAnsi="Times New Roman" w:eastAsia="微软雅黑" w:cs="Times New Roman"/>
-          <w:sz w:val="24"/>
-          <w:szCs w:val="24"/>
           <w:lang w:eastAsia="zh-CN"/>
         </w:rPr>
       </w:pPr>
@@ -7818,12 +7322,30 @@
     <w:p>
       <w:pPr>
         <w:rPr>
+          <w:rFonts w:ascii="Times New Roman" w:hAnsi="Times New Roman" w:eastAsia="微软雅黑" w:cs="Times New Roman"/>
+          <w:sz w:val="24"/>
+          <w:szCs w:val="24"/>
+          <w:lang w:eastAsia="zh-CN"/>
+        </w:rPr>
+      </w:pPr>
+      <w:r>
+        <w:rPr>
           <w:rFonts w:hint="eastAsia" w:ascii="Times New Roman" w:hAnsi="Times New Roman" w:eastAsia="微软雅黑" w:cs="Times New Roman"/>
           <w:sz w:val="24"/>
           <w:szCs w:val="24"/>
           <w:lang w:eastAsia="zh-CN"/>
         </w:rPr>
-      </w:pPr>
+        <w:t xml:space="preserve">{% endif %}{% if testedby == </w:t>
+      </w:r>
+      <w:r>
+        <w:rPr>
+          <w:rFonts w:ascii="Times New Roman" w:hAnsi="Times New Roman" w:eastAsia="微软雅黑" w:cs="Times New Roman"/>
+          <w:sz w:val="24"/>
+          <w:szCs w:val="24"/>
+          <w:lang w:eastAsia="zh-CN"/>
+        </w:rPr>
+        <w:t>“</w:t>
+      </w:r>
       <w:r>
         <w:rPr>
           <w:rFonts w:hint="eastAsia" w:ascii="Times New Roman" w:hAnsi="Times New Roman" w:eastAsia="微软雅黑" w:cs="Times New Roman"/>
@@ -7831,20 +7353,532 @@
           <w:szCs w:val="24"/>
           <w:lang w:eastAsia="zh-CN"/>
         </w:rPr>
-        <w:t>{% endif %}</w:t>
+        <w:t>6</w:t>
+      </w:r>
+      <w:r>
+        <w:rPr>
+          <w:rFonts w:ascii="Times New Roman" w:hAnsi="Times New Roman" w:eastAsia="微软雅黑" w:cs="Times New Roman"/>
+          <w:sz w:val="24"/>
+          <w:szCs w:val="24"/>
+          <w:lang w:eastAsia="zh-CN"/>
+        </w:rPr>
+        <w:t>”</w:t>
+      </w:r>
+      <w:r>
+        <w:rPr>
+          <w:rFonts w:hint="eastAsia" w:ascii="Times New Roman" w:hAnsi="Times New Roman" w:eastAsia="微软雅黑" w:cs="Times New Roman"/>
+          <w:sz w:val="24"/>
+          <w:szCs w:val="24"/>
+          <w:lang w:eastAsia="zh-CN"/>
+        </w:rPr>
+        <w:t xml:space="preserve"> %}</w:t>
       </w:r>
     </w:p>
     <w:p>
       <w:pPr>
         <w:rPr>
+          <w:rFonts w:ascii="Times New Roman" w:hAnsi="Times New Roman" w:eastAsia="微软雅黑" w:cs="Times New Roman"/>
+          <w:sz w:val="24"/>
+          <w:szCs w:val="24"/>
+          <w:lang w:eastAsia="zh-CN"/>
+        </w:rPr>
+      </w:pPr>
+    </w:p>
+    <w:p>
+      <w:pPr>
+        <w:rPr>
+          <w:rFonts w:ascii="Times New Roman" w:hAnsi="Times New Roman" w:eastAsia="微软雅黑" w:cs="Times New Roman"/>
+          <w:sz w:val="24"/>
+          <w:szCs w:val="24"/>
+          <w:lang w:eastAsia="zh-CN"/>
+        </w:rPr>
+      </w:pPr>
+    </w:p>
+    <w:tbl>
+      <w:tblPr>
+        <w:tblStyle w:val="33"/>
+        <w:tblW w:w="9066" w:type="dxa"/>
+        <w:jc w:val="right"/>
+        <w:tblLayout w:type="fixed"/>
+        <w:tblCellMar>
+          <w:top w:w="0" w:type="dxa"/>
+          <w:left w:w="0" w:type="dxa"/>
+          <w:bottom w:w="0" w:type="dxa"/>
+          <w:right w:w="0" w:type="dxa"/>
+        </w:tblCellMar>
+      </w:tblPr>
+      <w:tblGrid>
+        <w:gridCol w:w="1272"/>
+        <w:gridCol w:w="2306"/>
+        <w:gridCol w:w="1373"/>
+        <w:gridCol w:w="1640"/>
+        <w:gridCol w:w="2475"/>
+      </w:tblGrid>
+      <w:tr>
+        <w:tblPrEx>
+          <w:tblCellMar>
+            <w:top w:w="0" w:type="dxa"/>
+            <w:left w:w="0" w:type="dxa"/>
+            <w:bottom w:w="0" w:type="dxa"/>
+            <w:right w:w="0" w:type="dxa"/>
+          </w:tblCellMar>
+        </w:tblPrEx>
+        <w:trPr>
+          <w:trHeight w:val="441" w:hRule="exact"/>
+          <w:jc w:val="right"/>
+        </w:trPr>
+        <w:tc>
+          <w:tcPr>
+            <w:tcW w:w="1272" w:type="dxa"/>
+            <w:vAlign w:val="center"/>
+          </w:tcPr>
+          <w:p>
+            <w:pPr>
+              <w:pStyle w:val="22"/>
+              <w:spacing w:before="13"/>
+              <w:ind w:left="13" w:right="95"/>
+              <w:jc w:val="both"/>
+              <w:rPr>
+                <w:rFonts w:ascii="Times New Roman" w:hAnsi="Times New Roman" w:cs="Times New Roman"/>
+                <w:b/>
+                <w:sz w:val="24"/>
+                <w:szCs w:val="24"/>
+              </w:rPr>
+            </w:pPr>
+            <w:r>
+              <w:rPr>
+                <w:rFonts w:ascii="Times New Roman" w:hAnsi="Times New Roman" w:cs="Times New Roman"/>
+                <w:b/>
+                <w:sz w:val="24"/>
+                <w:szCs w:val="24"/>
+              </w:rPr>
+              <w:t>检测人：</w:t>
+            </w:r>
+          </w:p>
+        </w:tc>
+        <w:tc>
+          <w:tcPr>
+            <w:tcW w:w="2306" w:type="dxa"/>
+            <w:vAlign w:val="center"/>
+          </w:tcPr>
+          <w:p>
+            <w:pPr>
+              <w:pStyle w:val="22"/>
+              <w:spacing w:before="13"/>
+              <w:jc w:val="both"/>
+              <w:rPr>
+                <w:rFonts w:ascii="Times New Roman" w:hAnsi="Times New Roman" w:cs="Times New Roman"/>
+                <w:b/>
+                <w:sz w:val="24"/>
+                <w:szCs w:val="24"/>
+              </w:rPr>
+            </w:pPr>
+            <w:r>
+              <w:rPr>
+                <w:sz w:val="24"/>
+              </w:rPr>
+              <mc:AlternateContent>
+                <mc:Choice Requires="wpg">
+                  <w:drawing>
+                    <wp:anchor distT="0" distB="0" distL="114300" distR="114300" simplePos="0" relativeHeight="251663360" behindDoc="0" locked="0" layoutInCell="1" allowOverlap="1">
+                      <wp:simplePos x="0" y="0"/>
+                      <wp:positionH relativeFrom="column">
+                        <wp:posOffset>-563245</wp:posOffset>
+                      </wp:positionH>
+                      <wp:positionV relativeFrom="paragraph">
+                        <wp:posOffset>-597535</wp:posOffset>
+                      </wp:positionV>
+                      <wp:extent cx="1443355" cy="1443355"/>
+                      <wp:effectExtent l="0" t="0" r="4445" b="4445"/>
+                      <wp:wrapNone/>
+                      <wp:docPr id="15" name="组合 15"/>
+                      <wp:cNvGraphicFramePr/>
+                      <a:graphic xmlns:a="http://schemas.openxmlformats.org/drawingml/2006/main">
+                        <a:graphicData uri="http://schemas.microsoft.com/office/word/2010/wordprocessingGroup">
+                          <wpg:wgp>
+                            <wpg:cNvGrpSpPr/>
+                            <wpg:grpSpPr>
+                              <a:xfrm>
+                                <a:off x="0" y="0"/>
+                                <a:ext cx="1443355" cy="1443355"/>
+                                <a:chOff x="3447" y="97780"/>
+                                <a:chExt cx="2273" cy="2273"/>
+                              </a:xfrm>
+                            </wpg:grpSpPr>
+                            <pic:pic xmlns:pic="http://schemas.openxmlformats.org/drawingml/2006/picture">
+                              <pic:nvPicPr>
+                                <pic:cNvPr id="50" name="图片 1" descr="IMG_256"/>
+                                <pic:cNvPicPr>
+                                  <a:picLocks noChangeAspect="1"/>
+                                </pic:cNvPicPr>
+                              </pic:nvPicPr>
+                              <pic:blipFill>
+                                <a:blip r:embed="rId14">
+                                  <a:clrChange>
+                                    <a:clrFrom>
+                                      <a:srgbClr val="AAA9A5">
+                                        <a:alpha val="100000"/>
+                                      </a:srgbClr>
+                                    </a:clrFrom>
+                                    <a:clrTo>
+                                      <a:srgbClr val="AAA9A5">
+                                        <a:alpha val="100000"/>
+                                        <a:alpha val="0"/>
+                                      </a:srgbClr>
+                                    </a:clrTo>
+                                  </a:clrChange>
+                                </a:blip>
+                                <a:srcRect l="27431" t="30452" r="31962" b="18126"/>
+                                <a:stretch>
+                                  <a:fillRect/>
+                                </a:stretch>
+                              </pic:blipFill>
+                              <pic:spPr>
+                                <a:xfrm>
+                                  <a:off x="4190" y="98395"/>
+                                  <a:ext cx="781" cy="989"/>
+                                </a:xfrm>
+                                <a:prstGeom prst="rect">
+                                  <a:avLst/>
+                                </a:prstGeom>
+                                <a:noFill/>
+                                <a:ln w="9525">
+                                  <a:noFill/>
+                                </a:ln>
+                              </pic:spPr>
+                            </pic:pic>
+                            <pic:pic xmlns:pic="http://schemas.openxmlformats.org/drawingml/2006/picture">
+                              <pic:nvPicPr>
+                                <pic:cNvPr id="11" name="图片 25"/>
+                                <pic:cNvPicPr>
+                                  <a:picLocks noChangeAspect="1" noChangeArrowheads="1"/>
+                                </pic:cNvPicPr>
+                              </pic:nvPicPr>
+                              <pic:blipFill>
+                                <a:blip r:embed="rId10">
+                                  <a:extLst>
+                                    <a:ext uri="{28A0092B-C50C-407E-A947-70E740481C1C}">
+                                      <a14:useLocalDpi xmlns:a14="http://schemas.microsoft.com/office/drawing/2010/main" val="0"/>
+                                    </a:ext>
+                                  </a:extLst>
+                                </a:blip>
+                                <a:srcRect/>
+                                <a:stretch>
+                                  <a:fillRect/>
+                                </a:stretch>
+                              </pic:blipFill>
+                              <pic:spPr>
+                                <a:xfrm>
+                                  <a:off x="3447" y="97780"/>
+                                  <a:ext cx="2273" cy="2273"/>
+                                </a:xfrm>
+                                <a:prstGeom prst="rect">
+                                  <a:avLst/>
+                                </a:prstGeom>
+                                <a:noFill/>
+                                <a:ln>
+                                  <a:noFill/>
+                                </a:ln>
+                              </pic:spPr>
+                            </pic:pic>
+                          </wpg:wgp>
+                        </a:graphicData>
+                      </a:graphic>
+                    </wp:anchor>
+                  </w:drawing>
+                </mc:Choice>
+                <mc:Fallback>
+                  <w:pict>
+                    <v:group id="_x0000_s1026" o:spid="_x0000_s1026" o:spt="203" style="position:absolute;left:0pt;margin-left:-44.35pt;margin-top:-47.05pt;height:113.65pt;width:113.65pt;z-index:251663360;mso-width-relative:page;mso-height-relative:page;" coordorigin="3447,97780" coordsize="2273,2273" o:gfxdata="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">
+                      <o:lock v:ext="edit" aspectratio="f"/>
+                      <v:shape id="图片 1" o:spid="_x0000_s1026" o:spt="75" alt="IMG_256" type="#_x0000_t75" style="position:absolute;left:4190;top:98395;height:989;width:781;" filled="f" o:preferrelative="t" stroked="f" coordsize="21600,21600" o:gfxdata="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">
+                        <v:fill on="f" focussize="0,0"/>
+                        <v:stroke on="f"/>
+                        <v:imagedata r:id="rId14" cropleft="17977f" croptop="19957f" cropright="20947f" cropbottom="11879f" chromakey="#AAA9A5" o:title=""/>
+                        <o:lock v:ext="edit" aspectratio="t"/>
+                      </v:shape>
+                      <v:shape id="图片 25" o:spid="_x0000_s1026" o:spt="75" type="#_x0000_t75" style="position:absolute;left:3447;top:97780;height:2273;width:2273;" filled="f" o:preferrelative="t" stroked="f" coordsize="21600,21600" o:gfxdata="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">
+                        <v:fill on="f" focussize="0,0"/>
+                        <v:stroke on="f"/>
+                        <v:imagedata r:id="rId10" o:title=""/>
+                        <o:lock v:ext="edit" aspectratio="t"/>
+                      </v:shape>
+                    </v:group>
+                  </w:pict>
+                </mc:Fallback>
+              </mc:AlternateContent>
+            </w:r>
+          </w:p>
+        </w:tc>
+        <w:tc>
+          <w:tcPr>
+            <w:tcW w:w="1373" w:type="dxa"/>
+            <w:vAlign w:val="center"/>
+          </w:tcPr>
+          <w:p>
+            <w:pPr>
+              <w:pStyle w:val="22"/>
+              <w:spacing w:before="13"/>
+              <w:jc w:val="both"/>
+              <w:rPr>
+                <w:rFonts w:ascii="Times New Roman" w:hAnsi="Times New Roman" w:cs="Times New Roman"/>
+                <w:b/>
+                <w:sz w:val="24"/>
+                <w:szCs w:val="24"/>
+              </w:rPr>
+            </w:pPr>
+            <w:r>
+              <w:rPr>
+                <w:rFonts w:hint="eastAsia" w:ascii="Times New Roman" w:hAnsi="Times New Roman" w:cs="Times New Roman"/>
+                <w:b/>
+                <w:sz w:val="24"/>
+                <w:szCs w:val="24"/>
+                <w:lang w:val="en-US" w:eastAsia="zh-CN"/>
+              </w:rPr>
+              <w:t>报告医生</w:t>
+            </w:r>
+            <w:r>
+              <w:rPr>
+                <w:rFonts w:ascii="Times New Roman" w:hAnsi="Times New Roman" w:cs="Times New Roman"/>
+                <w:b/>
+                <w:sz w:val="24"/>
+                <w:szCs w:val="24"/>
+                <w:lang w:eastAsia="zh-CN"/>
+              </w:rPr>
+              <w:t>：</w:t>
+            </w:r>
+          </w:p>
+        </w:tc>
+        <w:tc>
+          <w:tcPr>
+            <w:tcW w:w="1640" w:type="dxa"/>
+            <w:vAlign w:val="center"/>
+          </w:tcPr>
+          <w:p>
+            <w:pPr>
+              <w:pStyle w:val="22"/>
+              <w:spacing w:before="13"/>
+              <w:ind w:right="15"/>
+              <w:jc w:val="both"/>
+              <w:rPr>
+                <w:rFonts w:ascii="Times New Roman" w:hAnsi="Times New Roman" w:cs="Times New Roman"/>
+                <w:b/>
+                <w:sz w:val="24"/>
+                <w:szCs w:val="24"/>
+              </w:rPr>
+            </w:pPr>
+          </w:p>
+        </w:tc>
+        <w:tc>
+          <w:tcPr>
+            <w:tcW w:w="2475" w:type="dxa"/>
+            <w:vAlign w:val="center"/>
+          </w:tcPr>
+          <w:p>
+            <w:pPr>
+              <w:pStyle w:val="22"/>
+              <w:spacing w:before="13"/>
+              <w:ind w:right="15"/>
+              <w:jc w:val="both"/>
+              <w:rPr>
+                <w:rFonts w:hint="eastAsia" w:ascii="Times New Roman" w:hAnsi="Times New Roman" w:eastAsia="宋体" w:cs="Times New Roman"/>
+                <w:b/>
+                <w:sz w:val="24"/>
+                <w:szCs w:val="24"/>
+                <w:lang w:val="en-US" w:eastAsia="zh-CN"/>
+              </w:rPr>
+            </w:pPr>
+            <w:r>
+              <w:rPr>
+                <w:rFonts w:hint="eastAsia" w:ascii="Times New Roman" w:hAnsi="Times New Roman" w:cs="Times New Roman"/>
+                <w:b/>
+                <w:sz w:val="24"/>
+                <w:szCs w:val="24"/>
+                <w:lang w:val="en-US" w:eastAsia="zh-CN"/>
+              </w:rPr>
+              <w:t>审核医生：</w:t>
+            </w:r>
+          </w:p>
+        </w:tc>
+      </w:tr>
+      <w:tr>
+        <w:tblPrEx>
+          <w:tblCellMar>
+            <w:top w:w="0" w:type="dxa"/>
+            <w:left w:w="0" w:type="dxa"/>
+            <w:bottom w:w="0" w:type="dxa"/>
+            <w:right w:w="0" w:type="dxa"/>
+          </w:tblCellMar>
+        </w:tblPrEx>
+        <w:trPr>
+          <w:trHeight w:val="457" w:hRule="exact"/>
+          <w:jc w:val="right"/>
+        </w:trPr>
+        <w:tc>
+          <w:tcPr>
+            <w:tcW w:w="1272" w:type="dxa"/>
+            <w:vAlign w:val="center"/>
+          </w:tcPr>
+          <w:p>
+            <w:pPr>
+              <w:pStyle w:val="22"/>
+              <w:spacing w:line="341" w:lineRule="exact"/>
+              <w:ind w:left="13" w:right="165"/>
+              <w:jc w:val="both"/>
+              <w:rPr>
+                <w:rFonts w:ascii="Times New Roman" w:hAnsi="Times New Roman" w:cs="Times New Roman"/>
+                <w:b/>
+                <w:sz w:val="24"/>
+                <w:szCs w:val="24"/>
+              </w:rPr>
+            </w:pPr>
+            <w:r>
+              <w:rPr>
+                <w:rFonts w:ascii="Times New Roman" w:hAnsi="Times New Roman" w:cs="Times New Roman"/>
+                <w:b/>
+                <w:sz w:val="24"/>
+                <w:szCs w:val="24"/>
+              </w:rPr>
+              <w:t>日</w:t>
+            </w:r>
+            <w:r>
+              <w:rPr>
+                <w:rFonts w:ascii="Times New Roman" w:hAnsi="Times New Roman" w:cs="Times New Roman"/>
+                <w:b/>
+                <w:sz w:val="24"/>
+                <w:szCs w:val="24"/>
+                <w:lang w:eastAsia="zh-CN"/>
+              </w:rPr>
+              <w:t xml:space="preserve">  </w:t>
+            </w:r>
+            <w:r>
+              <w:rPr>
+                <w:rFonts w:ascii="Times New Roman" w:hAnsi="Times New Roman" w:cs="Times New Roman"/>
+                <w:b/>
+                <w:sz w:val="24"/>
+                <w:szCs w:val="24"/>
+              </w:rPr>
+              <w:t>期：</w:t>
+            </w:r>
+          </w:p>
+        </w:tc>
+        <w:tc>
+          <w:tcPr>
+            <w:tcW w:w="2306" w:type="dxa"/>
+            <w:vAlign w:val="center"/>
+          </w:tcPr>
+          <w:p>
+            <w:pPr>
+              <w:pStyle w:val="22"/>
+              <w:spacing w:line="363" w:lineRule="exact"/>
+              <w:jc w:val="both"/>
+              <w:rPr>
+                <w:rFonts w:ascii="Times New Roman" w:hAnsi="Times New Roman" w:cs="Times New Roman"/>
+                <w:sz w:val="24"/>
+                <w:szCs w:val="24"/>
+              </w:rPr>
+            </w:pPr>
+            <w:r>
+              <w:rPr>
+                <w:rFonts w:ascii="Times New Roman" w:hAnsi="Times New Roman" w:cs="Times New Roman"/>
+                <w:kern w:val="2"/>
+                <w:sz w:val="24"/>
+                <w:szCs w:val="24"/>
+                <w:lang w:eastAsia="zh-CN"/>
+              </w:rPr>
+              <w:t>{{ reportdate }}</w:t>
+            </w:r>
+          </w:p>
+        </w:tc>
+        <w:tc>
+          <w:tcPr>
+            <w:tcW w:w="1373" w:type="dxa"/>
+            <w:vAlign w:val="center"/>
+          </w:tcPr>
+          <w:p>
+            <w:pPr>
+              <w:pStyle w:val="22"/>
+              <w:spacing w:line="341" w:lineRule="exact"/>
+              <w:jc w:val="both"/>
+              <w:rPr>
+                <w:rFonts w:ascii="Times New Roman" w:hAnsi="Times New Roman" w:cs="Times New Roman"/>
+                <w:b/>
+                <w:sz w:val="24"/>
+                <w:szCs w:val="24"/>
+              </w:rPr>
+            </w:pPr>
+          </w:p>
+        </w:tc>
+        <w:tc>
+          <w:tcPr>
+            <w:tcW w:w="1640" w:type="dxa"/>
+            <w:vAlign w:val="center"/>
+          </w:tcPr>
+          <w:p>
+            <w:pPr>
+              <w:pStyle w:val="22"/>
+              <w:spacing w:line="363" w:lineRule="exact"/>
+              <w:ind w:right="15"/>
+              <w:jc w:val="both"/>
+              <w:rPr>
+                <w:rFonts w:ascii="Times New Roman" w:hAnsi="Times New Roman" w:cs="Times New Roman"/>
+                <w:sz w:val="24"/>
+                <w:szCs w:val="24"/>
+              </w:rPr>
+            </w:pPr>
+          </w:p>
+        </w:tc>
+        <w:tc>
+          <w:tcPr>
+            <w:tcW w:w="2475" w:type="dxa"/>
+            <w:vAlign w:val="center"/>
+          </w:tcPr>
+          <w:p>
+            <w:pPr>
+              <w:pStyle w:val="22"/>
+              <w:spacing w:line="363" w:lineRule="exact"/>
+              <w:ind w:right="15"/>
+              <w:jc w:val="both"/>
+              <w:rPr>
+                <w:rFonts w:ascii="Times New Roman" w:hAnsi="Times New Roman" w:cs="Times New Roman"/>
+                <w:kern w:val="2"/>
+                <w:sz w:val="24"/>
+                <w:szCs w:val="24"/>
+                <w:lang w:eastAsia="zh-CN"/>
+              </w:rPr>
+            </w:pPr>
+          </w:p>
+        </w:tc>
+      </w:tr>
+    </w:tbl>
+    <w:p>
+      <w:pPr>
+        <w:rPr>
           <w:rFonts w:hint="eastAsia" w:ascii="Times New Roman" w:hAnsi="Times New Roman" w:eastAsia="微软雅黑" w:cs="Times New Roman"/>
           <w:sz w:val="24"/>
           <w:szCs w:val="24"/>
+          <w:lang w:eastAsia="zh-CN"/>
+        </w:rPr>
+      </w:pPr>
+      <w:r>
+        <w:rPr>
+          <w:rFonts w:hint="eastAsia" w:ascii="Times New Roman" w:hAnsi="Times New Roman" w:eastAsia="微软雅黑" w:cs="Times New Roman"/>
+          <w:sz w:val="24"/>
+          <w:szCs w:val="24"/>
+          <w:lang w:eastAsia="zh-CN"/>
+        </w:rPr>
+        <w:t>{% endif %}</w:t>
+      </w:r>
+    </w:p>
+    <w:p>
+      <w:pPr>
+        <w:rPr>
+          <w:rFonts w:hint="eastAsia" w:eastAsia="宋体"/>
+          <w:b/>
+          <w:bCs/>
           <w:lang w:val="en-US" w:eastAsia="zh-CN"/>
         </w:rPr>
       </w:pPr>
-      <w:bookmarkStart w:id="145" w:name="_GoBack"/>
-      <w:bookmarkEnd w:id="145"/>
     </w:p>
     <w:p>
       <w:pPr>
@@ -7888,22 +7922,22 @@
       <w:bookmarkStart w:id="37" w:name="_Toc18428"/>
       <w:bookmarkStart w:id="38" w:name="_Toc31425"/>
       <w:bookmarkStart w:id="39" w:name="_Toc149832729"/>
-      <w:bookmarkStart w:id="40" w:name="_Toc19898_WPSOffice_Level1"/>
-      <w:bookmarkStart w:id="41" w:name="_Toc24235"/>
-      <w:bookmarkStart w:id="42" w:name="_Toc107825550"/>
-      <w:bookmarkStart w:id="43" w:name="_Toc2866"/>
-      <w:bookmarkStart w:id="44" w:name="_Toc6237"/>
-      <w:bookmarkStart w:id="45" w:name="_Toc20136_WPSOffice_Level1"/>
-      <w:bookmarkStart w:id="46" w:name="_Toc22132"/>
-      <w:bookmarkStart w:id="47" w:name="_Toc2781"/>
-      <w:bookmarkStart w:id="48" w:name="_Toc5728"/>
-      <w:bookmarkStart w:id="49" w:name="_Toc107825552"/>
+      <w:bookmarkStart w:id="40" w:name="_Toc24235"/>
+      <w:bookmarkStart w:id="41" w:name="_Toc19898_WPSOffice_Level1"/>
+      <w:bookmarkStart w:id="42" w:name="_Toc22132"/>
+      <w:bookmarkStart w:id="43" w:name="_Toc6237"/>
+      <w:bookmarkStart w:id="44" w:name="_Toc20136_WPSOffice_Level1"/>
+      <w:bookmarkStart w:id="45" w:name="_Toc2781"/>
+      <w:bookmarkStart w:id="46" w:name="_Toc2866"/>
+      <w:bookmarkStart w:id="47" w:name="_Toc107825550"/>
+      <w:bookmarkStart w:id="48" w:name="_Toc18062_WPSOffice_Level2"/>
+      <w:bookmarkStart w:id="49" w:name="_Toc15063"/>
       <w:bookmarkStart w:id="50" w:name="_Toc11015_WPSOffice_Level2"/>
       <w:bookmarkStart w:id="51" w:name="_Toc23375"/>
-      <w:bookmarkStart w:id="52" w:name="_Toc27379"/>
-      <w:bookmarkStart w:id="53" w:name="_Toc9088"/>
-      <w:bookmarkStart w:id="54" w:name="_Toc18062_WPSOffice_Level2"/>
-      <w:bookmarkStart w:id="55" w:name="_Toc15063"/>
+      <w:bookmarkStart w:id="52" w:name="_Toc5728"/>
+      <w:bookmarkStart w:id="53" w:name="_Toc107825552"/>
+      <w:bookmarkStart w:id="54" w:name="_Toc27379"/>
+      <w:bookmarkStart w:id="55" w:name="_Toc9088"/>
       <w:r>
         <w:rPr>
           <w:rFonts w:hint="eastAsia"/>
@@ -9612,10 +9646,10 @@
           <w:lang w:eastAsia="zh-CN"/>
         </w:rPr>
       </w:pPr>
-      <w:bookmarkStart w:id="57" w:name="_Toc13052"/>
-      <w:bookmarkStart w:id="58" w:name="_Toc149832732"/>
-      <w:bookmarkStart w:id="59" w:name="_Toc149826007"/>
-      <w:bookmarkStart w:id="60" w:name="_Toc26774"/>
+      <w:bookmarkStart w:id="57" w:name="_Toc149826007"/>
+      <w:bookmarkStart w:id="58" w:name="_Toc26774"/>
+      <w:bookmarkStart w:id="59" w:name="_Toc13052"/>
+      <w:bookmarkStart w:id="60" w:name="_Toc149832732"/>
       <w:r>
         <w:rPr>
           <w:rFonts w:hint="eastAsia"/>
@@ -12211,12 +12245,6 @@
             <w:insideH w:val="single" w:color="A4A4A4" w:sz="4" w:space="0"/>
             <w:insideV w:val="single" w:color="A4A4A4" w:sz="4" w:space="0"/>
           </w:tblBorders>
-          <w:tblCellMar>
-            <w:top w:w="0" w:type="dxa"/>
-            <w:left w:w="0" w:type="dxa"/>
-            <w:bottom w:w="0" w:type="dxa"/>
-            <w:right w:w="0" w:type="dxa"/>
-          </w:tblCellMar>
         </w:tblPrEx>
         <w:trPr>
           <w:trHeight w:val="1404" w:hRule="atLeast"/>
@@ -14437,10 +14465,10 @@
           <w:lang w:eastAsia="zh-CN"/>
         </w:rPr>
       </w:pPr>
-      <w:bookmarkStart w:id="61" w:name="_Toc22117"/>
+      <w:bookmarkStart w:id="61" w:name="_Toc8134"/>
       <w:bookmarkStart w:id="62" w:name="_Toc149832733"/>
-      <w:bookmarkStart w:id="63" w:name="_Toc8134"/>
-      <w:bookmarkStart w:id="64" w:name="_Toc149826009"/>
+      <w:bookmarkStart w:id="63" w:name="_Toc149826009"/>
+      <w:bookmarkStart w:id="64" w:name="_Toc22117"/>
       <w:r>
         <w:rPr>
           <w:rFonts w:hint="eastAsia"/>
@@ -14960,15 +14988,15 @@
           <w:lang w:eastAsia="zh-CN"/>
         </w:rPr>
       </w:pPr>
-      <w:bookmarkStart w:id="65" w:name="_Toc4331_WPSOffice_Level1"/>
-      <w:bookmarkStart w:id="66" w:name="_Toc23846_WPSOffice_Level1"/>
-      <w:bookmarkStart w:id="67" w:name="_Toc23903"/>
-      <w:bookmarkStart w:id="68" w:name="_Toc25727"/>
-      <w:bookmarkStart w:id="69" w:name="_Toc24960"/>
-      <w:bookmarkStart w:id="70" w:name="_Toc107825555"/>
+      <w:bookmarkStart w:id="65" w:name="_Toc107825555"/>
+      <w:bookmarkStart w:id="66" w:name="_Toc25727"/>
+      <w:bookmarkStart w:id="67" w:name="_Toc24960"/>
+      <w:bookmarkStart w:id="68" w:name="_Toc23846_WPSOffice_Level1"/>
+      <w:bookmarkStart w:id="69" w:name="_Toc29372"/>
+      <w:bookmarkStart w:id="70" w:name="_Toc180"/>
       <w:bookmarkStart w:id="71" w:name="_Toc32443_WPSOffice_Level1"/>
-      <w:bookmarkStart w:id="72" w:name="_Toc29372"/>
-      <w:bookmarkStart w:id="73" w:name="_Toc180"/>
+      <w:bookmarkStart w:id="72" w:name="_Toc23903"/>
+      <w:bookmarkStart w:id="73" w:name="_Toc4331_WPSOffice_Level1"/>
       <w:bookmarkStart w:id="74" w:name="_Toc2749"/>
       <w:r>
         <w:rPr>
@@ -15031,8 +15059,8 @@
       </w:pPr>
       <w:bookmarkStart w:id="75" w:name="_Toc106719764"/>
       <w:bookmarkStart w:id="76" w:name="_Toc20034"/>
-      <w:bookmarkStart w:id="77" w:name="_Toc17335"/>
-      <w:bookmarkStart w:id="78" w:name="_Toc10223"/>
+      <w:bookmarkStart w:id="77" w:name="_Toc10223"/>
+      <w:bookmarkStart w:id="78" w:name="_Toc17335"/>
       <w:r>
         <w:rPr>
           <w:rFonts w:hint="eastAsia"/>
@@ -18101,8 +18129,8 @@
           <w:lang w:eastAsia="zh-CN"/>
         </w:rPr>
       </w:pPr>
-      <w:bookmarkStart w:id="79" w:name="_Toc2667"/>
-      <w:bookmarkStart w:id="80" w:name="_Toc26760"/>
+      <w:bookmarkStart w:id="79" w:name="_Toc26760"/>
+      <w:bookmarkStart w:id="80" w:name="_Toc2667"/>
       <w:r>
         <w:rPr>
           <w:rFonts w:hint="eastAsia"/>
@@ -18253,6 +18281,7 @@
             <w:insideH w:val="dotted" w:color="A5A5A5" w:sz="4" w:space="0"/>
             <w:insideV w:val="dotted" w:color="A5A5A5" w:sz="4" w:space="0"/>
           </w:tblBorders>
+          <w:shd w:val="clear" w:color="auto" w:fill="auto"/>
           <w:tblCellMar>
             <w:top w:w="0" w:type="dxa"/>
             <w:left w:w="108" w:type="dxa"/>
@@ -18313,6 +18342,7 @@
             <w:insideH w:val="dotted" w:color="A5A5A5" w:sz="4" w:space="0"/>
             <w:insideV w:val="dotted" w:color="A5A5A5" w:sz="4" w:space="0"/>
           </w:tblBorders>
+          <w:shd w:val="clear" w:color="auto" w:fill="auto"/>
           <w:tblCellMar>
             <w:top w:w="0" w:type="dxa"/>
             <w:left w:w="108" w:type="dxa"/>
@@ -18786,6 +18816,660 @@
                 <w:rFonts w:hint="eastAsia"/>
                 <w:sz w:val="21"/>
                 <w:szCs w:val="21"/>
+                <w:lang w:val="en-US" w:eastAsia="zh-CN" w:bidi="ar"/>
+              </w:rPr>
+              <w:t>{%endif%}{% endfor%}</w:t>
+            </w:r>
+          </w:p>
+        </w:tc>
+      </w:tr>
+      <w:tr>
+        <w:tblPrEx>
+          <w:tblBorders>
+            <w:top w:val="dotted" w:color="A5A5A5" w:sz="4" w:space="0"/>
+            <w:left w:val="dotted" w:color="A5A5A5" w:sz="4" w:space="0"/>
+            <w:bottom w:val="dotted" w:color="A5A5A5" w:sz="4" w:space="0"/>
+            <w:right w:val="dotted" w:color="A5A5A5" w:sz="4" w:space="0"/>
+            <w:insideH w:val="dotted" w:color="A5A5A5" w:sz="4" w:space="0"/>
+            <w:insideV w:val="dotted" w:color="A5A5A5" w:sz="4" w:space="0"/>
+          </w:tblBorders>
+          <w:shd w:val="clear" w:color="auto" w:fill="auto"/>
+          <w:tblCellMar>
+            <w:top w:w="0" w:type="dxa"/>
+            <w:left w:w="108" w:type="dxa"/>
+            <w:bottom w:w="0" w:type="dxa"/>
+            <w:right w:w="108" w:type="dxa"/>
+          </w:tblCellMar>
+        </w:tblPrEx>
+        <w:trPr>
+          <w:trHeight w:val="510" w:hRule="atLeast"/>
+        </w:trPr>
+        <w:tc>
+          <w:tcPr>
+            <w:tcW w:w="9899" w:type="dxa"/>
+            <w:gridSpan w:val="7"/>
+            <w:tcBorders>
+              <w:top w:val="nil"/>
+              <w:tl2br w:val="nil"/>
+              <w:tr2bl w:val="nil"/>
+            </w:tcBorders>
+            <w:shd w:val="clear" w:color="auto" w:fill="auto"/>
+            <w:vAlign w:val="center"/>
+          </w:tcPr>
+          <w:p>
+            <w:pPr>
+              <w:keepNext w:val="0"/>
+              <w:keepLines w:val="0"/>
+              <w:widowControl/>
+              <w:suppressLineNumbers w:val="0"/>
+              <w:jc w:val="center"/>
+              <w:textAlignment w:val="center"/>
+              <w:rPr>
+                <w:rFonts w:hint="default" w:ascii="Times New Roman" w:hAnsi="Times New Roman" w:eastAsia="宋体" w:cs="Times New Roman"/>
+                <w:i w:val="0"/>
+                <w:iCs w:val="0"/>
+                <w:color w:val="000000"/>
+                <w:kern w:val="0"/>
+                <w:sz w:val="18"/>
+                <w:szCs w:val="18"/>
+                <w:u w:val="none"/>
+                <w:lang w:val="en-US" w:eastAsia="zh-CN" w:bidi="ar"/>
+              </w:rPr>
+            </w:pPr>
+            <w:r>
+              <w:rPr>
+                <w:rFonts w:hint="eastAsia" w:ascii="Times New Roman" w:hAnsi="Times New Roman" w:eastAsia="微软雅黑" w:cs="Times New Roman"/>
+                <w:sz w:val="18"/>
+                <w:szCs w:val="18"/>
+                <w:lang w:eastAsia="zh-CN"/>
+              </w:rPr>
+              <w:t>{%tr else %}</w:t>
+            </w:r>
+          </w:p>
+        </w:tc>
+      </w:tr>
+      <w:tr>
+        <w:tblPrEx>
+          <w:tblBorders>
+            <w:top w:val="dotted" w:color="A5A5A5" w:sz="4" w:space="0"/>
+            <w:left w:val="dotted" w:color="A5A5A5" w:sz="4" w:space="0"/>
+            <w:bottom w:val="dotted" w:color="A5A5A5" w:sz="4" w:space="0"/>
+            <w:right w:val="dotted" w:color="A5A5A5" w:sz="4" w:space="0"/>
+            <w:insideH w:val="dotted" w:color="A5A5A5" w:sz="4" w:space="0"/>
+            <w:insideV w:val="dotted" w:color="A5A5A5" w:sz="4" w:space="0"/>
+          </w:tblBorders>
+          <w:shd w:val="clear" w:color="auto" w:fill="auto"/>
+          <w:tblCellMar>
+            <w:top w:w="0" w:type="dxa"/>
+            <w:left w:w="108" w:type="dxa"/>
+            <w:bottom w:w="0" w:type="dxa"/>
+            <w:right w:w="108" w:type="dxa"/>
+          </w:tblCellMar>
+        </w:tblPrEx>
+        <w:trPr>
+          <w:trHeight w:val="510" w:hRule="atLeast"/>
+        </w:trPr>
+        <w:tc>
+          <w:tcPr>
+            <w:tcW w:w="906" w:type="dxa"/>
+            <w:tcBorders>
+              <w:tl2br w:val="nil"/>
+              <w:tr2bl w:val="nil"/>
+            </w:tcBorders>
+            <w:shd w:val="clear" w:color="auto" w:fill="auto"/>
+            <w:vAlign w:val="center"/>
+          </w:tcPr>
+          <w:p>
+            <w:pPr>
+              <w:keepNext w:val="0"/>
+              <w:keepLines w:val="0"/>
+              <w:widowControl/>
+              <w:suppressLineNumbers w:val="0"/>
+              <w:jc w:val="center"/>
+              <w:textAlignment w:val="center"/>
+              <w:rPr>
+                <w:rFonts w:hint="eastAsia" w:ascii="Times New Roman" w:hAnsi="Times New Roman" w:eastAsia="微软雅黑" w:cs="Times New Roman"/>
+                <w:i w:val="0"/>
+                <w:iCs w:val="0"/>
+                <w:color w:val="000000"/>
+                <w:kern w:val="0"/>
+                <w:sz w:val="18"/>
+                <w:szCs w:val="18"/>
+                <w:u w:val="none"/>
+                <w:lang w:val="en-US" w:eastAsia="zh-CN" w:bidi="ar"/>
+              </w:rPr>
+            </w:pPr>
+            <w:r>
+              <w:rPr>
+                <w:rFonts w:hint="eastAsia" w:ascii="Times New Roman" w:hAnsi="Times New Roman" w:eastAsia="微软雅黑" w:cs="Times New Roman"/>
+                <w:i w:val="0"/>
+                <w:iCs w:val="0"/>
+                <w:color w:val="000000"/>
+                <w:kern w:val="0"/>
+                <w:sz w:val="18"/>
+                <w:szCs w:val="18"/>
+                <w:u w:val="none"/>
+                <w:lang w:val="en-US" w:eastAsia="zh-CN" w:bidi="ar"/>
+              </w:rPr>
+              <w:t>{% for i in il.desc1 | nl() %}{%if loop.last%}{{ i }}{%else%}{{ i }}</w:t>
+            </w:r>
+          </w:p>
+          <w:p>
+            <w:pPr>
+              <w:keepNext w:val="0"/>
+              <w:keepLines w:val="0"/>
+              <w:widowControl/>
+              <w:suppressLineNumbers w:val="0"/>
+              <w:jc w:val="center"/>
+              <w:textAlignment w:val="center"/>
+              <w:rPr>
+                <w:rFonts w:hint="default" w:ascii="Times New Roman" w:hAnsi="Times New Roman" w:eastAsia="微软雅黑" w:cs="Times New Roman"/>
+                <w:i w:val="0"/>
+                <w:iCs w:val="0"/>
+                <w:color w:val="000000"/>
+                <w:kern w:val="0"/>
+                <w:sz w:val="18"/>
+                <w:szCs w:val="18"/>
+                <w:u w:val="none"/>
+                <w:lang w:val="en-US" w:eastAsia="zh-CN" w:bidi="ar"/>
+              </w:rPr>
+            </w:pPr>
+            <w:r>
+              <w:rPr>
+                <w:rFonts w:hint="eastAsia" w:ascii="Times New Roman" w:hAnsi="Times New Roman" w:eastAsia="微软雅黑" w:cs="Times New Roman"/>
+                <w:i w:val="0"/>
+                <w:iCs w:val="0"/>
+                <w:color w:val="000000"/>
+                <w:kern w:val="0"/>
+                <w:sz w:val="18"/>
+                <w:szCs w:val="18"/>
+                <w:u w:val="none"/>
+                <w:lang w:val="en-US" w:eastAsia="zh-CN" w:bidi="ar"/>
+              </w:rPr>
+              <w:t>{%endif%}{% endfor%}</w:t>
+            </w:r>
+          </w:p>
+        </w:tc>
+        <w:tc>
+          <w:tcPr>
+            <w:tcW w:w="1486" w:type="dxa"/>
+            <w:tcBorders>
+              <w:tl2br w:val="nil"/>
+              <w:tr2bl w:val="nil"/>
+            </w:tcBorders>
+            <w:shd w:val="clear" w:color="auto" w:fill="auto"/>
+            <w:vAlign w:val="center"/>
+          </w:tcPr>
+          <w:p>
+            <w:pPr>
+              <w:keepNext w:val="0"/>
+              <w:keepLines w:val="0"/>
+              <w:widowControl/>
+              <w:suppressLineNumbers w:val="0"/>
+              <w:jc w:val="center"/>
+              <w:textAlignment w:val="center"/>
+              <w:rPr>
+                <w:rFonts w:hint="eastAsia" w:ascii="Times New Roman" w:hAnsi="Times New Roman" w:eastAsia="微软雅黑" w:cs="Times New Roman"/>
+                <w:i w:val="0"/>
+                <w:iCs w:val="0"/>
+                <w:color w:val="000000"/>
+                <w:kern w:val="0"/>
+                <w:sz w:val="18"/>
+                <w:szCs w:val="18"/>
+                <w:u w:val="none"/>
+                <w:lang w:val="en-US" w:eastAsia="zh-CN" w:bidi="ar"/>
+              </w:rPr>
+            </w:pPr>
+            <w:r>
+              <w:rPr>
+                <w:rFonts w:hint="eastAsia" w:ascii="Times New Roman" w:hAnsi="Times New Roman" w:eastAsia="微软雅黑" w:cs="Times New Roman"/>
+                <w:i w:val="0"/>
+                <w:iCs w:val="0"/>
+                <w:color w:val="000000"/>
+                <w:kern w:val="0"/>
+                <w:sz w:val="18"/>
+                <w:szCs w:val="18"/>
+                <w:u w:val="none"/>
+                <w:lang w:val="en-US" w:eastAsia="zh-CN" w:bidi="ar"/>
+              </w:rPr>
+              <w:t>{% for i in il.desc2 | nl() %}{%if loop.last%}{{ i }}{%else%}{{ i }}</w:t>
+            </w:r>
+          </w:p>
+          <w:p>
+            <w:pPr>
+              <w:keepNext w:val="0"/>
+              <w:keepLines w:val="0"/>
+              <w:widowControl/>
+              <w:suppressLineNumbers w:val="0"/>
+              <w:jc w:val="center"/>
+              <w:textAlignment w:val="center"/>
+              <w:rPr>
+                <w:rFonts w:hint="default" w:ascii="Times New Roman" w:hAnsi="Times New Roman" w:eastAsia="微软雅黑" w:cs="Times New Roman"/>
+                <w:i w:val="0"/>
+                <w:iCs w:val="0"/>
+                <w:color w:val="000000"/>
+                <w:kern w:val="0"/>
+                <w:sz w:val="18"/>
+                <w:szCs w:val="18"/>
+                <w:u w:val="none"/>
+                <w:lang w:val="en-US" w:eastAsia="zh-CN" w:bidi="ar"/>
+              </w:rPr>
+            </w:pPr>
+            <w:r>
+              <w:rPr>
+                <w:rFonts w:hint="eastAsia" w:ascii="Times New Roman" w:hAnsi="Times New Roman" w:eastAsia="微软雅黑" w:cs="Times New Roman"/>
+                <w:i w:val="0"/>
+                <w:iCs w:val="0"/>
+                <w:color w:val="000000"/>
+                <w:kern w:val="0"/>
+                <w:sz w:val="18"/>
+                <w:szCs w:val="18"/>
+                <w:u w:val="none"/>
+                <w:lang w:val="en-US" w:eastAsia="zh-CN" w:bidi="ar"/>
+              </w:rPr>
+              <w:t>{%endif%}{% endfor%}</w:t>
+            </w:r>
+          </w:p>
+        </w:tc>
+        <w:tc>
+          <w:tcPr>
+            <w:tcW w:w="1630" w:type="dxa"/>
+            <w:tcBorders>
+              <w:tl2br w:val="nil"/>
+              <w:tr2bl w:val="nil"/>
+            </w:tcBorders>
+            <w:shd w:val="clear" w:color="auto" w:fill="auto"/>
+            <w:vAlign w:val="center"/>
+          </w:tcPr>
+          <w:p>
+            <w:pPr>
+              <w:keepNext w:val="0"/>
+              <w:keepLines w:val="0"/>
+              <w:widowControl/>
+              <w:suppressLineNumbers w:val="0"/>
+              <w:jc w:val="center"/>
+              <w:textAlignment w:val="center"/>
+              <w:rPr>
+                <w:rFonts w:hint="eastAsia" w:ascii="Times New Roman" w:hAnsi="Times New Roman" w:eastAsia="微软雅黑" w:cs="Times New Roman"/>
+                <w:i w:val="0"/>
+                <w:iCs w:val="0"/>
+                <w:color w:val="000000"/>
+                <w:kern w:val="0"/>
+                <w:sz w:val="18"/>
+                <w:szCs w:val="18"/>
+                <w:u w:val="none"/>
+                <w:lang w:val="en-US" w:eastAsia="zh-CN" w:bidi="ar"/>
+              </w:rPr>
+            </w:pPr>
+            <w:r>
+              <w:rPr>
+                <w:rFonts w:hint="eastAsia" w:ascii="Times New Roman" w:hAnsi="Times New Roman" w:eastAsia="微软雅黑" w:cs="Times New Roman"/>
+                <w:i w:val="0"/>
+                <w:iCs w:val="0"/>
+                <w:color w:val="000000"/>
+                <w:kern w:val="0"/>
+                <w:sz w:val="18"/>
+                <w:szCs w:val="18"/>
+                <w:u w:val="none"/>
+                <w:lang w:val="en-US" w:eastAsia="zh-CN" w:bidi="ar"/>
+              </w:rPr>
+              <w:t>{% for i in il.desc3 | nl() %}{%if loop.last%}{{ i }}{%else%}{{ i }}</w:t>
+            </w:r>
+          </w:p>
+          <w:p>
+            <w:pPr>
+              <w:keepNext w:val="0"/>
+              <w:keepLines w:val="0"/>
+              <w:widowControl/>
+              <w:suppressLineNumbers w:val="0"/>
+              <w:jc w:val="center"/>
+              <w:textAlignment w:val="center"/>
+              <w:rPr>
+                <w:rFonts w:hint="eastAsia" w:ascii="Times New Roman" w:hAnsi="Times New Roman" w:eastAsia="微软雅黑" w:cs="Times New Roman"/>
+                <w:i w:val="0"/>
+                <w:iCs w:val="0"/>
+                <w:color w:val="000000"/>
+                <w:kern w:val="0"/>
+                <w:sz w:val="18"/>
+                <w:szCs w:val="18"/>
+                <w:u w:val="none"/>
+                <w:lang w:val="en-US" w:eastAsia="zh-CN" w:bidi="ar"/>
+              </w:rPr>
+            </w:pPr>
+            <w:r>
+              <w:rPr>
+                <w:rFonts w:hint="eastAsia" w:ascii="Times New Roman" w:hAnsi="Times New Roman" w:eastAsia="微软雅黑" w:cs="Times New Roman"/>
+                <w:i w:val="0"/>
+                <w:iCs w:val="0"/>
+                <w:color w:val="000000"/>
+                <w:kern w:val="0"/>
+                <w:sz w:val="18"/>
+                <w:szCs w:val="18"/>
+                <w:u w:val="none"/>
+                <w:lang w:val="en-US" w:eastAsia="zh-CN" w:bidi="ar"/>
+              </w:rPr>
+              <w:t>{%endif%}{% endfor%}</w:t>
+            </w:r>
+          </w:p>
+        </w:tc>
+        <w:tc>
+          <w:tcPr>
+            <w:tcW w:w="903" w:type="dxa"/>
+            <w:tcBorders>
+              <w:tl2br w:val="nil"/>
+              <w:tr2bl w:val="nil"/>
+            </w:tcBorders>
+            <w:shd w:val="clear" w:color="auto" w:fill="auto"/>
+            <w:vAlign w:val="center"/>
+          </w:tcPr>
+          <w:p>
+            <w:pPr>
+              <w:keepNext w:val="0"/>
+              <w:keepLines w:val="0"/>
+              <w:widowControl/>
+              <w:suppressLineNumbers w:val="0"/>
+              <w:jc w:val="center"/>
+              <w:textAlignment w:val="center"/>
+              <w:rPr>
+                <w:rFonts w:hint="eastAsia" w:ascii="Times New Roman" w:hAnsi="Times New Roman" w:eastAsia="微软雅黑" w:cs="Times New Roman"/>
+                <w:i w:val="0"/>
+                <w:iCs w:val="0"/>
+                <w:color w:val="000000"/>
+                <w:kern w:val="0"/>
+                <w:sz w:val="18"/>
+                <w:szCs w:val="18"/>
+                <w:u w:val="none"/>
+                <w:lang w:val="en-US" w:eastAsia="zh-CN" w:bidi="ar"/>
+              </w:rPr>
+            </w:pPr>
+            <w:r>
+              <w:rPr>
+                <w:rFonts w:hint="eastAsia" w:ascii="Times New Roman" w:hAnsi="Times New Roman" w:eastAsia="微软雅黑" w:cs="Times New Roman"/>
+                <w:i w:val="0"/>
+                <w:iCs w:val="0"/>
+                <w:color w:val="000000"/>
+                <w:kern w:val="0"/>
+                <w:sz w:val="18"/>
+                <w:szCs w:val="18"/>
+                <w:u w:val="none"/>
+                <w:lang w:val="en-US" w:eastAsia="zh-CN" w:bidi="ar"/>
+              </w:rPr>
+              <w:t>{% for i in il.desc4 | nl() %}{%if loop.last%}{{ i }}{%else%}{{ i }}</w:t>
+            </w:r>
+          </w:p>
+          <w:p>
+            <w:pPr>
+              <w:keepNext w:val="0"/>
+              <w:keepLines w:val="0"/>
+              <w:widowControl/>
+              <w:suppressLineNumbers w:val="0"/>
+              <w:jc w:val="center"/>
+              <w:textAlignment w:val="center"/>
+              <w:rPr>
+                <w:rFonts w:hint="default" w:ascii="Times New Roman" w:hAnsi="Times New Roman" w:eastAsia="微软雅黑" w:cs="Times New Roman"/>
+                <w:i w:val="0"/>
+                <w:iCs w:val="0"/>
+                <w:color w:val="000000"/>
+                <w:kern w:val="0"/>
+                <w:sz w:val="18"/>
+                <w:szCs w:val="18"/>
+                <w:u w:val="none"/>
+                <w:lang w:val="en-US" w:eastAsia="zh-CN" w:bidi="ar"/>
+              </w:rPr>
+            </w:pPr>
+            <w:r>
+              <w:rPr>
+                <w:rFonts w:hint="eastAsia" w:ascii="Times New Roman" w:hAnsi="Times New Roman" w:eastAsia="微软雅黑" w:cs="Times New Roman"/>
+                <w:i w:val="0"/>
+                <w:iCs w:val="0"/>
+                <w:color w:val="000000"/>
+                <w:kern w:val="0"/>
+                <w:sz w:val="18"/>
+                <w:szCs w:val="18"/>
+                <w:u w:val="none"/>
+                <w:lang w:val="en-US" w:eastAsia="zh-CN" w:bidi="ar"/>
+              </w:rPr>
+              <w:t>{%endif%}{% endfor%}</w:t>
+            </w:r>
+          </w:p>
+        </w:tc>
+        <w:tc>
+          <w:tcPr>
+            <w:tcW w:w="1658" w:type="dxa"/>
+            <w:tcBorders>
+              <w:tl2br w:val="nil"/>
+              <w:tr2bl w:val="nil"/>
+            </w:tcBorders>
+            <w:shd w:val="clear" w:color="auto" w:fill="auto"/>
+            <w:vAlign w:val="center"/>
+          </w:tcPr>
+          <w:p>
+            <w:pPr>
+              <w:keepNext w:val="0"/>
+              <w:keepLines w:val="0"/>
+              <w:widowControl/>
+              <w:suppressLineNumbers w:val="0"/>
+              <w:jc w:val="center"/>
+              <w:textAlignment w:val="center"/>
+              <w:rPr>
+                <w:rFonts w:hint="eastAsia" w:ascii="Times New Roman" w:hAnsi="Times New Roman" w:eastAsia="微软雅黑" w:cs="Times New Roman"/>
+                <w:i w:val="0"/>
+                <w:iCs w:val="0"/>
+                <w:color w:val="000000"/>
+                <w:kern w:val="0"/>
+                <w:sz w:val="18"/>
+                <w:szCs w:val="18"/>
+                <w:u w:val="none"/>
+                <w:lang w:val="en-US" w:eastAsia="zh-CN" w:bidi="ar"/>
+              </w:rPr>
+            </w:pPr>
+            <w:r>
+              <w:rPr>
+                <w:rFonts w:hint="eastAsia" w:ascii="Times New Roman" w:hAnsi="Times New Roman" w:eastAsia="微软雅黑" w:cs="Times New Roman"/>
+                <w:i w:val="0"/>
+                <w:iCs w:val="0"/>
+                <w:color w:val="000000"/>
+                <w:kern w:val="0"/>
+                <w:sz w:val="18"/>
+                <w:szCs w:val="18"/>
+                <w:u w:val="none"/>
+                <w:lang w:val="en-US" w:eastAsia="zh-CN" w:bidi="ar"/>
+              </w:rPr>
+              <w:t>{% for i in il.desc7 | nl() %}{%if loop.last%}{{ i }}{%else%}{{ i }}</w:t>
+            </w:r>
+          </w:p>
+          <w:p>
+            <w:pPr>
+              <w:keepNext w:val="0"/>
+              <w:keepLines w:val="0"/>
+              <w:widowControl/>
+              <w:suppressLineNumbers w:val="0"/>
+              <w:jc w:val="center"/>
+              <w:textAlignment w:val="center"/>
+              <w:rPr>
+                <w:rFonts w:hint="default" w:ascii="Times New Roman" w:hAnsi="Times New Roman" w:eastAsia="微软雅黑" w:cs="Times New Roman"/>
+                <w:i w:val="0"/>
+                <w:iCs w:val="0"/>
+                <w:color w:val="000000"/>
+                <w:kern w:val="0"/>
+                <w:sz w:val="18"/>
+                <w:szCs w:val="18"/>
+                <w:u w:val="none"/>
+                <w:lang w:val="en-US" w:eastAsia="zh-CN" w:bidi="ar"/>
+              </w:rPr>
+            </w:pPr>
+            <w:r>
+              <w:rPr>
+                <w:rFonts w:hint="eastAsia" w:ascii="Times New Roman" w:hAnsi="Times New Roman" w:eastAsia="微软雅黑" w:cs="Times New Roman"/>
+                <w:i w:val="0"/>
+                <w:iCs w:val="0"/>
+                <w:color w:val="000000"/>
+                <w:kern w:val="0"/>
+                <w:sz w:val="18"/>
+                <w:szCs w:val="18"/>
+                <w:u w:val="none"/>
+                <w:lang w:val="en-US" w:eastAsia="zh-CN" w:bidi="ar"/>
+              </w:rPr>
+              <w:t>{%endif%}{% endfor%}</w:t>
+            </w:r>
+          </w:p>
+        </w:tc>
+        <w:tc>
+          <w:tcPr>
+            <w:tcW w:w="1658" w:type="dxa"/>
+            <w:tcBorders>
+              <w:tl2br w:val="nil"/>
+              <w:tr2bl w:val="nil"/>
+            </w:tcBorders>
+            <w:shd w:val="clear" w:color="auto" w:fill="auto"/>
+            <w:vAlign w:val="center"/>
+          </w:tcPr>
+          <w:p>
+            <w:pPr>
+              <w:keepNext w:val="0"/>
+              <w:keepLines w:val="0"/>
+              <w:widowControl/>
+              <w:suppressLineNumbers w:val="0"/>
+              <w:jc w:val="center"/>
+              <w:textAlignment w:val="center"/>
+              <w:rPr>
+                <w:rFonts w:hint="eastAsia" w:ascii="Times New Roman" w:hAnsi="Times New Roman" w:eastAsia="微软雅黑" w:cs="Times New Roman"/>
+                <w:i w:val="0"/>
+                <w:iCs w:val="0"/>
+                <w:color w:val="000000"/>
+                <w:kern w:val="0"/>
+                <w:sz w:val="18"/>
+                <w:szCs w:val="18"/>
+                <w:u w:val="none"/>
+                <w:lang w:val="en-US" w:eastAsia="zh-CN" w:bidi="ar"/>
+              </w:rPr>
+            </w:pPr>
+            <w:r>
+              <w:rPr>
+                <w:rFonts w:hint="eastAsia" w:ascii="Times New Roman" w:hAnsi="Times New Roman" w:eastAsia="微软雅黑" w:cs="Times New Roman"/>
+                <w:i w:val="0"/>
+                <w:iCs w:val="0"/>
+                <w:color w:val="000000"/>
+                <w:kern w:val="0"/>
+                <w:sz w:val="18"/>
+                <w:szCs w:val="18"/>
+                <w:u w:val="none"/>
+                <w:lang w:val="en-US" w:eastAsia="zh-CN" w:bidi="ar"/>
+              </w:rPr>
+              <w:t>{% for i in il.desc8 | nl() %}{%if loop.last%}{{ i }}{%else%}{{ i }}</w:t>
+            </w:r>
+          </w:p>
+          <w:p>
+            <w:pPr>
+              <w:keepNext w:val="0"/>
+              <w:keepLines w:val="0"/>
+              <w:widowControl/>
+              <w:suppressLineNumbers w:val="0"/>
+              <w:jc w:val="center"/>
+              <w:textAlignment w:val="center"/>
+              <w:rPr>
+                <w:rFonts w:hint="default" w:ascii="Times New Roman" w:hAnsi="Times New Roman" w:eastAsia="微软雅黑" w:cs="Times New Roman"/>
+                <w:i w:val="0"/>
+                <w:iCs w:val="0"/>
+                <w:color w:val="000000"/>
+                <w:kern w:val="0"/>
+                <w:sz w:val="18"/>
+                <w:szCs w:val="18"/>
+                <w:u w:val="none"/>
+                <w:lang w:val="en-US" w:eastAsia="zh-CN" w:bidi="ar"/>
+              </w:rPr>
+            </w:pPr>
+            <w:r>
+              <w:rPr>
+                <w:rFonts w:hint="eastAsia" w:ascii="Times New Roman" w:hAnsi="Times New Roman" w:eastAsia="微软雅黑" w:cs="Times New Roman"/>
+                <w:i w:val="0"/>
+                <w:iCs w:val="0"/>
+                <w:color w:val="000000"/>
+                <w:kern w:val="0"/>
+                <w:sz w:val="18"/>
+                <w:szCs w:val="18"/>
+                <w:u w:val="none"/>
+                <w:lang w:val="en-US" w:eastAsia="zh-CN" w:bidi="ar"/>
+              </w:rPr>
+              <w:t>{%endif%}{% endfor%}</w:t>
+            </w:r>
+          </w:p>
+        </w:tc>
+        <w:tc>
+          <w:tcPr>
+            <w:tcW w:w="1658" w:type="dxa"/>
+            <w:tcBorders>
+              <w:tl2br w:val="nil"/>
+              <w:tr2bl w:val="nil"/>
+            </w:tcBorders>
+            <w:shd w:val="clear" w:color="auto" w:fill="auto"/>
+            <w:vAlign w:val="center"/>
+          </w:tcPr>
+          <w:p>
+            <w:pPr>
+              <w:keepNext w:val="0"/>
+              <w:keepLines w:val="0"/>
+              <w:widowControl/>
+              <w:suppressLineNumbers w:val="0"/>
+              <w:jc w:val="center"/>
+              <w:textAlignment w:val="center"/>
+              <w:rPr>
+                <w:rFonts w:hint="eastAsia" w:ascii="Times New Roman" w:hAnsi="Times New Roman" w:eastAsia="微软雅黑" w:cs="Times New Roman"/>
+                <w:i w:val="0"/>
+                <w:iCs w:val="0"/>
+                <w:color w:val="000000"/>
+                <w:kern w:val="0"/>
+                <w:sz w:val="18"/>
+                <w:szCs w:val="18"/>
+                <w:u w:val="none"/>
+                <w:lang w:val="en-US" w:eastAsia="zh-CN" w:bidi="ar"/>
+              </w:rPr>
+            </w:pPr>
+            <w:r>
+              <w:rPr>
+                <w:rFonts w:hint="eastAsia" w:ascii="Times New Roman" w:hAnsi="Times New Roman" w:eastAsia="微软雅黑" w:cs="Times New Roman"/>
+                <w:i w:val="0"/>
+                <w:iCs w:val="0"/>
+                <w:color w:val="000000"/>
+                <w:kern w:val="0"/>
+                <w:sz w:val="18"/>
+                <w:szCs w:val="18"/>
+                <w:u w:val="none"/>
+                <w:lang w:val="en-US" w:eastAsia="zh-CN" w:bidi="ar"/>
+              </w:rPr>
+              <w:t>{% for i in il.desc24 | nl() %}{%if loop.last%}{{ i }}{%else%}{{ i }}</w:t>
+            </w:r>
+          </w:p>
+          <w:p>
+            <w:pPr>
+              <w:keepNext w:val="0"/>
+              <w:keepLines w:val="0"/>
+              <w:widowControl/>
+              <w:suppressLineNumbers w:val="0"/>
+              <w:jc w:val="center"/>
+              <w:textAlignment w:val="center"/>
+              <w:rPr>
+                <w:rFonts w:hint="default" w:ascii="Times New Roman" w:hAnsi="Times New Roman" w:eastAsia="微软雅黑" w:cs="Times New Roman"/>
+                <w:i w:val="0"/>
+                <w:iCs w:val="0"/>
+                <w:color w:val="000000"/>
+                <w:kern w:val="0"/>
+                <w:sz w:val="18"/>
+                <w:szCs w:val="18"/>
+                <w:u w:val="none"/>
+                <w:lang w:val="en-US" w:eastAsia="zh-CN" w:bidi="ar"/>
+              </w:rPr>
+            </w:pPr>
+            <w:r>
+              <w:rPr>
+                <w:rFonts w:hint="eastAsia" w:ascii="Times New Roman" w:hAnsi="Times New Roman" w:eastAsia="微软雅黑" w:cs="Times New Roman"/>
+                <w:i w:val="0"/>
+                <w:iCs w:val="0"/>
+                <w:color w:val="000000"/>
+                <w:kern w:val="0"/>
+                <w:sz w:val="18"/>
+                <w:szCs w:val="18"/>
+                <w:u w:val="none"/>
                 <w:lang w:val="en-US" w:eastAsia="zh-CN" w:bidi="ar"/>
               </w:rPr>
               <w:t>{%endif%}{% endfor%}</w:t>
@@ -18818,7 +19502,6 @@
             <w:tcW w:w="9899" w:type="dxa"/>
             <w:gridSpan w:val="7"/>
             <w:tcBorders>
-              <w:top w:val="nil"/>
               <w:tl2br w:val="nil"/>
               <w:tr2bl w:val="nil"/>
             </w:tcBorders>
@@ -18837,7 +19520,7 @@
                 <w:rFonts w:hint="default" w:ascii="Times New Roman" w:hAnsi="Times New Roman" w:eastAsia="宋体" w:cs="Times New Roman"/>
                 <w:i w:val="0"/>
                 <w:iCs w:val="0"/>
-                <w:color w:val="000000"/>
+                <w:color w:val="auto"/>
                 <w:kern w:val="0"/>
                 <w:sz w:val="18"/>
                 <w:szCs w:val="18"/>
@@ -18852,7 +19535,7 @@
                 <w:szCs w:val="18"/>
                 <w:lang w:eastAsia="zh-CN"/>
               </w:rPr>
-              <w:t>{%tr else %}</w:t>
+              <w:t>{%tr endif %}</w:t>
             </w:r>
           </w:p>
         </w:tc>
@@ -18867,657 +19550,7 @@
             <w:insideH w:val="dotted" w:color="A5A5A5" w:sz="4" w:space="0"/>
             <w:insideV w:val="dotted" w:color="A5A5A5" w:sz="4" w:space="0"/>
           </w:tblBorders>
-          <w:tblCellMar>
-            <w:top w:w="0" w:type="dxa"/>
-            <w:left w:w="108" w:type="dxa"/>
-            <w:bottom w:w="0" w:type="dxa"/>
-            <w:right w:w="108" w:type="dxa"/>
-          </w:tblCellMar>
-        </w:tblPrEx>
-        <w:trPr>
-          <w:trHeight w:val="510" w:hRule="atLeast"/>
-        </w:trPr>
-        <w:tc>
-          <w:tcPr>
-            <w:tcW w:w="906" w:type="dxa"/>
-            <w:tcBorders>
-              <w:tl2br w:val="nil"/>
-              <w:tr2bl w:val="nil"/>
-            </w:tcBorders>
-            <w:shd w:val="clear" w:color="auto" w:fill="auto"/>
-            <w:vAlign w:val="center"/>
-          </w:tcPr>
-          <w:p>
-            <w:pPr>
-              <w:keepNext w:val="0"/>
-              <w:keepLines w:val="0"/>
-              <w:widowControl/>
-              <w:suppressLineNumbers w:val="0"/>
-              <w:jc w:val="center"/>
-              <w:textAlignment w:val="center"/>
-              <w:rPr>
-                <w:rFonts w:hint="eastAsia" w:ascii="Times New Roman" w:hAnsi="Times New Roman" w:eastAsia="微软雅黑" w:cs="Times New Roman"/>
-                <w:i w:val="0"/>
-                <w:iCs w:val="0"/>
-                <w:color w:val="000000"/>
-                <w:kern w:val="0"/>
-                <w:sz w:val="18"/>
-                <w:szCs w:val="18"/>
-                <w:u w:val="none"/>
-                <w:lang w:val="en-US" w:eastAsia="zh-CN" w:bidi="ar"/>
-              </w:rPr>
-            </w:pPr>
-            <w:r>
-              <w:rPr>
-                <w:rFonts w:hint="eastAsia" w:ascii="Times New Roman" w:hAnsi="Times New Roman" w:eastAsia="微软雅黑" w:cs="Times New Roman"/>
-                <w:i w:val="0"/>
-                <w:iCs w:val="0"/>
-                <w:color w:val="000000"/>
-                <w:kern w:val="0"/>
-                <w:sz w:val="18"/>
-                <w:szCs w:val="18"/>
-                <w:u w:val="none"/>
-                <w:lang w:val="en-US" w:eastAsia="zh-CN" w:bidi="ar"/>
-              </w:rPr>
-              <w:t>{% for i in il.desc1 | nl() %}{%if loop.last%}{{ i }}{%else%}{{ i }}</w:t>
-            </w:r>
-          </w:p>
-          <w:p>
-            <w:pPr>
-              <w:keepNext w:val="0"/>
-              <w:keepLines w:val="0"/>
-              <w:widowControl/>
-              <w:suppressLineNumbers w:val="0"/>
-              <w:jc w:val="center"/>
-              <w:textAlignment w:val="center"/>
-              <w:rPr>
-                <w:rFonts w:hint="default" w:ascii="Times New Roman" w:hAnsi="Times New Roman" w:eastAsia="微软雅黑" w:cs="Times New Roman"/>
-                <w:i w:val="0"/>
-                <w:iCs w:val="0"/>
-                <w:color w:val="000000"/>
-                <w:kern w:val="0"/>
-                <w:sz w:val="18"/>
-                <w:szCs w:val="18"/>
-                <w:u w:val="none"/>
-                <w:lang w:val="en-US" w:eastAsia="zh-CN" w:bidi="ar"/>
-              </w:rPr>
-            </w:pPr>
-            <w:r>
-              <w:rPr>
-                <w:rFonts w:hint="eastAsia" w:ascii="Times New Roman" w:hAnsi="Times New Roman" w:eastAsia="微软雅黑" w:cs="Times New Roman"/>
-                <w:i w:val="0"/>
-                <w:iCs w:val="0"/>
-                <w:color w:val="000000"/>
-                <w:kern w:val="0"/>
-                <w:sz w:val="18"/>
-                <w:szCs w:val="18"/>
-                <w:u w:val="none"/>
-                <w:lang w:val="en-US" w:eastAsia="zh-CN" w:bidi="ar"/>
-              </w:rPr>
-              <w:t>{%endif%}{% endfor%}</w:t>
-            </w:r>
-          </w:p>
-        </w:tc>
-        <w:tc>
-          <w:tcPr>
-            <w:tcW w:w="1486" w:type="dxa"/>
-            <w:tcBorders>
-              <w:tl2br w:val="nil"/>
-              <w:tr2bl w:val="nil"/>
-            </w:tcBorders>
-            <w:shd w:val="clear" w:color="auto" w:fill="auto"/>
-            <w:vAlign w:val="center"/>
-          </w:tcPr>
-          <w:p>
-            <w:pPr>
-              <w:keepNext w:val="0"/>
-              <w:keepLines w:val="0"/>
-              <w:widowControl/>
-              <w:suppressLineNumbers w:val="0"/>
-              <w:jc w:val="center"/>
-              <w:textAlignment w:val="center"/>
-              <w:rPr>
-                <w:rFonts w:hint="eastAsia" w:ascii="Times New Roman" w:hAnsi="Times New Roman" w:eastAsia="微软雅黑" w:cs="Times New Roman"/>
-                <w:i w:val="0"/>
-                <w:iCs w:val="0"/>
-                <w:color w:val="000000"/>
-                <w:kern w:val="0"/>
-                <w:sz w:val="18"/>
-                <w:szCs w:val="18"/>
-                <w:u w:val="none"/>
-                <w:lang w:val="en-US" w:eastAsia="zh-CN" w:bidi="ar"/>
-              </w:rPr>
-            </w:pPr>
-            <w:r>
-              <w:rPr>
-                <w:rFonts w:hint="eastAsia" w:ascii="Times New Roman" w:hAnsi="Times New Roman" w:eastAsia="微软雅黑" w:cs="Times New Roman"/>
-                <w:i w:val="0"/>
-                <w:iCs w:val="0"/>
-                <w:color w:val="000000"/>
-                <w:kern w:val="0"/>
-                <w:sz w:val="18"/>
-                <w:szCs w:val="18"/>
-                <w:u w:val="none"/>
-                <w:lang w:val="en-US" w:eastAsia="zh-CN" w:bidi="ar"/>
-              </w:rPr>
-              <w:t>{% for i in il.desc2 | nl() %}{%if loop.last%}{{ i }}{%else%}{{ i }}</w:t>
-            </w:r>
-          </w:p>
-          <w:p>
-            <w:pPr>
-              <w:keepNext w:val="0"/>
-              <w:keepLines w:val="0"/>
-              <w:widowControl/>
-              <w:suppressLineNumbers w:val="0"/>
-              <w:jc w:val="center"/>
-              <w:textAlignment w:val="center"/>
-              <w:rPr>
-                <w:rFonts w:hint="default" w:ascii="Times New Roman" w:hAnsi="Times New Roman" w:eastAsia="微软雅黑" w:cs="Times New Roman"/>
-                <w:i w:val="0"/>
-                <w:iCs w:val="0"/>
-                <w:color w:val="000000"/>
-                <w:kern w:val="0"/>
-                <w:sz w:val="18"/>
-                <w:szCs w:val="18"/>
-                <w:u w:val="none"/>
-                <w:lang w:val="en-US" w:eastAsia="zh-CN" w:bidi="ar"/>
-              </w:rPr>
-            </w:pPr>
-            <w:r>
-              <w:rPr>
-                <w:rFonts w:hint="eastAsia" w:ascii="Times New Roman" w:hAnsi="Times New Roman" w:eastAsia="微软雅黑" w:cs="Times New Roman"/>
-                <w:i w:val="0"/>
-                <w:iCs w:val="0"/>
-                <w:color w:val="000000"/>
-                <w:kern w:val="0"/>
-                <w:sz w:val="18"/>
-                <w:szCs w:val="18"/>
-                <w:u w:val="none"/>
-                <w:lang w:val="en-US" w:eastAsia="zh-CN" w:bidi="ar"/>
-              </w:rPr>
-              <w:t>{%endif%}{% endfor%}</w:t>
-            </w:r>
-          </w:p>
-        </w:tc>
-        <w:tc>
-          <w:tcPr>
-            <w:tcW w:w="1630" w:type="dxa"/>
-            <w:tcBorders>
-              <w:tl2br w:val="nil"/>
-              <w:tr2bl w:val="nil"/>
-            </w:tcBorders>
-            <w:shd w:val="clear" w:color="auto" w:fill="auto"/>
-            <w:vAlign w:val="center"/>
-          </w:tcPr>
-          <w:p>
-            <w:pPr>
-              <w:keepNext w:val="0"/>
-              <w:keepLines w:val="0"/>
-              <w:widowControl/>
-              <w:suppressLineNumbers w:val="0"/>
-              <w:jc w:val="center"/>
-              <w:textAlignment w:val="center"/>
-              <w:rPr>
-                <w:rFonts w:hint="eastAsia" w:ascii="Times New Roman" w:hAnsi="Times New Roman" w:eastAsia="微软雅黑" w:cs="Times New Roman"/>
-                <w:i w:val="0"/>
-                <w:iCs w:val="0"/>
-                <w:color w:val="000000"/>
-                <w:kern w:val="0"/>
-                <w:sz w:val="18"/>
-                <w:szCs w:val="18"/>
-                <w:u w:val="none"/>
-                <w:lang w:val="en-US" w:eastAsia="zh-CN" w:bidi="ar"/>
-              </w:rPr>
-            </w:pPr>
-            <w:r>
-              <w:rPr>
-                <w:rFonts w:hint="eastAsia" w:ascii="Times New Roman" w:hAnsi="Times New Roman" w:eastAsia="微软雅黑" w:cs="Times New Roman"/>
-                <w:i w:val="0"/>
-                <w:iCs w:val="0"/>
-                <w:color w:val="000000"/>
-                <w:kern w:val="0"/>
-                <w:sz w:val="18"/>
-                <w:szCs w:val="18"/>
-                <w:u w:val="none"/>
-                <w:lang w:val="en-US" w:eastAsia="zh-CN" w:bidi="ar"/>
-              </w:rPr>
-              <w:t>{% for i in il.desc3 | nl() %}{%if loop.last%}{{ i }}{%else%}{{ i }}</w:t>
-            </w:r>
-          </w:p>
-          <w:p>
-            <w:pPr>
-              <w:keepNext w:val="0"/>
-              <w:keepLines w:val="0"/>
-              <w:widowControl/>
-              <w:suppressLineNumbers w:val="0"/>
-              <w:jc w:val="center"/>
-              <w:textAlignment w:val="center"/>
-              <w:rPr>
-                <w:rFonts w:hint="eastAsia" w:ascii="Times New Roman" w:hAnsi="Times New Roman" w:eastAsia="微软雅黑" w:cs="Times New Roman"/>
-                <w:i w:val="0"/>
-                <w:iCs w:val="0"/>
-                <w:color w:val="000000"/>
-                <w:kern w:val="0"/>
-                <w:sz w:val="18"/>
-                <w:szCs w:val="18"/>
-                <w:u w:val="none"/>
-                <w:lang w:val="en-US" w:eastAsia="zh-CN" w:bidi="ar"/>
-              </w:rPr>
-            </w:pPr>
-            <w:r>
-              <w:rPr>
-                <w:rFonts w:hint="eastAsia" w:ascii="Times New Roman" w:hAnsi="Times New Roman" w:eastAsia="微软雅黑" w:cs="Times New Roman"/>
-                <w:i w:val="0"/>
-                <w:iCs w:val="0"/>
-                <w:color w:val="000000"/>
-                <w:kern w:val="0"/>
-                <w:sz w:val="18"/>
-                <w:szCs w:val="18"/>
-                <w:u w:val="none"/>
-                <w:lang w:val="en-US" w:eastAsia="zh-CN" w:bidi="ar"/>
-              </w:rPr>
-              <w:t>{%endif%}{% endfor%}</w:t>
-            </w:r>
-          </w:p>
-        </w:tc>
-        <w:tc>
-          <w:tcPr>
-            <w:tcW w:w="903" w:type="dxa"/>
-            <w:tcBorders>
-              <w:tl2br w:val="nil"/>
-              <w:tr2bl w:val="nil"/>
-            </w:tcBorders>
-            <w:shd w:val="clear" w:color="auto" w:fill="auto"/>
-            <w:vAlign w:val="center"/>
-          </w:tcPr>
-          <w:p>
-            <w:pPr>
-              <w:keepNext w:val="0"/>
-              <w:keepLines w:val="0"/>
-              <w:widowControl/>
-              <w:suppressLineNumbers w:val="0"/>
-              <w:jc w:val="center"/>
-              <w:textAlignment w:val="center"/>
-              <w:rPr>
-                <w:rFonts w:hint="eastAsia" w:ascii="Times New Roman" w:hAnsi="Times New Roman" w:eastAsia="微软雅黑" w:cs="Times New Roman"/>
-                <w:i w:val="0"/>
-                <w:iCs w:val="0"/>
-                <w:color w:val="000000"/>
-                <w:kern w:val="0"/>
-                <w:sz w:val="18"/>
-                <w:szCs w:val="18"/>
-                <w:u w:val="none"/>
-                <w:lang w:val="en-US" w:eastAsia="zh-CN" w:bidi="ar"/>
-              </w:rPr>
-            </w:pPr>
-            <w:r>
-              <w:rPr>
-                <w:rFonts w:hint="eastAsia" w:ascii="Times New Roman" w:hAnsi="Times New Roman" w:eastAsia="微软雅黑" w:cs="Times New Roman"/>
-                <w:i w:val="0"/>
-                <w:iCs w:val="0"/>
-                <w:color w:val="000000"/>
-                <w:kern w:val="0"/>
-                <w:sz w:val="18"/>
-                <w:szCs w:val="18"/>
-                <w:u w:val="none"/>
-                <w:lang w:val="en-US" w:eastAsia="zh-CN" w:bidi="ar"/>
-              </w:rPr>
-              <w:t>{% for i in il.desc4 | nl() %}{%if loop.last%}{{ i }}{%else%}{{ i }}</w:t>
-            </w:r>
-          </w:p>
-          <w:p>
-            <w:pPr>
-              <w:keepNext w:val="0"/>
-              <w:keepLines w:val="0"/>
-              <w:widowControl/>
-              <w:suppressLineNumbers w:val="0"/>
-              <w:jc w:val="center"/>
-              <w:textAlignment w:val="center"/>
-              <w:rPr>
-                <w:rFonts w:hint="default" w:ascii="Times New Roman" w:hAnsi="Times New Roman" w:eastAsia="微软雅黑" w:cs="Times New Roman"/>
-                <w:i w:val="0"/>
-                <w:iCs w:val="0"/>
-                <w:color w:val="000000"/>
-                <w:kern w:val="0"/>
-                <w:sz w:val="18"/>
-                <w:szCs w:val="18"/>
-                <w:u w:val="none"/>
-                <w:lang w:val="en-US" w:eastAsia="zh-CN" w:bidi="ar"/>
-              </w:rPr>
-            </w:pPr>
-            <w:r>
-              <w:rPr>
-                <w:rFonts w:hint="eastAsia" w:ascii="Times New Roman" w:hAnsi="Times New Roman" w:eastAsia="微软雅黑" w:cs="Times New Roman"/>
-                <w:i w:val="0"/>
-                <w:iCs w:val="0"/>
-                <w:color w:val="000000"/>
-                <w:kern w:val="0"/>
-                <w:sz w:val="18"/>
-                <w:szCs w:val="18"/>
-                <w:u w:val="none"/>
-                <w:lang w:val="en-US" w:eastAsia="zh-CN" w:bidi="ar"/>
-              </w:rPr>
-              <w:t>{%endif%}{% endfor%}</w:t>
-            </w:r>
-          </w:p>
-        </w:tc>
-        <w:tc>
-          <w:tcPr>
-            <w:tcW w:w="1658" w:type="dxa"/>
-            <w:tcBorders>
-              <w:tl2br w:val="nil"/>
-              <w:tr2bl w:val="nil"/>
-            </w:tcBorders>
-            <w:shd w:val="clear" w:color="auto" w:fill="auto"/>
-            <w:vAlign w:val="center"/>
-          </w:tcPr>
-          <w:p>
-            <w:pPr>
-              <w:keepNext w:val="0"/>
-              <w:keepLines w:val="0"/>
-              <w:widowControl/>
-              <w:suppressLineNumbers w:val="0"/>
-              <w:jc w:val="center"/>
-              <w:textAlignment w:val="center"/>
-              <w:rPr>
-                <w:rFonts w:hint="eastAsia" w:ascii="Times New Roman" w:hAnsi="Times New Roman" w:eastAsia="微软雅黑" w:cs="Times New Roman"/>
-                <w:i w:val="0"/>
-                <w:iCs w:val="0"/>
-                <w:color w:val="000000"/>
-                <w:kern w:val="0"/>
-                <w:sz w:val="18"/>
-                <w:szCs w:val="18"/>
-                <w:u w:val="none"/>
-                <w:lang w:val="en-US" w:eastAsia="zh-CN" w:bidi="ar"/>
-              </w:rPr>
-            </w:pPr>
-            <w:r>
-              <w:rPr>
-                <w:rFonts w:hint="eastAsia" w:ascii="Times New Roman" w:hAnsi="Times New Roman" w:eastAsia="微软雅黑" w:cs="Times New Roman"/>
-                <w:i w:val="0"/>
-                <w:iCs w:val="0"/>
-                <w:color w:val="000000"/>
-                <w:kern w:val="0"/>
-                <w:sz w:val="18"/>
-                <w:szCs w:val="18"/>
-                <w:u w:val="none"/>
-                <w:lang w:val="en-US" w:eastAsia="zh-CN" w:bidi="ar"/>
-              </w:rPr>
-              <w:t>{% for i in il.desc7 | nl() %}{%if loop.last%}{{ i }}{%else%}{{ i }}</w:t>
-            </w:r>
-          </w:p>
-          <w:p>
-            <w:pPr>
-              <w:keepNext w:val="0"/>
-              <w:keepLines w:val="0"/>
-              <w:widowControl/>
-              <w:suppressLineNumbers w:val="0"/>
-              <w:jc w:val="center"/>
-              <w:textAlignment w:val="center"/>
-              <w:rPr>
-                <w:rFonts w:hint="default" w:ascii="Times New Roman" w:hAnsi="Times New Roman" w:eastAsia="微软雅黑" w:cs="Times New Roman"/>
-                <w:i w:val="0"/>
-                <w:iCs w:val="0"/>
-                <w:color w:val="000000"/>
-                <w:kern w:val="0"/>
-                <w:sz w:val="18"/>
-                <w:szCs w:val="18"/>
-                <w:u w:val="none"/>
-                <w:lang w:val="en-US" w:eastAsia="zh-CN" w:bidi="ar"/>
-              </w:rPr>
-            </w:pPr>
-            <w:r>
-              <w:rPr>
-                <w:rFonts w:hint="eastAsia" w:ascii="Times New Roman" w:hAnsi="Times New Roman" w:eastAsia="微软雅黑" w:cs="Times New Roman"/>
-                <w:i w:val="0"/>
-                <w:iCs w:val="0"/>
-                <w:color w:val="000000"/>
-                <w:kern w:val="0"/>
-                <w:sz w:val="18"/>
-                <w:szCs w:val="18"/>
-                <w:u w:val="none"/>
-                <w:lang w:val="en-US" w:eastAsia="zh-CN" w:bidi="ar"/>
-              </w:rPr>
-              <w:t>{%endif%}{% endfor%}</w:t>
-            </w:r>
-          </w:p>
-        </w:tc>
-        <w:tc>
-          <w:tcPr>
-            <w:tcW w:w="1658" w:type="dxa"/>
-            <w:tcBorders>
-              <w:tl2br w:val="nil"/>
-              <w:tr2bl w:val="nil"/>
-            </w:tcBorders>
-            <w:shd w:val="clear" w:color="auto" w:fill="auto"/>
-            <w:vAlign w:val="center"/>
-          </w:tcPr>
-          <w:p>
-            <w:pPr>
-              <w:keepNext w:val="0"/>
-              <w:keepLines w:val="0"/>
-              <w:widowControl/>
-              <w:suppressLineNumbers w:val="0"/>
-              <w:jc w:val="center"/>
-              <w:textAlignment w:val="center"/>
-              <w:rPr>
-                <w:rFonts w:hint="eastAsia" w:ascii="Times New Roman" w:hAnsi="Times New Roman" w:eastAsia="微软雅黑" w:cs="Times New Roman"/>
-                <w:i w:val="0"/>
-                <w:iCs w:val="0"/>
-                <w:color w:val="000000"/>
-                <w:kern w:val="0"/>
-                <w:sz w:val="18"/>
-                <w:szCs w:val="18"/>
-                <w:u w:val="none"/>
-                <w:lang w:val="en-US" w:eastAsia="zh-CN" w:bidi="ar"/>
-              </w:rPr>
-            </w:pPr>
-            <w:r>
-              <w:rPr>
-                <w:rFonts w:hint="eastAsia" w:ascii="Times New Roman" w:hAnsi="Times New Roman" w:eastAsia="微软雅黑" w:cs="Times New Roman"/>
-                <w:i w:val="0"/>
-                <w:iCs w:val="0"/>
-                <w:color w:val="000000"/>
-                <w:kern w:val="0"/>
-                <w:sz w:val="18"/>
-                <w:szCs w:val="18"/>
-                <w:u w:val="none"/>
-                <w:lang w:val="en-US" w:eastAsia="zh-CN" w:bidi="ar"/>
-              </w:rPr>
-              <w:t>{% for i in il.desc8 | nl() %}{%if loop.last%}{{ i }}{%else%}{{ i }}</w:t>
-            </w:r>
-          </w:p>
-          <w:p>
-            <w:pPr>
-              <w:keepNext w:val="0"/>
-              <w:keepLines w:val="0"/>
-              <w:widowControl/>
-              <w:suppressLineNumbers w:val="0"/>
-              <w:jc w:val="center"/>
-              <w:textAlignment w:val="center"/>
-              <w:rPr>
-                <w:rFonts w:hint="default" w:ascii="Times New Roman" w:hAnsi="Times New Roman" w:eastAsia="微软雅黑" w:cs="Times New Roman"/>
-                <w:i w:val="0"/>
-                <w:iCs w:val="0"/>
-                <w:color w:val="000000"/>
-                <w:kern w:val="0"/>
-                <w:sz w:val="18"/>
-                <w:szCs w:val="18"/>
-                <w:u w:val="none"/>
-                <w:lang w:val="en-US" w:eastAsia="zh-CN" w:bidi="ar"/>
-              </w:rPr>
-            </w:pPr>
-            <w:r>
-              <w:rPr>
-                <w:rFonts w:hint="eastAsia" w:ascii="Times New Roman" w:hAnsi="Times New Roman" w:eastAsia="微软雅黑" w:cs="Times New Roman"/>
-                <w:i w:val="0"/>
-                <w:iCs w:val="0"/>
-                <w:color w:val="000000"/>
-                <w:kern w:val="0"/>
-                <w:sz w:val="18"/>
-                <w:szCs w:val="18"/>
-                <w:u w:val="none"/>
-                <w:lang w:val="en-US" w:eastAsia="zh-CN" w:bidi="ar"/>
-              </w:rPr>
-              <w:t>{%endif%}{% endfor%}</w:t>
-            </w:r>
-          </w:p>
-        </w:tc>
-        <w:tc>
-          <w:tcPr>
-            <w:tcW w:w="1658" w:type="dxa"/>
-            <w:tcBorders>
-              <w:tl2br w:val="nil"/>
-              <w:tr2bl w:val="nil"/>
-            </w:tcBorders>
-            <w:shd w:val="clear" w:color="auto" w:fill="auto"/>
-            <w:vAlign w:val="center"/>
-          </w:tcPr>
-          <w:p>
-            <w:pPr>
-              <w:keepNext w:val="0"/>
-              <w:keepLines w:val="0"/>
-              <w:widowControl/>
-              <w:suppressLineNumbers w:val="0"/>
-              <w:jc w:val="center"/>
-              <w:textAlignment w:val="center"/>
-              <w:rPr>
-                <w:rFonts w:hint="eastAsia" w:ascii="Times New Roman" w:hAnsi="Times New Roman" w:eastAsia="微软雅黑" w:cs="Times New Roman"/>
-                <w:i w:val="0"/>
-                <w:iCs w:val="0"/>
-                <w:color w:val="000000"/>
-                <w:kern w:val="0"/>
-                <w:sz w:val="18"/>
-                <w:szCs w:val="18"/>
-                <w:u w:val="none"/>
-                <w:lang w:val="en-US" w:eastAsia="zh-CN" w:bidi="ar"/>
-              </w:rPr>
-            </w:pPr>
-            <w:r>
-              <w:rPr>
-                <w:rFonts w:hint="eastAsia" w:ascii="Times New Roman" w:hAnsi="Times New Roman" w:eastAsia="微软雅黑" w:cs="Times New Roman"/>
-                <w:i w:val="0"/>
-                <w:iCs w:val="0"/>
-                <w:color w:val="000000"/>
-                <w:kern w:val="0"/>
-                <w:sz w:val="18"/>
-                <w:szCs w:val="18"/>
-                <w:u w:val="none"/>
-                <w:lang w:val="en-US" w:eastAsia="zh-CN" w:bidi="ar"/>
-              </w:rPr>
-              <w:t>{% for i in il.desc24 | nl() %}{%if loop.last%}{{ i }}{%else%}{{ i }}</w:t>
-            </w:r>
-          </w:p>
-          <w:p>
-            <w:pPr>
-              <w:keepNext w:val="0"/>
-              <w:keepLines w:val="0"/>
-              <w:widowControl/>
-              <w:suppressLineNumbers w:val="0"/>
-              <w:jc w:val="center"/>
-              <w:textAlignment w:val="center"/>
-              <w:rPr>
-                <w:rFonts w:hint="default" w:ascii="Times New Roman" w:hAnsi="Times New Roman" w:eastAsia="微软雅黑" w:cs="Times New Roman"/>
-                <w:i w:val="0"/>
-                <w:iCs w:val="0"/>
-                <w:color w:val="000000"/>
-                <w:kern w:val="0"/>
-                <w:sz w:val="18"/>
-                <w:szCs w:val="18"/>
-                <w:u w:val="none"/>
-                <w:lang w:val="en-US" w:eastAsia="zh-CN" w:bidi="ar"/>
-              </w:rPr>
-            </w:pPr>
-            <w:r>
-              <w:rPr>
-                <w:rFonts w:hint="eastAsia" w:ascii="Times New Roman" w:hAnsi="Times New Roman" w:eastAsia="微软雅黑" w:cs="Times New Roman"/>
-                <w:i w:val="0"/>
-                <w:iCs w:val="0"/>
-                <w:color w:val="000000"/>
-                <w:kern w:val="0"/>
-                <w:sz w:val="18"/>
-                <w:szCs w:val="18"/>
-                <w:u w:val="none"/>
-                <w:lang w:val="en-US" w:eastAsia="zh-CN" w:bidi="ar"/>
-              </w:rPr>
-              <w:t>{%endif%}{% endfor%}</w:t>
-            </w:r>
-          </w:p>
-        </w:tc>
-      </w:tr>
-      <w:tr>
-        <w:tblPrEx>
-          <w:tblBorders>
-            <w:top w:val="dotted" w:color="A5A5A5" w:sz="4" w:space="0"/>
-            <w:left w:val="dotted" w:color="A5A5A5" w:sz="4" w:space="0"/>
-            <w:bottom w:val="dotted" w:color="A5A5A5" w:sz="4" w:space="0"/>
-            <w:right w:val="dotted" w:color="A5A5A5" w:sz="4" w:space="0"/>
-            <w:insideH w:val="dotted" w:color="A5A5A5" w:sz="4" w:space="0"/>
-            <w:insideV w:val="dotted" w:color="A5A5A5" w:sz="4" w:space="0"/>
-          </w:tblBorders>
-          <w:tblCellMar>
-            <w:top w:w="0" w:type="dxa"/>
-            <w:left w:w="108" w:type="dxa"/>
-            <w:bottom w:w="0" w:type="dxa"/>
-            <w:right w:w="108" w:type="dxa"/>
-          </w:tblCellMar>
-        </w:tblPrEx>
-        <w:trPr>
-          <w:trHeight w:val="510" w:hRule="atLeast"/>
-        </w:trPr>
-        <w:tc>
-          <w:tcPr>
-            <w:tcW w:w="9899" w:type="dxa"/>
-            <w:gridSpan w:val="7"/>
-            <w:tcBorders>
-              <w:tl2br w:val="nil"/>
-              <w:tr2bl w:val="nil"/>
-            </w:tcBorders>
-            <w:shd w:val="clear" w:color="auto" w:fill="auto"/>
-            <w:vAlign w:val="center"/>
-          </w:tcPr>
-          <w:p>
-            <w:pPr>
-              <w:keepNext w:val="0"/>
-              <w:keepLines w:val="0"/>
-              <w:widowControl/>
-              <w:suppressLineNumbers w:val="0"/>
-              <w:jc w:val="center"/>
-              <w:textAlignment w:val="center"/>
-              <w:rPr>
-                <w:rFonts w:hint="default" w:ascii="Times New Roman" w:hAnsi="Times New Roman" w:eastAsia="宋体" w:cs="Times New Roman"/>
-                <w:i w:val="0"/>
-                <w:iCs w:val="0"/>
-                <w:color w:val="auto"/>
-                <w:kern w:val="0"/>
-                <w:sz w:val="18"/>
-                <w:szCs w:val="18"/>
-                <w:u w:val="none"/>
-                <w:lang w:val="en-US" w:eastAsia="zh-CN" w:bidi="ar"/>
-              </w:rPr>
-            </w:pPr>
-            <w:r>
-              <w:rPr>
-                <w:rFonts w:hint="eastAsia" w:ascii="Times New Roman" w:hAnsi="Times New Roman" w:eastAsia="微软雅黑" w:cs="Times New Roman"/>
-                <w:sz w:val="18"/>
-                <w:szCs w:val="18"/>
-                <w:lang w:eastAsia="zh-CN"/>
-              </w:rPr>
-              <w:t>{%tr endif %}</w:t>
-            </w:r>
-          </w:p>
-        </w:tc>
-      </w:tr>
-      <w:tr>
-        <w:tblPrEx>
-          <w:tblBorders>
-            <w:top w:val="dotted" w:color="A5A5A5" w:sz="4" w:space="0"/>
-            <w:left w:val="dotted" w:color="A5A5A5" w:sz="4" w:space="0"/>
-            <w:bottom w:val="dotted" w:color="A5A5A5" w:sz="4" w:space="0"/>
-            <w:right w:val="dotted" w:color="A5A5A5" w:sz="4" w:space="0"/>
-            <w:insideH w:val="dotted" w:color="A5A5A5" w:sz="4" w:space="0"/>
-            <w:insideV w:val="dotted" w:color="A5A5A5" w:sz="4" w:space="0"/>
-          </w:tblBorders>
+          <w:shd w:val="clear" w:color="auto" w:fill="auto"/>
           <w:tblCellMar>
             <w:top w:w="0" w:type="dxa"/>
             <w:left w:w="108" w:type="dxa"/>
@@ -19682,9 +19715,9 @@
       </w:pPr>
       <w:bookmarkStart w:id="82" w:name="_Toc2837"/>
       <w:bookmarkStart w:id="83" w:name="_Toc32302"/>
-      <w:bookmarkStart w:id="84" w:name="_Toc149826013"/>
+      <w:bookmarkStart w:id="84" w:name="_Toc8516"/>
       <w:bookmarkStart w:id="85" w:name="_Toc149832737"/>
-      <w:bookmarkStart w:id="86" w:name="_Toc8516"/>
+      <w:bookmarkStart w:id="86" w:name="_Toc149826013"/>
       <w:r>
         <w:rPr>
           <w:rFonts w:hint="eastAsia"/>
@@ -28650,22 +28683,22 @@
         </w:numPr>
         <w:jc w:val="left"/>
       </w:pPr>
-      <w:bookmarkStart w:id="87" w:name="_Toc21764_WPSOffice_Level1"/>
-      <w:bookmarkStart w:id="88" w:name="_Toc27302"/>
-      <w:bookmarkStart w:id="89" w:name="_Toc20571"/>
-      <w:bookmarkStart w:id="90" w:name="_Toc107825561"/>
-      <w:bookmarkStart w:id="91" w:name="_Toc28240"/>
-      <w:bookmarkStart w:id="92" w:name="_Toc1707_WPSOffice_Level1"/>
-      <w:bookmarkStart w:id="93" w:name="_Toc13698"/>
-      <w:bookmarkStart w:id="94" w:name="_Toc11294"/>
-      <w:bookmarkStart w:id="95" w:name="_Toc13196_WPSOffice_Level1"/>
+      <w:bookmarkStart w:id="87" w:name="_Toc107825561"/>
+      <w:bookmarkStart w:id="88" w:name="_Toc13698"/>
+      <w:bookmarkStart w:id="89" w:name="_Toc1707_WPSOffice_Level1"/>
+      <w:bookmarkStart w:id="90" w:name="_Toc11294"/>
+      <w:bookmarkStart w:id="91" w:name="_Toc27302"/>
+      <w:bookmarkStart w:id="92" w:name="_Toc28240"/>
+      <w:bookmarkStart w:id="93" w:name="_Toc20571"/>
+      <w:bookmarkStart w:id="94" w:name="_Toc13196_WPSOffice_Level1"/>
+      <w:bookmarkStart w:id="95" w:name="_Toc21764_WPSOffice_Level1"/>
       <w:bookmarkStart w:id="96" w:name="_Toc16835"/>
-      <w:bookmarkStart w:id="97" w:name="_Toc1779"/>
-      <w:bookmarkStart w:id="98" w:name="_Toc11896_WPSOffice_Level1"/>
-      <w:bookmarkStart w:id="99" w:name="_Toc20303"/>
+      <w:bookmarkStart w:id="97" w:name="_Toc11193_WPSOffice_Level1"/>
+      <w:bookmarkStart w:id="98" w:name="_Toc1779"/>
+      <w:bookmarkStart w:id="99" w:name="_Toc28810_WPSOffice_Level1"/>
       <w:bookmarkStart w:id="100" w:name="_Toc11812"/>
-      <w:bookmarkStart w:id="101" w:name="_Toc11193_WPSOffice_Level1"/>
-      <w:bookmarkStart w:id="102" w:name="_Toc28810_WPSOffice_Level1"/>
+      <w:bookmarkStart w:id="101" w:name="_Toc11896_WPSOffice_Level1"/>
+      <w:bookmarkStart w:id="102" w:name="_Toc20303"/>
       <w:r>
         <w:rPr>
           <w:rFonts w:hint="eastAsia"/>
@@ -28696,14 +28729,14 @@
           <w:lang w:eastAsia="zh-CN"/>
         </w:rPr>
       </w:pPr>
-      <w:bookmarkStart w:id="103" w:name="_Toc15840_WPSOffice_Level1"/>
-      <w:bookmarkStart w:id="104" w:name="_Toc32150"/>
-      <w:bookmarkStart w:id="105" w:name="_Toc3674"/>
-      <w:bookmarkStart w:id="106" w:name="_Toc14255_WPSOffice_Level1"/>
-      <w:bookmarkStart w:id="107" w:name="_Toc27230"/>
-      <w:bookmarkStart w:id="108" w:name="_Toc24085_WPSOffice_Level1"/>
-      <w:bookmarkStart w:id="109" w:name="_Toc3853"/>
-      <w:bookmarkStart w:id="110" w:name="_Toc28605"/>
+      <w:bookmarkStart w:id="103" w:name="_Toc24085_WPSOffice_Level1"/>
+      <w:bookmarkStart w:id="104" w:name="_Toc3674"/>
+      <w:bookmarkStart w:id="105" w:name="_Toc3853"/>
+      <w:bookmarkStart w:id="106" w:name="_Toc32150"/>
+      <w:bookmarkStart w:id="107" w:name="_Toc28605"/>
+      <w:bookmarkStart w:id="108" w:name="_Toc15840_WPSOffice_Level1"/>
+      <w:bookmarkStart w:id="109" w:name="_Toc14255_WPSOffice_Level1"/>
+      <w:bookmarkStart w:id="110" w:name="_Toc27230"/>
       <w:bookmarkStart w:id="111" w:name="_Toc9066"/>
       <w:r>
         <w:rPr>
@@ -30970,7 +31003,19 @@
           <w:szCs w:val="18"/>
           <w:lang w:eastAsia="zh-CN"/>
         </w:rPr>
-        <w:t>总体质量评估：总体质量评估：根据DNA平均测序深度进行评估，分为“合格”、“警戒“、”不合格”三个等级。总体质量评估为“警戒“或者“不合格”时，均会影响检测的准确性和敏感性。</w:t>
+        <w:t>总体质量评估：</w:t>
+      </w:r>
+      <w:bookmarkStart w:id="145" w:name="_GoBack"/>
+      <w:bookmarkEnd w:id="145"/>
+      <w:r>
+        <w:rPr>
+          <w:rFonts w:hint="eastAsia" w:ascii="Times New Roman" w:hAnsi="Times New Roman" w:eastAsia="微软雅黑" w:cs="Times New Roman"/>
+          <w:bCs/>
+          <w:sz w:val="18"/>
+          <w:szCs w:val="18"/>
+          <w:lang w:eastAsia="zh-CN"/>
+        </w:rPr>
+        <w:t>根据DNA平均测序深度进行评估，分为“合格”、“警戒“、”不合格”三个等级。总体质量评估为“警戒“或者“不合格”时，均会影响检测的准确性和敏感性。</w:t>
       </w:r>
     </w:p>
     <w:p>
@@ -31026,8 +31071,8 @@
         </w:rPr>
       </w:pPr>
       <w:bookmarkStart w:id="112" w:name="_Toc14871"/>
-      <w:bookmarkStart w:id="113" w:name="_Toc11406"/>
-      <w:bookmarkStart w:id="114" w:name="_Toc30346"/>
+      <w:bookmarkStart w:id="113" w:name="_Toc30346"/>
+      <w:bookmarkStart w:id="114" w:name="_Toc11406"/>
       <w:r>
         <w:rPr>
           <w:rFonts w:hint="eastAsia"/>
@@ -31598,26 +31643,26 @@
           <w:lang w:eastAsia="zh-CN"/>
         </w:rPr>
       </w:pPr>
-      <w:bookmarkStart w:id="115" w:name="_Toc2950"/>
-      <w:bookmarkStart w:id="116" w:name="_Toc15114"/>
+      <w:bookmarkStart w:id="115" w:name="_Toc15114"/>
+      <w:bookmarkStart w:id="116" w:name="_Toc2950"/>
       <w:bookmarkStart w:id="117" w:name="_Toc3409"/>
       <w:bookmarkStart w:id="118" w:name="_Toc2699"/>
-      <w:bookmarkStart w:id="119" w:name="_Toc28557"/>
-      <w:bookmarkStart w:id="120" w:name="_Toc16663"/>
-      <w:bookmarkStart w:id="121" w:name="_Toc699"/>
-      <w:bookmarkStart w:id="122" w:name="_Toc30512"/>
-      <w:bookmarkStart w:id="123" w:name="_Toc18811"/>
-      <w:bookmarkStart w:id="124" w:name="_Toc18198"/>
-      <w:bookmarkStart w:id="125" w:name="_Toc10759"/>
-      <w:bookmarkStart w:id="126" w:name="_Toc8550"/>
-      <w:bookmarkStart w:id="127" w:name="_Toc11535"/>
-      <w:bookmarkStart w:id="128" w:name="_Toc11925"/>
-      <w:bookmarkStart w:id="129" w:name="_Toc32447"/>
-      <w:bookmarkStart w:id="130" w:name="_Toc2482"/>
-      <w:bookmarkStart w:id="131" w:name="_Toc13498"/>
-      <w:bookmarkStart w:id="132" w:name="_Toc29105"/>
-      <w:bookmarkStart w:id="133" w:name="_Toc24462"/>
-      <w:bookmarkStart w:id="134" w:name="_Toc5457"/>
+      <w:bookmarkStart w:id="119" w:name="_Toc29105"/>
+      <w:bookmarkStart w:id="120" w:name="_Toc28557"/>
+      <w:bookmarkStart w:id="121" w:name="_Toc2482"/>
+      <w:bookmarkStart w:id="122" w:name="_Toc11535"/>
+      <w:bookmarkStart w:id="123" w:name="_Toc32447"/>
+      <w:bookmarkStart w:id="124" w:name="_Toc8550"/>
+      <w:bookmarkStart w:id="125" w:name="_Toc11925"/>
+      <w:bookmarkStart w:id="126" w:name="_Toc5457"/>
+      <w:bookmarkStart w:id="127" w:name="_Toc10759"/>
+      <w:bookmarkStart w:id="128" w:name="_Toc24462"/>
+      <w:bookmarkStart w:id="129" w:name="_Toc16663"/>
+      <w:bookmarkStart w:id="130" w:name="_Toc13498"/>
+      <w:bookmarkStart w:id="131" w:name="_Toc699"/>
+      <w:bookmarkStart w:id="132" w:name="_Toc30512"/>
+      <w:bookmarkStart w:id="133" w:name="_Toc18811"/>
+      <w:bookmarkStart w:id="134" w:name="_Toc18198"/>
       <w:r>
         <w:rPr>
           <w:rFonts w:hint="eastAsia"/>
@@ -31848,14 +31893,14 @@
       </w:pPr>
       <w:bookmarkStart w:id="135" w:name="_Toc4503"/>
       <w:bookmarkStart w:id="136" w:name="_Toc11901"/>
-      <w:bookmarkStart w:id="137" w:name="_Toc18372"/>
-      <w:bookmarkStart w:id="138" w:name="_Toc27809"/>
-      <w:bookmarkStart w:id="139" w:name="_Toc14611_WPSOffice_Level1"/>
-      <w:bookmarkStart w:id="140" w:name="_Toc13275"/>
-      <w:bookmarkStart w:id="141" w:name="_Toc19584_WPSOffice_Level1"/>
-      <w:bookmarkStart w:id="142" w:name="_Toc22623"/>
-      <w:bookmarkStart w:id="143" w:name="_Toc17792_WPSOffice_Level2"/>
-      <w:bookmarkStart w:id="144" w:name="_Toc22162_WPSOffice_Level1"/>
+      <w:bookmarkStart w:id="137" w:name="_Toc27809"/>
+      <w:bookmarkStart w:id="138" w:name="_Toc18372"/>
+      <w:bookmarkStart w:id="139" w:name="_Toc13275"/>
+      <w:bookmarkStart w:id="140" w:name="_Toc14611_WPSOffice_Level1"/>
+      <w:bookmarkStart w:id="141" w:name="_Toc22162_WPSOffice_Level1"/>
+      <w:bookmarkStart w:id="142" w:name="_Toc19584_WPSOffice_Level1"/>
+      <w:bookmarkStart w:id="143" w:name="_Toc22623"/>
+      <w:bookmarkStart w:id="144" w:name="_Toc17792_WPSOffice_Level2"/>
       <w:r>
         <w:rPr>
           <w:rFonts w:hint="eastAsia"/>
@@ -33678,7 +33723,7 @@
         <w:lang w:eastAsia="zh-CN"/>
       </w:rPr>
       <w:drawing>
-        <wp:anchor distT="0" distB="0" distL="0" distR="0" simplePos="0" relativeHeight="251664384" behindDoc="0" locked="0" layoutInCell="1" allowOverlap="1">
+        <wp:anchor distT="0" distB="0" distL="0" distR="0" simplePos="0" relativeHeight="251665408" behindDoc="0" locked="0" layoutInCell="1" allowOverlap="1">
           <wp:simplePos x="0" y="0"/>
           <wp:positionH relativeFrom="column">
             <wp:posOffset>4582160</wp:posOffset>
@@ -33785,7 +33830,7 @@
         <w:lang w:eastAsia="zh-CN"/>
       </w:rPr>
       <w:drawing>
-        <wp:anchor distT="0" distB="0" distL="0" distR="0" simplePos="0" relativeHeight="251665408" behindDoc="0" locked="0" layoutInCell="1" allowOverlap="1">
+        <wp:anchor distT="0" distB="0" distL="0" distR="0" simplePos="0" relativeHeight="251666432" behindDoc="0" locked="0" layoutInCell="1" allowOverlap="1">
           <wp:simplePos x="0" y="0"/>
           <wp:positionH relativeFrom="column">
             <wp:posOffset>4582160</wp:posOffset>

--- a/WebContent/docx/肺癌11基因报告-苏州市立医院.docx
+++ b/WebContent/docx/肺癌11基因报告-苏州市立医院.docx
@@ -2465,18 +2465,18 @@
         </w:numPr>
         <w:jc w:val="left"/>
       </w:pPr>
-      <w:bookmarkStart w:id="0" w:name="_Toc10575"/>
-      <w:bookmarkStart w:id="1" w:name="_Toc23010"/>
-      <w:bookmarkStart w:id="2" w:name="_Toc21253"/>
-      <w:bookmarkStart w:id="3" w:name="_Toc20532"/>
-      <w:bookmarkStart w:id="4" w:name="_Toc28946"/>
-      <w:bookmarkStart w:id="5" w:name="_Toc30629"/>
-      <w:bookmarkStart w:id="6" w:name="_Toc16449"/>
+      <w:bookmarkStart w:id="0" w:name="_Toc23010"/>
+      <w:bookmarkStart w:id="1" w:name="_Toc28946"/>
+      <w:bookmarkStart w:id="2" w:name="_Toc30629"/>
+      <w:bookmarkStart w:id="3" w:name="_Toc10575"/>
+      <w:bookmarkStart w:id="4" w:name="_Toc21253"/>
+      <w:bookmarkStart w:id="5" w:name="_Toc16449"/>
+      <w:bookmarkStart w:id="6" w:name="_Toc20532"/>
       <w:bookmarkStart w:id="7" w:name="_Toc6195"/>
-      <w:bookmarkStart w:id="8" w:name="_Toc15567"/>
-      <w:bookmarkStart w:id="9" w:name="_Toc13044"/>
-      <w:bookmarkStart w:id="10" w:name="_Toc15112"/>
-      <w:bookmarkStart w:id="11" w:name="_Toc24686"/>
+      <w:bookmarkStart w:id="8" w:name="_Toc24686"/>
+      <w:bookmarkStart w:id="9" w:name="_Toc15112"/>
+      <w:bookmarkStart w:id="10" w:name="_Toc15567"/>
+      <w:bookmarkStart w:id="11" w:name="_Toc13044"/>
       <w:r>
         <w:t>样本信息</w:t>
       </w:r>
@@ -3003,7 +3003,6 @@
             <w:insideH w:val="single" w:color="BEBEBE" w:themeColor="background1" w:themeShade="BF" w:sz="4" w:space="0"/>
             <w:insideV w:val="single" w:color="BEBEBE" w:themeColor="background1" w:themeShade="BF" w:sz="4" w:space="0"/>
           </w:tblBorders>
-          <w:shd w:val="clear" w:color="auto" w:fill="FFFFFF" w:themeFill="background1"/>
           <w:tblCellMar>
             <w:top w:w="0" w:type="dxa"/>
             <w:left w:w="108" w:type="dxa"/>
@@ -3335,14 +3334,14 @@
         </w:numPr>
         <w:jc w:val="left"/>
       </w:pPr>
-      <w:bookmarkStart w:id="12" w:name="_Toc11465"/>
-      <w:bookmarkStart w:id="13" w:name="_Toc25706"/>
-      <w:bookmarkStart w:id="14" w:name="_Toc11015_WPSOffice_Level1"/>
-      <w:bookmarkStart w:id="15" w:name="_Toc18062_WPSOffice_Level1"/>
-      <w:bookmarkStart w:id="16" w:name="_Toc19594"/>
-      <w:bookmarkStart w:id="17" w:name="_Toc7021_WPSOffice_Level1"/>
-      <w:bookmarkStart w:id="18" w:name="_Toc17451"/>
-      <w:bookmarkStart w:id="19" w:name="_Toc10518"/>
+      <w:bookmarkStart w:id="12" w:name="_Toc11015_WPSOffice_Level1"/>
+      <w:bookmarkStart w:id="13" w:name="_Toc11465"/>
+      <w:bookmarkStart w:id="14" w:name="_Toc25706"/>
+      <w:bookmarkStart w:id="15" w:name="_Toc10518"/>
+      <w:bookmarkStart w:id="16" w:name="_Toc18062_WPSOffice_Level1"/>
+      <w:bookmarkStart w:id="17" w:name="_Toc19594"/>
+      <w:bookmarkStart w:id="18" w:name="_Toc7021_WPSOffice_Level1"/>
+      <w:bookmarkStart w:id="19" w:name="_Toc17451"/>
       <w:r>
         <w:t>检测项目</w:t>
       </w:r>
@@ -3928,14 +3927,14 @@
       <w:bookmarkStart w:id="21" w:name="_Toc16576"/>
       <w:bookmarkStart w:id="22" w:name="_Toc149832727"/>
       <w:bookmarkStart w:id="23" w:name="_Toc149826002"/>
-      <w:bookmarkStart w:id="24" w:name="_Toc11859"/>
-      <w:bookmarkStart w:id="25" w:name="_Toc11230"/>
-      <w:bookmarkStart w:id="26" w:name="_Toc23369_WPSOffice_Level1"/>
-      <w:bookmarkStart w:id="27" w:name="_Toc18058"/>
-      <w:bookmarkStart w:id="28" w:name="_Toc3871"/>
-      <w:bookmarkStart w:id="29" w:name="_Toc4088"/>
-      <w:bookmarkStart w:id="30" w:name="_Toc1410"/>
-      <w:bookmarkStart w:id="31" w:name="_Toc25920"/>
+      <w:bookmarkStart w:id="24" w:name="_Toc11230"/>
+      <w:bookmarkStart w:id="25" w:name="_Toc11859"/>
+      <w:bookmarkStart w:id="26" w:name="_Toc1410"/>
+      <w:bookmarkStart w:id="27" w:name="_Toc4088"/>
+      <w:bookmarkStart w:id="28" w:name="_Toc25920"/>
+      <w:bookmarkStart w:id="29" w:name="_Toc23369_WPSOffice_Level1"/>
+      <w:bookmarkStart w:id="30" w:name="_Toc18058"/>
+      <w:bookmarkStart w:id="31" w:name="_Toc3871"/>
       <w:bookmarkStart w:id="32" w:name="_Toc6221_WPSOffice_Level1"/>
       <w:r>
         <w:rPr>
@@ -3989,9 +3988,9 @@
         </w:rPr>
       </w:pPr>
       <w:bookmarkStart w:id="33" w:name="_Toc28467"/>
-      <w:bookmarkStart w:id="34" w:name="_Toc149832728"/>
-      <w:bookmarkStart w:id="35" w:name="_Toc149826003"/>
-      <w:bookmarkStart w:id="36" w:name="_Toc11674"/>
+      <w:bookmarkStart w:id="34" w:name="_Toc149826003"/>
+      <w:bookmarkStart w:id="35" w:name="_Toc11674"/>
+      <w:bookmarkStart w:id="36" w:name="_Toc149832728"/>
       <w:r>
         <w:rPr>
           <w:rFonts w:hint="eastAsia"/>
@@ -4049,6 +4048,12 @@
             <w:insideH w:val="single" w:color="A4A4A4" w:sz="4" w:space="0"/>
             <w:insideV w:val="single" w:color="A4A4A4" w:sz="4" w:space="0"/>
           </w:tblBorders>
+          <w:tblCellMar>
+            <w:top w:w="0" w:type="dxa"/>
+            <w:left w:w="0" w:type="dxa"/>
+            <w:bottom w:w="0" w:type="dxa"/>
+            <w:right w:w="0" w:type="dxa"/>
+          </w:tblCellMar>
         </w:tblPrEx>
         <w:trPr>
           <w:trHeight w:val="510" w:hRule="atLeast"/>
@@ -5221,7 +5226,7 @@
                 </mc:Choice>
                 <mc:Fallback>
                   <w:pict>
-                    <v:group id="组合 6" o:spid="_x0000_s1026" o:spt="203" style="position:absolute;left:0pt;margin-left:-25.15pt;margin-top:-43.55pt;height:113.65pt;width:113.65pt;z-index:251664384;mso-width-relative:page;mso-height-relative:page;" coordorigin="18706,18782" coordsize="2273,2273" o:gfxdata="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">
+                    <v:group id="组合 6" o:spid="_x0000_s1026" o:spt="203" style="position:absolute;left:0pt;margin-left:-25.15pt;margin-top:-43.55pt;height:113.65pt;width:113.65pt;z-index:251664384;mso-width-relative:page;mso-height-relative:page;" coordorigin="18706,18782" coordsize="2273,2273" o:gfxdata="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">
                       <o:lock v:ext="edit" aspectratio="f"/>
                       <v:shape id="图片 6" o:spid="_x0000_s1026" o:spt="75" alt="蔡冬雪" type="#_x0000_t75" style="position:absolute;left:19199;top:19551;height:566;width:1261;" filled="f" o:preferrelative="t" stroked="f" coordsize="21600,21600" o:gfxdata="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">
                         <v:fill on="f" focussize="0,0"/>
@@ -6061,8 +6066,6 @@
         </w:rPr>
         <w:t>检测合作单位：天津诺禾医学检验所</w:t>
       </w:r>
-      <w:bookmarkStart w:id="145" w:name="_GoBack"/>
-      <w:bookmarkEnd w:id="145"/>
       <w:r>
         <w:rPr>
           <w:sz w:val="21"/>
@@ -6090,20 +6093,20 @@
       <w:bookmarkStart w:id="39" w:name="_Toc31425"/>
       <w:bookmarkStart w:id="40" w:name="_Toc19898_WPSOffice_Level1"/>
       <w:bookmarkStart w:id="41" w:name="_Toc107825550"/>
-      <w:bookmarkStart w:id="42" w:name="_Toc24235"/>
-      <w:bookmarkStart w:id="43" w:name="_Toc2866"/>
-      <w:bookmarkStart w:id="44" w:name="_Toc2781"/>
-      <w:bookmarkStart w:id="45" w:name="_Toc6237"/>
+      <w:bookmarkStart w:id="42" w:name="_Toc2866"/>
+      <w:bookmarkStart w:id="43" w:name="_Toc2781"/>
+      <w:bookmarkStart w:id="44" w:name="_Toc6237"/>
+      <w:bookmarkStart w:id="45" w:name="_Toc24235"/>
       <w:bookmarkStart w:id="46" w:name="_Toc20136_WPSOffice_Level1"/>
       <w:bookmarkStart w:id="47" w:name="_Toc22132"/>
-      <w:bookmarkStart w:id="48" w:name="_Toc15063"/>
-      <w:bookmarkStart w:id="49" w:name="_Toc9088"/>
-      <w:bookmarkStart w:id="50" w:name="_Toc18062_WPSOffice_Level2"/>
-      <w:bookmarkStart w:id="51" w:name="_Toc11015_WPSOffice_Level2"/>
-      <w:bookmarkStart w:id="52" w:name="_Toc5728"/>
-      <w:bookmarkStart w:id="53" w:name="_Toc23375"/>
-      <w:bookmarkStart w:id="54" w:name="_Toc107825552"/>
-      <w:bookmarkStart w:id="55" w:name="_Toc27379"/>
+      <w:bookmarkStart w:id="48" w:name="_Toc18062_WPSOffice_Level2"/>
+      <w:bookmarkStart w:id="49" w:name="_Toc27379"/>
+      <w:bookmarkStart w:id="50" w:name="_Toc11015_WPSOffice_Level2"/>
+      <w:bookmarkStart w:id="51" w:name="_Toc9088"/>
+      <w:bookmarkStart w:id="52" w:name="_Toc23375"/>
+      <w:bookmarkStart w:id="53" w:name="_Toc107825552"/>
+      <w:bookmarkStart w:id="54" w:name="_Toc5728"/>
+      <w:bookmarkStart w:id="55" w:name="_Toc15063"/>
       <w:r>
         <w:rPr>
           <w:rFonts w:hint="eastAsia"/>
@@ -7812,10 +7815,10 @@
           <w:lang w:eastAsia="zh-CN"/>
         </w:rPr>
       </w:pPr>
-      <w:bookmarkStart w:id="57" w:name="_Toc13052"/>
-      <w:bookmarkStart w:id="58" w:name="_Toc149832732"/>
-      <w:bookmarkStart w:id="59" w:name="_Toc149826007"/>
-      <w:bookmarkStart w:id="60" w:name="_Toc26774"/>
+      <w:bookmarkStart w:id="57" w:name="_Toc26774"/>
+      <w:bookmarkStart w:id="58" w:name="_Toc13052"/>
+      <w:bookmarkStart w:id="59" w:name="_Toc149832732"/>
+      <w:bookmarkStart w:id="60" w:name="_Toc149826007"/>
       <w:r>
         <w:rPr>
           <w:rFonts w:hint="eastAsia"/>
@@ -8123,18 +8126,34 @@
             </w:pPr>
             <w:r>
               <w:rPr>
-                <w:rFonts w:ascii="Times New Roman" w:hAnsi="Times New Roman" w:eastAsia="微软雅黑" w:cs="Times New Roman"/>
+                <w:rFonts w:hint="eastAsia" w:ascii="Times New Roman" w:hAnsi="Times New Roman" w:eastAsia="微软雅黑" w:cs="Times New Roman"/>
                 <w:b/>
                 <w:color w:val="FFFFFF" w:themeColor="background1"/>
                 <w:sz w:val="21"/>
                 <w:szCs w:val="21"/>
+                <w:lang w:val="en-US" w:eastAsia="zh-CN"/>
                 <w14:textFill>
                   <w14:solidFill>
                     <w14:schemeClr w14:val="bg1"/>
                   </w14:solidFill>
                 </w14:textFill>
               </w:rPr>
-              <w:t>突变基因</w:t>
+              <w:t>检测</w:t>
+            </w:r>
+            <w:r>
+              <w:rPr>
+                <w:rFonts w:ascii="Times New Roman" w:hAnsi="Times New Roman" w:eastAsia="微软雅黑" w:cs="Times New Roman"/>
+                <w:b/>
+                <w:color w:val="FFFFFF" w:themeColor="background1"/>
+                <w:sz w:val="21"/>
+                <w:szCs w:val="21"/>
+                <w14:textFill>
+                  <w14:solidFill>
+                    <w14:schemeClr w14:val="bg1"/>
+                  </w14:solidFill>
+                </w14:textFill>
+              </w:rPr>
+              <w:t>基因</w:t>
             </w:r>
           </w:p>
         </w:tc>
@@ -10460,7 +10479,7 @@
         </w:tc>
         <w:tc>
           <w:tcPr>
-            <w:tcW w:w="535" w:type="pct"/>
+            <w:tcW w:w="1077" w:type="dxa"/>
             <w:tcBorders>
               <w:top w:val="nil"/>
               <w:left w:val="single" w:color="A4A4A4" w:themeColor="background1" w:themeShade="A5" w:sz="4" w:space="0"/>
@@ -10472,7 +10491,7 @@
           </w:tcPr>
           <w:p>
             <w:pPr>
-              <w:ind w:left="162" w:right="163"/>
+              <w:ind w:left="162" w:leftChars="0" w:right="163" w:rightChars="0"/>
               <w:jc w:val="center"/>
               <w:rPr>
                 <w:rFonts w:ascii="Times New Roman" w:hAnsi="Times New Roman" w:eastAsia="微软雅黑" w:cs="Times New Roman"/>
@@ -10484,19 +10503,39 @@
             </w:pPr>
             <w:r>
               <w:rPr>
-                <w:rFonts w:hint="eastAsia" w:ascii="Times New Roman" w:hAnsi="Times New Roman" w:eastAsia="微软雅黑" w:cs="Times New Roman"/>
-                <w:b/>
-                <w:sz w:val="21"/>
-                <w:szCs w:val="21"/>
-                <w:lang w:eastAsia="zh-CN"/>
-              </w:rPr>
-              <w:t>{{ tip.comutation }}</w:t>
-            </w:r>
-          </w:p>
-        </w:tc>
-        <w:tc>
-          <w:tcPr>
-            <w:tcW w:w="758" w:type="pct"/>
+                <w:rFonts w:hint="default" w:ascii="Times New Roman" w:hAnsi="Times New Roman" w:eastAsia="微软雅黑" w:cs="Times New Roman"/>
+                <w:b/>
+                <w:sz w:val="21"/>
+                <w:szCs w:val="21"/>
+                <w:lang w:eastAsia="zh-CN"/>
+              </w:rPr>
+              <w:t>{{ tip.comutation</w:t>
+            </w:r>
+            <w:r>
+              <w:rPr>
+                <w:rFonts w:hint="eastAsia" w:ascii="Times New Roman" w:hAnsi="Times New Roman" w:eastAsia="微软雅黑" w:cs="Times New Roman"/>
+                <w:b/>
+                <w:sz w:val="21"/>
+                <w:szCs w:val="21"/>
+                <w:lang w:val="en-US" w:eastAsia="zh-CN"/>
+              </w:rPr>
+              <w:t>1</w:t>
+            </w:r>
+            <w:r>
+              <w:rPr>
+                <w:rFonts w:hint="default" w:ascii="Times New Roman" w:hAnsi="Times New Roman" w:eastAsia="微软雅黑" w:cs="Times New Roman"/>
+                <w:b/>
+                <w:sz w:val="21"/>
+                <w:szCs w:val="21"/>
+                <w:lang w:eastAsia="zh-CN"/>
+              </w:rPr>
+              <w:t xml:space="preserve"> }}</w:t>
+            </w:r>
+          </w:p>
+        </w:tc>
+        <w:tc>
+          <w:tcPr>
+            <w:tcW w:w="1527" w:type="dxa"/>
             <w:tcBorders>
               <w:top w:val="nil"/>
               <w:left w:val="single" w:color="A4A4A4" w:themeColor="background1" w:themeShade="A5" w:sz="4" w:space="0"/>
@@ -10509,7 +10548,7 @@
           <w:p>
             <w:pPr>
               <w:spacing w:before="2"/>
-              <w:ind w:left="116" w:right="116"/>
+              <w:ind w:left="116" w:leftChars="0" w:right="116" w:rightChars="0"/>
               <w:jc w:val="center"/>
               <w:rPr>
                 <w:rFonts w:ascii="Times New Roman" w:hAnsi="Times New Roman" w:eastAsia="微软雅黑" w:cs="Times New Roman"/>
@@ -10520,12 +10559,12 @@
             </w:pPr>
             <w:r>
               <w:rPr>
-                <w:rFonts w:hint="eastAsia" w:ascii="Times New Roman" w:hAnsi="Times New Roman" w:eastAsia="微软雅黑" w:cs="Times New Roman"/>
-                <w:sz w:val="21"/>
-                <w:szCs w:val="21"/>
-                <w:lang w:eastAsia="zh-CN"/>
-              </w:rPr>
-              <w:t>-</w:t>
+                <w:rFonts w:hint="default" w:ascii="Times New Roman" w:hAnsi="Times New Roman" w:eastAsia="微软雅黑" w:cs="Times New Roman"/>
+                <w:sz w:val="21"/>
+                <w:szCs w:val="21"/>
+                <w:lang w:eastAsia="zh-CN"/>
+              </w:rPr>
+              <w:t>{{ tip.comutation }}</w:t>
             </w:r>
           </w:p>
         </w:tc>
@@ -12637,10 +12676,10 @@
           <w:lang w:eastAsia="zh-CN"/>
         </w:rPr>
       </w:pPr>
-      <w:bookmarkStart w:id="61" w:name="_Toc149832733"/>
-      <w:bookmarkStart w:id="62" w:name="_Toc149826009"/>
+      <w:bookmarkStart w:id="61" w:name="_Toc149826009"/>
+      <w:bookmarkStart w:id="62" w:name="_Toc22117"/>
       <w:bookmarkStart w:id="63" w:name="_Toc8134"/>
-      <w:bookmarkStart w:id="64" w:name="_Toc22117"/>
+      <w:bookmarkStart w:id="64" w:name="_Toc149832733"/>
       <w:r>
         <w:rPr>
           <w:rFonts w:hint="eastAsia"/>
@@ -13160,15 +13199,15 @@
           <w:lang w:eastAsia="zh-CN"/>
         </w:rPr>
       </w:pPr>
-      <w:bookmarkStart w:id="65" w:name="_Toc4331_WPSOffice_Level1"/>
-      <w:bookmarkStart w:id="66" w:name="_Toc23846_WPSOffice_Level1"/>
-      <w:bookmarkStart w:id="67" w:name="_Toc107825555"/>
-      <w:bookmarkStart w:id="68" w:name="_Toc180"/>
-      <w:bookmarkStart w:id="69" w:name="_Toc23903"/>
+      <w:bookmarkStart w:id="65" w:name="_Toc24960"/>
+      <w:bookmarkStart w:id="66" w:name="_Toc4331_WPSOffice_Level1"/>
+      <w:bookmarkStart w:id="67" w:name="_Toc23846_WPSOffice_Level1"/>
+      <w:bookmarkStart w:id="68" w:name="_Toc107825555"/>
+      <w:bookmarkStart w:id="69" w:name="_Toc180"/>
       <w:bookmarkStart w:id="70" w:name="_Toc29372"/>
-      <w:bookmarkStart w:id="71" w:name="_Toc32443_WPSOffice_Level1"/>
-      <w:bookmarkStart w:id="72" w:name="_Toc25727"/>
-      <w:bookmarkStart w:id="73" w:name="_Toc24960"/>
+      <w:bookmarkStart w:id="71" w:name="_Toc23903"/>
+      <w:bookmarkStart w:id="72" w:name="_Toc32443_WPSOffice_Level1"/>
+      <w:bookmarkStart w:id="73" w:name="_Toc25727"/>
       <w:bookmarkStart w:id="74" w:name="_Toc2749"/>
       <w:r>
         <w:rPr>
@@ -13229,10 +13268,10 @@
           <w:lang w:eastAsia="zh-CN"/>
         </w:rPr>
       </w:pPr>
-      <w:bookmarkStart w:id="75" w:name="_Toc17335"/>
-      <w:bookmarkStart w:id="76" w:name="_Toc20034"/>
-      <w:bookmarkStart w:id="77" w:name="_Toc106719764"/>
-      <w:bookmarkStart w:id="78" w:name="_Toc10223"/>
+      <w:bookmarkStart w:id="75" w:name="_Toc10223"/>
+      <w:bookmarkStart w:id="76" w:name="_Toc17335"/>
+      <w:bookmarkStart w:id="77" w:name="_Toc20034"/>
+      <w:bookmarkStart w:id="78" w:name="_Toc106719764"/>
       <w:r>
         <w:rPr>
           <w:rFonts w:hint="eastAsia"/>
@@ -17723,6 +17762,7 @@
             <w:insideH w:val="dotted" w:color="A5A5A5" w:sz="4" w:space="0"/>
             <w:insideV w:val="dotted" w:color="A5A5A5" w:sz="4" w:space="0"/>
           </w:tblBorders>
+          <w:shd w:val="clear" w:color="auto" w:fill="auto"/>
           <w:tblCellMar>
             <w:top w:w="0" w:type="dxa"/>
             <w:left w:w="108" w:type="dxa"/>
@@ -17887,9 +17927,9 @@
       </w:pPr>
       <w:bookmarkStart w:id="82" w:name="_Toc32302"/>
       <w:bookmarkStart w:id="83" w:name="_Toc2837"/>
-      <w:bookmarkStart w:id="84" w:name="_Toc8516"/>
-      <w:bookmarkStart w:id="85" w:name="_Toc149832737"/>
-      <w:bookmarkStart w:id="86" w:name="_Toc149826013"/>
+      <w:bookmarkStart w:id="84" w:name="_Toc149832737"/>
+      <w:bookmarkStart w:id="85" w:name="_Toc149826013"/>
+      <w:bookmarkStart w:id="86" w:name="_Toc8516"/>
       <w:r>
         <w:rPr>
           <w:rFonts w:hint="eastAsia"/>
@@ -22580,7 +22620,29 @@
           <w:szCs w:val="24"/>
           <w:lang w:eastAsia="zh-CN"/>
         </w:rPr>
-        <w:t>{{ tdd.comutation }}</w:t>
+        <w:t>{{ tdd.comutation</w:t>
+      </w:r>
+      <w:r>
+        <w:rPr>
+          <w:rFonts w:hint="eastAsia" w:ascii="Times New Roman" w:hAnsi="Times New Roman" w:eastAsia="微软雅黑" w:cs="Times New Roman"/>
+          <w:b/>
+          <w:sz w:val="24"/>
+          <w:szCs w:val="24"/>
+          <w:lang w:val="en-US" w:eastAsia="zh-CN"/>
+        </w:rPr>
+        <w:t>1</w:t>
+      </w:r>
+      <w:bookmarkStart w:id="145" w:name="_GoBack"/>
+      <w:bookmarkEnd w:id="145"/>
+      <w:r>
+        <w:rPr>
+          <w:rFonts w:hint="eastAsia" w:ascii="Times New Roman" w:hAnsi="Times New Roman" w:eastAsia="微软雅黑" w:cs="Times New Roman"/>
+          <w:b/>
+          <w:sz w:val="24"/>
+          <w:szCs w:val="24"/>
+          <w:lang w:eastAsia="zh-CN"/>
+        </w:rPr>
+        <w:t xml:space="preserve"> }}</w:t>
       </w:r>
     </w:p>
     <w:tbl>
@@ -22712,9 +22774,9 @@
                 <w:bCs/>
                 <w:sz w:val="18"/>
                 <w:szCs w:val="18"/>
-                <w:lang w:eastAsia="zh-CN"/>
-              </w:rPr>
-              <w:t>-</w:t>
+                <w:lang w:val="en-US" w:eastAsia="zh-CN"/>
+              </w:rPr>
+              <w:t>{{tdd.comutation}}</w:t>
             </w:r>
           </w:p>
         </w:tc>
@@ -26118,6 +26180,12 @@
             <w:insideH w:val="dotted" w:color="45A3A7" w:sz="4" w:space="0"/>
             <w:insideV w:val="dotted" w:color="45A3A7" w:sz="4" w:space="0"/>
           </w:tblBorders>
+          <w:tblCellMar>
+            <w:top w:w="0" w:type="dxa"/>
+            <w:left w:w="108" w:type="dxa"/>
+            <w:bottom w:w="0" w:type="dxa"/>
+            <w:right w:w="108" w:type="dxa"/>
+          </w:tblCellMar>
         </w:tblPrEx>
         <w:trPr>
           <w:trHeight w:val="420" w:hRule="atLeast"/>
@@ -26849,21 +26917,21 @@
         </w:numPr>
         <w:jc w:val="left"/>
       </w:pPr>
-      <w:bookmarkStart w:id="87" w:name="_Toc107825561"/>
-      <w:bookmarkStart w:id="88" w:name="_Toc21764_WPSOffice_Level1"/>
-      <w:bookmarkStart w:id="89" w:name="_Toc20571"/>
+      <w:bookmarkStart w:id="87" w:name="_Toc21764_WPSOffice_Level1"/>
+      <w:bookmarkStart w:id="88" w:name="_Toc20571"/>
+      <w:bookmarkStart w:id="89" w:name="_Toc27302"/>
       <w:bookmarkStart w:id="90" w:name="_Toc11294"/>
-      <w:bookmarkStart w:id="91" w:name="_Toc27302"/>
+      <w:bookmarkStart w:id="91" w:name="_Toc13698"/>
       <w:bookmarkStart w:id="92" w:name="_Toc28240"/>
-      <w:bookmarkStart w:id="93" w:name="_Toc13698"/>
-      <w:bookmarkStart w:id="94" w:name="_Toc13196_WPSOffice_Level1"/>
+      <w:bookmarkStart w:id="93" w:name="_Toc13196_WPSOffice_Level1"/>
+      <w:bookmarkStart w:id="94" w:name="_Toc107825561"/>
       <w:bookmarkStart w:id="95" w:name="_Toc1707_WPSOffice_Level1"/>
       <w:bookmarkStart w:id="96" w:name="_Toc16835"/>
-      <w:bookmarkStart w:id="97" w:name="_Toc20303"/>
-      <w:bookmarkStart w:id="98" w:name="_Toc11193_WPSOffice_Level1"/>
-      <w:bookmarkStart w:id="99" w:name="_Toc11812"/>
-      <w:bookmarkStart w:id="100" w:name="_Toc28810_WPSOffice_Level1"/>
-      <w:bookmarkStart w:id="101" w:name="_Toc1779"/>
+      <w:bookmarkStart w:id="97" w:name="_Toc1779"/>
+      <w:bookmarkStart w:id="98" w:name="_Toc28810_WPSOffice_Level1"/>
+      <w:bookmarkStart w:id="99" w:name="_Toc11193_WPSOffice_Level1"/>
+      <w:bookmarkStart w:id="100" w:name="_Toc11812"/>
+      <w:bookmarkStart w:id="101" w:name="_Toc20303"/>
       <w:bookmarkStart w:id="102" w:name="_Toc11896_WPSOffice_Level1"/>
       <w:r>
         <w:rPr>
@@ -26895,15 +26963,15 @@
           <w:lang w:eastAsia="zh-CN"/>
         </w:rPr>
       </w:pPr>
-      <w:bookmarkStart w:id="103" w:name="_Toc24085_WPSOffice_Level1"/>
-      <w:bookmarkStart w:id="104" w:name="_Toc28605"/>
-      <w:bookmarkStart w:id="105" w:name="_Toc14255_WPSOffice_Level1"/>
-      <w:bookmarkStart w:id="106" w:name="_Toc27230"/>
-      <w:bookmarkStart w:id="107" w:name="_Toc3674"/>
-      <w:bookmarkStart w:id="108" w:name="_Toc32150"/>
-      <w:bookmarkStart w:id="109" w:name="_Toc15840_WPSOffice_Level1"/>
-      <w:bookmarkStart w:id="110" w:name="_Toc3853"/>
-      <w:bookmarkStart w:id="111" w:name="_Toc9066"/>
+      <w:bookmarkStart w:id="103" w:name="_Toc3674"/>
+      <w:bookmarkStart w:id="104" w:name="_Toc32150"/>
+      <w:bookmarkStart w:id="105" w:name="_Toc3853"/>
+      <w:bookmarkStart w:id="106" w:name="_Toc15840_WPSOffice_Level1"/>
+      <w:bookmarkStart w:id="107" w:name="_Toc9066"/>
+      <w:bookmarkStart w:id="108" w:name="_Toc14255_WPSOffice_Level1"/>
+      <w:bookmarkStart w:id="109" w:name="_Toc28605"/>
+      <w:bookmarkStart w:id="110" w:name="_Toc27230"/>
+      <w:bookmarkStart w:id="111" w:name="_Toc24085_WPSOffice_Level1"/>
       <w:r>
         <w:rPr>
           <w:rFonts w:hint="eastAsia"/>
@@ -29224,9 +29292,9 @@
           <w:lang w:eastAsia="zh-CN"/>
         </w:rPr>
       </w:pPr>
-      <w:bookmarkStart w:id="112" w:name="_Toc30346"/>
-      <w:bookmarkStart w:id="113" w:name="_Toc14871"/>
-      <w:bookmarkStart w:id="114" w:name="_Toc11406"/>
+      <w:bookmarkStart w:id="112" w:name="_Toc14871"/>
+      <w:bookmarkStart w:id="113" w:name="_Toc11406"/>
+      <w:bookmarkStart w:id="114" w:name="_Toc30346"/>
       <w:r>
         <w:rPr>
           <w:rFonts w:hint="eastAsia"/>
@@ -29797,26 +29865,26 @@
           <w:lang w:eastAsia="zh-CN"/>
         </w:rPr>
       </w:pPr>
-      <w:bookmarkStart w:id="115" w:name="_Toc2950"/>
-      <w:bookmarkStart w:id="116" w:name="_Toc3409"/>
-      <w:bookmarkStart w:id="117" w:name="_Toc15114"/>
-      <w:bookmarkStart w:id="118" w:name="_Toc2482"/>
-      <w:bookmarkStart w:id="119" w:name="_Toc5457"/>
-      <w:bookmarkStart w:id="120" w:name="_Toc10759"/>
-      <w:bookmarkStart w:id="121" w:name="_Toc11925"/>
-      <w:bookmarkStart w:id="122" w:name="_Toc2699"/>
-      <w:bookmarkStart w:id="123" w:name="_Toc29105"/>
-      <w:bookmarkStart w:id="124" w:name="_Toc18198"/>
-      <w:bookmarkStart w:id="125" w:name="_Toc16663"/>
-      <w:bookmarkStart w:id="126" w:name="_Toc699"/>
+      <w:bookmarkStart w:id="115" w:name="_Toc3409"/>
+      <w:bookmarkStart w:id="116" w:name="_Toc15114"/>
+      <w:bookmarkStart w:id="117" w:name="_Toc2950"/>
+      <w:bookmarkStart w:id="118" w:name="_Toc5457"/>
+      <w:bookmarkStart w:id="119" w:name="_Toc10759"/>
+      <w:bookmarkStart w:id="120" w:name="_Toc2482"/>
+      <w:bookmarkStart w:id="121" w:name="_Toc29105"/>
+      <w:bookmarkStart w:id="122" w:name="_Toc18198"/>
+      <w:bookmarkStart w:id="123" w:name="_Toc699"/>
+      <w:bookmarkStart w:id="124" w:name="_Toc11925"/>
+      <w:bookmarkStart w:id="125" w:name="_Toc2699"/>
+      <w:bookmarkStart w:id="126" w:name="_Toc16663"/>
       <w:bookmarkStart w:id="127" w:name="_Toc24462"/>
       <w:bookmarkStart w:id="128" w:name="_Toc18811"/>
       <w:bookmarkStart w:id="129" w:name="_Toc11535"/>
       <w:bookmarkStart w:id="130" w:name="_Toc13498"/>
       <w:bookmarkStart w:id="131" w:name="_Toc30512"/>
       <w:bookmarkStart w:id="132" w:name="_Toc8550"/>
-      <w:bookmarkStart w:id="133" w:name="_Toc32447"/>
-      <w:bookmarkStart w:id="134" w:name="_Toc28557"/>
+      <w:bookmarkStart w:id="133" w:name="_Toc28557"/>
+      <w:bookmarkStart w:id="134" w:name="_Toc32447"/>
       <w:r>
         <w:rPr>
           <w:rFonts w:hint="eastAsia"/>
@@ -30045,16 +30113,16 @@
           <w:lang w:eastAsia="zh-CN"/>
         </w:rPr>
       </w:pPr>
-      <w:bookmarkStart w:id="135" w:name="_Toc27809"/>
-      <w:bookmarkStart w:id="136" w:name="_Toc18372"/>
-      <w:bookmarkStart w:id="137" w:name="_Toc4503"/>
-      <w:bookmarkStart w:id="138" w:name="_Toc11901"/>
-      <w:bookmarkStart w:id="139" w:name="_Toc13275"/>
-      <w:bookmarkStart w:id="140" w:name="_Toc17792_WPSOffice_Level2"/>
-      <w:bookmarkStart w:id="141" w:name="_Toc22162_WPSOffice_Level1"/>
-      <w:bookmarkStart w:id="142" w:name="_Toc22623"/>
-      <w:bookmarkStart w:id="143" w:name="_Toc14611_WPSOffice_Level1"/>
-      <w:bookmarkStart w:id="144" w:name="_Toc19584_WPSOffice_Level1"/>
+      <w:bookmarkStart w:id="135" w:name="_Toc18372"/>
+      <w:bookmarkStart w:id="136" w:name="_Toc11901"/>
+      <w:bookmarkStart w:id="137" w:name="_Toc27809"/>
+      <w:bookmarkStart w:id="138" w:name="_Toc4503"/>
+      <w:bookmarkStart w:id="139" w:name="_Toc17792_WPSOffice_Level2"/>
+      <w:bookmarkStart w:id="140" w:name="_Toc13275"/>
+      <w:bookmarkStart w:id="141" w:name="_Toc19584_WPSOffice_Level1"/>
+      <w:bookmarkStart w:id="142" w:name="_Toc22162_WPSOffice_Level1"/>
+      <w:bookmarkStart w:id="143" w:name="_Toc22623"/>
+      <w:bookmarkStart w:id="144" w:name="_Toc14611_WPSOffice_Level1"/>
       <w:r>
         <w:rPr>
           <w:rFonts w:hint="eastAsia"/>

--- a/WebContent/docx/肺癌11基因报告-苏州市立医院.docx
+++ b/WebContent/docx/肺癌11基因报告-苏州市立医院.docx
@@ -9,6 +9,8 @@
           <w:lang w:eastAsia="zh-CN"/>
         </w:rPr>
       </w:pPr>
+      <w:bookmarkStart w:id="145" w:name="_GoBack"/>
+      <w:bookmarkEnd w:id="145"/>
     </w:p>
     <w:p>
       <w:pPr>
@@ -2465,17 +2467,17 @@
         </w:numPr>
         <w:jc w:val="left"/>
       </w:pPr>
-      <w:bookmarkStart w:id="0" w:name="_Toc23010"/>
+      <w:bookmarkStart w:id="0" w:name="_Toc15567"/>
       <w:bookmarkStart w:id="1" w:name="_Toc28946"/>
-      <w:bookmarkStart w:id="2" w:name="_Toc30629"/>
+      <w:bookmarkStart w:id="2" w:name="_Toc15112"/>
       <w:bookmarkStart w:id="3" w:name="_Toc10575"/>
-      <w:bookmarkStart w:id="4" w:name="_Toc21253"/>
-      <w:bookmarkStart w:id="5" w:name="_Toc16449"/>
-      <w:bookmarkStart w:id="6" w:name="_Toc20532"/>
-      <w:bookmarkStart w:id="7" w:name="_Toc6195"/>
-      <w:bookmarkStart w:id="8" w:name="_Toc24686"/>
-      <w:bookmarkStart w:id="9" w:name="_Toc15112"/>
-      <w:bookmarkStart w:id="10" w:name="_Toc15567"/>
+      <w:bookmarkStart w:id="4" w:name="_Toc6195"/>
+      <w:bookmarkStart w:id="5" w:name="_Toc23010"/>
+      <w:bookmarkStart w:id="6" w:name="_Toc30629"/>
+      <w:bookmarkStart w:id="7" w:name="_Toc21253"/>
+      <w:bookmarkStart w:id="8" w:name="_Toc16449"/>
+      <w:bookmarkStart w:id="9" w:name="_Toc20532"/>
+      <w:bookmarkStart w:id="10" w:name="_Toc24686"/>
       <w:bookmarkStart w:id="11" w:name="_Toc13044"/>
       <w:r>
         <w:t>样本信息</w:t>
@@ -3003,163 +3005,6 @@
             <w:insideH w:val="single" w:color="BEBEBE" w:themeColor="background1" w:themeShade="BF" w:sz="4" w:space="0"/>
             <w:insideV w:val="single" w:color="BEBEBE" w:themeColor="background1" w:themeShade="BF" w:sz="4" w:space="0"/>
           </w:tblBorders>
-          <w:tblCellMar>
-            <w:top w:w="0" w:type="dxa"/>
-            <w:left w:w="108" w:type="dxa"/>
-            <w:bottom w:w="0" w:type="dxa"/>
-            <w:right w:w="108" w:type="dxa"/>
-          </w:tblCellMar>
-        </w:tblPrEx>
-        <w:trPr>
-          <w:trHeight w:val="397" w:hRule="atLeast"/>
-          <w:jc w:val="center"/>
-        </w:trPr>
-        <w:tc>
-          <w:tcPr>
-            <w:tcW w:w="3231" w:type="dxa"/>
-            <w:tcBorders>
-              <w:tl2br w:val="nil"/>
-              <w:tr2bl w:val="nil"/>
-            </w:tcBorders>
-            <w:shd w:val="clear" w:color="auto" w:fill="auto"/>
-            <w:vAlign w:val="center"/>
-          </w:tcPr>
-          <w:p>
-            <w:pPr>
-              <w:jc w:val="both"/>
-              <w:rPr>
-                <w:rFonts w:ascii="Times New Roman" w:hAnsi="Times New Roman" w:eastAsia="微软雅黑" w:cs="Times New Roman"/>
-                <w:bCs/>
-                <w:color w:val="000000"/>
-                <w:sz w:val="21"/>
-                <w:szCs w:val="21"/>
-                <w:lang w:eastAsia="zh-CN"/>
-              </w:rPr>
-            </w:pPr>
-            <w:r>
-              <w:rPr>
-                <w:rFonts w:ascii="Times New Roman" w:hAnsi="Times New Roman" w:eastAsia="微软雅黑" w:cs="Times New Roman"/>
-                <w:bCs/>
-                <w:color w:val="000000"/>
-                <w:sz w:val="21"/>
-                <w:szCs w:val="21"/>
-                <w:lang w:eastAsia="zh-CN"/>
-              </w:rPr>
-              <w:t>联系电话：</w:t>
-            </w:r>
-            <w:r>
-              <w:rPr>
-                <w:rFonts w:hint="eastAsia" w:ascii="Times New Roman" w:hAnsi="Times New Roman" w:eastAsia="微软雅黑" w:cs="Times New Roman"/>
-                <w:bCs/>
-                <w:color w:val="000000"/>
-                <w:sz w:val="21"/>
-                <w:szCs w:val="21"/>
-                <w:lang w:eastAsia="zh-CN"/>
-              </w:rPr>
-              <w:t>{{ patient_phone }}</w:t>
-            </w:r>
-          </w:p>
-        </w:tc>
-        <w:tc>
-          <w:tcPr>
-            <w:tcW w:w="3323" w:type="dxa"/>
-            <w:tcBorders>
-              <w:tl2br w:val="nil"/>
-              <w:tr2bl w:val="nil"/>
-            </w:tcBorders>
-            <w:shd w:val="clear" w:color="auto" w:fill="auto"/>
-            <w:vAlign w:val="center"/>
-          </w:tcPr>
-          <w:p>
-            <w:pPr>
-              <w:jc w:val="both"/>
-              <w:rPr>
-                <w:rFonts w:ascii="Times New Roman" w:hAnsi="Times New Roman" w:eastAsia="微软雅黑" w:cs="Times New Roman"/>
-                <w:color w:val="000000"/>
-                <w:sz w:val="21"/>
-                <w:szCs w:val="21"/>
-                <w:lang w:eastAsia="zh-CN"/>
-              </w:rPr>
-            </w:pPr>
-            <w:r>
-              <w:rPr>
-                <w:rFonts w:ascii="Times New Roman" w:hAnsi="Times New Roman" w:eastAsia="微软雅黑" w:cs="Times New Roman"/>
-                <w:color w:val="000000"/>
-                <w:sz w:val="21"/>
-                <w:szCs w:val="21"/>
-                <w:lang w:eastAsia="zh-CN"/>
-              </w:rPr>
-              <w:t>标本类型：</w:t>
-            </w:r>
-            <w:r>
-              <w:rPr>
-                <w:rFonts w:hint="eastAsia" w:ascii="Times New Roman" w:hAnsi="Times New Roman" w:eastAsia="微软雅黑" w:cs="Times New Roman"/>
-                <w:color w:val="000000"/>
-                <w:sz w:val="21"/>
-                <w:szCs w:val="21"/>
-                <w:lang w:eastAsia="zh-CN"/>
-              </w:rPr>
-              <w:t>{{ specimentype }}</w:t>
-            </w:r>
-          </w:p>
-        </w:tc>
-        <w:tc>
-          <w:tcPr>
-            <w:tcW w:w="3316" w:type="dxa"/>
-            <w:tcBorders>
-              <w:tl2br w:val="nil"/>
-              <w:tr2bl w:val="nil"/>
-            </w:tcBorders>
-            <w:shd w:val="clear" w:color="auto" w:fill="auto"/>
-            <w:vAlign w:val="center"/>
-          </w:tcPr>
-          <w:p>
-            <w:pPr>
-              <w:jc w:val="both"/>
-              <w:rPr>
-                <w:rFonts w:ascii="Times New Roman" w:hAnsi="Times New Roman" w:eastAsia="微软雅黑" w:cs="Times New Roman"/>
-                <w:bCs/>
-                <w:color w:val="000000"/>
-                <w:sz w:val="21"/>
-                <w:szCs w:val="21"/>
-                <w:lang w:eastAsia="zh-CN"/>
-              </w:rPr>
-            </w:pPr>
-            <w:r>
-              <w:rPr>
-                <w:rFonts w:ascii="Times New Roman" w:hAnsi="Times New Roman" w:eastAsia="微软雅黑" w:cs="Times New Roman"/>
-                <w:bCs/>
-                <w:color w:val="000000"/>
-                <w:sz w:val="21"/>
-                <w:szCs w:val="21"/>
-                <w:lang w:eastAsia="zh-CN"/>
-              </w:rPr>
-              <w:t>送检时间：</w:t>
-            </w:r>
-            <w:r>
-              <w:rPr>
-                <w:rFonts w:hint="eastAsia" w:ascii="Times New Roman" w:hAnsi="Times New Roman" w:eastAsia="微软雅黑" w:cs="Times New Roman"/>
-                <w:bCs/>
-                <w:color w:val="000000"/>
-                <w:sz w:val="21"/>
-                <w:szCs w:val="21"/>
-                <w:lang w:eastAsia="zh-CN"/>
-              </w:rPr>
-              <w:t>{{ commission_date }}</w:t>
-            </w:r>
-          </w:p>
-        </w:tc>
-      </w:tr>
-      <w:tr>
-        <w:tblPrEx>
-          <w:tblBorders>
-            <w:top w:val="single" w:color="5A9D46" w:sz="24" w:space="0"/>
-            <w:left w:val="none" w:color="auto" w:sz="0" w:space="0"/>
-            <w:bottom w:val="none" w:color="auto" w:sz="0" w:space="0"/>
-            <w:right w:val="none" w:color="auto" w:sz="0" w:space="0"/>
-            <w:insideH w:val="single" w:color="BEBEBE" w:themeColor="background1" w:themeShade="BF" w:sz="4" w:space="0"/>
-            <w:insideV w:val="single" w:color="BEBEBE" w:themeColor="background1" w:themeShade="BF" w:sz="4" w:space="0"/>
-          </w:tblBorders>
           <w:shd w:val="clear" w:color="auto" w:fill="FFFFFF" w:themeFill="background1"/>
           <w:tblCellMar>
             <w:top w:w="0" w:type="dxa"/>
@@ -3176,6 +3021,163 @@
           <w:tcPr>
             <w:tcW w:w="3231" w:type="dxa"/>
             <w:tcBorders>
+              <w:tl2br w:val="nil"/>
+              <w:tr2bl w:val="nil"/>
+            </w:tcBorders>
+            <w:shd w:val="clear" w:color="auto" w:fill="auto"/>
+            <w:vAlign w:val="center"/>
+          </w:tcPr>
+          <w:p>
+            <w:pPr>
+              <w:jc w:val="both"/>
+              <w:rPr>
+                <w:rFonts w:ascii="Times New Roman" w:hAnsi="Times New Roman" w:eastAsia="微软雅黑" w:cs="Times New Roman"/>
+                <w:bCs/>
+                <w:color w:val="000000"/>
+                <w:sz w:val="21"/>
+                <w:szCs w:val="21"/>
+                <w:lang w:eastAsia="zh-CN"/>
+              </w:rPr>
+            </w:pPr>
+            <w:r>
+              <w:rPr>
+                <w:rFonts w:ascii="Times New Roman" w:hAnsi="Times New Roman" w:eastAsia="微软雅黑" w:cs="Times New Roman"/>
+                <w:bCs/>
+                <w:color w:val="000000"/>
+                <w:sz w:val="21"/>
+                <w:szCs w:val="21"/>
+                <w:lang w:eastAsia="zh-CN"/>
+              </w:rPr>
+              <w:t>联系电话：</w:t>
+            </w:r>
+            <w:r>
+              <w:rPr>
+                <w:rFonts w:hint="eastAsia" w:ascii="Times New Roman" w:hAnsi="Times New Roman" w:eastAsia="微软雅黑" w:cs="Times New Roman"/>
+                <w:bCs/>
+                <w:color w:val="000000"/>
+                <w:sz w:val="21"/>
+                <w:szCs w:val="21"/>
+                <w:lang w:eastAsia="zh-CN"/>
+              </w:rPr>
+              <w:t>{{ patient_phone }}</w:t>
+            </w:r>
+          </w:p>
+        </w:tc>
+        <w:tc>
+          <w:tcPr>
+            <w:tcW w:w="3323" w:type="dxa"/>
+            <w:tcBorders>
+              <w:tl2br w:val="nil"/>
+              <w:tr2bl w:val="nil"/>
+            </w:tcBorders>
+            <w:shd w:val="clear" w:color="auto" w:fill="auto"/>
+            <w:vAlign w:val="center"/>
+          </w:tcPr>
+          <w:p>
+            <w:pPr>
+              <w:jc w:val="both"/>
+              <w:rPr>
+                <w:rFonts w:ascii="Times New Roman" w:hAnsi="Times New Roman" w:eastAsia="微软雅黑" w:cs="Times New Roman"/>
+                <w:color w:val="000000"/>
+                <w:sz w:val="21"/>
+                <w:szCs w:val="21"/>
+                <w:lang w:eastAsia="zh-CN"/>
+              </w:rPr>
+            </w:pPr>
+            <w:r>
+              <w:rPr>
+                <w:rFonts w:ascii="Times New Roman" w:hAnsi="Times New Roman" w:eastAsia="微软雅黑" w:cs="Times New Roman"/>
+                <w:color w:val="000000"/>
+                <w:sz w:val="21"/>
+                <w:szCs w:val="21"/>
+                <w:lang w:eastAsia="zh-CN"/>
+              </w:rPr>
+              <w:t>标本类型：</w:t>
+            </w:r>
+            <w:r>
+              <w:rPr>
+                <w:rFonts w:hint="eastAsia" w:ascii="Times New Roman" w:hAnsi="Times New Roman" w:eastAsia="微软雅黑" w:cs="Times New Roman"/>
+                <w:color w:val="000000"/>
+                <w:sz w:val="21"/>
+                <w:szCs w:val="21"/>
+                <w:lang w:eastAsia="zh-CN"/>
+              </w:rPr>
+              <w:t>{{ specimentype }}</w:t>
+            </w:r>
+          </w:p>
+        </w:tc>
+        <w:tc>
+          <w:tcPr>
+            <w:tcW w:w="3316" w:type="dxa"/>
+            <w:tcBorders>
+              <w:tl2br w:val="nil"/>
+              <w:tr2bl w:val="nil"/>
+            </w:tcBorders>
+            <w:shd w:val="clear" w:color="auto" w:fill="auto"/>
+            <w:vAlign w:val="center"/>
+          </w:tcPr>
+          <w:p>
+            <w:pPr>
+              <w:jc w:val="both"/>
+              <w:rPr>
+                <w:rFonts w:ascii="Times New Roman" w:hAnsi="Times New Roman" w:eastAsia="微软雅黑" w:cs="Times New Roman"/>
+                <w:bCs/>
+                <w:color w:val="000000"/>
+                <w:sz w:val="21"/>
+                <w:szCs w:val="21"/>
+                <w:lang w:eastAsia="zh-CN"/>
+              </w:rPr>
+            </w:pPr>
+            <w:r>
+              <w:rPr>
+                <w:rFonts w:ascii="Times New Roman" w:hAnsi="Times New Roman" w:eastAsia="微软雅黑" w:cs="Times New Roman"/>
+                <w:bCs/>
+                <w:color w:val="000000"/>
+                <w:sz w:val="21"/>
+                <w:szCs w:val="21"/>
+                <w:lang w:eastAsia="zh-CN"/>
+              </w:rPr>
+              <w:t>送检时间：</w:t>
+            </w:r>
+            <w:r>
+              <w:rPr>
+                <w:rFonts w:hint="eastAsia" w:ascii="Times New Roman" w:hAnsi="Times New Roman" w:eastAsia="微软雅黑" w:cs="Times New Roman"/>
+                <w:bCs/>
+                <w:color w:val="000000"/>
+                <w:sz w:val="21"/>
+                <w:szCs w:val="21"/>
+                <w:lang w:eastAsia="zh-CN"/>
+              </w:rPr>
+              <w:t>{{ commission_date }}</w:t>
+            </w:r>
+          </w:p>
+        </w:tc>
+      </w:tr>
+      <w:tr>
+        <w:tblPrEx>
+          <w:tblBorders>
+            <w:top w:val="single" w:color="5A9D46" w:sz="24" w:space="0"/>
+            <w:left w:val="none" w:color="auto" w:sz="0" w:space="0"/>
+            <w:bottom w:val="none" w:color="auto" w:sz="0" w:space="0"/>
+            <w:right w:val="none" w:color="auto" w:sz="0" w:space="0"/>
+            <w:insideH w:val="single" w:color="BEBEBE" w:themeColor="background1" w:themeShade="BF" w:sz="4" w:space="0"/>
+            <w:insideV w:val="single" w:color="BEBEBE" w:themeColor="background1" w:themeShade="BF" w:sz="4" w:space="0"/>
+          </w:tblBorders>
+          <w:tblCellMar>
+            <w:top w:w="0" w:type="dxa"/>
+            <w:left w:w="108" w:type="dxa"/>
+            <w:bottom w:w="0" w:type="dxa"/>
+            <w:right w:w="108" w:type="dxa"/>
+          </w:tblCellMar>
+        </w:tblPrEx>
+        <w:trPr>
+          <w:trHeight w:val="397" w:hRule="atLeast"/>
+          <w:jc w:val="center"/>
+        </w:trPr>
+        <w:tc>
+          <w:tcPr>
+            <w:tcW w:w="3231" w:type="dxa"/>
+            <w:tcBorders>
               <w:bottom w:val="single" w:color="A4A4A4" w:sz="4" w:space="0"/>
               <w:tl2br w:val="nil"/>
               <w:tr2bl w:val="nil"/>
@@ -3334,14 +3336,14 @@
         </w:numPr>
         <w:jc w:val="left"/>
       </w:pPr>
-      <w:bookmarkStart w:id="12" w:name="_Toc11015_WPSOffice_Level1"/>
-      <w:bookmarkStart w:id="13" w:name="_Toc11465"/>
-      <w:bookmarkStart w:id="14" w:name="_Toc25706"/>
-      <w:bookmarkStart w:id="15" w:name="_Toc10518"/>
-      <w:bookmarkStart w:id="16" w:name="_Toc18062_WPSOffice_Level1"/>
-      <w:bookmarkStart w:id="17" w:name="_Toc19594"/>
-      <w:bookmarkStart w:id="18" w:name="_Toc7021_WPSOffice_Level1"/>
-      <w:bookmarkStart w:id="19" w:name="_Toc17451"/>
+      <w:bookmarkStart w:id="12" w:name="_Toc7021_WPSOffice_Level1"/>
+      <w:bookmarkStart w:id="13" w:name="_Toc11015_WPSOffice_Level1"/>
+      <w:bookmarkStart w:id="14" w:name="_Toc18062_WPSOffice_Level1"/>
+      <w:bookmarkStart w:id="15" w:name="_Toc25706"/>
+      <w:bookmarkStart w:id="16" w:name="_Toc19594"/>
+      <w:bookmarkStart w:id="17" w:name="_Toc10518"/>
+      <w:bookmarkStart w:id="18" w:name="_Toc17451"/>
+      <w:bookmarkStart w:id="19" w:name="_Toc11465"/>
       <w:r>
         <w:t>检测项目</w:t>
       </w:r>
@@ -3930,12 +3932,12 @@
       <w:bookmarkStart w:id="24" w:name="_Toc11230"/>
       <w:bookmarkStart w:id="25" w:name="_Toc11859"/>
       <w:bookmarkStart w:id="26" w:name="_Toc1410"/>
-      <w:bookmarkStart w:id="27" w:name="_Toc4088"/>
-      <w:bookmarkStart w:id="28" w:name="_Toc25920"/>
-      <w:bookmarkStart w:id="29" w:name="_Toc23369_WPSOffice_Level1"/>
-      <w:bookmarkStart w:id="30" w:name="_Toc18058"/>
-      <w:bookmarkStart w:id="31" w:name="_Toc3871"/>
-      <w:bookmarkStart w:id="32" w:name="_Toc6221_WPSOffice_Level1"/>
+      <w:bookmarkStart w:id="27" w:name="_Toc3871"/>
+      <w:bookmarkStart w:id="28" w:name="_Toc18058"/>
+      <w:bookmarkStart w:id="29" w:name="_Toc6221_WPSOffice_Level1"/>
+      <w:bookmarkStart w:id="30" w:name="_Toc4088"/>
+      <w:bookmarkStart w:id="31" w:name="_Toc25920"/>
+      <w:bookmarkStart w:id="32" w:name="_Toc23369_WPSOffice_Level1"/>
       <w:r>
         <w:rPr>
           <w:rStyle w:val="45"/>
@@ -3988,9 +3990,9 @@
         </w:rPr>
       </w:pPr>
       <w:bookmarkStart w:id="33" w:name="_Toc28467"/>
-      <w:bookmarkStart w:id="34" w:name="_Toc149826003"/>
+      <w:bookmarkStart w:id="34" w:name="_Toc149832728"/>
       <w:bookmarkStart w:id="35" w:name="_Toc11674"/>
-      <w:bookmarkStart w:id="36" w:name="_Toc149832728"/>
+      <w:bookmarkStart w:id="36" w:name="_Toc149826003"/>
       <w:r>
         <w:rPr>
           <w:rFonts w:hint="eastAsia"/>
@@ -5065,7 +5067,7 @@
           </w:tblCellMar>
         </w:tblPrEx>
         <w:trPr>
-          <w:trHeight w:val="441" w:hRule="exact"/>
+          <w:trHeight w:val="680" w:hRule="exact"/>
           <w:jc w:val="right"/>
         </w:trPr>
         <w:tc>
@@ -5116,134 +5118,73 @@
             </w:pPr>
             <w:r>
               <w:rPr>
+                <w:rFonts w:hint="eastAsia" w:ascii="Times New Roman" w:hAnsi="Times New Roman" w:cs="Times New Roman"/>
+                <w:b/>
+                <w:sz w:val="24"/>
+                <w:szCs w:val="24"/>
+              </w:rPr>
+              <w:t>{{"ty_tianjin1"|sign(64,28)}}</w:t>
+            </w:r>
+            <w:r>
+              <w:rPr>
                 <w:sz w:val="22"/>
               </w:rPr>
-              <mc:AlternateContent>
-                <mc:Choice Requires="wpg">
-                  <w:drawing>
-                    <wp:anchor distT="0" distB="0" distL="114300" distR="114300" simplePos="0" relativeHeight="251664384" behindDoc="0" locked="0" layoutInCell="1" allowOverlap="1">
-                      <wp:simplePos x="0" y="0"/>
-                      <wp:positionH relativeFrom="column">
-                        <wp:posOffset>-319405</wp:posOffset>
-                      </wp:positionH>
-                      <wp:positionV relativeFrom="paragraph">
-                        <wp:posOffset>-553085</wp:posOffset>
-                      </wp:positionV>
-                      <wp:extent cx="1443355" cy="1443355"/>
-                      <wp:effectExtent l="0" t="0" r="0" b="0"/>
-                      <wp:wrapNone/>
-                      <wp:docPr id="41" name="组合 6"/>
-                      <wp:cNvGraphicFramePr/>
-                      <a:graphic xmlns:a="http://schemas.openxmlformats.org/drawingml/2006/main">
-                        <a:graphicData uri="http://schemas.microsoft.com/office/word/2010/wordprocessingGroup">
-                          <wpg:wgp>
-                            <wpg:cNvGrpSpPr/>
-                            <wpg:grpSpPr>
-                              <a:xfrm rot="0">
-                                <a:off x="0" y="0"/>
-                                <a:ext cx="1443355" cy="1443355"/>
-                                <a:chOff x="18706" y="18782"/>
-                                <a:chExt cx="2273" cy="2273"/>
-                              </a:xfrm>
-                            </wpg:grpSpPr>
-                            <pic:pic xmlns:pic="http://schemas.openxmlformats.org/drawingml/2006/picture">
-                              <pic:nvPicPr>
-                                <pic:cNvPr id="35" name="图片 6" descr="蔡冬雪"/>
-                                <pic:cNvPicPr>
-                                  <a:picLocks noChangeAspect="1"/>
-                                </pic:cNvPicPr>
-                              </pic:nvPicPr>
-                              <pic:blipFill>
-                                <a:blip r:embed="rId10">
-                                  <a:clrChange>
-                                    <a:clrFrom>
-                                      <a:srgbClr val="FFFFFF">
-                                        <a:alpha val="100000"/>
-                                      </a:srgbClr>
-                                    </a:clrFrom>
-                                    <a:clrTo>
-                                      <a:srgbClr val="FFFFFF">
-                                        <a:alpha val="100000"/>
-                                        <a:alpha val="0"/>
-                                      </a:srgbClr>
-                                    </a:clrTo>
-                                  </a:clrChange>
-                                </a:blip>
-                                <a:srcRect l="18656" t="33322" r="18897" b="26699"/>
-                                <a:stretch>
-                                  <a:fillRect/>
-                                </a:stretch>
-                              </pic:blipFill>
-                              <pic:spPr>
-                                <a:xfrm>
-                                  <a:off x="19199" y="19551"/>
-                                  <a:ext cx="1261" cy="566"/>
-                                </a:xfrm>
-                                <a:prstGeom prst="rect">
-                                  <a:avLst/>
-                                </a:prstGeom>
-                              </pic:spPr>
-                            </pic:pic>
-                            <pic:pic xmlns:pic="http://schemas.openxmlformats.org/drawingml/2006/picture">
-                              <pic:nvPicPr>
-                                <pic:cNvPr id="36" name="图片 25"/>
-                                <pic:cNvPicPr>
-                                  <a:picLocks noChangeAspect="1" noChangeArrowheads="1"/>
-                                </pic:cNvPicPr>
-                              </pic:nvPicPr>
-                              <pic:blipFill>
-                                <a:blip r:embed="rId11">
-                                  <a:extLst>
-                                    <a:ext uri="{28A0092B-C50C-407E-A947-70E740481C1C}">
-                                      <a14:useLocalDpi xmlns:a14="http://schemas.microsoft.com/office/drawing/2010/main" val="0"/>
-                                    </a:ext>
-                                  </a:extLst>
-                                </a:blip>
-                                <a:srcRect/>
-                                <a:stretch>
-                                  <a:fillRect/>
-                                </a:stretch>
-                              </pic:blipFill>
-                              <pic:spPr>
-                                <a:xfrm>
-                                  <a:off x="18706" y="18782"/>
-                                  <a:ext cx="2273" cy="2273"/>
-                                </a:xfrm>
-                                <a:prstGeom prst="rect">
-                                  <a:avLst/>
-                                </a:prstGeom>
-                                <a:noFill/>
-                                <a:ln>
-                                  <a:noFill/>
-                                </a:ln>
-                              </pic:spPr>
-                            </pic:pic>
-                          </wpg:wgp>
-                        </a:graphicData>
-                      </a:graphic>
-                    </wp:anchor>
-                  </w:drawing>
-                </mc:Choice>
-                <mc:Fallback>
-                  <w:pict>
-                    <v:group id="组合 6" o:spid="_x0000_s1026" o:spt="203" style="position:absolute;left:0pt;margin-left:-25.15pt;margin-top:-43.55pt;height:113.65pt;width:113.65pt;z-index:251664384;mso-width-relative:page;mso-height-relative:page;" coordorigin="18706,18782" coordsize="2273,2273" o:gfxdata="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">
-                      <o:lock v:ext="edit" aspectratio="f"/>
-                      <v:shape id="图片 6" o:spid="_x0000_s1026" o:spt="75" alt="蔡冬雪" type="#_x0000_t75" style="position:absolute;left:19199;top:19551;height:566;width:1261;" filled="f" o:preferrelative="t" stroked="f" coordsize="21600,21600" o:gfxdata="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">
-                        <v:fill on="f" focussize="0,0"/>
-                        <v:stroke on="f"/>
-                        <v:imagedata r:id="rId10" cropleft="12226f" croptop="21838f" cropright="12384f" cropbottom="17497f" chromakey="#FFFFFF" o:title=""/>
-                        <o:lock v:ext="edit" aspectratio="t"/>
-                      </v:shape>
-                      <v:shape id="图片 25" o:spid="_x0000_s1026" o:spt="75" type="#_x0000_t75" style="position:absolute;left:18706;top:18782;height:2273;width:2273;" filled="f" o:preferrelative="t" stroked="f" coordsize="21600,21600" o:gfxdata="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">
-                        <v:fill on="f" focussize="0,0"/>
-                        <v:stroke on="f"/>
-                        <v:imagedata r:id="rId11" o:title=""/>
-                        <o:lock v:ext="edit" aspectratio="t"/>
-                      </v:shape>
-                    </v:group>
-                  </w:pict>
-                </mc:Fallback>
-              </mc:AlternateContent>
+              <w:drawing>
+                <wp:anchor distT="0" distB="0" distL="114300" distR="114300" simplePos="0" relativeHeight="251661312" behindDoc="0" locked="0" layoutInCell="1" allowOverlap="1">
+                  <wp:simplePos x="0" y="0"/>
+                  <wp:positionH relativeFrom="column">
+                    <wp:posOffset>-167005</wp:posOffset>
+                  </wp:positionH>
+                  <wp:positionV relativeFrom="paragraph">
+                    <wp:posOffset>-417830</wp:posOffset>
+                  </wp:positionV>
+                  <wp:extent cx="1443355" cy="1443355"/>
+                  <wp:effectExtent l="0" t="0" r="4445" b="4445"/>
+                  <wp:wrapNone/>
+                  <wp:docPr id="36" name="图片 25"/>
+                  <wp:cNvGraphicFramePr>
+                    <a:graphicFrameLocks xmlns:a="http://schemas.openxmlformats.org/drawingml/2006/main" noChangeAspect="1"/>
+                  </wp:cNvGraphicFramePr>
+                  <a:graphic xmlns:a="http://schemas.openxmlformats.org/drawingml/2006/main">
+                    <a:graphicData uri="http://schemas.openxmlformats.org/drawingml/2006/picture">
+                      <pic:pic xmlns:pic="http://schemas.openxmlformats.org/drawingml/2006/picture">
+                        <pic:nvPicPr>
+                          <pic:cNvPr id="36" name="图片 25"/>
+                          <pic:cNvPicPr>
+                            <a:picLocks noChangeAspect="1" noChangeArrowheads="1"/>
+                          </pic:cNvPicPr>
+                        </pic:nvPicPr>
+                        <pic:blipFill>
+                          <a:blip r:embed="rId10">
+                            <a:extLst>
+                              <a:ext uri="{28A0092B-C50C-407E-A947-70E740481C1C}">
+                                <a14:useLocalDpi xmlns:a14="http://schemas.microsoft.com/office/drawing/2010/main" val="0"/>
+                              </a:ext>
+                            </a:extLst>
+                          </a:blip>
+                          <a:srcRect/>
+                          <a:stretch>
+                            <a:fillRect/>
+                          </a:stretch>
+                        </pic:blipFill>
+                        <pic:spPr>
+                          <a:xfrm>
+                            <a:off x="0" y="0"/>
+                            <a:ext cx="1443355" cy="1443355"/>
+                          </a:xfrm>
+                          <a:prstGeom prst="rect">
+                            <a:avLst/>
+                          </a:prstGeom>
+                          <a:noFill/>
+                          <a:ln>
+                            <a:noFill/>
+                          </a:ln>
+                        </pic:spPr>
+                      </pic:pic>
+                    </a:graphicData>
+                  </a:graphic>
+                </wp:anchor>
+              </w:drawing>
             </w:r>
           </w:p>
         </w:tc>
@@ -5593,7 +5534,7 @@
           </w:tblCellMar>
         </w:tblPrEx>
         <w:trPr>
-          <w:trHeight w:val="441" w:hRule="exact"/>
+          <w:trHeight w:val="680" w:hRule="exact"/>
           <w:jc w:val="right"/>
         </w:trPr>
         <w:tc>
@@ -5644,138 +5585,73 @@
             </w:pPr>
             <w:r>
               <w:rPr>
-                <w:sz w:val="22"/>
-              </w:rPr>
-              <mc:AlternateContent>
-                <mc:Choice Requires="wpg">
-                  <w:drawing>
-                    <wp:anchor distT="0" distB="0" distL="114300" distR="114300" simplePos="0" relativeHeight="251665408" behindDoc="0" locked="0" layoutInCell="1" allowOverlap="1">
-                      <wp:simplePos x="0" y="0"/>
-                      <wp:positionH relativeFrom="column">
-                        <wp:posOffset>-98425</wp:posOffset>
-                      </wp:positionH>
-                      <wp:positionV relativeFrom="paragraph">
-                        <wp:posOffset>-492760</wp:posOffset>
-                      </wp:positionV>
-                      <wp:extent cx="1443355" cy="1443355"/>
-                      <wp:effectExtent l="0" t="0" r="0" b="0"/>
-                      <wp:wrapNone/>
-                      <wp:docPr id="47" name="组合 23"/>
-                      <wp:cNvGraphicFramePr/>
-                      <a:graphic xmlns:a="http://schemas.openxmlformats.org/drawingml/2006/main">
-                        <a:graphicData uri="http://schemas.microsoft.com/office/word/2010/wordprocessingGroup">
-                          <wpg:wgp>
-                            <wpg:cNvGrpSpPr/>
-                            <wpg:grpSpPr>
-                              <a:xfrm rot="0">
-                                <a:off x="0" y="0"/>
-                                <a:ext cx="1443355" cy="1443355"/>
-                                <a:chOff x="18874" y="20594"/>
-                                <a:chExt cx="2273" cy="2273"/>
-                              </a:xfrm>
-                            </wpg:grpSpPr>
-                            <pic:pic xmlns:pic="http://schemas.openxmlformats.org/drawingml/2006/picture">
-                              <pic:nvPicPr>
-                                <pic:cNvPr id="44" name="图片 1"/>
-                                <pic:cNvPicPr>
-                                  <a:picLocks noChangeAspect="1"/>
-                                </pic:cNvPicPr>
-                              </pic:nvPicPr>
-                              <pic:blipFill>
-                                <a:blip r:embed="rId12">
-                                  <a:clrChange>
-                                    <a:clrFrom>
-                                      <a:srgbClr val="FFFFFF">
-                                        <a:alpha val="100000"/>
-                                      </a:srgbClr>
-                                    </a:clrFrom>
-                                    <a:clrTo>
-                                      <a:srgbClr val="FFFFFF">
-                                        <a:alpha val="100000"/>
-                                        <a:alpha val="0"/>
-                                      </a:srgbClr>
-                                    </a:clrTo>
-                                  </a:clrChange>
-                                </a:blip>
-                                <a:srcRect l="10922" t="11667"/>
-                                <a:stretch>
-                                  <a:fillRect/>
-                                </a:stretch>
-                              </pic:blipFill>
-                              <pic:spPr>
-                                <a:xfrm>
-                                  <a:off x="19199" y="21203"/>
-                                  <a:ext cx="1672" cy="901"/>
-                                </a:xfrm>
-                                <a:prstGeom prst="rect">
-                                  <a:avLst/>
-                                </a:prstGeom>
-                                <a:noFill/>
-                                <a:ln>
-                                  <a:noFill/>
-                                </a:ln>
-                              </pic:spPr>
-                            </pic:pic>
-                            <pic:pic xmlns:pic="http://schemas.openxmlformats.org/drawingml/2006/picture">
-                              <pic:nvPicPr>
-                                <pic:cNvPr id="45" name="图片 25"/>
-                                <pic:cNvPicPr>
-                                  <a:picLocks noChangeAspect="1" noChangeArrowheads="1"/>
-                                </pic:cNvPicPr>
-                              </pic:nvPicPr>
-                              <pic:blipFill>
-                                <a:blip r:embed="rId11">
-                                  <a:extLst>
-                                    <a:ext uri="{28A0092B-C50C-407E-A947-70E740481C1C}">
-                                      <a14:useLocalDpi xmlns:a14="http://schemas.microsoft.com/office/drawing/2010/main" val="0"/>
-                                    </a:ext>
-                                  </a:extLst>
-                                </a:blip>
-                                <a:srcRect/>
-                                <a:stretch>
-                                  <a:fillRect/>
-                                </a:stretch>
-                              </pic:blipFill>
-                              <pic:spPr>
-                                <a:xfrm>
-                                  <a:off x="18874" y="20594"/>
-                                  <a:ext cx="2273" cy="2273"/>
-                                </a:xfrm>
-                                <a:prstGeom prst="rect">
-                                  <a:avLst/>
-                                </a:prstGeom>
-                                <a:noFill/>
-                                <a:ln>
-                                  <a:noFill/>
-                                </a:ln>
-                              </pic:spPr>
-                            </pic:pic>
-                          </wpg:wgp>
-                        </a:graphicData>
-                      </a:graphic>
-                    </wp:anchor>
-                  </w:drawing>
-                </mc:Choice>
-                <mc:Fallback>
-                  <w:pict>
-                    <v:group id="组合 23" o:spid="_x0000_s1026" o:spt="203" style="position:absolute;left:0pt;margin-left:-7.75pt;margin-top:-38.8pt;height:113.65pt;width:113.65pt;z-index:251665408;mso-width-relative:page;mso-height-relative:page;" coordorigin="18874,20594" coordsize="2273,2273" o:gfxdata="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">
-                      <o:lock v:ext="edit" aspectratio="f"/>
-                      <v:shape id="图片 1" o:spid="_x0000_s1026" o:spt="75" type="#_x0000_t75" style="position:absolute;left:19199;top:21203;height:901;width:1672;" filled="f" o:preferrelative="t" stroked="f" coordsize="21600,21600" o:gfxdata="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">
-                        <v:fill on="f" focussize="0,0"/>
-                        <v:stroke on="f"/>
-                        <v:imagedata r:id="rId12" cropleft="7158f" croptop="7646f" chromakey="#FFFFFF" o:title=""/>
-                        <o:lock v:ext="edit" aspectratio="t"/>
-                      </v:shape>
-                      <v:shape id="图片 25" o:spid="_x0000_s1026" o:spt="75" type="#_x0000_t75" style="position:absolute;left:18874;top:20594;height:2273;width:2273;" filled="f" o:preferrelative="t" stroked="f" coordsize="21600,21600" o:gfxdata="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">
-                        <v:fill on="f" focussize="0,0"/>
-                        <v:stroke on="f"/>
-                        <v:imagedata r:id="rId11" o:title=""/>
-                        <o:lock v:ext="edit" aspectratio="t"/>
-                      </v:shape>
-                    </v:group>
-                  </w:pict>
-                </mc:Fallback>
-              </mc:AlternateContent>
+                <w:rFonts w:hint="eastAsia" w:ascii="Times New Roman" w:hAnsi="Times New Roman" w:cs="Times New Roman"/>
+                <w:b/>
+                <w:sz w:val="24"/>
+                <w:szCs w:val="24"/>
+              </w:rPr>
+              <w:t>{{"ty_guangzhou1"|sign(62,34)}}</w:t>
+            </w:r>
+            <w:r>
+              <w:rPr>
+                <w:sz w:val="24"/>
+              </w:rPr>
+              <w:drawing>
+                <wp:anchor distT="0" distB="0" distL="114300" distR="114300" simplePos="0" relativeHeight="251663360" behindDoc="0" locked="0" layoutInCell="1" allowOverlap="1">
+                  <wp:simplePos x="0" y="0"/>
+                  <wp:positionH relativeFrom="column">
+                    <wp:posOffset>-98425</wp:posOffset>
+                  </wp:positionH>
+                  <wp:positionV relativeFrom="paragraph">
+                    <wp:posOffset>-316865</wp:posOffset>
+                  </wp:positionV>
+                  <wp:extent cx="1443355" cy="1443355"/>
+                  <wp:effectExtent l="0" t="0" r="4445" b="4445"/>
+                  <wp:wrapNone/>
+                  <wp:docPr id="45" name="图片 25"/>
+                  <wp:cNvGraphicFramePr>
+                    <a:graphicFrameLocks xmlns:a="http://schemas.openxmlformats.org/drawingml/2006/main" noChangeAspect="1"/>
+                  </wp:cNvGraphicFramePr>
+                  <a:graphic xmlns:a="http://schemas.openxmlformats.org/drawingml/2006/main">
+                    <a:graphicData uri="http://schemas.openxmlformats.org/drawingml/2006/picture">
+                      <pic:pic xmlns:pic="http://schemas.openxmlformats.org/drawingml/2006/picture">
+                        <pic:nvPicPr>
+                          <pic:cNvPr id="45" name="图片 25"/>
+                          <pic:cNvPicPr>
+                            <a:picLocks noChangeAspect="1" noChangeArrowheads="1"/>
+                          </pic:cNvPicPr>
+                        </pic:nvPicPr>
+                        <pic:blipFill>
+                          <a:blip r:embed="rId10">
+                            <a:extLst>
+                              <a:ext uri="{28A0092B-C50C-407E-A947-70E740481C1C}">
+                                <a14:useLocalDpi xmlns:a14="http://schemas.microsoft.com/office/drawing/2010/main" val="0"/>
+                              </a:ext>
+                            </a:extLst>
+                          </a:blip>
+                          <a:srcRect/>
+                          <a:stretch>
+                            <a:fillRect/>
+                          </a:stretch>
+                        </pic:blipFill>
+                        <pic:spPr>
+                          <a:xfrm>
+                            <a:off x="0" y="0"/>
+                            <a:ext cx="1443355" cy="1443355"/>
+                          </a:xfrm>
+                          <a:prstGeom prst="rect">
+                            <a:avLst/>
+                          </a:prstGeom>
+                          <a:noFill/>
+                          <a:ln>
+                            <a:noFill/>
+                          </a:ln>
+                        </pic:spPr>
+                      </pic:pic>
+                    </a:graphicData>
+                  </a:graphic>
+                </wp:anchor>
+              </w:drawing>
             </w:r>
           </w:p>
         </w:tc>
@@ -6088,25 +5964,25 @@
           <w:lang w:eastAsia="zh-CN"/>
         </w:rPr>
       </w:pPr>
-      <w:bookmarkStart w:id="37" w:name="_Toc149832729"/>
-      <w:bookmarkStart w:id="38" w:name="_Toc18428"/>
-      <w:bookmarkStart w:id="39" w:name="_Toc31425"/>
-      <w:bookmarkStart w:id="40" w:name="_Toc19898_WPSOffice_Level1"/>
-      <w:bookmarkStart w:id="41" w:name="_Toc107825550"/>
-      <w:bookmarkStart w:id="42" w:name="_Toc2866"/>
+      <w:bookmarkStart w:id="37" w:name="_Toc18428"/>
+      <w:bookmarkStart w:id="38" w:name="_Toc31425"/>
+      <w:bookmarkStart w:id="39" w:name="_Toc149832729"/>
+      <w:bookmarkStart w:id="40" w:name="_Toc107825550"/>
+      <w:bookmarkStart w:id="41" w:name="_Toc2866"/>
+      <w:bookmarkStart w:id="42" w:name="_Toc20136_WPSOffice_Level1"/>
       <w:bookmarkStart w:id="43" w:name="_Toc2781"/>
-      <w:bookmarkStart w:id="44" w:name="_Toc6237"/>
-      <w:bookmarkStart w:id="45" w:name="_Toc24235"/>
-      <w:bookmarkStart w:id="46" w:name="_Toc20136_WPSOffice_Level1"/>
+      <w:bookmarkStart w:id="44" w:name="_Toc24235"/>
+      <w:bookmarkStart w:id="45" w:name="_Toc6237"/>
+      <w:bookmarkStart w:id="46" w:name="_Toc19898_WPSOffice_Level1"/>
       <w:bookmarkStart w:id="47" w:name="_Toc22132"/>
-      <w:bookmarkStart w:id="48" w:name="_Toc18062_WPSOffice_Level2"/>
+      <w:bookmarkStart w:id="48" w:name="_Toc15063"/>
       <w:bookmarkStart w:id="49" w:name="_Toc27379"/>
-      <w:bookmarkStart w:id="50" w:name="_Toc11015_WPSOffice_Level2"/>
-      <w:bookmarkStart w:id="51" w:name="_Toc9088"/>
-      <w:bookmarkStart w:id="52" w:name="_Toc23375"/>
-      <w:bookmarkStart w:id="53" w:name="_Toc107825552"/>
-      <w:bookmarkStart w:id="54" w:name="_Toc5728"/>
-      <w:bookmarkStart w:id="55" w:name="_Toc15063"/>
+      <w:bookmarkStart w:id="50" w:name="_Toc23375"/>
+      <w:bookmarkStart w:id="51" w:name="_Toc5728"/>
+      <w:bookmarkStart w:id="52" w:name="_Toc107825552"/>
+      <w:bookmarkStart w:id="53" w:name="_Toc18062_WPSOffice_Level2"/>
+      <w:bookmarkStart w:id="54" w:name="_Toc9088"/>
+      <w:bookmarkStart w:id="55" w:name="_Toc11015_WPSOffice_Level2"/>
       <w:r>
         <w:rPr>
           <w:rFonts w:hint="eastAsia"/>
@@ -6296,8 +6172,7 @@
       </w:tblPr>
       <w:tblGrid>
         <w:gridCol w:w="2004"/>
-        <w:gridCol w:w="1859"/>
-        <w:gridCol w:w="3953"/>
+        <w:gridCol w:w="5812"/>
         <w:gridCol w:w="2043"/>
       </w:tblGrid>
       <w:tr>
@@ -6322,7 +6197,7 @@
         </w:trPr>
         <w:tc>
           <w:tcPr>
-            <w:tcW w:w="2017" w:type="dxa"/>
+            <w:tcW w:w="2004" w:type="dxa"/>
             <w:tcBorders>
               <w:top w:val="nil"/>
               <w:bottom w:val="nil"/>
@@ -6361,7 +6236,7 @@
         </w:tc>
         <w:tc>
           <w:tcPr>
-            <w:tcW w:w="1871" w:type="dxa"/>
+            <w:tcW w:w="5812" w:type="dxa"/>
             <w:tcBorders>
               <w:top w:val="nil"/>
               <w:left w:val="single" w:color="FFFFFF" w:sz="18" w:space="0"/>
@@ -6395,53 +6270,13 @@
                 <w:szCs w:val="21"/>
                 <w:lang w:eastAsia="zh-CN" w:bidi="ar"/>
               </w:rPr>
-              <w:t>变异类型</w:t>
-            </w:r>
-          </w:p>
-        </w:tc>
-        <w:tc>
-          <w:tcPr>
-            <w:tcW w:w="3981" w:type="dxa"/>
-            <w:tcBorders>
-              <w:top w:val="nil"/>
-              <w:left w:val="single" w:color="FFFFFF" w:sz="18" w:space="0"/>
-              <w:bottom w:val="nil"/>
-              <w:right w:val="single" w:color="FFFFFF" w:sz="18" w:space="0"/>
-            </w:tcBorders>
-            <w:shd w:val="clear" w:color="auto" w:fill="61BB41"/>
-            <w:vAlign w:val="center"/>
-          </w:tcPr>
-          <w:p>
-            <w:pPr>
-              <w:widowControl/>
-              <w:jc w:val="center"/>
-              <w:textAlignment w:val="center"/>
-              <w:rPr>
-                <w:rFonts w:ascii="微软雅黑" w:hAnsi="微软雅黑" w:eastAsia="微软雅黑" w:cs="微软雅黑"/>
-                <w:b/>
-                <w:bCs/>
-                <w:color w:val="FFFFFF"/>
-                <w:sz w:val="21"/>
-                <w:szCs w:val="21"/>
-              </w:rPr>
-            </w:pPr>
-            <w:r>
-              <w:rPr>
-                <w:rFonts w:hint="eastAsia" w:ascii="微软雅黑" w:hAnsi="微软雅黑" w:eastAsia="微软雅黑" w:cs="微软雅黑"/>
-                <w:b/>
-                <w:bCs/>
-                <w:color w:val="FFFFFF"/>
-                <w:sz w:val="21"/>
-                <w:szCs w:val="21"/>
-                <w:lang w:eastAsia="zh-CN" w:bidi="ar"/>
-              </w:rPr>
               <w:t>检测结果</w:t>
             </w:r>
           </w:p>
         </w:tc>
         <w:tc>
           <w:tcPr>
-            <w:tcW w:w="2056" w:type="dxa"/>
+            <w:tcW w:w="2043" w:type="dxa"/>
             <w:tcBorders>
               <w:top w:val="nil"/>
               <w:left w:val="single" w:color="FFFFFF" w:sz="18" w:space="0"/>
@@ -6501,8 +6336,8 @@
         </w:trPr>
         <w:tc>
           <w:tcPr>
-            <w:tcW w:w="9925" w:type="dxa"/>
-            <w:gridSpan w:val="4"/>
+            <w:tcW w:w="9859" w:type="dxa"/>
+            <w:gridSpan w:val="3"/>
             <w:tcBorders>
               <w:top w:val="nil"/>
               <w:bottom w:val="single" w:color="A4A4A4" w:sz="4" w:space="0"/>
@@ -6555,7 +6390,7 @@
         </w:trPr>
         <w:tc>
           <w:tcPr>
-            <w:tcW w:w="2017" w:type="dxa"/>
+            <w:tcW w:w="2004" w:type="dxa"/>
             <w:tcBorders>
               <w:top w:val="single" w:color="A4A4A4" w:sz="4" w:space="0"/>
             </w:tcBorders>
@@ -6586,7 +6421,7 @@
         </w:tc>
         <w:tc>
           <w:tcPr>
-            <w:tcW w:w="1871" w:type="dxa"/>
+            <w:tcW w:w="5812" w:type="dxa"/>
             <w:tcBorders>
               <w:top w:val="single" w:color="A4A4A4" w:sz="4" w:space="0"/>
             </w:tcBorders>
@@ -6596,36 +6431,6 @@
           </w:tcPr>
           <w:p>
             <w:pPr>
-              <w:jc w:val="center"/>
-              <w:rPr>
-                <w:rFonts w:ascii="微软雅黑" w:hAnsi="微软雅黑" w:eastAsia="微软雅黑" w:cs="微软雅黑"/>
-                <w:color w:val="000000"/>
-                <w:sz w:val="21"/>
-                <w:szCs w:val="21"/>
-              </w:rPr>
-            </w:pPr>
-            <w:r>
-              <w:rPr>
-                <w:rFonts w:hint="eastAsia" w:ascii="Times New Roman" w:hAnsi="Times New Roman" w:eastAsia="微软雅黑" w:cs="Times New Roman"/>
-                <w:sz w:val="21"/>
-                <w:szCs w:val="21"/>
-                <w:lang w:eastAsia="zh-CN"/>
-              </w:rPr>
-              <w:t>{{ it.info }}</w:t>
-            </w:r>
-          </w:p>
-        </w:tc>
-        <w:tc>
-          <w:tcPr>
-            <w:tcW w:w="3981" w:type="dxa"/>
-            <w:tcBorders>
-              <w:top w:val="single" w:color="A4A4A4" w:sz="4" w:space="0"/>
-            </w:tcBorders>
-            <w:shd w:val="clear" w:color="auto" w:fill="auto"/>
-            <w:vAlign w:val="center"/>
-          </w:tcPr>
-          <w:p>
-            <w:pPr>
               <w:widowControl/>
               <w:jc w:val="center"/>
               <w:textAlignment w:val="center"/>
@@ -6700,7 +6505,7 @@
         </w:tc>
         <w:tc>
           <w:tcPr>
-            <w:tcW w:w="2056" w:type="dxa"/>
+            <w:tcW w:w="2043" w:type="dxa"/>
             <w:tcBorders>
               <w:top w:val="single" w:color="A4A4A4" w:sz="4" w:space="0"/>
             </w:tcBorders>
@@ -6802,8 +6607,8 @@
         </w:trPr>
         <w:tc>
           <w:tcPr>
-            <w:tcW w:w="9925" w:type="dxa"/>
-            <w:gridSpan w:val="4"/>
+            <w:tcW w:w="9859" w:type="dxa"/>
+            <w:gridSpan w:val="3"/>
             <w:shd w:val="clear" w:color="auto" w:fill="auto"/>
             <w:noWrap/>
             <w:vAlign w:val="center"/>
@@ -6873,8 +6678,7 @@
       </w:tblPr>
       <w:tblGrid>
         <w:gridCol w:w="2004"/>
-        <w:gridCol w:w="1859"/>
-        <w:gridCol w:w="2656"/>
+        <w:gridCol w:w="4515"/>
         <w:gridCol w:w="3340"/>
       </w:tblGrid>
       <w:tr>
@@ -6899,7 +6703,7 @@
         </w:trPr>
         <w:tc>
           <w:tcPr>
-            <w:tcW w:w="2017" w:type="dxa"/>
+            <w:tcW w:w="2004" w:type="dxa"/>
             <w:tcBorders>
               <w:top w:val="nil"/>
               <w:bottom w:val="nil"/>
@@ -6938,7 +6742,7 @@
         </w:tc>
         <w:tc>
           <w:tcPr>
-            <w:tcW w:w="1871" w:type="dxa"/>
+            <w:tcW w:w="4515" w:type="dxa"/>
             <w:tcBorders>
               <w:top w:val="nil"/>
               <w:left w:val="single" w:color="FFFFFF" w:sz="18" w:space="0"/>
@@ -6972,53 +6776,13 @@
                 <w:szCs w:val="21"/>
                 <w:lang w:eastAsia="zh-CN" w:bidi="ar"/>
               </w:rPr>
-              <w:t>变异类型</w:t>
-            </w:r>
-          </w:p>
-        </w:tc>
-        <w:tc>
-          <w:tcPr>
-            <w:tcW w:w="2674" w:type="dxa"/>
-            <w:tcBorders>
-              <w:top w:val="nil"/>
-              <w:left w:val="single" w:color="FFFFFF" w:sz="18" w:space="0"/>
-              <w:bottom w:val="nil"/>
-              <w:right w:val="single" w:color="FFFFFF" w:sz="18" w:space="0"/>
-            </w:tcBorders>
-            <w:shd w:val="clear" w:color="auto" w:fill="61BB41"/>
-            <w:vAlign w:val="center"/>
-          </w:tcPr>
-          <w:p>
-            <w:pPr>
-              <w:widowControl/>
-              <w:jc w:val="center"/>
-              <w:textAlignment w:val="center"/>
-              <w:rPr>
-                <w:rFonts w:ascii="微软雅黑" w:hAnsi="微软雅黑" w:eastAsia="微软雅黑" w:cs="微软雅黑"/>
-                <w:b/>
-                <w:bCs/>
-                <w:color w:val="FFFFFF"/>
-                <w:sz w:val="21"/>
-                <w:szCs w:val="21"/>
-              </w:rPr>
-            </w:pPr>
-            <w:r>
-              <w:rPr>
-                <w:rFonts w:hint="eastAsia" w:ascii="微软雅黑" w:hAnsi="微软雅黑" w:eastAsia="微软雅黑" w:cs="微软雅黑"/>
-                <w:b/>
-                <w:bCs/>
-                <w:color w:val="FFFFFF"/>
-                <w:sz w:val="21"/>
-                <w:szCs w:val="21"/>
-                <w:lang w:eastAsia="zh-CN" w:bidi="ar"/>
-              </w:rPr>
               <w:t>检测结果</w:t>
             </w:r>
           </w:p>
         </w:tc>
         <w:tc>
           <w:tcPr>
-            <w:tcW w:w="3363" w:type="dxa"/>
+            <w:tcW w:w="3340" w:type="dxa"/>
             <w:tcBorders>
               <w:top w:val="nil"/>
               <w:left w:val="single" w:color="FFFFFF" w:sz="18" w:space="0"/>
@@ -7079,8 +6843,8 @@
         </w:trPr>
         <w:tc>
           <w:tcPr>
-            <w:tcW w:w="9925" w:type="dxa"/>
-            <w:gridSpan w:val="4"/>
+            <w:tcW w:w="9859" w:type="dxa"/>
+            <w:gridSpan w:val="3"/>
             <w:tcBorders>
               <w:top w:val="nil"/>
               <w:bottom w:val="single" w:color="A4A4A4" w:sz="4" w:space="0"/>
@@ -7133,7 +6897,7 @@
         </w:trPr>
         <w:tc>
           <w:tcPr>
-            <w:tcW w:w="2017" w:type="dxa"/>
+            <w:tcW w:w="2004" w:type="dxa"/>
             <w:tcBorders>
               <w:top w:val="single" w:color="A4A4A4" w:sz="4" w:space="0"/>
             </w:tcBorders>
@@ -7164,7 +6928,7 @@
         </w:tc>
         <w:tc>
           <w:tcPr>
-            <w:tcW w:w="1871" w:type="dxa"/>
+            <w:tcW w:w="4515" w:type="dxa"/>
             <w:tcBorders>
               <w:top w:val="single" w:color="A4A4A4" w:sz="4" w:space="0"/>
             </w:tcBorders>
@@ -7174,36 +6938,6 @@
           </w:tcPr>
           <w:p>
             <w:pPr>
-              <w:jc w:val="center"/>
-              <w:rPr>
-                <w:rFonts w:ascii="微软雅黑" w:hAnsi="微软雅黑" w:eastAsia="微软雅黑" w:cs="微软雅黑"/>
-                <w:color w:val="000000"/>
-                <w:sz w:val="21"/>
-                <w:szCs w:val="21"/>
-              </w:rPr>
-            </w:pPr>
-            <w:r>
-              <w:rPr>
-                <w:rFonts w:hint="eastAsia" w:ascii="Times New Roman" w:hAnsi="Times New Roman" w:eastAsia="微软雅黑" w:cs="Times New Roman"/>
-                <w:sz w:val="21"/>
-                <w:szCs w:val="21"/>
-                <w:lang w:eastAsia="zh-CN"/>
-              </w:rPr>
-              <w:t>{{ it.info }}</w:t>
-            </w:r>
-          </w:p>
-        </w:tc>
-        <w:tc>
-          <w:tcPr>
-            <w:tcW w:w="2674" w:type="dxa"/>
-            <w:tcBorders>
-              <w:top w:val="single" w:color="A4A4A4" w:sz="4" w:space="0"/>
-            </w:tcBorders>
-            <w:shd w:val="clear" w:color="auto" w:fill="auto"/>
-            <w:vAlign w:val="center"/>
-          </w:tcPr>
-          <w:p>
-            <w:pPr>
               <w:widowControl/>
               <w:jc w:val="center"/>
               <w:textAlignment w:val="center"/>
@@ -7278,7 +7012,7 @@
         </w:tc>
         <w:tc>
           <w:tcPr>
-            <w:tcW w:w="3363" w:type="dxa"/>
+            <w:tcW w:w="3340" w:type="dxa"/>
             <w:tcBorders>
               <w:top w:val="single" w:color="A4A4A4" w:sz="4" w:space="0"/>
             </w:tcBorders>
@@ -7380,8 +7114,8 @@
         </w:trPr>
         <w:tc>
           <w:tcPr>
-            <w:tcW w:w="9925" w:type="dxa"/>
-            <w:gridSpan w:val="4"/>
+            <w:tcW w:w="9859" w:type="dxa"/>
+            <w:gridSpan w:val="3"/>
             <w:shd w:val="clear" w:color="auto" w:fill="auto"/>
             <w:noWrap/>
             <w:vAlign w:val="center"/>
@@ -7688,28 +7422,6 @@
           <w:lang w:eastAsia="zh-CN"/>
         </w:rPr>
         <w:t>变异详情，可查看基因变异检测结果及解析。</w:t>
-      </w:r>
-    </w:p>
-    <w:p>
-      <w:pPr>
-        <w:numPr>
-          <w:ilvl w:val="0"/>
-          <w:numId w:val="7"/>
-        </w:numPr>
-        <w:rPr>
-          <w:rFonts w:ascii="Times New Roman" w:hAnsi="Times New Roman" w:eastAsia="微软雅黑" w:cs="Times New Roman"/>
-          <w:sz w:val="18"/>
-          <w:szCs w:val="18"/>
-          <w:lang w:eastAsia="zh-CN"/>
-        </w:rPr>
-      </w:pPr>
-      <w:r>
-        <w:rPr>
-          <w:rFonts w:hint="eastAsia" w:ascii="Times New Roman" w:hAnsi="Times New Roman" w:eastAsia="微软雅黑" w:cs="Times New Roman"/>
-          <w:sz w:val="18"/>
-          <w:lang w:eastAsia="zh-CN"/>
-        </w:rPr>
-        <w:t>以上基因的检测范围涵盖但不限于上表中列出的变异类型。</w:t>
       </w:r>
     </w:p>
     <w:p>
@@ -7815,9 +7527,9 @@
           <w:lang w:eastAsia="zh-CN"/>
         </w:rPr>
       </w:pPr>
-      <w:bookmarkStart w:id="57" w:name="_Toc26774"/>
-      <w:bookmarkStart w:id="58" w:name="_Toc13052"/>
-      <w:bookmarkStart w:id="59" w:name="_Toc149832732"/>
+      <w:bookmarkStart w:id="57" w:name="_Toc13052"/>
+      <w:bookmarkStart w:id="58" w:name="_Toc149832732"/>
+      <w:bookmarkStart w:id="59" w:name="_Toc26774"/>
       <w:bookmarkStart w:id="60" w:name="_Toc149826007"/>
       <w:r>
         <w:rPr>
@@ -12676,10 +12388,10 @@
           <w:lang w:eastAsia="zh-CN"/>
         </w:rPr>
       </w:pPr>
-      <w:bookmarkStart w:id="61" w:name="_Toc149826009"/>
-      <w:bookmarkStart w:id="62" w:name="_Toc22117"/>
+      <w:bookmarkStart w:id="61" w:name="_Toc149832733"/>
+      <w:bookmarkStart w:id="62" w:name="_Toc149826009"/>
       <w:bookmarkStart w:id="63" w:name="_Toc8134"/>
-      <w:bookmarkStart w:id="64" w:name="_Toc149832733"/>
+      <w:bookmarkStart w:id="64" w:name="_Toc22117"/>
       <w:r>
         <w:rPr>
           <w:rFonts w:hint="eastAsia"/>
@@ -13199,15 +12911,15 @@
           <w:lang w:eastAsia="zh-CN"/>
         </w:rPr>
       </w:pPr>
-      <w:bookmarkStart w:id="65" w:name="_Toc24960"/>
-      <w:bookmarkStart w:id="66" w:name="_Toc4331_WPSOffice_Level1"/>
-      <w:bookmarkStart w:id="67" w:name="_Toc23846_WPSOffice_Level1"/>
-      <w:bookmarkStart w:id="68" w:name="_Toc107825555"/>
-      <w:bookmarkStart w:id="69" w:name="_Toc180"/>
-      <w:bookmarkStart w:id="70" w:name="_Toc29372"/>
+      <w:bookmarkStart w:id="65" w:name="_Toc29372"/>
+      <w:bookmarkStart w:id="66" w:name="_Toc24960"/>
+      <w:bookmarkStart w:id="67" w:name="_Toc4331_WPSOffice_Level1"/>
+      <w:bookmarkStart w:id="68" w:name="_Toc23846_WPSOffice_Level1"/>
+      <w:bookmarkStart w:id="69" w:name="_Toc107825555"/>
+      <w:bookmarkStart w:id="70" w:name="_Toc25727"/>
       <w:bookmarkStart w:id="71" w:name="_Toc23903"/>
-      <w:bookmarkStart w:id="72" w:name="_Toc32443_WPSOffice_Level1"/>
-      <w:bookmarkStart w:id="73" w:name="_Toc25727"/>
+      <w:bookmarkStart w:id="72" w:name="_Toc180"/>
+      <w:bookmarkStart w:id="73" w:name="_Toc32443_WPSOffice_Level1"/>
       <w:bookmarkStart w:id="74" w:name="_Toc2749"/>
       <w:r>
         <w:rPr>
@@ -13268,10 +12980,10 @@
           <w:lang w:eastAsia="zh-CN"/>
         </w:rPr>
       </w:pPr>
-      <w:bookmarkStart w:id="75" w:name="_Toc10223"/>
+      <w:bookmarkStart w:id="75" w:name="_Toc20034"/>
       <w:bookmarkStart w:id="76" w:name="_Toc17335"/>
-      <w:bookmarkStart w:id="77" w:name="_Toc20034"/>
-      <w:bookmarkStart w:id="78" w:name="_Toc106719764"/>
+      <w:bookmarkStart w:id="77" w:name="_Toc106719764"/>
+      <w:bookmarkStart w:id="78" w:name="_Toc10223"/>
       <w:r>
         <w:rPr>
           <w:rFonts w:hint="eastAsia"/>
@@ -16406,7 +16118,6 @@
             <w:insideH w:val="dotted" w:color="A5A5A5" w:sz="4" w:space="0"/>
             <w:insideV w:val="dotted" w:color="A5A5A5" w:sz="4" w:space="0"/>
           </w:tblBorders>
-          <w:shd w:val="clear" w:color="auto" w:fill="auto"/>
           <w:tblCellMar>
             <w:top w:w="0" w:type="dxa"/>
             <w:left w:w="108" w:type="dxa"/>
@@ -17698,7 +17409,6 @@
             <w:insideH w:val="dotted" w:color="A5A5A5" w:sz="4" w:space="0"/>
             <w:insideV w:val="dotted" w:color="A5A5A5" w:sz="4" w:space="0"/>
           </w:tblBorders>
-          <w:shd w:val="clear" w:color="auto" w:fill="auto"/>
           <w:tblCellMar>
             <w:top w:w="0" w:type="dxa"/>
             <w:left w:w="108" w:type="dxa"/>
@@ -17925,11 +17635,11 @@
           <w:lang w:eastAsia="zh-CN"/>
         </w:rPr>
       </w:pPr>
-      <w:bookmarkStart w:id="82" w:name="_Toc32302"/>
-      <w:bookmarkStart w:id="83" w:name="_Toc2837"/>
-      <w:bookmarkStart w:id="84" w:name="_Toc149832737"/>
-      <w:bookmarkStart w:id="85" w:name="_Toc149826013"/>
-      <w:bookmarkStart w:id="86" w:name="_Toc8516"/>
+      <w:bookmarkStart w:id="82" w:name="_Toc2837"/>
+      <w:bookmarkStart w:id="83" w:name="_Toc32302"/>
+      <w:bookmarkStart w:id="84" w:name="_Toc8516"/>
+      <w:bookmarkStart w:id="85" w:name="_Toc149832737"/>
+      <w:bookmarkStart w:id="86" w:name="_Toc149826013"/>
       <w:r>
         <w:rPr>
           <w:rFonts w:hint="eastAsia"/>
@@ -22632,8 +22342,6 @@
         </w:rPr>
         <w:t>1</w:t>
       </w:r>
-      <w:bookmarkStart w:id="145" w:name="_GoBack"/>
-      <w:bookmarkEnd w:id="145"/>
       <w:r>
         <w:rPr>
           <w:rFonts w:hint="eastAsia" w:ascii="Times New Roman" w:hAnsi="Times New Roman" w:eastAsia="微软雅黑" w:cs="Times New Roman"/>
@@ -26917,22 +26625,22 @@
         </w:numPr>
         <w:jc w:val="left"/>
       </w:pPr>
-      <w:bookmarkStart w:id="87" w:name="_Toc21764_WPSOffice_Level1"/>
-      <w:bookmarkStart w:id="88" w:name="_Toc20571"/>
-      <w:bookmarkStart w:id="89" w:name="_Toc27302"/>
-      <w:bookmarkStart w:id="90" w:name="_Toc11294"/>
-      <w:bookmarkStart w:id="91" w:name="_Toc13698"/>
-      <w:bookmarkStart w:id="92" w:name="_Toc28240"/>
-      <w:bookmarkStart w:id="93" w:name="_Toc13196_WPSOffice_Level1"/>
-      <w:bookmarkStart w:id="94" w:name="_Toc107825561"/>
-      <w:bookmarkStart w:id="95" w:name="_Toc1707_WPSOffice_Level1"/>
+      <w:bookmarkStart w:id="87" w:name="_Toc11294"/>
+      <w:bookmarkStart w:id="88" w:name="_Toc28240"/>
+      <w:bookmarkStart w:id="89" w:name="_Toc1707_WPSOffice_Level1"/>
+      <w:bookmarkStart w:id="90" w:name="_Toc27302"/>
+      <w:bookmarkStart w:id="91" w:name="_Toc21764_WPSOffice_Level1"/>
+      <w:bookmarkStart w:id="92" w:name="_Toc20571"/>
+      <w:bookmarkStart w:id="93" w:name="_Toc13698"/>
+      <w:bookmarkStart w:id="94" w:name="_Toc13196_WPSOffice_Level1"/>
+      <w:bookmarkStart w:id="95" w:name="_Toc107825561"/>
       <w:bookmarkStart w:id="96" w:name="_Toc16835"/>
-      <w:bookmarkStart w:id="97" w:name="_Toc1779"/>
-      <w:bookmarkStart w:id="98" w:name="_Toc28810_WPSOffice_Level1"/>
+      <w:bookmarkStart w:id="97" w:name="_Toc11812"/>
+      <w:bookmarkStart w:id="98" w:name="_Toc11896_WPSOffice_Level1"/>
       <w:bookmarkStart w:id="99" w:name="_Toc11193_WPSOffice_Level1"/>
-      <w:bookmarkStart w:id="100" w:name="_Toc11812"/>
-      <w:bookmarkStart w:id="101" w:name="_Toc20303"/>
-      <w:bookmarkStart w:id="102" w:name="_Toc11896_WPSOffice_Level1"/>
+      <w:bookmarkStart w:id="100" w:name="_Toc20303"/>
+      <w:bookmarkStart w:id="101" w:name="_Toc1779"/>
+      <w:bookmarkStart w:id="102" w:name="_Toc28810_WPSOffice_Level1"/>
       <w:r>
         <w:rPr>
           <w:rFonts w:hint="eastAsia"/>
@@ -26963,15 +26671,15 @@
           <w:lang w:eastAsia="zh-CN"/>
         </w:rPr>
       </w:pPr>
-      <w:bookmarkStart w:id="103" w:name="_Toc3674"/>
-      <w:bookmarkStart w:id="104" w:name="_Toc32150"/>
-      <w:bookmarkStart w:id="105" w:name="_Toc3853"/>
+      <w:bookmarkStart w:id="103" w:name="_Toc32150"/>
+      <w:bookmarkStart w:id="104" w:name="_Toc24085_WPSOffice_Level1"/>
+      <w:bookmarkStart w:id="105" w:name="_Toc28605"/>
       <w:bookmarkStart w:id="106" w:name="_Toc15840_WPSOffice_Level1"/>
-      <w:bookmarkStart w:id="107" w:name="_Toc9066"/>
+      <w:bookmarkStart w:id="107" w:name="_Toc3853"/>
       <w:bookmarkStart w:id="108" w:name="_Toc14255_WPSOffice_Level1"/>
-      <w:bookmarkStart w:id="109" w:name="_Toc28605"/>
-      <w:bookmarkStart w:id="110" w:name="_Toc27230"/>
-      <w:bookmarkStart w:id="111" w:name="_Toc24085_WPSOffice_Level1"/>
+      <w:bookmarkStart w:id="109" w:name="_Toc9066"/>
+      <w:bookmarkStart w:id="110" w:name="_Toc3674"/>
+      <w:bookmarkStart w:id="111" w:name="_Toc27230"/>
       <w:r>
         <w:rPr>
           <w:rFonts w:hint="eastAsia"/>
@@ -27362,7 +27070,8 @@
           </w:tcPr>
           <w:p>
             <w:pPr>
-              <w:ind w:left="119"/>
+              <w:autoSpaceDE w:val="0"/>
+              <w:ind w:left="110" w:leftChars="50"/>
               <w:jc w:val="center"/>
               <w:rPr>
                 <w:rFonts w:ascii="Times New Roman" w:hAnsi="Times New Roman" w:eastAsia="微软雅黑" w:cs="Times New Roman"/>
@@ -27373,20 +27082,30 @@
             </w:pPr>
             <w:r>
               <w:rPr>
-                <w:rFonts w:hint="eastAsia" w:ascii="Times New Roman" w:hAnsi="Times New Roman" w:eastAsia="微软雅黑" w:cs="Times New Roman"/>
-                <w:bCs/>
-                <w:sz w:val="21"/>
-                <w:lang w:eastAsia="zh-CN"/>
-              </w:rPr>
-              <w:t>≥10</w:t>
-            </w:r>
-            <w:r>
-              <w:rPr>
-                <w:rFonts w:ascii="Times New Roman" w:hAnsi="Times New Roman" w:eastAsia="微软雅黑" w:cs="Times New Roman"/>
-                <w:bCs/>
-                <w:sz w:val="21"/>
-              </w:rPr>
-              <w:t>%</w:t>
+                <w:rFonts w:hint="eastAsia" w:ascii="微软雅黑" w:hAnsi="微软雅黑" w:eastAsia="微软雅黑" w:cs="微软雅黑"/>
+                <w:sz w:val="21"/>
+                <w:szCs w:val="21"/>
+                <w:lang w:eastAsia="zh-CN" w:bidi="ar"/>
+              </w:rPr>
+              <w:t>≥</w:t>
+            </w:r>
+            <w:r>
+              <w:rPr>
+                <w:rFonts w:hint="eastAsia" w:ascii="Times New Roman" w:hAnsi="Times New Roman" w:eastAsia="微软雅黑" w:cs="Times New Roman"/>
+                <w:sz w:val="21"/>
+                <w:szCs w:val="21"/>
+                <w:lang w:eastAsia="zh-CN" w:bidi="ar"/>
+              </w:rPr>
+              <w:t>1</w:t>
+            </w:r>
+            <w:r>
+              <w:rPr>
+                <w:rFonts w:ascii="Times New Roman" w:hAnsi="Times New Roman" w:eastAsia="微软雅黑" w:cs="Times New Roman"/>
+                <w:sz w:val="21"/>
+                <w:szCs w:val="21"/>
+                <w:lang w:eastAsia="zh-CN" w:bidi="ar"/>
+              </w:rPr>
+              <w:t>0%</w:t>
             </w:r>
           </w:p>
         </w:tc>
@@ -27592,12 +27311,21 @@
             </w:r>
             <w:r>
               <w:rPr>
+                <w:rFonts w:hint="eastAsia" w:ascii="Times New Roman" w:hAnsi="Times New Roman" w:eastAsia="微软雅黑" w:cs="Times New Roman"/>
+                <w:sz w:val="21"/>
+                <w:szCs w:val="21"/>
+                <w:lang w:val="en-US" w:eastAsia="zh-CN" w:bidi="ar"/>
+              </w:rPr>
+              <w:t>5</w:t>
+            </w:r>
+            <w:r>
+              <w:rPr>
                 <w:rFonts w:ascii="Times New Roman" w:hAnsi="Times New Roman" w:eastAsia="微软雅黑" w:cs="Times New Roman"/>
                 <w:sz w:val="21"/>
                 <w:szCs w:val="21"/>
                 <w:lang w:eastAsia="zh-CN" w:bidi="ar"/>
               </w:rPr>
-              <w:t>100</w:t>
+              <w:t>0</w:t>
             </w:r>
             <w:r>
               <w:rPr>
@@ -27621,9 +27349,9 @@
                 <w:rFonts w:hint="eastAsia" w:ascii="Times New Roman" w:hAnsi="Times New Roman" w:eastAsia="微软雅黑" w:cs="Times New Roman"/>
                 <w:sz w:val="21"/>
                 <w:szCs w:val="21"/>
-                <w:lang w:eastAsia="zh-CN" w:bidi="ar"/>
-              </w:rPr>
-              <w:t>2</w:t>
+                <w:lang w:val="en-US" w:eastAsia="zh-CN" w:bidi="ar"/>
+              </w:rPr>
+              <w:t>1</w:t>
             </w:r>
             <w:r>
               <w:rPr>
@@ -27786,12 +27514,12 @@
             </w:pPr>
             <w:r>
               <w:rPr>
-                <w:rFonts w:ascii="Times New Roman" w:hAnsi="Times New Roman" w:eastAsia="微软雅黑" w:cs="Times New Roman"/>
-                <w:sz w:val="21"/>
-                <w:szCs w:val="21"/>
-                <w:lang w:eastAsia="zh-CN" w:bidi="ar"/>
-              </w:rPr>
-              <w:t>A/B/C</w:t>
+                <w:rFonts w:hint="eastAsia" w:ascii="Times New Roman" w:hAnsi="Times New Roman" w:eastAsia="微软雅黑" w:cs="Times New Roman"/>
+                <w:sz w:val="21"/>
+                <w:szCs w:val="21"/>
+                <w:lang w:val="en-US" w:eastAsia="zh-CN" w:bidi="ar"/>
+              </w:rPr>
+              <w:t>1-2</w:t>
             </w:r>
             <w:r>
               <w:rPr>
@@ -27964,12 +27692,21 @@
             </w:r>
             <w:r>
               <w:rPr>
+                <w:rFonts w:hint="eastAsia" w:ascii="Times New Roman" w:hAnsi="Times New Roman" w:eastAsia="微软雅黑" w:cs="Times New Roman"/>
+                <w:sz w:val="21"/>
+                <w:szCs w:val="21"/>
+                <w:lang w:val="en-US" w:eastAsia="zh-CN" w:bidi="ar"/>
+              </w:rPr>
+              <w:t>32</w:t>
+            </w:r>
+            <w:r>
+              <w:rPr>
                 <w:rFonts w:ascii="Times New Roman" w:hAnsi="Times New Roman" w:eastAsia="微软雅黑" w:cs="Times New Roman"/>
                 <w:sz w:val="21"/>
                 <w:szCs w:val="21"/>
                 <w:lang w:eastAsia="zh-CN" w:bidi="ar"/>
               </w:rPr>
-              <w:t>500</w:t>
+              <w:t>0</w:t>
             </w:r>
           </w:p>
         </w:tc>
@@ -28780,25 +28517,19 @@
           <w:ilvl w:val="0"/>
           <w:numId w:val="10"/>
         </w:numPr>
-        <w:spacing w:before="53" w:line="301" w:lineRule="exact"/>
-        <w:ind w:left="133"/>
         <w:rPr>
           <w:rFonts w:ascii="Times New Roman" w:hAnsi="Times New Roman" w:eastAsia="微软雅黑" w:cs="Times New Roman"/>
-          <w:bCs/>
           <w:sz w:val="18"/>
-          <w:szCs w:val="18"/>
           <w:lang w:eastAsia="zh-CN"/>
         </w:rPr>
       </w:pPr>
       <w:r>
         <w:rPr>
           <w:rFonts w:hint="eastAsia" w:ascii="Times New Roman" w:hAnsi="Times New Roman" w:eastAsia="微软雅黑" w:cs="Times New Roman"/>
-          <w:bCs/>
           <w:sz w:val="18"/>
-          <w:szCs w:val="18"/>
-          <w:lang w:eastAsia="zh-CN"/>
-        </w:rPr>
-        <w:t>肿瘤细胞含量：送检样本经HE染色评估的肿瘤细胞含量。如送检样本不满足病理评估所需条件，则不进行此项评估。</w:t>
+          <w:lang w:eastAsia="zh-CN"/>
+        </w:rPr>
+        <w:t>肿瘤细胞含量：送检样本经HE染色评估的肿瘤细胞含量。如送检样本不满足病理评估所需条件，则不进行此项评估。{% if summaryOfRresults.type == “blood” %}血浆cfDNA样本不做此项评估。{% endif %}</w:t>
       </w:r>
     </w:p>
     <w:p>
@@ -28807,22 +28538,16 @@
           <w:ilvl w:val="0"/>
           <w:numId w:val="10"/>
         </w:numPr>
-        <w:spacing w:before="53" w:line="301" w:lineRule="exact"/>
-        <w:ind w:left="133"/>
         <w:rPr>
           <w:rFonts w:ascii="Times New Roman" w:hAnsi="Times New Roman" w:eastAsia="微软雅黑" w:cs="Times New Roman"/>
-          <w:bCs/>
           <w:sz w:val="18"/>
-          <w:szCs w:val="18"/>
           <w:lang w:eastAsia="zh-CN"/>
         </w:rPr>
       </w:pPr>
       <w:r>
         <w:rPr>
           <w:rFonts w:hint="eastAsia" w:ascii="Times New Roman" w:hAnsi="Times New Roman" w:eastAsia="微软雅黑" w:cs="Times New Roman"/>
-          <w:bCs/>
           <w:sz w:val="18"/>
-          <w:szCs w:val="18"/>
           <w:lang w:eastAsia="zh-CN"/>
         </w:rPr>
         <w:t>DNA总量：送检样本的DNA提取总量。</w:t>
@@ -28834,248 +28559,19 @@
           <w:ilvl w:val="0"/>
           <w:numId w:val="10"/>
         </w:numPr>
-        <w:spacing w:before="53" w:line="301" w:lineRule="exact"/>
-        <w:ind w:left="133"/>
         <w:rPr>
           <w:rFonts w:ascii="Times New Roman" w:hAnsi="Times New Roman" w:eastAsia="微软雅黑" w:cs="Times New Roman"/>
-          <w:bCs/>
           <w:sz w:val="18"/>
-          <w:szCs w:val="18"/>
           <w:lang w:eastAsia="zh-CN"/>
         </w:rPr>
       </w:pPr>
       <w:r>
         <w:rPr>
           <w:rFonts w:hint="eastAsia" w:ascii="Times New Roman" w:hAnsi="Times New Roman" w:eastAsia="微软雅黑" w:cs="Times New Roman"/>
-          <w:bCs/>
           <w:sz w:val="18"/>
-          <w:szCs w:val="18"/>
-          <w:lang w:eastAsia="zh-CN"/>
-        </w:rPr>
-        <w:t>DNA降解程度：</w:t>
-      </w:r>
-    </w:p>
-    <w:p>
-      <w:pPr>
-        <w:pStyle w:val="8"/>
-        <w:numPr>
-          <w:ilvl w:val="0"/>
-          <w:numId w:val="11"/>
-        </w:numPr>
-        <w:spacing w:line="270" w:lineRule="exact"/>
-        <w:ind w:left="613" w:leftChars="150" w:hanging="283"/>
-        <w:rPr>
-          <w:rFonts w:ascii="Times New Roman" w:hAnsi="Times New Roman" w:eastAsia="微软雅黑" w:cs="Times New Roman"/>
-          <w:bCs/>
-          <w:lang w:eastAsia="zh-CN"/>
-        </w:rPr>
-      </w:pPr>
-      <w:r>
-        <w:rPr>
-          <w:rFonts w:ascii="Times New Roman" w:hAnsi="Times New Roman" w:eastAsia="微软雅黑" w:cs="Times New Roman"/>
-          <w:bCs/>
-          <w:lang w:eastAsia="zh-CN"/>
-        </w:rPr>
-        <w:t>A级：有主带，或降解均匀且降解区域主要集中在5000bp以上</w:t>
-      </w:r>
-      <w:r>
-        <w:rPr>
-          <w:rFonts w:hint="eastAsia" w:ascii="Times New Roman" w:hAnsi="Times New Roman" w:eastAsia="微软雅黑" w:cs="Times New Roman"/>
-          <w:bCs/>
-          <w:lang w:eastAsia="zh-CN"/>
-        </w:rPr>
-        <w:t>；</w:t>
-      </w:r>
-    </w:p>
-    <w:p>
-      <w:pPr>
-        <w:pStyle w:val="8"/>
-        <w:numPr>
-          <w:ilvl w:val="0"/>
-          <w:numId w:val="11"/>
-        </w:numPr>
-        <w:spacing w:line="270" w:lineRule="exact"/>
-        <w:ind w:left="613" w:leftChars="150" w:hanging="283"/>
-        <w:rPr>
-          <w:rFonts w:ascii="Times New Roman" w:hAnsi="Times New Roman" w:eastAsia="微软雅黑" w:cs="Times New Roman"/>
-          <w:bCs/>
-          <w:lang w:eastAsia="zh-CN"/>
-        </w:rPr>
-      </w:pPr>
-      <w:r>
-        <w:rPr>
-          <w:rFonts w:ascii="Times New Roman" w:hAnsi="Times New Roman" w:eastAsia="微软雅黑" w:cs="Times New Roman"/>
-          <w:bCs/>
-          <w:lang w:eastAsia="zh-CN"/>
-        </w:rPr>
-        <w:t>B级：无主带，降解均匀且降解区域主要集中在1500-5000bp之间</w:t>
-      </w:r>
-      <w:r>
-        <w:rPr>
-          <w:rFonts w:hint="eastAsia" w:ascii="Times New Roman" w:hAnsi="Times New Roman" w:eastAsia="微软雅黑" w:cs="Times New Roman"/>
-          <w:bCs/>
-          <w:lang w:eastAsia="zh-CN"/>
-        </w:rPr>
-        <w:t>；</w:t>
-      </w:r>
-    </w:p>
-    <w:p>
-      <w:pPr>
-        <w:pStyle w:val="8"/>
-        <w:numPr>
-          <w:ilvl w:val="0"/>
-          <w:numId w:val="11"/>
-        </w:numPr>
-        <w:spacing w:line="270" w:lineRule="exact"/>
-        <w:ind w:left="613" w:leftChars="150" w:hanging="283"/>
-        <w:rPr>
-          <w:rFonts w:ascii="Times New Roman" w:hAnsi="Times New Roman" w:eastAsia="微软雅黑" w:cs="Times New Roman"/>
-          <w:bCs/>
-          <w:lang w:eastAsia="zh-CN"/>
-        </w:rPr>
-      </w:pPr>
-      <w:r>
-        <w:rPr>
-          <w:rFonts w:ascii="Times New Roman" w:hAnsi="Times New Roman" w:eastAsia="微软雅黑" w:cs="Times New Roman"/>
-          <w:bCs/>
-          <w:lang w:eastAsia="zh-CN"/>
-        </w:rPr>
-        <w:t>C级：无主带，降解均匀且降解区域主要集中在500-1500bp之间</w:t>
-      </w:r>
-      <w:r>
-        <w:rPr>
-          <w:rFonts w:hint="eastAsia" w:ascii="Times New Roman" w:hAnsi="Times New Roman" w:eastAsia="微软雅黑" w:cs="Times New Roman"/>
-          <w:bCs/>
-          <w:lang w:eastAsia="zh-CN"/>
-        </w:rPr>
-        <w:t>；</w:t>
-      </w:r>
-    </w:p>
-    <w:p>
-      <w:pPr>
-        <w:pStyle w:val="8"/>
-        <w:numPr>
-          <w:ilvl w:val="0"/>
-          <w:numId w:val="11"/>
-        </w:numPr>
-        <w:spacing w:line="270" w:lineRule="exact"/>
-        <w:ind w:left="613" w:leftChars="150" w:hanging="283"/>
-        <w:rPr>
-          <w:rFonts w:ascii="Times New Roman" w:hAnsi="Times New Roman" w:eastAsia="微软雅黑" w:cs="Times New Roman"/>
-          <w:bCs/>
-          <w:lang w:eastAsia="zh-CN"/>
-        </w:rPr>
-      </w:pPr>
-      <w:r>
-        <w:rPr>
-          <w:rFonts w:ascii="Times New Roman" w:hAnsi="Times New Roman" w:eastAsia="微软雅黑" w:cs="Times New Roman"/>
-          <w:bCs/>
-          <w:spacing w:val="3"/>
-          <w:lang w:eastAsia="zh-CN"/>
-        </w:rPr>
-        <w:t>D级</w:t>
-      </w:r>
-      <w:r>
-        <w:rPr>
-          <w:rFonts w:ascii="Times New Roman" w:hAnsi="Times New Roman" w:eastAsia="微软雅黑" w:cs="Times New Roman"/>
-          <w:bCs/>
-          <w:lang w:eastAsia="zh-CN"/>
-        </w:rPr>
-        <w:t>（</w:t>
-      </w:r>
-      <w:r>
-        <w:rPr>
-          <w:rFonts w:ascii="Times New Roman" w:hAnsi="Times New Roman" w:eastAsia="微软雅黑" w:cs="Times New Roman"/>
-          <w:bCs/>
-          <w:spacing w:val="1"/>
-          <w:lang w:eastAsia="zh-CN"/>
-        </w:rPr>
-        <w:t>不合格</w:t>
-      </w:r>
-      <w:r>
-        <w:rPr>
-          <w:rFonts w:ascii="Times New Roman" w:hAnsi="Times New Roman" w:eastAsia="微软雅黑" w:cs="Times New Roman"/>
-          <w:bCs/>
-          <w:spacing w:val="-90"/>
-          <w:lang w:eastAsia="zh-CN"/>
-        </w:rPr>
-        <w:t>）</w:t>
-      </w:r>
-      <w:r>
-        <w:rPr>
-          <w:rFonts w:ascii="Times New Roman" w:hAnsi="Times New Roman" w:eastAsia="微软雅黑" w:cs="Times New Roman"/>
-          <w:bCs/>
-          <w:lang w:eastAsia="zh-CN"/>
-        </w:rPr>
-        <w:t>）：无主带，降解均匀且降解区域主要集中在500-1500bp</w:t>
-      </w:r>
-      <w:r>
-        <w:rPr>
-          <w:rFonts w:ascii="Times New Roman" w:hAnsi="Times New Roman" w:eastAsia="微软雅黑" w:cs="Times New Roman"/>
-          <w:bCs/>
-          <w:spacing w:val="-1"/>
-          <w:lang w:eastAsia="zh-CN"/>
-        </w:rPr>
-        <w:t>之间，但总量介于</w:t>
-      </w:r>
-      <w:r>
-        <w:rPr>
-          <w:rFonts w:ascii="Times New Roman" w:hAnsi="Times New Roman" w:eastAsia="微软雅黑" w:cs="Times New Roman"/>
-          <w:bCs/>
-          <w:lang w:eastAsia="zh-CN"/>
-        </w:rPr>
-        <w:t>100ng</w:t>
-      </w:r>
-      <w:r>
-        <w:rPr>
-          <w:rFonts w:ascii="Times New Roman" w:hAnsi="Times New Roman" w:eastAsia="微软雅黑" w:cs="Times New Roman"/>
-          <w:bCs/>
-          <w:spacing w:val="-3"/>
-          <w:lang w:eastAsia="zh-CN"/>
-        </w:rPr>
-        <w:t>到</w:t>
-      </w:r>
-      <w:r>
-        <w:rPr>
-          <w:rFonts w:ascii="Times New Roman" w:hAnsi="Times New Roman" w:eastAsia="微软雅黑" w:cs="Times New Roman"/>
-          <w:bCs/>
-          <w:lang w:eastAsia="zh-CN"/>
-        </w:rPr>
-        <w:t>300ng之间；或降解区</w:t>
-      </w:r>
-      <w:r>
-        <w:rPr>
-          <w:rFonts w:ascii="Times New Roman" w:hAnsi="Times New Roman" w:eastAsia="微软雅黑" w:cs="Times New Roman"/>
-          <w:bCs/>
-          <w:spacing w:val="-2"/>
-          <w:lang w:eastAsia="zh-CN"/>
-        </w:rPr>
-        <w:t>域弥散在</w:t>
-      </w:r>
-      <w:r>
-        <w:rPr>
-          <w:rFonts w:ascii="Times New Roman" w:hAnsi="Times New Roman" w:eastAsia="微软雅黑" w:cs="Times New Roman"/>
-          <w:bCs/>
-          <w:lang w:eastAsia="zh-CN"/>
-        </w:rPr>
-        <w:t>150-1000bp</w:t>
-      </w:r>
-      <w:r>
-        <w:rPr>
-          <w:rFonts w:ascii="Times New Roman" w:hAnsi="Times New Roman" w:eastAsia="微软雅黑" w:cs="Times New Roman"/>
-          <w:bCs/>
-          <w:spacing w:val="-2"/>
-          <w:lang w:eastAsia="zh-CN"/>
-        </w:rPr>
-        <w:t>，或集中在</w:t>
-      </w:r>
-      <w:r>
-        <w:rPr>
-          <w:rFonts w:ascii="Times New Roman" w:hAnsi="Times New Roman" w:eastAsia="微软雅黑" w:cs="Times New Roman"/>
-          <w:bCs/>
-          <w:lang w:eastAsia="zh-CN"/>
-        </w:rPr>
-        <w:t>500bp以下。</w:t>
+          <w:lang w:eastAsia="zh-CN"/>
+        </w:rPr>
+        <w:t>DNA降解程度：1-2级别样本质量较好，3级不能满足检测要求{% if summaryOfRresults.type == “blood” %}；cfDNA样本不适用于此项评估{% endif %}。</w:t>
       </w:r>
     </w:p>
     <w:p>
@@ -29084,22 +28580,16 @@
           <w:ilvl w:val="0"/>
           <w:numId w:val="10"/>
         </w:numPr>
-        <w:spacing w:before="53" w:line="301" w:lineRule="exact"/>
-        <w:ind w:left="133"/>
-        <w:rPr>
-          <w:rFonts w:ascii="Times New Roman" w:hAnsi="Times New Roman" w:eastAsia="微软雅黑" w:cs="Times New Roman"/>
-          <w:bCs/>
+        <w:rPr>
+          <w:rFonts w:hint="eastAsia" w:ascii="Times New Roman" w:hAnsi="Times New Roman" w:eastAsia="微软雅黑" w:cs="Times New Roman"/>
           <w:sz w:val="18"/>
-          <w:szCs w:val="18"/>
           <w:lang w:eastAsia="zh-CN"/>
         </w:rPr>
       </w:pPr>
       <w:r>
         <w:rPr>
           <w:rFonts w:hint="eastAsia" w:ascii="Times New Roman" w:hAnsi="Times New Roman" w:eastAsia="微软雅黑" w:cs="Times New Roman"/>
-          <w:bCs/>
           <w:sz w:val="18"/>
-          <w:szCs w:val="18"/>
           <w:lang w:eastAsia="zh-CN"/>
         </w:rPr>
         <w:t>预文库总量：核酸片段经过接头连接和扩增纯化后中间产物的总量。</w:t>
@@ -29111,22 +28601,16 @@
           <w:ilvl w:val="0"/>
           <w:numId w:val="10"/>
         </w:numPr>
-        <w:spacing w:before="53" w:line="301" w:lineRule="exact"/>
-        <w:ind w:left="133"/>
-        <w:rPr>
-          <w:rFonts w:ascii="Times New Roman" w:hAnsi="Times New Roman" w:eastAsia="微软雅黑" w:cs="Times New Roman"/>
-          <w:bCs/>
+        <w:rPr>
+          <w:rFonts w:hint="eastAsia" w:ascii="Times New Roman" w:hAnsi="Times New Roman" w:eastAsia="微软雅黑" w:cs="Times New Roman"/>
           <w:sz w:val="18"/>
-          <w:szCs w:val="18"/>
           <w:lang w:eastAsia="zh-CN"/>
         </w:rPr>
       </w:pPr>
       <w:r>
         <w:rPr>
           <w:rFonts w:hint="eastAsia" w:ascii="Times New Roman" w:hAnsi="Times New Roman" w:eastAsia="微软雅黑" w:cs="Times New Roman"/>
-          <w:bCs/>
           <w:sz w:val="18"/>
-          <w:szCs w:val="18"/>
           <w:lang w:eastAsia="zh-CN"/>
         </w:rPr>
         <w:t>平均测序深度：目标区域每个碱基被测到的平均次数。</w:t>
@@ -29138,22 +28622,16 @@
           <w:ilvl w:val="0"/>
           <w:numId w:val="10"/>
         </w:numPr>
-        <w:spacing w:before="53" w:line="301" w:lineRule="exact"/>
-        <w:ind w:left="133"/>
-        <w:rPr>
-          <w:rFonts w:ascii="Times New Roman" w:hAnsi="Times New Roman" w:eastAsia="微软雅黑" w:cs="Times New Roman"/>
-          <w:bCs/>
+        <w:rPr>
+          <w:rFonts w:hint="eastAsia" w:ascii="Times New Roman" w:hAnsi="Times New Roman" w:eastAsia="微软雅黑" w:cs="Times New Roman"/>
           <w:sz w:val="18"/>
-          <w:szCs w:val="18"/>
           <w:lang w:eastAsia="zh-CN"/>
         </w:rPr>
       </w:pPr>
       <w:r>
         <w:rPr>
           <w:rFonts w:hint="eastAsia" w:ascii="Times New Roman" w:hAnsi="Times New Roman" w:eastAsia="微软雅黑" w:cs="Times New Roman"/>
-          <w:bCs/>
           <w:sz w:val="18"/>
-          <w:szCs w:val="18"/>
           <w:lang w:eastAsia="zh-CN"/>
         </w:rPr>
         <w:t>覆盖均一性：测序深度达到平均测序深度20%的碱基占比。</w:t>
@@ -29165,22 +28643,16 @@
           <w:ilvl w:val="0"/>
           <w:numId w:val="10"/>
         </w:numPr>
-        <w:spacing w:before="53" w:line="301" w:lineRule="exact"/>
-        <w:ind w:left="133"/>
-        <w:rPr>
-          <w:rFonts w:ascii="Times New Roman" w:hAnsi="Times New Roman" w:eastAsia="微软雅黑" w:cs="Times New Roman"/>
-          <w:bCs/>
+        <w:rPr>
+          <w:rFonts w:hint="eastAsia" w:ascii="Times New Roman" w:hAnsi="Times New Roman" w:eastAsia="微软雅黑" w:cs="Times New Roman"/>
           <w:sz w:val="18"/>
-          <w:szCs w:val="18"/>
           <w:lang w:eastAsia="zh-CN"/>
         </w:rPr>
       </w:pPr>
       <w:r>
         <w:rPr>
           <w:rFonts w:hint="eastAsia" w:ascii="Times New Roman" w:hAnsi="Times New Roman" w:eastAsia="微软雅黑" w:cs="Times New Roman"/>
-          <w:bCs/>
           <w:sz w:val="18"/>
-          <w:szCs w:val="18"/>
           <w:lang w:eastAsia="zh-CN"/>
         </w:rPr>
         <w:t>基因组比对率：比对到参考基因组上的reads数目占比。</w:t>
@@ -29192,22 +28664,16 @@
           <w:ilvl w:val="0"/>
           <w:numId w:val="10"/>
         </w:numPr>
-        <w:spacing w:before="53" w:line="301" w:lineRule="exact"/>
-        <w:ind w:left="133"/>
-        <w:rPr>
-          <w:rFonts w:ascii="Times New Roman" w:hAnsi="Times New Roman" w:eastAsia="微软雅黑" w:cs="Times New Roman"/>
-          <w:bCs/>
+        <w:rPr>
+          <w:rFonts w:hint="eastAsia" w:ascii="Times New Roman" w:hAnsi="Times New Roman" w:eastAsia="微软雅黑" w:cs="Times New Roman"/>
           <w:sz w:val="18"/>
-          <w:szCs w:val="18"/>
           <w:lang w:eastAsia="zh-CN"/>
         </w:rPr>
       </w:pPr>
       <w:r>
         <w:rPr>
           <w:rFonts w:hint="eastAsia" w:ascii="Times New Roman" w:hAnsi="Times New Roman" w:eastAsia="微软雅黑" w:cs="Times New Roman"/>
-          <w:bCs/>
           <w:sz w:val="18"/>
-          <w:szCs w:val="18"/>
           <w:lang w:eastAsia="zh-CN"/>
         </w:rPr>
         <w:t>碱基质量Q30占比：测序数据中碱基质量在Q30以上（即碱基识别错误率在千分之一以下）的占比。</w:t>
@@ -29219,38 +28685,20 @@
           <w:ilvl w:val="0"/>
           <w:numId w:val="10"/>
         </w:numPr>
-        <w:spacing w:before="53" w:line="301" w:lineRule="exact"/>
-        <w:ind w:left="133"/>
-        <w:rPr>
-          <w:rFonts w:ascii="Times New Roman" w:hAnsi="Times New Roman" w:eastAsia="微软雅黑" w:cs="Times New Roman"/>
-          <w:bCs/>
+        <w:rPr>
+          <w:rFonts w:hint="eastAsia" w:ascii="Times New Roman" w:hAnsi="Times New Roman" w:eastAsia="微软雅黑" w:cs="Times New Roman"/>
           <w:sz w:val="18"/>
-          <w:szCs w:val="18"/>
           <w:lang w:eastAsia="zh-CN"/>
         </w:rPr>
       </w:pPr>
       <w:r>
         <w:rPr>
           <w:rFonts w:hint="eastAsia" w:ascii="Times New Roman" w:hAnsi="Times New Roman" w:eastAsia="微软雅黑" w:cs="Times New Roman"/>
-          <w:bCs/>
           <w:sz w:val="18"/>
-          <w:szCs w:val="18"/>
-          <w:lang w:eastAsia="zh-CN"/>
-        </w:rPr>
-        <w:t>总体质量评估：根据DNA平均测序深度进行评估，分为“合格”、“警戒“、”不合格”三个等级。总体质量评估为“警戒“或者“不合格”时，均会影响检测的准确性和敏感性。</w:t>
-      </w:r>
-    </w:p>
-    <w:p>
-      <w:pPr>
-        <w:spacing w:before="53" w:line="301" w:lineRule="exact"/>
-        <w:rPr>
-          <w:rFonts w:ascii="Times New Roman" w:hAnsi="Times New Roman" w:eastAsia="微软雅黑" w:cs="Times New Roman"/>
-          <w:bCs/>
-          <w:sz w:val="18"/>
-          <w:szCs w:val="18"/>
-          <w:lang w:eastAsia="zh-CN"/>
-        </w:rPr>
-      </w:pPr>
+          <w:lang w:eastAsia="zh-CN"/>
+        </w:rPr>
+        <w:t>总体质量评估：根据 DNA 平均测序深度进行评估，分为“合格”、“警戒“、”不合格”三个等级。总体质量评估为“警戒“或者“不合格”时，均会影响检测的准确性和敏感性。</w:t>
+      </w:r>
     </w:p>
     <w:p>
       <w:pPr>
@@ -29292,9 +28740,9 @@
           <w:lang w:eastAsia="zh-CN"/>
         </w:rPr>
       </w:pPr>
-      <w:bookmarkStart w:id="112" w:name="_Toc14871"/>
+      <w:bookmarkStart w:id="112" w:name="_Toc30346"/>
       <w:bookmarkStart w:id="113" w:name="_Toc11406"/>
-      <w:bookmarkStart w:id="114" w:name="_Toc30346"/>
+      <w:bookmarkStart w:id="114" w:name="_Toc14871"/>
       <w:r>
         <w:rPr>
           <w:rFonts w:hint="eastAsia"/>
@@ -29865,26 +29313,26 @@
           <w:lang w:eastAsia="zh-CN"/>
         </w:rPr>
       </w:pPr>
-      <w:bookmarkStart w:id="115" w:name="_Toc3409"/>
-      <w:bookmarkStart w:id="116" w:name="_Toc15114"/>
-      <w:bookmarkStart w:id="117" w:name="_Toc2950"/>
-      <w:bookmarkStart w:id="118" w:name="_Toc5457"/>
-      <w:bookmarkStart w:id="119" w:name="_Toc10759"/>
+      <w:bookmarkStart w:id="115" w:name="_Toc15114"/>
+      <w:bookmarkStart w:id="116" w:name="_Toc2950"/>
+      <w:bookmarkStart w:id="117" w:name="_Toc3409"/>
+      <w:bookmarkStart w:id="118" w:name="_Toc30512"/>
+      <w:bookmarkStart w:id="119" w:name="_Toc11925"/>
       <w:bookmarkStart w:id="120" w:name="_Toc2482"/>
-      <w:bookmarkStart w:id="121" w:name="_Toc29105"/>
-      <w:bookmarkStart w:id="122" w:name="_Toc18198"/>
-      <w:bookmarkStart w:id="123" w:name="_Toc699"/>
-      <w:bookmarkStart w:id="124" w:name="_Toc11925"/>
+      <w:bookmarkStart w:id="121" w:name="_Toc18811"/>
+      <w:bookmarkStart w:id="122" w:name="_Toc13498"/>
+      <w:bookmarkStart w:id="123" w:name="_Toc5457"/>
+      <w:bookmarkStart w:id="124" w:name="_Toc29105"/>
       <w:bookmarkStart w:id="125" w:name="_Toc2699"/>
-      <w:bookmarkStart w:id="126" w:name="_Toc16663"/>
-      <w:bookmarkStart w:id="127" w:name="_Toc24462"/>
-      <w:bookmarkStart w:id="128" w:name="_Toc18811"/>
-      <w:bookmarkStart w:id="129" w:name="_Toc11535"/>
-      <w:bookmarkStart w:id="130" w:name="_Toc13498"/>
-      <w:bookmarkStart w:id="131" w:name="_Toc30512"/>
-      <w:bookmarkStart w:id="132" w:name="_Toc8550"/>
-      <w:bookmarkStart w:id="133" w:name="_Toc28557"/>
-      <w:bookmarkStart w:id="134" w:name="_Toc32447"/>
+      <w:bookmarkStart w:id="126" w:name="_Toc699"/>
+      <w:bookmarkStart w:id="127" w:name="_Toc16663"/>
+      <w:bookmarkStart w:id="128" w:name="_Toc28557"/>
+      <w:bookmarkStart w:id="129" w:name="_Toc10759"/>
+      <w:bookmarkStart w:id="130" w:name="_Toc24462"/>
+      <w:bookmarkStart w:id="131" w:name="_Toc8550"/>
+      <w:bookmarkStart w:id="132" w:name="_Toc11535"/>
+      <w:bookmarkStart w:id="133" w:name="_Toc32447"/>
+      <w:bookmarkStart w:id="134" w:name="_Toc18198"/>
       <w:r>
         <w:rPr>
           <w:rFonts w:hint="eastAsia"/>
@@ -30113,16 +29561,16 @@
           <w:lang w:eastAsia="zh-CN"/>
         </w:rPr>
       </w:pPr>
-      <w:bookmarkStart w:id="135" w:name="_Toc18372"/>
-      <w:bookmarkStart w:id="136" w:name="_Toc11901"/>
-      <w:bookmarkStart w:id="137" w:name="_Toc27809"/>
-      <w:bookmarkStart w:id="138" w:name="_Toc4503"/>
-      <w:bookmarkStart w:id="139" w:name="_Toc17792_WPSOffice_Level2"/>
-      <w:bookmarkStart w:id="140" w:name="_Toc13275"/>
-      <w:bookmarkStart w:id="141" w:name="_Toc19584_WPSOffice_Level1"/>
+      <w:bookmarkStart w:id="135" w:name="_Toc11901"/>
+      <w:bookmarkStart w:id="136" w:name="_Toc4503"/>
+      <w:bookmarkStart w:id="137" w:name="_Toc18372"/>
+      <w:bookmarkStart w:id="138" w:name="_Toc27809"/>
+      <w:bookmarkStart w:id="139" w:name="_Toc19584_WPSOffice_Level1"/>
+      <w:bookmarkStart w:id="140" w:name="_Toc17792_WPSOffice_Level2"/>
+      <w:bookmarkStart w:id="141" w:name="_Toc14611_WPSOffice_Level1"/>
       <w:bookmarkStart w:id="142" w:name="_Toc22162_WPSOffice_Level1"/>
-      <w:bookmarkStart w:id="143" w:name="_Toc22623"/>
-      <w:bookmarkStart w:id="144" w:name="_Toc14611_WPSOffice_Level1"/>
+      <w:bookmarkStart w:id="143" w:name="_Toc13275"/>
+      <w:bookmarkStart w:id="144" w:name="_Toc22623"/>
       <w:r>
         <w:rPr>
           <w:rFonts w:hint="eastAsia"/>
@@ -32304,18 +31752,6 @@
     </w:lvl>
   </w:abstractNum>
   <w:abstractNum w:abstractNumId="1">
-    <w:nsid w:val="D13E0B0B"/>
-    <w:multiLevelType w:val="singleLevel"/>
-    <w:tmpl w:val="D13E0B0B"/>
-    <w:lvl w:ilvl="0" w:tentative="0">
-      <w:start w:val="1"/>
-      <w:numFmt w:val="decimal"/>
-      <w:suff w:val="space"/>
-      <w:lvlText w:val="%1."/>
-      <w:lvlJc w:val="left"/>
-    </w:lvl>
-  </w:abstractNum>
-  <w:abstractNum w:abstractNumId="2">
     <w:nsid w:val="FE6C8412"/>
     <w:multiLevelType w:val="singleLevel"/>
     <w:tmpl w:val="FE6C8412"/>
@@ -32328,11 +31764,13 @@
         <w:ind w:left="425" w:hanging="425"/>
       </w:pPr>
       <w:rPr>
-        <w:rFonts w:hint="default"/>
+        <w:rFonts w:hint="default" w:ascii="Times New Roman" w:hAnsi="Times New Roman" w:cs="Times New Roman"/>
+        <w:sz w:val="18"/>
+        <w:szCs w:val="18"/>
       </w:rPr>
     </w:lvl>
   </w:abstractNum>
-  <w:abstractNum w:abstractNumId="3">
+  <w:abstractNum w:abstractNumId="2">
     <w:nsid w:val="12167FD4"/>
     <w:multiLevelType w:val="multilevel"/>
     <w:tmpl w:val="12167FD4"/>
@@ -32418,7 +31856,7 @@
       </w:pPr>
     </w:lvl>
   </w:abstractNum>
-  <w:abstractNum w:abstractNumId="4">
+  <w:abstractNum w:abstractNumId="3">
     <w:nsid w:val="2CEC1C1C"/>
     <w:multiLevelType w:val="multilevel"/>
     <w:tmpl w:val="2CEC1C1C"/>
@@ -32532,7 +31970,7 @@
       </w:rPr>
     </w:lvl>
   </w:abstractNum>
-  <w:abstractNum w:abstractNumId="5">
+  <w:abstractNum w:abstractNumId="4">
     <w:nsid w:val="34613CBC"/>
     <w:multiLevelType w:val="multilevel"/>
     <w:tmpl w:val="34613CBC"/>
@@ -32650,7 +32088,7 @@
       </w:rPr>
     </w:lvl>
   </w:abstractNum>
-  <w:abstractNum w:abstractNumId="6">
+  <w:abstractNum w:abstractNumId="5">
     <w:nsid w:val="361A96C8"/>
     <w:multiLevelType w:val="singleLevel"/>
     <w:tmpl w:val="361A96C8"/>
@@ -32670,7 +32108,7 @@
       </w:rPr>
     </w:lvl>
   </w:abstractNum>
-  <w:abstractNum w:abstractNumId="7">
+  <w:abstractNum w:abstractNumId="6">
     <w:nsid w:val="537D38B0"/>
     <w:multiLevelType w:val="multilevel"/>
     <w:tmpl w:val="537D38B0"/>
@@ -32788,24 +32226,7 @@
       </w:rPr>
     </w:lvl>
   </w:abstractNum>
-  <w:abstractNum w:abstractNumId="8">
-    <w:nsid w:val="58AABCAB"/>
-    <w:multiLevelType w:val="singleLevel"/>
-    <w:tmpl w:val="58AABCAB"/>
-    <w:lvl w:ilvl="0" w:tentative="0">
-      <w:start w:val="1"/>
-      <w:numFmt w:val="bullet"/>
-      <w:lvlText w:val=""/>
-      <w:lvlJc w:val="left"/>
-      <w:pPr>
-        <w:ind w:left="420" w:hanging="420"/>
-      </w:pPr>
-      <w:rPr>
-        <w:rFonts w:hint="default" w:ascii="Wingdings" w:hAnsi="Wingdings"/>
-      </w:rPr>
-    </w:lvl>
-  </w:abstractNum>
-  <w:abstractNum w:abstractNumId="9">
+  <w:abstractNum w:abstractNumId="7">
     <w:nsid w:val="5B812BEF"/>
     <w:multiLevelType w:val="multilevel"/>
     <w:tmpl w:val="5B812BEF"/>
@@ -32923,7 +32344,7 @@
       </w:rPr>
     </w:lvl>
   </w:abstractNum>
-  <w:abstractNum w:abstractNumId="10">
+  <w:abstractNum w:abstractNumId="8">
     <w:nsid w:val="64416983"/>
     <w:multiLevelType w:val="multilevel"/>
     <w:tmpl w:val="64416983"/>
@@ -33037,38 +32458,174 @@
       </w:rPr>
     </w:lvl>
   </w:abstractNum>
+  <w:abstractNum w:abstractNumId="9">
+    <w:nsid w:val="70C53F05"/>
+    <w:multiLevelType w:val="multilevel"/>
+    <w:tmpl w:val="70C53F05"/>
+    <w:lvl w:ilvl="0" w:tentative="0">
+      <w:start w:val="1"/>
+      <w:numFmt w:val="decimal"/>
+      <w:lvlText w:val="%1."/>
+      <w:lvlJc w:val="left"/>
+      <w:pPr>
+        <w:ind w:left="425" w:hanging="425"/>
+      </w:pPr>
+      <w:rPr>
+        <w:rFonts w:hint="default"/>
+        <w:sz w:val="18"/>
+        <w:szCs w:val="18"/>
+      </w:rPr>
+    </w:lvl>
+    <w:lvl w:ilvl="1" w:tentative="0">
+      <w:start w:val="1"/>
+      <w:numFmt w:val="decimal"/>
+      <w:lvlText w:val="(%2)"/>
+      <w:lvlJc w:val="left"/>
+      <w:pPr>
+        <w:tabs>
+          <w:tab w:val="left" w:pos="840"/>
+        </w:tabs>
+        <w:ind w:left="840" w:hanging="420"/>
+      </w:pPr>
+      <w:rPr>
+        <w:rFonts w:hint="default"/>
+      </w:rPr>
+    </w:lvl>
+    <w:lvl w:ilvl="2" w:tentative="0">
+      <w:start w:val="1"/>
+      <w:numFmt w:val="decimalEnclosedCircleChinese"/>
+      <w:lvlText w:val="%3"/>
+      <w:lvlJc w:val="left"/>
+      <w:pPr>
+        <w:tabs>
+          <w:tab w:val="left" w:pos="1260"/>
+        </w:tabs>
+        <w:ind w:left="1260" w:hanging="420"/>
+      </w:pPr>
+      <w:rPr>
+        <w:rFonts w:hint="default"/>
+      </w:rPr>
+    </w:lvl>
+    <w:lvl w:ilvl="3" w:tentative="0">
+      <w:start w:val="1"/>
+      <w:numFmt w:val="decimal"/>
+      <w:lvlText w:val="%4)"/>
+      <w:lvlJc w:val="left"/>
+      <w:pPr>
+        <w:tabs>
+          <w:tab w:val="left" w:pos="1680"/>
+        </w:tabs>
+        <w:ind w:left="1680" w:hanging="420"/>
+      </w:pPr>
+      <w:rPr>
+        <w:rFonts w:hint="default"/>
+      </w:rPr>
+    </w:lvl>
+    <w:lvl w:ilvl="4" w:tentative="0">
+      <w:start w:val="1"/>
+      <w:numFmt w:val="lowerLetter"/>
+      <w:lvlText w:val="%5."/>
+      <w:lvlJc w:val="left"/>
+      <w:pPr>
+        <w:tabs>
+          <w:tab w:val="left" w:pos="2100"/>
+        </w:tabs>
+        <w:ind w:left="2100" w:hanging="420"/>
+      </w:pPr>
+      <w:rPr>
+        <w:rFonts w:hint="default"/>
+      </w:rPr>
+    </w:lvl>
+    <w:lvl w:ilvl="5" w:tentative="0">
+      <w:start w:val="1"/>
+      <w:numFmt w:val="lowerLetter"/>
+      <w:lvlText w:val="%6)"/>
+      <w:lvlJc w:val="left"/>
+      <w:pPr>
+        <w:tabs>
+          <w:tab w:val="left" w:pos="2520"/>
+        </w:tabs>
+        <w:ind w:left="2520" w:hanging="420"/>
+      </w:pPr>
+      <w:rPr>
+        <w:rFonts w:hint="default"/>
+      </w:rPr>
+    </w:lvl>
+    <w:lvl w:ilvl="6" w:tentative="0">
+      <w:start w:val="1"/>
+      <w:numFmt w:val="lowerRoman"/>
+      <w:lvlText w:val="%7."/>
+      <w:lvlJc w:val="left"/>
+      <w:pPr>
+        <w:tabs>
+          <w:tab w:val="left" w:pos="2940"/>
+        </w:tabs>
+        <w:ind w:left="2940" w:hanging="420"/>
+      </w:pPr>
+      <w:rPr>
+        <w:rFonts w:hint="default"/>
+      </w:rPr>
+    </w:lvl>
+    <w:lvl w:ilvl="7" w:tentative="0">
+      <w:start w:val="1"/>
+      <w:numFmt w:val="lowerRoman"/>
+      <w:lvlText w:val="%8)"/>
+      <w:lvlJc w:val="left"/>
+      <w:pPr>
+        <w:tabs>
+          <w:tab w:val="left" w:pos="3360"/>
+        </w:tabs>
+        <w:ind w:left="3360" w:hanging="420"/>
+      </w:pPr>
+      <w:rPr>
+        <w:rFonts w:hint="default"/>
+      </w:rPr>
+    </w:lvl>
+    <w:lvl w:ilvl="8" w:tentative="0">
+      <w:start w:val="1"/>
+      <w:numFmt w:val="lowerLetter"/>
+      <w:lvlText w:val="%9."/>
+      <w:lvlJc w:val="left"/>
+      <w:pPr>
+        <w:tabs>
+          <w:tab w:val="left" w:pos="3780"/>
+        </w:tabs>
+        <w:ind w:left="3780" w:hanging="420"/>
+      </w:pPr>
+      <w:rPr>
+        <w:rFonts w:hint="default"/>
+      </w:rPr>
+    </w:lvl>
+  </w:abstractNum>
   <w:num w:numId="1">
+    <w:abstractNumId w:val="6"/>
+  </w:num>
+  <w:num w:numId="2">
+    <w:abstractNumId w:val="8"/>
+  </w:num>
+  <w:num w:numId="3">
     <w:abstractNumId w:val="7"/>
   </w:num>
-  <w:num w:numId="2">
-    <w:abstractNumId w:val="10"/>
+  <w:num w:numId="4">
+    <w:abstractNumId w:val="3"/>
   </w:num>
-  <w:num w:numId="3">
-    <w:abstractNumId w:val="9"/>
-  </w:num>
-  <w:num w:numId="4">
+  <w:num w:numId="5">
     <w:abstractNumId w:val="4"/>
   </w:num>
-  <w:num w:numId="5">
-    <w:abstractNumId w:val="5"/>
-  </w:num>
   <w:num w:numId="6">
-    <w:abstractNumId w:val="2"/>
+    <w:abstractNumId w:val="1"/>
   </w:num>
   <w:num w:numId="7">
     <w:abstractNumId w:val="0"/>
   </w:num>
   <w:num w:numId="8">
-    <w:abstractNumId w:val="6"/>
+    <w:abstractNumId w:val="5"/>
   </w:num>
   <w:num w:numId="9">
-    <w:abstractNumId w:val="3"/>
+    <w:abstractNumId w:val="2"/>
   </w:num>
   <w:num w:numId="10">
-    <w:abstractNumId w:val="1"/>
-  </w:num>
-  <w:num w:numId="11">
-    <w:abstractNumId w:val="8"/>
+    <w:abstractNumId w:val="9"/>
   </w:num>
 </w:numbering>
 </file>
